--- a/Disobedient Complaints.docx
+++ b/Disobedient Complaints.docx
@@ -17687,7 +17687,21 @@
         <w:rPr>
           <w:rFonts w:eastAsia="思源黑体 CN Regular"/>
         </w:rPr>
-        <w:t>talk with ur parents about it</w:t>
+        <w:t xml:space="preserve">talk with </w:t>
+      </w:r>
+      <w:proofErr w:type="spellStart"/>
+      <w:r>
+        <w:rPr>
+          <w:rFonts w:eastAsia="思源黑体 CN Regular"/>
+        </w:rPr>
+        <w:t>ur</w:t>
+      </w:r>
+      <w:proofErr w:type="spellEnd"/>
+      <w:r>
+        <w:rPr>
+          <w:rFonts w:eastAsia="思源黑体 CN Regular"/>
+        </w:rPr>
+        <w:t xml:space="preserve"> parents about it</w:t>
       </w:r>
     </w:p>
     <w:p>
@@ -17711,25 +17725,19 @@
           <w:rFonts w:eastAsia="思源黑体 CN Regular"/>
         </w:rPr>
       </w:pPr>
-      <w:r>
-        <w:rPr>
-          <w:rFonts w:eastAsia="思源黑体 CN Regular"/>
-        </w:rPr>
-        <w:t xml:space="preserve">chinese people dont try that. people think if a child tastes </w:t>
-      </w:r>
-      <w:proofErr w:type="gramStart"/>
-      <w:r>
-        <w:rPr>
-          <w:rFonts w:eastAsia="思源黑体 CN Regular"/>
-        </w:rPr>
-        <w:t>freedom</w:t>
-      </w:r>
-      <w:proofErr w:type="gramEnd"/>
-      <w:r>
-        <w:rPr>
-          <w:rFonts w:eastAsia="思源黑体 CN Regular"/>
-        </w:rPr>
-        <w:t xml:space="preserve"> then they'll be bad. that's why kindergartens here have holiday homework</w:t>
+      <w:proofErr w:type="spellStart"/>
+      <w:r>
+        <w:rPr>
+          <w:rFonts w:eastAsia="思源黑体 CN Regular"/>
+        </w:rPr>
+        <w:t>chinese</w:t>
+      </w:r>
+      <w:proofErr w:type="spellEnd"/>
+      <w:r>
+        <w:rPr>
+          <w:rFonts w:eastAsia="思源黑体 CN Regular"/>
+        </w:rPr>
+        <w:t xml:space="preserve"> people dont try that. people think if a child tastes freedom then they'll be bad. that's why kindergartens here have holiday homework</w:t>
       </w:r>
     </w:p>
     <w:p>
@@ -17881,21 +17889,7 @@
         <w:rPr>
           <w:rFonts w:eastAsia="思源黑体 CN Regular"/>
         </w:rPr>
-        <w:t xml:space="preserve">The toughest Chinese are the children, who are still happily facing and thinking about being </w:t>
-      </w:r>
-      <w:proofErr w:type="gramStart"/>
-      <w:r>
-        <w:rPr>
-          <w:rFonts w:eastAsia="思源黑体 CN Regular"/>
-        </w:rPr>
-        <w:t>more optimistic and strong</w:t>
-      </w:r>
-      <w:proofErr w:type="gramEnd"/>
-      <w:r>
-        <w:rPr>
-          <w:rFonts w:eastAsia="思源黑体 CN Regular"/>
-        </w:rPr>
-        <w:t xml:space="preserve"> under the many constraints and punishments and 14-hour-a-day commands and labors. Adults in China lament online, "I miss having someone to discipline me! Now, there's no one to discipline me, so I'm so indulgent to focus on the pain and too lazy to seek improvement in my life. It would have been nice to have someone reprimand me when I complained! Then I could be happier!" After these mortifying, religiously sanctimonious pronouncements, what is the conclusion they come to? If children were disciplined more severely, they would have a happier future. The Chinese believe that for both children and adults, the way to improve character, to be stronger and therefore happier, consists in accepting and even appreciating the pains of life with the mindset of a small child who does not yet feel rebellious. But for the child, as a different species from the adult, there is another approach that should be attached to it, namely, more discipline and present suffering, which is considered unhelpful to the adult.</w:t>
+        <w:t>The toughest Chinese are the children, who are still happily facing and thinking about being more optimistic and strong under the many constraints and punishments and 14-hour-a-day commands and labors. Adults in China lament online, "I miss having someone to discipline me! Now, there's no one to discipline me, so I'm so indulgent to focus on the pain and too lazy to seek improvement in my life. It would have been nice to have someone reprimand me when I complained! Then I could be happier!" After these mortifying, religiously sanctimonious pronouncements, what is the conclusion they come to? If children were disciplined more severely, they would have a happier future. The Chinese believe that for both children and adults, the way to improve character, to be stronger and therefore happier, consists in accepting and even appreciating the pains of life with the mindset of a small child who does not yet feel rebellious. But for the child, as a different species from the adult, there is another approach that should be attached to it, namely, more discipline and present suffering, which is considered unhelpful to the adult.</w:t>
       </w:r>
     </w:p>
     <w:p>
@@ -18096,21 +18090,7 @@
         <w:rPr>
           <w:rFonts w:eastAsia="思源黑体 CN Regular"/>
         </w:rPr>
-        <w:t>西方人</w:t>
-      </w:r>
-      <w:proofErr w:type="gramStart"/>
-      <w:r>
-        <w:rPr>
-          <w:rFonts w:eastAsia="思源黑体 CN Regular"/>
-        </w:rPr>
-        <w:t>训</w:t>
-      </w:r>
-      <w:proofErr w:type="gramEnd"/>
-      <w:r>
-        <w:rPr>
-          <w:rFonts w:eastAsia="思源黑体 CN Regular"/>
-        </w:rPr>
-        <w:t>孩子的时候，至少还得借耶稣之口，说上帝要你遵守的美德，你无法理解，但是你也得遵守，管这叫天机不可泄露</w:t>
+        <w:t>西方人训孩子的时候，至少还得借耶稣之口，说上帝要你遵守的美德，你无法理解，但是你也得遵守，管这叫天机不可泄露</w:t>
       </w:r>
     </w:p>
     <w:p>
@@ -18223,21 +18203,7 @@
         <w:rPr>
           <w:rFonts w:eastAsia="思源黑体 CN Regular"/>
         </w:rPr>
-        <w:t>不像他们，还得托</w:t>
-      </w:r>
-      <w:proofErr w:type="gramStart"/>
-      <w:r>
-        <w:rPr>
-          <w:rFonts w:eastAsia="思源黑体 CN Regular"/>
-        </w:rPr>
-        <w:t>一</w:t>
-      </w:r>
-      <w:proofErr w:type="gramEnd"/>
-      <w:r>
-        <w:rPr>
-          <w:rFonts w:eastAsia="思源黑体 CN Regular"/>
-        </w:rPr>
-        <w:t>个别的神</w:t>
+        <w:t>不像他们，还得托一个别的神</w:t>
       </w:r>
     </w:p>
     <w:p>
@@ -18444,21 +18410,7 @@
         <w:rPr>
           <w:rFonts w:eastAsia="思源黑体 CN Regular"/>
         </w:rPr>
-        <w:t>然后我</w:t>
-      </w:r>
-      <w:proofErr w:type="gramStart"/>
-      <w:r>
-        <w:rPr>
-          <w:rFonts w:eastAsia="思源黑体 CN Regular"/>
-        </w:rPr>
-        <w:t>下课问</w:t>
-      </w:r>
-      <w:proofErr w:type="gramEnd"/>
-      <w:r>
-        <w:rPr>
-          <w:rFonts w:eastAsia="思源黑体 CN Regular"/>
-        </w:rPr>
-        <w:t>我同学，问他，这老师说的怎么样</w:t>
+        <w:t>然后我下课问我同学，问他，这老师说的怎么样</w:t>
       </w:r>
     </w:p>
     <w:p>
@@ -18511,21 +18463,7 @@
         <w:rPr>
           <w:rFonts w:eastAsia="思源黑体 CN Regular"/>
         </w:rPr>
-        <w:t xml:space="preserve">People always say that </w:t>
-      </w:r>
-      <w:proofErr w:type="gramStart"/>
-      <w:r>
-        <w:rPr>
-          <w:rFonts w:eastAsia="思源黑体 CN Regular"/>
-        </w:rPr>
-        <w:t>teenagers</w:t>
-      </w:r>
-      <w:proofErr w:type="gramEnd"/>
-      <w:r>
-        <w:rPr>
-          <w:rFonts w:eastAsia="思源黑体 CN Regular"/>
-        </w:rPr>
-        <w:t xml:space="preserve"> rebel. They are indeed under more pressure than they are younger. But those more fundamental things happen from birth, don't they?</w:t>
+        <w:t>People always say that teenagers rebel. They are indeed under more pressure than they are younger. But those more fundamental things happen from birth, don't they?</w:t>
       </w:r>
     </w:p>
     <w:p>
@@ -18639,7 +18577,35 @@
         <w:rPr>
           <w:rFonts w:eastAsia="思源黑体 CN Regular"/>
         </w:rPr>
-        <w:t>Think of it this way. When you go to school, you study 10 hours a day. If you're not constrained, you can study only what you need to, and 5 hours a day is enough. If you only need to study 5 hours a day, you don't need any punishment or reprimand. You feel now that you can't learn for 5 hours a day. That's because you're still disciplined and you feel angry and sometimes rebellious. And, even if you still need to study 10 hours a day, there are plenty of other ways to do that with no one constraining or punishing you. For example, find a friend to keep you company. Let's say, hypothetically, that you have no idea what you need to learn and therefore you need to learn 15 hours a day after you leave school. Then you just go on to school. Just, you don't need to be punished or disciplined. You skip maybe 30% of the classes freely, and you use 10 × 30% × 1.5 = 4.5(hr) to remedy that. 7 + 4.5 = 11.5(hr) per day. You have just traded 1.5hr/day for freedom and still get the same result. Still, find a friend to accompany you.</w:t>
+        <w:t>Think of it this way. When you go to school, you study 10 hours a day. If you're not constrained, you can study only what you need to, and 5 hours a day is enough. If you only need to study 5 hours a day, you don't need any punishment or reprimand. You feel now that you can't learn for 5 hours a day. That's because you're still disciplined and you feel angry and sometimes rebellious. And, even if you still need to study 10 hours a day, there are plenty of other ways to do that with no one constraining or punishing you. For example, find a friend to keep you company. Let's say, hypothetically, that you have no idea what you need to learn and therefore you need to learn 15 hours a day after you leave school. Then you just go on to school. Just, you don't need to be punished or disciplined. You skip maybe 30% of the classes freely, and you use 10 × 30% × 1.5 = 4.5(</w:t>
+      </w:r>
+      <w:proofErr w:type="spellStart"/>
+      <w:r>
+        <w:rPr>
+          <w:rFonts w:eastAsia="思源黑体 CN Regular"/>
+        </w:rPr>
+        <w:t>hr</w:t>
+      </w:r>
+      <w:proofErr w:type="spellEnd"/>
+      <w:r>
+        <w:rPr>
+          <w:rFonts w:eastAsia="思源黑体 CN Regular"/>
+        </w:rPr>
+        <w:t>) to remedy that. 7 + 4.5 = 11.5(</w:t>
+      </w:r>
+      <w:proofErr w:type="spellStart"/>
+      <w:r>
+        <w:rPr>
+          <w:rFonts w:eastAsia="思源黑体 CN Regular"/>
+        </w:rPr>
+        <w:t>hr</w:t>
+      </w:r>
+      <w:proofErr w:type="spellEnd"/>
+      <w:r>
+        <w:rPr>
+          <w:rFonts w:eastAsia="思源黑体 CN Regular"/>
+        </w:rPr>
+        <w:t>) per day. You have just traded 1.5hr/day for freedom and still get the same result. Still, find a friend to accompany you.</w:t>
       </w:r>
     </w:p>
     <w:p>
@@ -18671,7 +18637,21 @@
           <w:rFonts w:eastAsia="思源黑体 CN Regular"/>
         </w:rPr>
         <w:lastRenderedPageBreak/>
-        <w:t>actually do those five things assuming no one is pushing you. Aware of these things frightens you, because your anger does not want to go away, and because these things may be the reason why others are willing to accept being constrained; whether consciously or not, you always inevitably ask yourself why you can't be as obedient as they are. Another reason to feel fear is that you fear that accepting them will lead you to inadvertently accept what you are not forced to do, or to miss out on ideas that can be used to try and persuade the person constraining you. People criticize you every day with inadequate arguments, and you reflect on it with a hundred times the thought they did when they criticized you, so that you don't feel as bad as being criticized. Lying to yourself or not thinking enough will not make you feel good either, because (1) they will point out tomorrow where you are deceiving yourself or underconsidering (albeit in the middle of 50 criticisms with insufficient reasons), and (2) one of the main reasons why this kind of thinking makes you feel better is that you use your thinking to persuade the person who restricts you in your imagination (although this communication does not have a chance to happen), and false or insufficient reflection does not reassure you.</w:t>
+        <w:t xml:space="preserve">actually do those five things assuming no one is pushing you. Aware of these things frightens you, because your anger does not want to go away, and because these things may be the reason why others are willing to accept being constrained; whether consciously or not, you always inevitably ask yourself why you can't be as obedient as they are. Another reason to feel fear is that you fear that accepting them will lead you to inadvertently accept what you are not forced to do, or to miss out on ideas that can be used to try and persuade the person constraining you. People criticize you every day with inadequate arguments, and you reflect on it with a hundred times the thought they did when they criticized you, so that you don't feel as bad as being criticized. Lying to yourself or not thinking enough will not make you feel good either, because (1) they will point out tomorrow where you are deceiving yourself or </w:t>
+      </w:r>
+      <w:proofErr w:type="spellStart"/>
+      <w:r>
+        <w:rPr>
+          <w:rFonts w:eastAsia="思源黑体 CN Regular"/>
+        </w:rPr>
+        <w:t>underconsidering</w:t>
+      </w:r>
+      <w:proofErr w:type="spellEnd"/>
+      <w:r>
+        <w:rPr>
+          <w:rFonts w:eastAsia="思源黑体 CN Regular"/>
+        </w:rPr>
+        <w:t xml:space="preserve"> (albeit in the middle of 50 criticisms with insufficient reasons), and (2) one of the main reasons why this kind of thinking makes you feel better is that you use your thinking to persuade the person who restricts you in your imagination (although this communication does not have a chance to happen), and false or insufficient reflection does not reassure you.</w:t>
       </w:r>
     </w:p>
     <w:p>
@@ -18692,7 +18672,35 @@
           <w:rFonts w:eastAsia="思源黑体 CN Regular"/>
         </w:rPr>
         <w:lastRenderedPageBreak/>
-        <w:t>secondary schools here, and most importantly, no one punishes or shames me. I still have to do things to graduate, and I have to push myself to do things sometimes. I realised that I could say to myself, "I went through so much in primary and secondary school, I just need to emulate what I did then, but do college tasks as I wish." That thought really scared me. Although, I could argue that just because I push myself in this way doesn't mean I'm in favour of primary and secondary school; I'd rather I didn't have primary and secondary school experiences to draw on, but primary and secondary school experiences are a fait accompli. But, no, I'm not going to rush myself by recalling my primary and secondary school experiences. To take a step back, a month or two of experience can provide experience, not 12 years of primary and secondary school. Taking another step back, one may feel rebellious and try to deliberately lose the ability to exercise self-discipline that one gets from primary and secondary school. People can be so in love with freedom that after they get it, they still, sometimes, choose to destroy what others have built in them that could have been of use to them.</w:t>
+        <w:t xml:space="preserve">secondary schools here, and most importantly, no one punishes or shames me. I still have to do things to graduate, and I have to push myself to do things sometimes. I </w:t>
+      </w:r>
+      <w:proofErr w:type="spellStart"/>
+      <w:r>
+        <w:rPr>
+          <w:rFonts w:eastAsia="思源黑体 CN Regular"/>
+        </w:rPr>
+        <w:t>realised</w:t>
+      </w:r>
+      <w:proofErr w:type="spellEnd"/>
+      <w:r>
+        <w:rPr>
+          <w:rFonts w:eastAsia="思源黑体 CN Regular"/>
+        </w:rPr>
+        <w:t xml:space="preserve"> that I could say to myself, "I went through so much in primary and secondary school, I just need to emulate what I did then, but do college tasks as I wish." That thought really scared me. Although, I could argue that just because I push myself in this way doesn't mean I'm in </w:t>
+      </w:r>
+      <w:proofErr w:type="spellStart"/>
+      <w:r>
+        <w:rPr>
+          <w:rFonts w:eastAsia="思源黑体 CN Regular"/>
+        </w:rPr>
+        <w:t>favour</w:t>
+      </w:r>
+      <w:proofErr w:type="spellEnd"/>
+      <w:r>
+        <w:rPr>
+          <w:rFonts w:eastAsia="思源黑体 CN Regular"/>
+        </w:rPr>
+        <w:t xml:space="preserve"> of primary and secondary school; I'd rather I didn't have primary and secondary school experiences to draw on, but primary and secondary school experiences are a fait accompli. But, no, I'm not going to rush myself by recalling my primary and secondary school experiences. To take a step back, a month or two of experience can provide experience, not 12 years of primary and secondary school. Taking another step back, one may feel rebellious and try to deliberately lose the ability to exercise self-discipline that one gets from primary and secondary school. People can be so in love with freedom that after they get it, they still, sometimes, choose to destroy what others have built in them that could have been of use to them.</w:t>
       </w:r>
     </w:p>
     <w:p>
@@ -18770,7 +18778,21 @@
         <w:rPr>
           <w:rFonts w:eastAsia="思源黑体 CN Regular"/>
         </w:rPr>
-        <w:t>I guess it's mostly American here. Then I want to say to you: I don't believe in the vast majority of constraints on children, I don't think adults should have that much power, and I believe that children's freedom is also important. Most parents probably don't think the same way I do. If, unfortunately, things go as I have already mentioned, I have an indulgent desire: I want every child to have some at least a few months, without facing any tasks, constraints, disciplines, reprimands or punishments, just playing with their phones for weeks on end, and, I advise them to think about their freedom, to be able to feel that they should be allowed to have freedom even as children, and, I advise – only advise – to make some attempts to learn without constraints and completely as willings freely.</w:t>
+        <w:t xml:space="preserve">I guess it's mostly American here. Then I want to say to you: I don't believe in the vast majority of constraints on children, I don't think adults should have that much power, and I believe that children's freedom is also important. Most parents probably don't think the same way I do. If, unfortunately, things go as I have already mentioned, I have an indulgent desire: I want every child to have some at least a few months, without facing any tasks, constraints, disciplines, reprimands or punishments, just playing with their phones for weeks on end, and, I advise them to think about their freedom, to be able to feel that they should be allowed to have freedom even as children, and, I advise – only advise – to make some attempts to learn without constraints and completely as </w:t>
+      </w:r>
+      <w:proofErr w:type="spellStart"/>
+      <w:r>
+        <w:rPr>
+          <w:rFonts w:eastAsia="思源黑体 CN Regular"/>
+        </w:rPr>
+        <w:t>willings</w:t>
+      </w:r>
+      <w:proofErr w:type="spellEnd"/>
+      <w:r>
+        <w:rPr>
+          <w:rFonts w:eastAsia="思源黑体 CN Regular"/>
+        </w:rPr>
+        <w:t xml:space="preserve"> freely.</w:t>
       </w:r>
     </w:p>
     <w:p>
@@ -18844,21 +18866,7 @@
         <w:rPr>
           <w:rFonts w:eastAsia="思源黑体 CN Regular"/>
         </w:rPr>
-        <w:t xml:space="preserve">Sometimes, definition is an important thing because it involves how people's brains deal with the shame that someone else scolds to them. Some of you may be Americans. One example that comes to mind is that the definitions of the </w:t>
-      </w:r>
-      <w:proofErr w:type="gramStart"/>
-      <w:r>
-        <w:rPr>
-          <w:rFonts w:eastAsia="思源黑体 CN Regular"/>
-        </w:rPr>
-        <w:t>words</w:t>
-      </w:r>
-      <w:proofErr w:type="gramEnd"/>
-      <w:r>
-        <w:rPr>
-          <w:rFonts w:eastAsia="思源黑体 CN Regular"/>
-        </w:rPr>
-        <w:t xml:space="preserve"> "freedom", "democracy", and "republic" must be sensitive to some of you. If you're a person who is in a culture of shame, the definition of each word is sensitive, as each word will be used to scold you, or be used to promote the reasons for the rules that bind you. The culture of shame is global; you can feel that.</w:t>
+        <w:t>Sometimes, definition is an important thing because it involves how people's brains deal with the shame that someone else scolds to them. Some of you may be Americans. One example that comes to mind is that the definitions of the words "freedom", "democracy", and "republic" must be sensitive to some of you. If you're a person who is in a culture of shame, the definition of each word is sensitive, as each word will be used to scold you, or be used to promote the reasons for the rules that bind you. The culture of shame is global; you can feel that.</w:t>
       </w:r>
     </w:p>
     <w:p>
@@ -18899,7 +18907,21 @@
         <w:rPr>
           <w:rFonts w:eastAsia="思源黑体 CN Regular"/>
         </w:rPr>
-        <w:t>so shes not the kind you're thinking of</w:t>
+        <w:t xml:space="preserve">so </w:t>
+      </w:r>
+      <w:proofErr w:type="spellStart"/>
+      <w:r>
+        <w:rPr>
+          <w:rFonts w:eastAsia="思源黑体 CN Regular"/>
+        </w:rPr>
+        <w:t>shes</w:t>
+      </w:r>
+      <w:proofErr w:type="spellEnd"/>
+      <w:r>
+        <w:rPr>
+          <w:rFonts w:eastAsia="思源黑体 CN Regular"/>
+        </w:rPr>
+        <w:t xml:space="preserve"> not the kind you're thinking of</w:t>
       </w:r>
     </w:p>
     <w:p>
@@ -18942,21 +18964,7 @@
         <w:rPr>
           <w:rFonts w:eastAsia="思源黑体 CN Regular"/>
         </w:rPr>
-        <w:t xml:space="preserve">on the other </w:t>
-      </w:r>
-      <w:proofErr w:type="gramStart"/>
-      <w:r>
-        <w:rPr>
-          <w:rFonts w:eastAsia="思源黑体 CN Regular"/>
-        </w:rPr>
-        <w:t>hand</w:t>
-      </w:r>
-      <w:proofErr w:type="gramEnd"/>
-      <w:r>
-        <w:rPr>
-          <w:rFonts w:eastAsia="思源黑体 CN Regular"/>
-        </w:rPr>
-        <w:t xml:space="preserve"> the same amount of punishment may produce less outcome on special children so it also makes to discipline them less</w:t>
+        <w:t>on the other hand the same amount of punishment may produce less outcome on special children so it also makes to discipline them less</w:t>
       </w:r>
     </w:p>
     <w:p>
@@ -18984,7 +18992,21 @@
         <w:rPr>
           <w:rFonts w:eastAsia="思源黑体 CN Regular"/>
         </w:rPr>
-        <w:t>dont misunderstand my meaning though. i hate teachers and schools.</w:t>
+        <w:t xml:space="preserve">dont misunderstand my meaning though. </w:t>
+      </w:r>
+      <w:proofErr w:type="spellStart"/>
+      <w:r>
+        <w:rPr>
+          <w:rFonts w:eastAsia="思源黑体 CN Regular"/>
+        </w:rPr>
+        <w:t>i</w:t>
+      </w:r>
+      <w:proofErr w:type="spellEnd"/>
+      <w:r>
+        <w:rPr>
+          <w:rFonts w:eastAsia="思源黑体 CN Regular"/>
+        </w:rPr>
+        <w:t xml:space="preserve"> hate teachers and schools.</w:t>
       </w:r>
     </w:p>
     <w:p>
@@ -19058,21 +19080,7 @@
           <w:rFonts w:eastAsia="思源黑体 CN Regular"/>
         </w:rPr>
         <w:lastRenderedPageBreak/>
-        <w:t xml:space="preserve">contradiction. Even if we don't like freedom and choose not to ask for the other person's consent, you have to at least consider efficiency. Criticizing others for being too fragile should be said to be an inefficient way to improve the character of others. As for your purpose, that's not something I'm thinking about. Because although you don't like freedom, I like it. </w:t>
-      </w:r>
-      <w:proofErr w:type="gramStart"/>
-      <w:r>
-        <w:rPr>
-          <w:rFonts w:eastAsia="思源黑体 CN Regular"/>
-        </w:rPr>
-        <w:t>So</w:t>
-      </w:r>
-      <w:proofErr w:type="gramEnd"/>
-      <w:r>
-        <w:rPr>
-          <w:rFonts w:eastAsia="思源黑体 CN Regular"/>
-        </w:rPr>
-        <w:t xml:space="preserve"> I don't change my opinion just because your purpose is for the good of others or not for the good of others.</w:t>
+        <w:t>contradiction. Even if we don't like freedom and choose not to ask for the other person's consent, you have to at least consider efficiency. Criticizing others for being too fragile should be said to be an inefficient way to improve the character of others. As for your purpose, that's not something I'm thinking about. Because although you don't like freedom, I like it. So I don't change my opinion just because your purpose is for the good of others or not for the good of others.</w:t>
       </w:r>
     </w:p>
     <w:p>
@@ -19106,13 +19114,8 @@
         <w:spacing w:after="120"/>
       </w:pPr>
       <w:bookmarkStart w:id="19" w:name="_Toc198735034"/>
-      <w:proofErr w:type="gramStart"/>
-      <w:r>
-        <w:t>also</w:t>
-      </w:r>
-      <w:proofErr w:type="gramEnd"/>
-      <w:r>
-        <w:t xml:space="preserve"> random stuff</w:t>
+      <w:r>
+        <w:t>also random stuff</w:t>
       </w:r>
       <w:bookmarkEnd w:id="19"/>
     </w:p>
@@ -19123,12 +19126,160 @@
           <w:rFonts w:eastAsia="思源黑体 CN Regular"/>
         </w:rPr>
       </w:pPr>
+      <w:proofErr w:type="spellStart"/>
       <w:r>
         <w:rPr>
           <w:rFonts w:eastAsia="思源黑体 CN Regular"/>
         </w:rPr>
         <w:lastRenderedPageBreak/>
-        <w:t>i read it again and i noticed that you said you... don't like the idea of "you should have done"? can i say that? i don't know what you are describing... you don't want to regret your lack of self-constraint in the past? or you felt bad when someone else - the teacher or your parents, i guess - blamed you for your lack of that? if you meant the latter, i think that it's hard to focus on the future and get motivated for the future without feeling shamed if you are angry, because focusing on the future means you're obeying and decide to ignore how they treated you, but you want to rebel. for me, i'm always a guy focusing on the past much. i consider the past much and even tried to count out every single time i made a not best choice. but on the other hand, i have really low expectation on my self-constraint and i won't necessarily call a decision just for the current pleasure, the instant fun a bad decision.</w:t>
+        <w:t>i</w:t>
+      </w:r>
+      <w:proofErr w:type="spellEnd"/>
+      <w:r>
+        <w:rPr>
+          <w:rFonts w:eastAsia="思源黑体 CN Regular"/>
+        </w:rPr>
+        <w:t xml:space="preserve"> read it again and </w:t>
+      </w:r>
+      <w:proofErr w:type="spellStart"/>
+      <w:r>
+        <w:rPr>
+          <w:rFonts w:eastAsia="思源黑体 CN Regular"/>
+        </w:rPr>
+        <w:t>i</w:t>
+      </w:r>
+      <w:proofErr w:type="spellEnd"/>
+      <w:r>
+        <w:rPr>
+          <w:rFonts w:eastAsia="思源黑体 CN Regular"/>
+        </w:rPr>
+        <w:t xml:space="preserve"> noticed that you said you... don't like the idea of "you should have done"? can </w:t>
+      </w:r>
+      <w:proofErr w:type="spellStart"/>
+      <w:r>
+        <w:rPr>
+          <w:rFonts w:eastAsia="思源黑体 CN Regular"/>
+        </w:rPr>
+        <w:t>i</w:t>
+      </w:r>
+      <w:proofErr w:type="spellEnd"/>
+      <w:r>
+        <w:rPr>
+          <w:rFonts w:eastAsia="思源黑体 CN Regular"/>
+        </w:rPr>
+        <w:t xml:space="preserve"> say that? </w:t>
+      </w:r>
+      <w:proofErr w:type="spellStart"/>
+      <w:r>
+        <w:rPr>
+          <w:rFonts w:eastAsia="思源黑体 CN Regular"/>
+        </w:rPr>
+        <w:t>i</w:t>
+      </w:r>
+      <w:proofErr w:type="spellEnd"/>
+      <w:r>
+        <w:rPr>
+          <w:rFonts w:eastAsia="思源黑体 CN Regular"/>
+        </w:rPr>
+        <w:t xml:space="preserve"> don't know what you are describing... you don't want to regret your lack of self-constraint in the past? or you felt bad when someone else - the teacher or your parents, </w:t>
+      </w:r>
+      <w:proofErr w:type="spellStart"/>
+      <w:r>
+        <w:rPr>
+          <w:rFonts w:eastAsia="思源黑体 CN Regular"/>
+        </w:rPr>
+        <w:t>i</w:t>
+      </w:r>
+      <w:proofErr w:type="spellEnd"/>
+      <w:r>
+        <w:rPr>
+          <w:rFonts w:eastAsia="思源黑体 CN Regular"/>
+        </w:rPr>
+        <w:t xml:space="preserve"> guess - blamed you for your lack of that? if you meant the latter, </w:t>
+      </w:r>
+      <w:proofErr w:type="spellStart"/>
+      <w:r>
+        <w:rPr>
+          <w:rFonts w:eastAsia="思源黑体 CN Regular"/>
+        </w:rPr>
+        <w:t>i</w:t>
+      </w:r>
+      <w:proofErr w:type="spellEnd"/>
+      <w:r>
+        <w:rPr>
+          <w:rFonts w:eastAsia="思源黑体 CN Regular"/>
+        </w:rPr>
+        <w:t xml:space="preserve"> think that it's hard to focus on the future and get motivated for the future without feeling shamed if you are angry, because focusing on the future means you're obeying and decide to ignore how they treated you, but you want to rebel. for me, </w:t>
+      </w:r>
+      <w:proofErr w:type="spellStart"/>
+      <w:r>
+        <w:rPr>
+          <w:rFonts w:eastAsia="思源黑体 CN Regular"/>
+        </w:rPr>
+        <w:t>i'm</w:t>
+      </w:r>
+      <w:proofErr w:type="spellEnd"/>
+      <w:r>
+        <w:rPr>
+          <w:rFonts w:eastAsia="思源黑体 CN Regular"/>
+        </w:rPr>
+        <w:t xml:space="preserve"> always a guy focusing on the past much. </w:t>
+      </w:r>
+      <w:proofErr w:type="spellStart"/>
+      <w:r>
+        <w:rPr>
+          <w:rFonts w:eastAsia="思源黑体 CN Regular"/>
+        </w:rPr>
+        <w:t>i</w:t>
+      </w:r>
+      <w:proofErr w:type="spellEnd"/>
+      <w:r>
+        <w:rPr>
+          <w:rFonts w:eastAsia="思源黑体 CN Regular"/>
+        </w:rPr>
+        <w:t xml:space="preserve"> consider the past much and even tried to count out every single time </w:t>
+      </w:r>
+      <w:proofErr w:type="spellStart"/>
+      <w:r>
+        <w:rPr>
+          <w:rFonts w:eastAsia="思源黑体 CN Regular"/>
+        </w:rPr>
+        <w:t>i</w:t>
+      </w:r>
+      <w:proofErr w:type="spellEnd"/>
+      <w:r>
+        <w:rPr>
+          <w:rFonts w:eastAsia="思源黑体 CN Regular"/>
+        </w:rPr>
+        <w:t xml:space="preserve"> made a not best choice. but on the other hand, </w:t>
+      </w:r>
+      <w:proofErr w:type="spellStart"/>
+      <w:r>
+        <w:rPr>
+          <w:rFonts w:eastAsia="思源黑体 CN Regular"/>
+        </w:rPr>
+        <w:t>i</w:t>
+      </w:r>
+      <w:proofErr w:type="spellEnd"/>
+      <w:r>
+        <w:rPr>
+          <w:rFonts w:eastAsia="思源黑体 CN Regular"/>
+        </w:rPr>
+        <w:t xml:space="preserve"> have really low expectation on my self-constraint and </w:t>
+      </w:r>
+      <w:proofErr w:type="spellStart"/>
+      <w:r>
+        <w:rPr>
+          <w:rFonts w:eastAsia="思源黑体 CN Regular"/>
+        </w:rPr>
+        <w:t>i</w:t>
+      </w:r>
+      <w:proofErr w:type="spellEnd"/>
+      <w:r>
+        <w:rPr>
+          <w:rFonts w:eastAsia="思源黑体 CN Regular"/>
+        </w:rPr>
+        <w:t xml:space="preserve"> won't necessarily call a decision just for the current pleasure, the instant fun a bad decision.</w:t>
       </w:r>
     </w:p>
     <w:p>
@@ -19137,13 +19288,24 @@
         <w:spacing w:after="120"/>
       </w:pPr>
       <w:bookmarkStart w:id="20" w:name="_Toc198735035"/>
-      <w:proofErr w:type="gramStart"/>
-      <w:r>
-        <w:t>also</w:t>
-      </w:r>
-      <w:proofErr w:type="gramEnd"/>
-      <w:r>
-        <w:t xml:space="preserve"> very very very bad</w:t>
+      <w:r>
+        <w:t xml:space="preserve">also very </w:t>
+      </w:r>
+      <w:proofErr w:type="spellStart"/>
+      <w:r>
+        <w:t>very</w:t>
+      </w:r>
+      <w:proofErr w:type="spellEnd"/>
+      <w:r>
+        <w:t xml:space="preserve"> </w:t>
+      </w:r>
+      <w:proofErr w:type="spellStart"/>
+      <w:r>
+        <w:t>very</w:t>
+      </w:r>
+      <w:proofErr w:type="spellEnd"/>
+      <w:r>
+        <w:t xml:space="preserve"> bad</w:t>
       </w:r>
       <w:bookmarkEnd w:id="20"/>
     </w:p>
@@ -19198,21 +19360,7 @@
         <w:rPr>
           <w:rFonts w:eastAsia="思源黑体 CN Regular"/>
         </w:rPr>
-        <w:t xml:space="preserve">Why do people worry that school isn't strict enough? If you don't think it's strict enough, you can be strict with your own kids instead of policing what other people do, can't you? </w:t>
-      </w:r>
-      <w:proofErr w:type="gramStart"/>
-      <w:r>
-        <w:rPr>
-          <w:rFonts w:eastAsia="思源黑体 CN Regular"/>
-        </w:rPr>
-        <w:t>So</w:t>
-      </w:r>
-      <w:proofErr w:type="gramEnd"/>
-      <w:r>
-        <w:rPr>
-          <w:rFonts w:eastAsia="思源黑体 CN Regular"/>
-        </w:rPr>
-        <w:t xml:space="preserve"> the point is that you don't have the time, so you resort to school to solve your problems. As parents' parenting time increases, schools will inevitably move towards laxity and disorganization, because those who support this change have a reason to oppose the status quo, and those who oppose it have no reason to perpetuate the status quo, unless you want to save someone else and spank someone else's parents.</w:t>
+        <w:t>Why do people worry that school isn't strict enough? If you don't think it's strict enough, you can be strict with your own kids instead of policing what other people do, can't you? So the point is that you don't have the time, so you resort to school to solve your problems. As parents' parenting time increases, schools will inevitably move towards laxity and disorganization, because those who support this change have a reason to oppose the status quo, and those who oppose it have no reason to perpetuate the status quo, unless you want to save someone else and spank someone else's parents.</w:t>
       </w:r>
     </w:p>
     <w:p>
@@ -19322,21 +19470,7 @@
         <w:rPr>
           <w:rFonts w:eastAsia="思源黑体 CN Regular"/>
         </w:rPr>
-        <w:t xml:space="preserve">When I was in those schools, I asked myself, "Do I want to be ashamed? Do I want to feel fear? Do I want to feel angry?" I hoped that my shame would be resolved by me and left, and I wished that my fears would have left because of the change of the teachers and school. I was pursuing to be able to leave shame, but had given up on leaving fear because I had to be in that environment. And, yes, I wanted me to be angry, and I wanted me to continue to be angry now. Now, I have largely left the shame, restraint and punishment of the outside world, and I am still dealing with my shame, and the departure of those things from the outside world has made my fear lose its source and only come from my heart. I won't completely resolve this </w:t>
-      </w:r>
-      <w:proofErr w:type="gramStart"/>
-      <w:r>
-        <w:rPr>
-          <w:rFonts w:eastAsia="思源黑体 CN Regular"/>
-        </w:rPr>
-        <w:t>fear,</w:t>
-      </w:r>
-      <w:proofErr w:type="gramEnd"/>
-      <w:r>
-        <w:rPr>
-          <w:rFonts w:eastAsia="思源黑体 CN Regular"/>
-        </w:rPr>
-        <w:t xml:space="preserve"> I'll keep some to sustain my anger. Even if I stop being angry at all, I can still maintain my opinion, but this opinion will have no source behind it. It's not what I want. If I completely resolve my shame, then I will lose empathy for my own shame before. This is probably something I could forgive, because I was seeking to be able to leave shame. But I would not forgive the present me for completely leaving that fear, because it was too hard for me to leave fear in the school environment, and leaving fear was not my pursuit at that time. I'm going to continue to feel some fear and anger to empathize with my former self. I'm glad he's still alive, and I'm going to hear him say what else I need to feel and do.</w:t>
+        <w:t>When I was in those schools, I asked myself, "Do I want to be ashamed? Do I want to feel fear? Do I want to feel angry?" I hoped that my shame would be resolved by me and left, and I wished that my fears would have left because of the change of the teachers and school. I was pursuing to be able to leave shame, but had given up on leaving fear because I had to be in that environment. And, yes, I wanted me to be angry, and I wanted me to continue to be angry now. Now, I have largely left the shame, restraint and punishment of the outside world, and I am still dealing with my shame, and the departure of those things from the outside world has made my fear lose its source and only come from my heart. I won't completely resolve this fear, I'll keep some to sustain my anger. Even if I stop being angry at all, I can still maintain my opinion, but this opinion will have no source behind it. It's not what I want. If I completely resolve my shame, then I will lose empathy for my own shame before. This is probably something I could forgive, because I was seeking to be able to leave shame. But I would not forgive the present me for completely leaving that fear, because it was too hard for me to leave fear in the school environment, and leaving fear was not my pursuit at that time. I'm going to continue to feel some fear and anger to empathize with my former self. I'm glad he's still alive, and I'm going to hear him say what else I need to feel and do.</w:t>
       </w:r>
     </w:p>
     <w:p>
@@ -19441,43 +19575,21 @@
         <w:rPr>
           <w:rFonts w:eastAsia="思源黑体 CN Regular"/>
         </w:rPr>
-        <w:t xml:space="preserve">Sometimes people still stop learning even though they would immediately be at some work harder than learning, because they want to leave the hurt and constraints from the people who feed them or teach them. Or there are opportunities. We don't talk about this case for now. Let's just talk about the former case. That's basically saying "I'll leave the shame and express my anger, while facing the real world." This is not short-sightedness in the general sense. Because even if they only think about the present, they have to face busier and more difficult work. Let's assume that this is their only chance to study, and the parents or the teachers really want them to be responsible to themselves. In this case, obviously the correct way is to say, "If you really feel that shamed and angry, we'll let you go, but you still need to keep studying," rather than keep pushing them more, which won't work, especially in this case, in which they want to leave not even because of the hard learning work. You shouldn't keep trying to push them, to shame them or to force them even more. Because if that works, it hurts too much. And if that doesn't work, you don't even have the chance for a suboptimal choice, in which they aren't pushed much, but they're still studying. Finally, actually, this may not be their only chance. If they regret latter, maybe they can learn again in the future. This is a decent </w:t>
-      </w:r>
-      <w:proofErr w:type="gramStart"/>
-      <w:r>
-        <w:rPr>
-          <w:rFonts w:eastAsia="思源黑体 CN Regular"/>
-        </w:rPr>
-        <w:t>choice</w:t>
-      </w:r>
-      <w:proofErr w:type="gramEnd"/>
-      <w:r>
-        <w:rPr>
-          <w:rFonts w:eastAsia="思源黑体 CN Regular"/>
-        </w:rPr>
-        <w:t xml:space="preserve"> isn't it?</w:t>
-      </w:r>
-    </w:p>
-    <w:p>
-      <w:pPr>
-        <w:spacing w:after="144"/>
-        <w:rPr>
-          <w:rFonts w:eastAsia="思源黑体 CN Regular"/>
-        </w:rPr>
-      </w:pPr>
-      <w:proofErr w:type="gramStart"/>
-      <w:r>
-        <w:rPr>
-          <w:rFonts w:eastAsia="思源黑体 CN Regular"/>
-        </w:rPr>
-        <w:t>So</w:t>
-      </w:r>
-      <w:proofErr w:type="gramEnd"/>
-      <w:r>
-        <w:rPr>
-          <w:rFonts w:eastAsia="思源黑体 CN Regular"/>
-        </w:rPr>
-        <w:t xml:space="preserve"> dropping out of school and not studying hard, they are not irresponsible in the same way. Maybe some scolds and punishments work for the second, but we should see the first differently. It is also </w:t>
+        <w:t>Sometimes people still stop learning even though they would immediately be at some work harder than learning, because they want to leave the hurt and constraints from the people who feed them or teach them. Or there are opportunities. We don't talk about this case for now. Let's just talk about the former case. That's basically saying "I'll leave the shame and express my anger, while facing the real world." This is not short-sightedness in the general sense. Because even if they only think about the present, they have to face busier and more difficult work. Let's assume that this is their only chance to study, and the parents or the teachers really want them to be responsible to themselves. In this case, obviously the correct way is to say, "If you really feel that shamed and angry, we'll let you go, but you still need to keep studying," rather than keep pushing them more, which won't work, especially in this case, in which they want to leave not even because of the hard learning work. You shouldn't keep trying to push them, to shame them or to force them even more. Because if that works, it hurts too much. And if that doesn't work, you don't even have the chance for a suboptimal choice, in which they aren't pushed much, but they're still studying. Finally, actually, this may not be their only chance. If they regret latter, maybe they can learn again in the future. This is a decent choice isn't it?</w:t>
+      </w:r>
+    </w:p>
+    <w:p>
+      <w:pPr>
+        <w:spacing w:after="144"/>
+        <w:rPr>
+          <w:rFonts w:eastAsia="思源黑体 CN Regular"/>
+        </w:rPr>
+      </w:pPr>
+      <w:r>
+        <w:rPr>
+          <w:rFonts w:eastAsia="思源黑体 CN Regular"/>
+        </w:rPr>
+        <w:t xml:space="preserve">So dropping out of school and not studying hard, they are not irresponsible in the same way. Maybe some scolds and punishments work for the second, but we should see the first differently. It is also </w:t>
       </w:r>
       <w:r>
         <w:rPr>
@@ -19641,8 +19753,13 @@
         <w:spacing w:after="120"/>
       </w:pPr>
       <w:bookmarkStart w:id="30" w:name="_Toc198735045"/>
-      <w:r>
-        <w:t>chinese culture is immoral</w:t>
+      <w:proofErr w:type="spellStart"/>
+      <w:r>
+        <w:t>chinese</w:t>
+      </w:r>
+      <w:proofErr w:type="spellEnd"/>
+      <w:r>
+        <w:t xml:space="preserve"> culture is immoral</w:t>
       </w:r>
       <w:bookmarkEnd w:id="30"/>
     </w:p>
@@ -20101,7 +20218,35 @@
         <w:rPr>
           <w:rFonts w:eastAsia="思源黑体 CN Regular"/>
         </w:rPr>
-        <w:t>but i won't blame myself. it's the schools' fault. and i'll keep being myself.</w:t>
+        <w:t xml:space="preserve">but </w:t>
+      </w:r>
+      <w:proofErr w:type="spellStart"/>
+      <w:r>
+        <w:rPr>
+          <w:rFonts w:eastAsia="思源黑体 CN Regular"/>
+        </w:rPr>
+        <w:t>i</w:t>
+      </w:r>
+      <w:proofErr w:type="spellEnd"/>
+      <w:r>
+        <w:rPr>
+          <w:rFonts w:eastAsia="思源黑体 CN Regular"/>
+        </w:rPr>
+        <w:t xml:space="preserve"> won't blame myself. it's the schools' fault. and </w:t>
+      </w:r>
+      <w:proofErr w:type="spellStart"/>
+      <w:r>
+        <w:rPr>
+          <w:rFonts w:eastAsia="思源黑体 CN Regular"/>
+        </w:rPr>
+        <w:t>i'll</w:t>
+      </w:r>
+      <w:proofErr w:type="spellEnd"/>
+      <w:r>
+        <w:rPr>
+          <w:rFonts w:eastAsia="思源黑体 CN Regular"/>
+        </w:rPr>
+        <w:t xml:space="preserve"> keep being myself.</w:t>
       </w:r>
     </w:p>
     <w:p>
@@ -20136,11 +20281,19 @@
           <w:rFonts w:eastAsia="思源黑体 CN Regular"/>
         </w:rPr>
       </w:pPr>
-      <w:r>
-        <w:rPr>
-          <w:rFonts w:eastAsia="思源黑体 CN Regular"/>
-        </w:rPr>
-        <w:t>i think they are right, but the context is often wrong. it's always related to some external demands, related to shame and fear, and constrains. it's rarely a real recommend</w:t>
+      <w:proofErr w:type="spellStart"/>
+      <w:r>
+        <w:rPr>
+          <w:rFonts w:eastAsia="思源黑体 CN Regular"/>
+        </w:rPr>
+        <w:t>i</w:t>
+      </w:r>
+      <w:proofErr w:type="spellEnd"/>
+      <w:r>
+        <w:rPr>
+          <w:rFonts w:eastAsia="思源黑体 CN Regular"/>
+        </w:rPr>
+        <w:t xml:space="preserve"> think they are right, but the context is often wrong. it's always related to some external demands, related to shame and fear, and constrains. it's rarely a real recommend</w:t>
       </w:r>
     </w:p>
     <w:p>
@@ -20192,19 +20345,11 @@
           <w:rFonts w:eastAsia="思源黑体 CN Regular"/>
         </w:rPr>
       </w:pPr>
-      <w:proofErr w:type="gramStart"/>
-      <w:r>
-        <w:rPr>
-          <w:rFonts w:eastAsia="思源黑体 CN Regular"/>
-        </w:rPr>
-        <w:t>So</w:t>
-      </w:r>
-      <w:proofErr w:type="gramEnd"/>
-      <w:r>
-        <w:rPr>
-          <w:rFonts w:eastAsia="思源黑体 CN Regular"/>
-        </w:rPr>
-        <w:t xml:space="preserve"> the crux of the question becomes, will you regret it? You will naturally regret or not regret, and you will choose to regret or not regret.</w:t>
+      <w:r>
+        <w:rPr>
+          <w:rFonts w:eastAsia="思源黑体 CN Regular"/>
+        </w:rPr>
+        <w:t>So the crux of the question becomes, will you regret it? You will naturally regret or not regret, and you will choose to regret or not regret.</w:t>
       </w:r>
     </w:p>
     <w:p>
@@ -20230,21 +20375,7 @@
         <w:rPr>
           <w:rFonts w:eastAsia="思源黑体 CN Regular"/>
         </w:rPr>
-        <w:t xml:space="preserve">I am strongly opposed to adults punishing children out of children's own interest. But given the bleak outlook of my vision, I want parents to consider at least three things. First, what you demand of your child may not be necessary. For example, it is not necessary for your child to study from time to time each day to reach a certain length of total hours of study over several years of your child's life. Again, for example, attending school is not necessary to be accepted into college, and the correlation or causality of the two in the broader population may not apply to the causality in your child's specific situation. The waste of freedom by micromanagement is another example of a complex issue. In the case of reprimands, emphasizing your child's failure to follow rules and discipline is not justified, considering that you can instead emphasize the end goal of the matter. In terms of punishment, micromanaging waste freedom, but punishment for a longer-term purpose may be harsher than punishment for micro matters, and the two need to be weighed. Consider the following two examples: if the goal is stated in terms of a 5-year deadline, then it would take a horrific punishment to threaten a person with completing the task within that 5-year period; if the goal is stated in terms of a 1-day deadline, then there is the problem of "I'm in a bad mood today, and I could have done it two days later, so why do I have to do it today". At the same severity and effectiveness of one time of punishment, a more macro management should always be pursued. Second, reprimands and punishments may not be the least </w:t>
-      </w:r>
-      <w:proofErr w:type="gramStart"/>
-      <w:r>
-        <w:rPr>
-          <w:rFonts w:eastAsia="思源黑体 CN Regular"/>
-        </w:rPr>
-        <w:t>amount</w:t>
-      </w:r>
-      <w:proofErr w:type="gramEnd"/>
-      <w:r>
-        <w:rPr>
-          <w:rFonts w:eastAsia="思源黑体 CN Regular"/>
-        </w:rPr>
-        <w:t xml:space="preserve"> of reprimands and punishments that will achieve the results you want to achieve or can be replaced by remedial behaviors. For example, you may think that the threat of punishment of copying a sentence 100 times will get the child </w:t>
+        <w:t xml:space="preserve">I am strongly opposed to adults punishing children out of children's own interest. But given the bleak outlook of my vision, I want parents to consider at least three things. First, what you demand of your child may not be necessary. For example, it is not necessary for your child to study from time to time each day to reach a certain length of total hours of study over several years of your child's life. Again, for example, attending school is not necessary to be accepted into college, and the correlation or causality of the two in the broader population may not apply to the causality in your child's specific situation. The waste of freedom by micromanagement is another example of a complex issue. In the case of reprimands, emphasizing your child's failure to follow rules and discipline is not justified, considering that you can instead emphasize the end goal of the matter. In terms of punishment, micromanaging waste freedom, but punishment for a longer-term purpose may be harsher than punishment for micro matters, and the two need to be weighed. Consider the following two examples: if the goal is stated in terms of a 5-year deadline, then it would take a horrific punishment to threaten a person with completing the task within that 5-year period; if the goal is stated in terms of a 1-day deadline, then there is the problem of "I'm in a bad mood today, and I could have done it two days later, so why do I have to do it today". At the same severity and effectiveness of one time of punishment, a more macro management should always be pursued. Second, reprimands and punishments may not be the least amount of reprimands and punishments that will achieve the results you want to achieve or can be replaced by remedial behaviors. For example, you may think that the threat of punishment of copying a sentence 100 times will get the child </w:t>
       </w:r>
       <w:r>
         <w:rPr>
@@ -20265,21 +20396,7 @@
         <w:rPr>
           <w:rFonts w:eastAsia="思源黑体 CN Regular"/>
         </w:rPr>
-        <w:t xml:space="preserve">I left those schools and am now free. In recent years, I've often chosen to spend time writing these things instead of doing something I need to do, but I haven't screwed anything up. I can't imagine how invasive and ruinous it would be to my life and psyche if someone controlled and reprimanded me for the distraction of the </w:t>
-      </w:r>
-      <w:proofErr w:type="gramStart"/>
-      <w:r>
-        <w:rPr>
-          <w:rFonts w:eastAsia="思源黑体 CN Regular"/>
-        </w:rPr>
-        <w:t>time</w:t>
-      </w:r>
-      <w:proofErr w:type="gramEnd"/>
-      <w:r>
-        <w:rPr>
-          <w:rFonts w:eastAsia="思源黑体 CN Regular"/>
-        </w:rPr>
-        <w:t xml:space="preserve"> I spend writing these things from the other things I need to be doing. That's rhetorical; I can certainly imagine it.</w:t>
+        <w:t>I left those schools and am now free. In recent years, I've often chosen to spend time writing these things instead of doing something I need to do, but I haven't screwed anything up. I can't imagine how invasive and ruinous it would be to my life and psyche if someone controlled and reprimanded me for the distraction of the time I spend writing these things from the other things I need to be doing. That's rhetorical; I can certainly imagine it.</w:t>
       </w:r>
     </w:p>
     <w:p>
@@ -20345,8 +20462,13 @@
         <w:spacing w:after="120"/>
       </w:pPr>
       <w:bookmarkStart w:id="37" w:name="_Toc198735052"/>
-      <w:r>
-        <w:t>i watch entertainment videos</w:t>
+      <w:proofErr w:type="spellStart"/>
+      <w:r>
+        <w:t>i</w:t>
+      </w:r>
+      <w:proofErr w:type="spellEnd"/>
+      <w:r>
+        <w:t xml:space="preserve"> watch entertainment videos</w:t>
       </w:r>
       <w:bookmarkEnd w:id="37"/>
     </w:p>
@@ -20485,49 +20607,35 @@
         <w:rPr>
           <w:rFonts w:eastAsia="思源黑体 CN Regular"/>
         </w:rPr>
-        <w:t>[</w:t>
-      </w:r>
-      <w:proofErr w:type="gramStart"/>
-      <w:r>
-        <w:rPr>
-          <w:rFonts w:eastAsia="思源黑体 CN Regular"/>
-        </w:rPr>
-        <w:t>12:46]Porkifiable</w:t>
-      </w:r>
-      <w:proofErr w:type="gramEnd"/>
-      <w:r>
-        <w:rPr>
-          <w:rFonts w:eastAsia="思源黑体 CN Regular"/>
-        </w:rPr>
-        <w:t>: i keep getting lagged off</w:t>
-      </w:r>
-    </w:p>
-    <w:p>
-      <w:pPr>
-        <w:spacing w:after="144"/>
-        <w:rPr>
-          <w:rFonts w:eastAsia="思源黑体 CN Regular"/>
-        </w:rPr>
-      </w:pPr>
-      <w:r>
-        <w:rPr>
-          <w:rFonts w:eastAsia="思源黑体 CN Regular"/>
-        </w:rPr>
-        <w:t>[</w:t>
-      </w:r>
-      <w:proofErr w:type="gramStart"/>
-      <w:r>
-        <w:rPr>
-          <w:rFonts w:eastAsia="思源黑体 CN Regular"/>
-        </w:rPr>
-        <w:t>12:47]Porkifiable</w:t>
-      </w:r>
-      <w:proofErr w:type="gramEnd"/>
-      <w:r>
-        <w:rPr>
-          <w:rFonts w:eastAsia="思源黑体 CN Regular"/>
-        </w:rPr>
-        <w:t>: Especially when they show that they are good for me, I get hurt more.</w:t>
+        <w:t xml:space="preserve">[12:46]Porkifiable: </w:t>
+      </w:r>
+      <w:proofErr w:type="spellStart"/>
+      <w:r>
+        <w:rPr>
+          <w:rFonts w:eastAsia="思源黑体 CN Regular"/>
+        </w:rPr>
+        <w:t>i</w:t>
+      </w:r>
+      <w:proofErr w:type="spellEnd"/>
+      <w:r>
+        <w:rPr>
+          <w:rFonts w:eastAsia="思源黑体 CN Regular"/>
+        </w:rPr>
+        <w:t xml:space="preserve"> keep getting lagged off</w:t>
+      </w:r>
+    </w:p>
+    <w:p>
+      <w:pPr>
+        <w:spacing w:after="144"/>
+        <w:rPr>
+          <w:rFonts w:eastAsia="思源黑体 CN Regular"/>
+        </w:rPr>
+      </w:pPr>
+      <w:r>
+        <w:rPr>
+          <w:rFonts w:eastAsia="思源黑体 CN Regular"/>
+        </w:rPr>
+        <w:t>[12:47]Porkifiable: Especially when they show that they are good for me, I get hurt more.</w:t>
       </w:r>
     </w:p>
     <w:p>
@@ -20555,21 +20663,21 @@
         <w:rPr>
           <w:rFonts w:eastAsia="思源黑体 CN Regular"/>
         </w:rPr>
-        <w:t>[</w:t>
-      </w:r>
-      <w:proofErr w:type="gramStart"/>
-      <w:r>
-        <w:rPr>
-          <w:rFonts w:eastAsia="思源黑体 CN Regular"/>
-        </w:rPr>
-        <w:t>12:48]Porkifiable</w:t>
-      </w:r>
-      <w:proofErr w:type="gramEnd"/>
-      <w:r>
-        <w:rPr>
-          <w:rFonts w:eastAsia="思源黑体 CN Regular"/>
-        </w:rPr>
-        <w:t>: i sent these yesterday:</w:t>
+        <w:t xml:space="preserve">[12:48]Porkifiable: </w:t>
+      </w:r>
+      <w:proofErr w:type="spellStart"/>
+      <w:r>
+        <w:rPr>
+          <w:rFonts w:eastAsia="思源黑体 CN Regular"/>
+        </w:rPr>
+        <w:t>i</w:t>
+      </w:r>
+      <w:proofErr w:type="spellEnd"/>
+      <w:r>
+        <w:rPr>
+          <w:rFonts w:eastAsia="思源黑体 CN Regular"/>
+        </w:rPr>
+        <w:t xml:space="preserve"> sent these yesterday:</w:t>
       </w:r>
     </w:p>
     <w:p>
@@ -20597,49 +20705,21 @@
         <w:rPr>
           <w:rFonts w:eastAsia="思源黑体 CN Regular"/>
         </w:rPr>
-        <w:t>[</w:t>
-      </w:r>
-      <w:proofErr w:type="gramStart"/>
-      <w:r>
-        <w:rPr>
-          <w:rFonts w:eastAsia="思源黑体 CN Regular"/>
-        </w:rPr>
-        <w:t>12:48]Porkifiable</w:t>
-      </w:r>
-      <w:proofErr w:type="gramEnd"/>
-      <w:r>
-        <w:rPr>
-          <w:rFonts w:eastAsia="思源黑体 CN Regular"/>
-        </w:rPr>
-        <w:t>: yeah</w:t>
-      </w:r>
-    </w:p>
-    <w:p>
-      <w:pPr>
-        <w:spacing w:after="144"/>
-        <w:rPr>
-          <w:rFonts w:eastAsia="思源黑体 CN Regular"/>
-        </w:rPr>
-      </w:pPr>
-      <w:r>
-        <w:rPr>
-          <w:rFonts w:eastAsia="思源黑体 CN Regular"/>
-        </w:rPr>
-        <w:t>[</w:t>
-      </w:r>
-      <w:proofErr w:type="gramStart"/>
-      <w:r>
-        <w:rPr>
-          <w:rFonts w:eastAsia="思源黑体 CN Regular"/>
-        </w:rPr>
-        <w:t>12:53]Porkifiable</w:t>
-      </w:r>
-      <w:proofErr w:type="gramEnd"/>
-      <w:r>
-        <w:rPr>
-          <w:rFonts w:eastAsia="思源黑体 CN Regular"/>
-        </w:rPr>
-        <w:t>: do you feel the same way</w:t>
+        <w:t>[12:48]Porkifiable: yeah</w:t>
+      </w:r>
+    </w:p>
+    <w:p>
+      <w:pPr>
+        <w:spacing w:after="144"/>
+        <w:rPr>
+          <w:rFonts w:eastAsia="思源黑体 CN Regular"/>
+        </w:rPr>
+      </w:pPr>
+      <w:r>
+        <w:rPr>
+          <w:rFonts w:eastAsia="思源黑体 CN Regular"/>
+        </w:rPr>
+        <w:t>[12:53]Porkifiable: do you feel the same way</w:t>
       </w:r>
     </w:p>
     <w:p>
@@ -20667,35 +20747,49 @@
         <w:rPr>
           <w:rFonts w:eastAsia="思源黑体 CN Regular"/>
         </w:rPr>
-        <w:t>[12:54]: there was a good video i watched about extrinsic vs intrinsic motivation and that sums it up very well</w:t>
-      </w:r>
-    </w:p>
-    <w:p>
-      <w:pPr>
-        <w:spacing w:after="144"/>
-        <w:rPr>
-          <w:rFonts w:eastAsia="思源黑体 CN Regular"/>
-        </w:rPr>
-      </w:pPr>
-      <w:r>
-        <w:rPr>
-          <w:rFonts w:eastAsia="思源黑体 CN Regular"/>
-        </w:rPr>
-        <w:t>[</w:t>
-      </w:r>
-      <w:proofErr w:type="gramStart"/>
-      <w:r>
-        <w:rPr>
-          <w:rFonts w:eastAsia="思源黑体 CN Regular"/>
-        </w:rPr>
-        <w:t>12:55]Porkifiable</w:t>
-      </w:r>
-      <w:proofErr w:type="gramEnd"/>
-      <w:r>
-        <w:rPr>
-          <w:rFonts w:eastAsia="思源黑体 CN Regular"/>
-        </w:rPr>
-        <w:t>: i know the 2 concepts</w:t>
+        <w:t xml:space="preserve">[12:54]: there was a good video </w:t>
+      </w:r>
+      <w:proofErr w:type="spellStart"/>
+      <w:r>
+        <w:rPr>
+          <w:rFonts w:eastAsia="思源黑体 CN Regular"/>
+        </w:rPr>
+        <w:t>i</w:t>
+      </w:r>
+      <w:proofErr w:type="spellEnd"/>
+      <w:r>
+        <w:rPr>
+          <w:rFonts w:eastAsia="思源黑体 CN Regular"/>
+        </w:rPr>
+        <w:t xml:space="preserve"> watched about extrinsic vs intrinsic motivation and that sums it up very well</w:t>
+      </w:r>
+    </w:p>
+    <w:p>
+      <w:pPr>
+        <w:spacing w:after="144"/>
+        <w:rPr>
+          <w:rFonts w:eastAsia="思源黑体 CN Regular"/>
+        </w:rPr>
+      </w:pPr>
+      <w:r>
+        <w:rPr>
+          <w:rFonts w:eastAsia="思源黑体 CN Regular"/>
+        </w:rPr>
+        <w:t xml:space="preserve">[12:55]Porkifiable: </w:t>
+      </w:r>
+      <w:proofErr w:type="spellStart"/>
+      <w:r>
+        <w:rPr>
+          <w:rFonts w:eastAsia="思源黑体 CN Regular"/>
+        </w:rPr>
+        <w:t>i</w:t>
+      </w:r>
+      <w:proofErr w:type="spellEnd"/>
+      <w:r>
+        <w:rPr>
+          <w:rFonts w:eastAsia="思源黑体 CN Regular"/>
+        </w:rPr>
+        <w:t xml:space="preserve"> know the 2 concepts</w:t>
       </w:r>
     </w:p>
     <w:p>
@@ -20724,49 +20818,21 @@
         <w:rPr>
           <w:rFonts w:eastAsia="思源黑体 CN Regular"/>
         </w:rPr>
-        <w:t>[</w:t>
-      </w:r>
-      <w:proofErr w:type="gramStart"/>
-      <w:r>
-        <w:rPr>
-          <w:rFonts w:eastAsia="思源黑体 CN Regular"/>
-        </w:rPr>
-        <w:t>12:57]Porkifiable</w:t>
-      </w:r>
-      <w:proofErr w:type="gramEnd"/>
-      <w:r>
-        <w:rPr>
-          <w:rFonts w:eastAsia="思源黑体 CN Regular"/>
-        </w:rPr>
-        <w:t>: I don't really like psychology very much. Teachers should understand psychological discourse, and more importantly, what students think and feel in their hearts. In reality, neither of them understood.</w:t>
-      </w:r>
-    </w:p>
-    <w:p>
-      <w:pPr>
-        <w:spacing w:after="144"/>
-        <w:rPr>
-          <w:rFonts w:eastAsia="思源黑体 CN Regular"/>
-        </w:rPr>
-      </w:pPr>
-      <w:r>
-        <w:rPr>
-          <w:rFonts w:eastAsia="思源黑体 CN Regular"/>
-        </w:rPr>
-        <w:t>[</w:t>
-      </w:r>
-      <w:proofErr w:type="gramStart"/>
-      <w:r>
-        <w:rPr>
-          <w:rFonts w:eastAsia="思源黑体 CN Regular"/>
-        </w:rPr>
-        <w:t>12:58]Porkifiable</w:t>
-      </w:r>
-      <w:proofErr w:type="gramEnd"/>
-      <w:r>
-        <w:rPr>
-          <w:rFonts w:eastAsia="思源黑体 CN Regular"/>
-        </w:rPr>
-        <w:t>: I know both concepts. When the teacher scolds or punishes the classmates in front, I think about these things in my heart.</w:t>
+        <w:t>[12:57]Porkifiable: I don't really like psychology very much. Teachers should understand psychological discourse, and more importantly, what students think and feel in their hearts. In reality, neither of them understood.</w:t>
+      </w:r>
+    </w:p>
+    <w:p>
+      <w:pPr>
+        <w:spacing w:after="144"/>
+        <w:rPr>
+          <w:rFonts w:eastAsia="思源黑体 CN Regular"/>
+        </w:rPr>
+      </w:pPr>
+      <w:r>
+        <w:rPr>
+          <w:rFonts w:eastAsia="思源黑体 CN Regular"/>
+        </w:rPr>
+        <w:t>[12:58]Porkifiable: I know both concepts. When the teacher scolds or punishes the classmates in front, I think about these things in my heart.</w:t>
       </w:r>
     </w:p>
     <w:p>
@@ -20794,217 +20860,133 @@
         <w:rPr>
           <w:rFonts w:eastAsia="思源黑体 CN Regular"/>
         </w:rPr>
-        <w:t>[</w:t>
-      </w:r>
-      <w:proofErr w:type="gramStart"/>
-      <w:r>
-        <w:rPr>
-          <w:rFonts w:eastAsia="思源黑体 CN Regular"/>
-        </w:rPr>
-        <w:t>13:00]Porkifiable</w:t>
-      </w:r>
-      <w:proofErr w:type="gramEnd"/>
-      <w:r>
-        <w:rPr>
-          <w:rFonts w:eastAsia="思源黑体 CN Regular"/>
-        </w:rPr>
-        <w:t>: Knowing this makes me feel better, as if I have been understood by someone else (i.e. those psychologists).</w:t>
-      </w:r>
-    </w:p>
-    <w:p>
-      <w:pPr>
-        <w:spacing w:after="144"/>
-        <w:rPr>
-          <w:rFonts w:eastAsia="思源黑体 CN Regular"/>
-        </w:rPr>
-      </w:pPr>
-      <w:r>
-        <w:rPr>
-          <w:rFonts w:eastAsia="思源黑体 CN Regular"/>
-        </w:rPr>
-        <w:t>[</w:t>
-      </w:r>
-      <w:proofErr w:type="gramStart"/>
-      <w:r>
-        <w:rPr>
-          <w:rFonts w:eastAsia="思源黑体 CN Regular"/>
-        </w:rPr>
-        <w:t>13:02]Porkifiable</w:t>
-      </w:r>
-      <w:proofErr w:type="gramEnd"/>
-      <w:r>
-        <w:rPr>
-          <w:rFonts w:eastAsia="思源黑体 CN Regular"/>
-        </w:rPr>
-        <w:t>: do you have imaginary punishers in your heart?</w:t>
-      </w:r>
-    </w:p>
-    <w:p>
-      <w:pPr>
-        <w:spacing w:after="144"/>
-        <w:rPr>
-          <w:rFonts w:eastAsia="思源黑体 CN Regular"/>
-        </w:rPr>
-      </w:pPr>
-      <w:r>
-        <w:rPr>
-          <w:rFonts w:eastAsia="思源黑体 CN Regular"/>
-        </w:rPr>
-        <w:t>[</w:t>
-      </w:r>
-      <w:proofErr w:type="gramStart"/>
-      <w:r>
-        <w:rPr>
-          <w:rFonts w:eastAsia="思源黑体 CN Regular"/>
-        </w:rPr>
-        <w:t>13:02]Porkifiable</w:t>
-      </w:r>
-      <w:proofErr w:type="gramEnd"/>
-      <w:r>
-        <w:rPr>
-          <w:rFonts w:eastAsia="思源黑体 CN Regular"/>
-        </w:rPr>
-        <w:t>: I'm not talking about imaginary specific people. I am referring to this feeling.</w:t>
-      </w:r>
-    </w:p>
-    <w:p>
-      <w:pPr>
-        <w:spacing w:after="144"/>
-        <w:rPr>
-          <w:rFonts w:eastAsia="思源黑体 CN Regular"/>
-        </w:rPr>
-      </w:pPr>
-      <w:r>
-        <w:rPr>
-          <w:rFonts w:eastAsia="思源黑体 CN Regular"/>
-        </w:rPr>
-        <w:t>[</w:t>
-      </w:r>
-      <w:proofErr w:type="gramStart"/>
-      <w:r>
-        <w:rPr>
-          <w:rFonts w:eastAsia="思源黑体 CN Regular"/>
-        </w:rPr>
-        <w:t>13:04]Porkifiable</w:t>
-      </w:r>
-      <w:proofErr w:type="gramEnd"/>
-      <w:r>
-        <w:rPr>
-          <w:rFonts w:eastAsia="思源黑体 CN Regular"/>
-        </w:rPr>
-        <w:t>: You will be afraid of their punishment and will want to talk to them and tell them that "You should not force me or push me like this."</w:t>
-      </w:r>
-    </w:p>
-    <w:p>
-      <w:pPr>
-        <w:spacing w:after="144"/>
-        <w:rPr>
-          <w:rFonts w:eastAsia="思源黑体 CN Regular"/>
-        </w:rPr>
-      </w:pPr>
-      <w:r>
-        <w:rPr>
-          <w:rFonts w:eastAsia="思源黑体 CN Regular"/>
-        </w:rPr>
-        <w:t>[</w:t>
-      </w:r>
-      <w:proofErr w:type="gramStart"/>
-      <w:r>
-        <w:rPr>
-          <w:rFonts w:eastAsia="思源黑体 CN Regular"/>
-        </w:rPr>
-        <w:t>13:05]Porkifiable</w:t>
-      </w:r>
-      <w:proofErr w:type="gramEnd"/>
-      <w:r>
-        <w:rPr>
-          <w:rFonts w:eastAsia="思源黑体 CN Regular"/>
-        </w:rPr>
-        <w:t>: But these are all illusions. That person is just in your heart.</w:t>
-      </w:r>
-    </w:p>
-    <w:p>
-      <w:pPr>
-        <w:spacing w:after="144"/>
-        <w:rPr>
-          <w:rFonts w:eastAsia="思源黑体 CN Regular"/>
-        </w:rPr>
-      </w:pPr>
-      <w:r>
-        <w:rPr>
-          <w:rFonts w:eastAsia="思源黑体 CN Regular"/>
-        </w:rPr>
-        <w:t>[</w:t>
-      </w:r>
-      <w:proofErr w:type="gramStart"/>
-      <w:r>
-        <w:rPr>
-          <w:rFonts w:eastAsia="思源黑体 CN Regular"/>
-        </w:rPr>
-        <w:t>13:14]Porkifiable</w:t>
-      </w:r>
-      <w:proofErr w:type="gramEnd"/>
-      <w:r>
-        <w:rPr>
-          <w:rFonts w:eastAsia="思源黑体 CN Regular"/>
-        </w:rPr>
-        <w:t>: And it's not just a matter of self-contradiction. It makes sense to mentally simulate what the other person is thinking before expressing your opinion to the other person.</w:t>
-      </w:r>
-    </w:p>
-    <w:p>
-      <w:pPr>
-        <w:spacing w:after="144"/>
-        <w:rPr>
-          <w:rFonts w:eastAsia="思源黑体 CN Regular"/>
-        </w:rPr>
-      </w:pPr>
-      <w:r>
-        <w:rPr>
-          <w:rFonts w:eastAsia="思源黑体 CN Regular"/>
-        </w:rPr>
-        <w:t xml:space="preserve">[13:22]: i have a punisher in my heart </w:t>
-      </w:r>
-      <w:proofErr w:type="gramStart"/>
-      <w:r>
-        <w:rPr>
-          <w:rFonts w:eastAsia="思源黑体 CN Regular"/>
-        </w:rPr>
-        <w:t>yes,,</w:t>
-      </w:r>
-      <w:proofErr w:type="gramEnd"/>
-      <w:r>
-        <w:rPr>
-          <w:rFonts w:eastAsia="思源黑体 CN Regular"/>
-        </w:rPr>
-        <w:t xml:space="preserve"> and i think most people do</w:t>
-      </w:r>
-    </w:p>
-    <w:p>
-      <w:pPr>
-        <w:spacing w:after="144"/>
-        <w:rPr>
-          <w:rFonts w:eastAsia="思源黑体 CN Regular"/>
-        </w:rPr>
-      </w:pPr>
-      <w:r>
-        <w:rPr>
-          <w:rFonts w:eastAsia="思源黑体 CN Regular"/>
-        </w:rPr>
-        <w:t>[</w:t>
-      </w:r>
-      <w:proofErr w:type="gramStart"/>
-      <w:r>
-        <w:rPr>
-          <w:rFonts w:eastAsia="思源黑体 CN Regular"/>
-        </w:rPr>
-        <w:t>13:24]Porkifiable</w:t>
-      </w:r>
-      <w:proofErr w:type="gramEnd"/>
-      <w:r>
-        <w:rPr>
-          <w:rFonts w:eastAsia="思源黑体 CN Regular"/>
-        </w:rPr>
-        <w:t>: he won't actually punish you, but you can feel the fear, and be angry then</w:t>
+        <w:t>[13:00]Porkifiable: Knowing this makes me feel better, as if I have been understood by someone else (i.e. those psychologists).</w:t>
+      </w:r>
+    </w:p>
+    <w:p>
+      <w:pPr>
+        <w:spacing w:after="144"/>
+        <w:rPr>
+          <w:rFonts w:eastAsia="思源黑体 CN Regular"/>
+        </w:rPr>
+      </w:pPr>
+      <w:r>
+        <w:rPr>
+          <w:rFonts w:eastAsia="思源黑体 CN Regular"/>
+        </w:rPr>
+        <w:t>[13:02]Porkifiable: do you have imaginary punishers in your heart?</w:t>
+      </w:r>
+    </w:p>
+    <w:p>
+      <w:pPr>
+        <w:spacing w:after="144"/>
+        <w:rPr>
+          <w:rFonts w:eastAsia="思源黑体 CN Regular"/>
+        </w:rPr>
+      </w:pPr>
+      <w:r>
+        <w:rPr>
+          <w:rFonts w:eastAsia="思源黑体 CN Regular"/>
+        </w:rPr>
+        <w:t>[13:02]Porkifiable: I'm not talking about imaginary specific people. I am referring to this feeling.</w:t>
+      </w:r>
+    </w:p>
+    <w:p>
+      <w:pPr>
+        <w:spacing w:after="144"/>
+        <w:rPr>
+          <w:rFonts w:eastAsia="思源黑体 CN Regular"/>
+        </w:rPr>
+      </w:pPr>
+      <w:r>
+        <w:rPr>
+          <w:rFonts w:eastAsia="思源黑体 CN Regular"/>
+        </w:rPr>
+        <w:t>[13:04]Porkifiable: You will be afraid of their punishment and will want to talk to them and tell them that "You should not force me or push me like this."</w:t>
+      </w:r>
+    </w:p>
+    <w:p>
+      <w:pPr>
+        <w:spacing w:after="144"/>
+        <w:rPr>
+          <w:rFonts w:eastAsia="思源黑体 CN Regular"/>
+        </w:rPr>
+      </w:pPr>
+      <w:r>
+        <w:rPr>
+          <w:rFonts w:eastAsia="思源黑体 CN Regular"/>
+        </w:rPr>
+        <w:t>[13:05]Porkifiable: But these are all illusions. That person is just in your heart.</w:t>
+      </w:r>
+    </w:p>
+    <w:p>
+      <w:pPr>
+        <w:spacing w:after="144"/>
+        <w:rPr>
+          <w:rFonts w:eastAsia="思源黑体 CN Regular"/>
+        </w:rPr>
+      </w:pPr>
+      <w:r>
+        <w:rPr>
+          <w:rFonts w:eastAsia="思源黑体 CN Regular"/>
+        </w:rPr>
+        <w:t>[13:14]Porkifiable: And it's not just a matter of self-contradiction. It makes sense to mentally simulate what the other person is thinking before expressing your opinion to the other person.</w:t>
+      </w:r>
+    </w:p>
+    <w:p>
+      <w:pPr>
+        <w:spacing w:after="144"/>
+        <w:rPr>
+          <w:rFonts w:eastAsia="思源黑体 CN Regular"/>
+        </w:rPr>
+      </w:pPr>
+      <w:r>
+        <w:rPr>
+          <w:rFonts w:eastAsia="思源黑体 CN Regular"/>
+        </w:rPr>
+        <w:t xml:space="preserve">[13:22]: </w:t>
+      </w:r>
+      <w:proofErr w:type="spellStart"/>
+      <w:r>
+        <w:rPr>
+          <w:rFonts w:eastAsia="思源黑体 CN Regular"/>
+        </w:rPr>
+        <w:t>i</w:t>
+      </w:r>
+      <w:proofErr w:type="spellEnd"/>
+      <w:r>
+        <w:rPr>
+          <w:rFonts w:eastAsia="思源黑体 CN Regular"/>
+        </w:rPr>
+        <w:t xml:space="preserve"> have a punisher in my heart yes,, and </w:t>
+      </w:r>
+      <w:proofErr w:type="spellStart"/>
+      <w:r>
+        <w:rPr>
+          <w:rFonts w:eastAsia="思源黑体 CN Regular"/>
+        </w:rPr>
+        <w:t>i</w:t>
+      </w:r>
+      <w:proofErr w:type="spellEnd"/>
+      <w:r>
+        <w:rPr>
+          <w:rFonts w:eastAsia="思源黑体 CN Regular"/>
+        </w:rPr>
+        <w:t xml:space="preserve"> think most people do</w:t>
+      </w:r>
+    </w:p>
+    <w:p>
+      <w:pPr>
+        <w:spacing w:after="144"/>
+        <w:rPr>
+          <w:rFonts w:eastAsia="思源黑体 CN Regular"/>
+        </w:rPr>
+      </w:pPr>
+      <w:r>
+        <w:rPr>
+          <w:rFonts w:eastAsia="思源黑体 CN Regular"/>
+        </w:rPr>
+        <w:t>[13:24]Porkifiable: he won't actually punish you, but you can feel the fear, and be angry then</w:t>
       </w:r>
     </w:p>
     <w:p>
@@ -21019,147 +21001,91 @@
           <w:rFonts w:eastAsia="思源黑体 CN Regular"/>
         </w:rPr>
         <w:lastRenderedPageBreak/>
-        <w:t>[</w:t>
-      </w:r>
-      <w:proofErr w:type="gramStart"/>
-      <w:r>
-        <w:rPr>
-          <w:rFonts w:eastAsia="思源黑体 CN Regular"/>
-        </w:rPr>
-        <w:t>13:28]Porkifiable</w:t>
-      </w:r>
-      <w:proofErr w:type="gramEnd"/>
-      <w:r>
-        <w:rPr>
-          <w:rFonts w:eastAsia="思源黑体 CN Regular"/>
-        </w:rPr>
-        <w:t>: still, it's not just a matter of self-contradiction. it's also to mentally simulate what the other person is thinking before expressing your opinion to the other person.</w:t>
-      </w:r>
-    </w:p>
-    <w:p>
-      <w:pPr>
-        <w:spacing w:after="144"/>
-        <w:rPr>
-          <w:rFonts w:eastAsia="思源黑体 CN Regular"/>
-        </w:rPr>
-      </w:pPr>
-      <w:r>
-        <w:rPr>
-          <w:rFonts w:eastAsia="思源黑体 CN Regular"/>
-        </w:rPr>
-        <w:t>[</w:t>
-      </w:r>
-      <w:proofErr w:type="gramStart"/>
-      <w:r>
-        <w:rPr>
-          <w:rFonts w:eastAsia="思源黑体 CN Regular"/>
-        </w:rPr>
-        <w:t>13:34]Porkifiable</w:t>
-      </w:r>
-      <w:proofErr w:type="gramEnd"/>
-      <w:r>
-        <w:rPr>
-          <w:rFonts w:eastAsia="思源黑体 CN Regular"/>
-        </w:rPr>
-        <w:t>: The teacher is too busy to understand the student's heart, but they can occupy such an important place in the student's heart.</w:t>
-      </w:r>
-    </w:p>
-    <w:p>
-      <w:pPr>
-        <w:spacing w:after="144"/>
-        <w:rPr>
-          <w:rFonts w:eastAsia="思源黑体 CN Regular"/>
-        </w:rPr>
-      </w:pPr>
-      <w:r>
-        <w:rPr>
-          <w:rFonts w:eastAsia="思源黑体 CN Regular"/>
-        </w:rPr>
-        <w:t>[13:43]: im sorry your teachers do not understand your heart</w:t>
-      </w:r>
-    </w:p>
-    <w:p>
-      <w:pPr>
-        <w:spacing w:after="144"/>
-        <w:rPr>
-          <w:rFonts w:eastAsia="思源黑体 CN Regular"/>
-        </w:rPr>
-      </w:pPr>
-      <w:r>
-        <w:rPr>
-          <w:rFonts w:eastAsia="思源黑体 CN Regular"/>
-        </w:rPr>
-        <w:t>[</w:t>
-      </w:r>
-      <w:proofErr w:type="gramStart"/>
-      <w:r>
-        <w:rPr>
-          <w:rFonts w:eastAsia="思源黑体 CN Regular"/>
-        </w:rPr>
-        <w:t>13:49]Porkifiable</w:t>
-      </w:r>
-      <w:proofErr w:type="gramEnd"/>
-      <w:r>
-        <w:rPr>
-          <w:rFonts w:eastAsia="思源黑体 CN Regular"/>
-        </w:rPr>
-        <w:t>: People say this feeling between children and parents, for me it's me and my teacher lol</w:t>
-      </w:r>
-    </w:p>
-    <w:p>
-      <w:pPr>
-        <w:spacing w:after="144"/>
-        <w:rPr>
-          <w:rFonts w:eastAsia="思源黑体 CN Regular"/>
-        </w:rPr>
-      </w:pPr>
-      <w:r>
-        <w:rPr>
-          <w:rFonts w:eastAsia="思源黑体 CN Regular"/>
-        </w:rPr>
-        <w:t>[</w:t>
-      </w:r>
-      <w:proofErr w:type="gramStart"/>
-      <w:r>
-        <w:rPr>
-          <w:rFonts w:eastAsia="思源黑体 CN Regular"/>
-        </w:rPr>
-        <w:t>13:52]Porkifiable</w:t>
-      </w:r>
-      <w:proofErr w:type="gramEnd"/>
-      <w:r>
-        <w:rPr>
-          <w:rFonts w:eastAsia="思源黑体 CN Regular"/>
-        </w:rPr>
-        <w:t>: The counselor said that my case is rare, and most people have a similar complex structure to their parents</w:t>
-      </w:r>
-    </w:p>
-    <w:p>
-      <w:pPr>
-        <w:spacing w:after="144"/>
-        <w:rPr>
-          <w:rFonts w:eastAsia="思源黑体 CN Regular"/>
-        </w:rPr>
-      </w:pPr>
-      <w:r>
-        <w:rPr>
-          <w:rFonts w:eastAsia="思源黑体 CN Regular"/>
-        </w:rPr>
-        <w:t>[</w:t>
-      </w:r>
-      <w:proofErr w:type="gramStart"/>
-      <w:r>
-        <w:rPr>
-          <w:rFonts w:eastAsia="思源黑体 CN Regular"/>
-        </w:rPr>
-        <w:t>13:56]Porkifiable</w:t>
-      </w:r>
-      <w:proofErr w:type="gramEnd"/>
-      <w:r>
-        <w:rPr>
-          <w:rFonts w:eastAsia="思源黑体 CN Regular"/>
-        </w:rPr>
-        <w:t>: My conversations with you should be made into children's books.</w:t>
+        <w:t>[13:28]Porkifiable: still, it's not just a matter of self-contradiction. it's also to mentally simulate what the other person is thinking before expressing your opinion to the other person.</w:t>
+      </w:r>
+    </w:p>
+    <w:p>
+      <w:pPr>
+        <w:spacing w:after="144"/>
+        <w:rPr>
+          <w:rFonts w:eastAsia="思源黑体 CN Regular"/>
+        </w:rPr>
+      </w:pPr>
+      <w:r>
+        <w:rPr>
+          <w:rFonts w:eastAsia="思源黑体 CN Regular"/>
+        </w:rPr>
+        <w:t>[13:34]Porkifiable: The teacher is too busy to understand the student's heart, but they can occupy such an important place in the student's heart.</w:t>
+      </w:r>
+    </w:p>
+    <w:p>
+      <w:pPr>
+        <w:spacing w:after="144"/>
+        <w:rPr>
+          <w:rFonts w:eastAsia="思源黑体 CN Regular"/>
+        </w:rPr>
+      </w:pPr>
+      <w:r>
+        <w:rPr>
+          <w:rFonts w:eastAsia="思源黑体 CN Regular"/>
+        </w:rPr>
+        <w:t xml:space="preserve">[13:43]: </w:t>
+      </w:r>
+      <w:proofErr w:type="spellStart"/>
+      <w:r>
+        <w:rPr>
+          <w:rFonts w:eastAsia="思源黑体 CN Regular"/>
+        </w:rPr>
+        <w:t>im</w:t>
+      </w:r>
+      <w:proofErr w:type="spellEnd"/>
+      <w:r>
+        <w:rPr>
+          <w:rFonts w:eastAsia="思源黑体 CN Regular"/>
+        </w:rPr>
+        <w:t xml:space="preserve"> sorry your teachers do not understand your heart</w:t>
+      </w:r>
+    </w:p>
+    <w:p>
+      <w:pPr>
+        <w:spacing w:after="144"/>
+        <w:rPr>
+          <w:rFonts w:eastAsia="思源黑体 CN Regular"/>
+        </w:rPr>
+      </w:pPr>
+      <w:r>
+        <w:rPr>
+          <w:rFonts w:eastAsia="思源黑体 CN Regular"/>
+        </w:rPr>
+        <w:t>[13:49]Porkifiable: People say this feeling between children and parents, for me it's me and my teacher lol</w:t>
+      </w:r>
+    </w:p>
+    <w:p>
+      <w:pPr>
+        <w:spacing w:after="144"/>
+        <w:rPr>
+          <w:rFonts w:eastAsia="思源黑体 CN Regular"/>
+        </w:rPr>
+      </w:pPr>
+      <w:r>
+        <w:rPr>
+          <w:rFonts w:eastAsia="思源黑体 CN Regular"/>
+        </w:rPr>
+        <w:t>[13:52]Porkifiable: The counselor said that my case is rare, and most people have a similar complex structure to their parents</w:t>
+      </w:r>
+    </w:p>
+    <w:p>
+      <w:pPr>
+        <w:spacing w:after="144"/>
+        <w:rPr>
+          <w:rFonts w:eastAsia="思源黑体 CN Regular"/>
+        </w:rPr>
+      </w:pPr>
+      <w:r>
+        <w:rPr>
+          <w:rFonts w:eastAsia="思源黑体 CN Regular"/>
+        </w:rPr>
+        <w:t>[13:56]Porkifiable: My conversations with you should be made into children's books.</w:t>
       </w:r>
     </w:p>
     <w:p>
@@ -21312,7 +21238,21 @@
         <w:rPr>
           <w:rFonts w:eastAsia="思源黑体 CN Regular"/>
         </w:rPr>
-        <w:t>as to "you need to grind your character and adapt to following rules blabla", well, there's a natural way - part-time job</w:t>
+        <w:t xml:space="preserve">as to "you need to grind your character and adapt to following rules </w:t>
+      </w:r>
+      <w:proofErr w:type="spellStart"/>
+      <w:r>
+        <w:rPr>
+          <w:rFonts w:eastAsia="思源黑体 CN Regular"/>
+        </w:rPr>
+        <w:t>blabla</w:t>
+      </w:r>
+      <w:proofErr w:type="spellEnd"/>
+      <w:r>
+        <w:rPr>
+          <w:rFonts w:eastAsia="思源黑体 CN Regular"/>
+        </w:rPr>
+        <w:t>", well, there's a natural way - part-time job</w:t>
       </w:r>
     </w:p>
     <w:p>
@@ -21471,11 +21411,19 @@
           <w:rFonts w:eastAsia="思源黑体 CN Regular"/>
         </w:rPr>
       </w:pPr>
-      <w:r>
-        <w:rPr>
-          <w:rFonts w:eastAsia="思源黑体 CN Regular"/>
-        </w:rPr>
-        <w:t>i refuse forgetting anything on myself, take others' things as my view's symbol, maybe with an average altruism in the future</w:t>
+      <w:proofErr w:type="spellStart"/>
+      <w:r>
+        <w:rPr>
+          <w:rFonts w:eastAsia="思源黑体 CN Regular"/>
+        </w:rPr>
+        <w:t>i</w:t>
+      </w:r>
+      <w:proofErr w:type="spellEnd"/>
+      <w:r>
+        <w:rPr>
+          <w:rFonts w:eastAsia="思源黑体 CN Regular"/>
+        </w:rPr>
+        <w:t xml:space="preserve"> refuse forgetting anything on myself, take others' things as my view's symbol, maybe with an average altruism in the future</w:t>
       </w:r>
     </w:p>
     <w:p>
@@ -21536,11 +21484,47 @@
           <w:rFonts w:eastAsia="思源黑体 CN Regular"/>
         </w:rPr>
       </w:pPr>
-      <w:r>
-        <w:rPr>
-          <w:rFonts w:eastAsia="思源黑体 CN Regular"/>
-        </w:rPr>
-        <w:t>i want to talk about those again. once i told another guy an experience. here's what i sent to him.</w:t>
+      <w:proofErr w:type="spellStart"/>
+      <w:r>
+        <w:rPr>
+          <w:rFonts w:eastAsia="思源黑体 CN Regular"/>
+        </w:rPr>
+        <w:t>i</w:t>
+      </w:r>
+      <w:proofErr w:type="spellEnd"/>
+      <w:r>
+        <w:rPr>
+          <w:rFonts w:eastAsia="思源黑体 CN Regular"/>
+        </w:rPr>
+        <w:t xml:space="preserve"> want to talk about those again. once </w:t>
+      </w:r>
+      <w:proofErr w:type="spellStart"/>
+      <w:r>
+        <w:rPr>
+          <w:rFonts w:eastAsia="思源黑体 CN Regular"/>
+        </w:rPr>
+        <w:t>i</w:t>
+      </w:r>
+      <w:proofErr w:type="spellEnd"/>
+      <w:r>
+        <w:rPr>
+          <w:rFonts w:eastAsia="思源黑体 CN Regular"/>
+        </w:rPr>
+        <w:t xml:space="preserve"> told another guy an experience. here's what </w:t>
+      </w:r>
+      <w:proofErr w:type="spellStart"/>
+      <w:r>
+        <w:rPr>
+          <w:rFonts w:eastAsia="思源黑体 CN Regular"/>
+        </w:rPr>
+        <w:t>i</w:t>
+      </w:r>
+      <w:proofErr w:type="spellEnd"/>
+      <w:r>
+        <w:rPr>
+          <w:rFonts w:eastAsia="思源黑体 CN Regular"/>
+        </w:rPr>
+        <w:t xml:space="preserve"> sent to him.</w:t>
       </w:r>
     </w:p>
     <w:p>
@@ -21555,7 +21539,49 @@
         <w:rPr>
           <w:rFonts w:eastAsia="思源黑体 CN Regular"/>
         </w:rPr>
-        <w:t>once a university teacher told us that we should stop being lazy and irresponsible and feel ashamed and motivated as the students from some worldwide first-class universities study to 3 a.m. everyday. and he told us that all depressed people are irresponsible and we should be away from them if we couldn't avoid being influenced by them. the best treatment for depression is to work harder to avoid the mood. and he said that the culture of our university is an unhealthy tendency compared to that of high schools. i told one of my friends that i felt really angry and ashamed because of his words. the friend told me that it's obvious that the teacher was right. i asked him if he was studying. he said that he wasn't but he actually regretted to say that as it was corrupting the ethos.</w:t>
+        <w:t xml:space="preserve">once a university teacher told us that we should stop being lazy and irresponsible and feel ashamed and motivated as the students from some worldwide first-class universities study to 3 a.m. everyday. and he told us that all depressed people are irresponsible and we should be away from them if we couldn't avoid being influenced by them. the best treatment for depression is to work harder to avoid the mood. and he said that the culture of our university is an unhealthy tendency compared to that of high schools. </w:t>
+      </w:r>
+      <w:proofErr w:type="spellStart"/>
+      <w:r>
+        <w:rPr>
+          <w:rFonts w:eastAsia="思源黑体 CN Regular"/>
+        </w:rPr>
+        <w:t>i</w:t>
+      </w:r>
+      <w:proofErr w:type="spellEnd"/>
+      <w:r>
+        <w:rPr>
+          <w:rFonts w:eastAsia="思源黑体 CN Regular"/>
+        </w:rPr>
+        <w:t xml:space="preserve"> told one of my friends that </w:t>
+      </w:r>
+      <w:proofErr w:type="spellStart"/>
+      <w:r>
+        <w:rPr>
+          <w:rFonts w:eastAsia="思源黑体 CN Regular"/>
+        </w:rPr>
+        <w:t>i</w:t>
+      </w:r>
+      <w:proofErr w:type="spellEnd"/>
+      <w:r>
+        <w:rPr>
+          <w:rFonts w:eastAsia="思源黑体 CN Regular"/>
+        </w:rPr>
+        <w:t xml:space="preserve"> felt really angry and ashamed because of his words. the friend told me that it's obvious that the teacher was right. </w:t>
+      </w:r>
+      <w:proofErr w:type="spellStart"/>
+      <w:r>
+        <w:rPr>
+          <w:rFonts w:eastAsia="思源黑体 CN Regular"/>
+        </w:rPr>
+        <w:t>i</w:t>
+      </w:r>
+      <w:proofErr w:type="spellEnd"/>
+      <w:r>
+        <w:rPr>
+          <w:rFonts w:eastAsia="思源黑体 CN Regular"/>
+        </w:rPr>
+        <w:t xml:space="preserve"> asked him if he was studying. he said that he wasn't but he actually regretted to say that as it was corrupting the ethos.</w:t>
       </w:r>
     </w:p>
     <w:p>
@@ -21566,12 +21592,34 @@
           <w:rFonts w:eastAsia="思源黑体 CN Regular"/>
         </w:rPr>
       </w:pPr>
+      <w:proofErr w:type="spellStart"/>
       <w:r>
         <w:rPr>
           <w:rFonts w:eastAsia="思源黑体 CN Regular"/>
         </w:rPr>
         <w:lastRenderedPageBreak/>
-        <w:t>i really don't know what to say. i really don't want to see people like them again. at least, at least you don't say that high schools are good. after all that's the main reason why people can't motivate themselves to study till three in the morning in the university.</w:t>
+        <w:t>i</w:t>
+      </w:r>
+      <w:proofErr w:type="spellEnd"/>
+      <w:r>
+        <w:rPr>
+          <w:rFonts w:eastAsia="思源黑体 CN Regular"/>
+        </w:rPr>
+        <w:t xml:space="preserve"> really don't know what to say. </w:t>
+      </w:r>
+      <w:proofErr w:type="spellStart"/>
+      <w:r>
+        <w:rPr>
+          <w:rFonts w:eastAsia="思源黑体 CN Regular"/>
+        </w:rPr>
+        <w:t>i</w:t>
+      </w:r>
+      <w:proofErr w:type="spellEnd"/>
+      <w:r>
+        <w:rPr>
+          <w:rFonts w:eastAsia="思源黑体 CN Regular"/>
+        </w:rPr>
+        <w:t xml:space="preserve"> really don't want to see people like them again. at least, at least you don't say that high schools are good. after all that's the main reason why people can't motivate themselves to study till three in the morning in the university.</w:t>
       </w:r>
     </w:p>
     <w:p>
@@ -21582,19 +21630,39 @@
           <w:rFonts w:eastAsia="思源黑体 CN Regular"/>
         </w:rPr>
       </w:pPr>
-      <w:proofErr w:type="gramStart"/>
-      <w:r>
-        <w:rPr>
-          <w:rFonts w:eastAsia="思源黑体 CN Regular"/>
-        </w:rPr>
-        <w:t>of course</w:t>
-      </w:r>
-      <w:proofErr w:type="gramEnd"/>
-      <w:r>
-        <w:rPr>
-          <w:rFonts w:eastAsia="思源黑体 CN Regular"/>
-        </w:rPr>
-        <w:t xml:space="preserve"> if universities work like high schools now, the students will probably learn more. i mean, why don't you pursue some organization to control everyone in the society to work hard, considering the truth which i even agree that basically all modern people are lazy, fragile and spoiled.</w:t>
+      <w:r>
+        <w:rPr>
+          <w:rFonts w:eastAsia="思源黑体 CN Regular"/>
+        </w:rPr>
+        <w:t xml:space="preserve">of course if universities work like high schools now, the students will probably learn more. </w:t>
+      </w:r>
+      <w:proofErr w:type="spellStart"/>
+      <w:r>
+        <w:rPr>
+          <w:rFonts w:eastAsia="思源黑体 CN Regular"/>
+        </w:rPr>
+        <w:t>i</w:t>
+      </w:r>
+      <w:proofErr w:type="spellEnd"/>
+      <w:r>
+        <w:rPr>
+          <w:rFonts w:eastAsia="思源黑体 CN Regular"/>
+        </w:rPr>
+        <w:t xml:space="preserve"> mean, why don't you pursue some organization to control everyone in the society to work hard, considering the truth which </w:t>
+      </w:r>
+      <w:proofErr w:type="spellStart"/>
+      <w:r>
+        <w:rPr>
+          <w:rFonts w:eastAsia="思源黑体 CN Regular"/>
+        </w:rPr>
+        <w:t>i</w:t>
+      </w:r>
+      <w:proofErr w:type="spellEnd"/>
+      <w:r>
+        <w:rPr>
+          <w:rFonts w:eastAsia="思源黑体 CN Regular"/>
+        </w:rPr>
+        <w:t xml:space="preserve"> even agree that basically all modern people are lazy, fragile and spoiled.</w:t>
       </w:r>
     </w:p>
     <w:p>
@@ -21664,11 +21732,33 @@
           <w:rFonts w:eastAsia="思源黑体 CN Regular"/>
         </w:rPr>
       </w:pPr>
-      <w:r>
-        <w:rPr>
-          <w:rFonts w:eastAsia="思源黑体 CN Regular"/>
-        </w:rPr>
-        <w:t>i think we should consider the purpose of the subsidy. if it only comes from economic inequality, then it'll be irrelevant to extra expectation. but if it's like environmental protection subsidy, then it'll mean that some people think the college students are the "vital few", who are expected to work harder. i'm in a not bad university so this questions me. for more common universities, whether the content learned will be used in work is a more important issue.</w:t>
+      <w:proofErr w:type="spellStart"/>
+      <w:r>
+        <w:rPr>
+          <w:rFonts w:eastAsia="思源黑体 CN Regular"/>
+        </w:rPr>
+        <w:t>i</w:t>
+      </w:r>
+      <w:proofErr w:type="spellEnd"/>
+      <w:r>
+        <w:rPr>
+          <w:rFonts w:eastAsia="思源黑体 CN Regular"/>
+        </w:rPr>
+        <w:t xml:space="preserve"> think we should consider the purpose of the subsidy. if it only comes from economic inequality, then it'll be irrelevant to extra expectation. but if it's like environmental protection subsidy, then it'll mean that some people think the college students are the "vital few", who are expected to work harder. </w:t>
+      </w:r>
+      <w:proofErr w:type="spellStart"/>
+      <w:r>
+        <w:rPr>
+          <w:rFonts w:eastAsia="思源黑体 CN Regular"/>
+        </w:rPr>
+        <w:t>i'm</w:t>
+      </w:r>
+      <w:proofErr w:type="spellEnd"/>
+      <w:r>
+        <w:rPr>
+          <w:rFonts w:eastAsia="思源黑体 CN Regular"/>
+        </w:rPr>
+        <w:t xml:space="preserve"> in a not bad university so this questions me. for more common universities, whether the content learned will be used in work is a more important issue.</w:t>
       </w:r>
     </w:p>
     <w:p>
@@ -21792,53 +21882,103 @@
           <w:rFonts w:eastAsia="思源黑体 CN Regular"/>
         </w:rPr>
       </w:pPr>
-      <w:r>
-        <w:rPr>
-          <w:rFonts w:eastAsia="思源黑体 CN Regular"/>
-        </w:rPr>
-        <w:t xml:space="preserve">i wish i had used earplugs when i was in middle school but i only started to use them in the 2nd year of high school. what stopped me? well if it had been found it'd be a nightmare. but </w:t>
-      </w:r>
-      <w:proofErr w:type="gramStart"/>
-      <w:r>
-        <w:rPr>
-          <w:rFonts w:eastAsia="思源黑体 CN Regular"/>
-        </w:rPr>
-        <w:t>actually</w:t>
-      </w:r>
-      <w:proofErr w:type="gramEnd"/>
-      <w:r>
-        <w:rPr>
-          <w:rFonts w:eastAsia="思源黑体 CN Regular"/>
-        </w:rPr>
-        <w:t xml:space="preserve"> i wish i had started doing that when i was in high school, when my parents supported me more. the problem is that they only reduce the teacher's voice but not to cancel it. </w:t>
-      </w:r>
-      <w:proofErr w:type="gramStart"/>
-      <w:r>
-        <w:rPr>
-          <w:rFonts w:eastAsia="思源黑体 CN Regular"/>
-        </w:rPr>
-        <w:t>so</w:t>
-      </w:r>
-      <w:proofErr w:type="gramEnd"/>
-      <w:r>
-        <w:rPr>
-          <w:rFonts w:eastAsia="思源黑体 CN Regular"/>
-        </w:rPr>
-        <w:t xml:space="preserve"> if my mind wasn't </w:t>
-      </w:r>
-      <w:proofErr w:type="gramStart"/>
-      <w:r>
-        <w:rPr>
-          <w:rFonts w:eastAsia="思源黑体 CN Regular"/>
-        </w:rPr>
-        <w:t>ready</w:t>
-      </w:r>
-      <w:proofErr w:type="gramEnd"/>
-      <w:r>
-        <w:rPr>
-          <w:rFonts w:eastAsia="思源黑体 CN Regular"/>
-        </w:rPr>
-        <w:t xml:space="preserve"> it might not make me feel better, then it wouldn't worth the risk of being caught. you need a lot of self-protection in your mind to make volume-reduce able to make you feel better.</w:t>
+      <w:proofErr w:type="spellStart"/>
+      <w:r>
+        <w:rPr>
+          <w:rFonts w:eastAsia="思源黑体 CN Regular"/>
+        </w:rPr>
+        <w:t>i</w:t>
+      </w:r>
+      <w:proofErr w:type="spellEnd"/>
+      <w:r>
+        <w:rPr>
+          <w:rFonts w:eastAsia="思源黑体 CN Regular"/>
+        </w:rPr>
+        <w:t xml:space="preserve"> wish </w:t>
+      </w:r>
+      <w:proofErr w:type="spellStart"/>
+      <w:r>
+        <w:rPr>
+          <w:rFonts w:eastAsia="思源黑体 CN Regular"/>
+        </w:rPr>
+        <w:t>i</w:t>
+      </w:r>
+      <w:proofErr w:type="spellEnd"/>
+      <w:r>
+        <w:rPr>
+          <w:rFonts w:eastAsia="思源黑体 CN Regular"/>
+        </w:rPr>
+        <w:t xml:space="preserve"> had used earplugs when </w:t>
+      </w:r>
+      <w:proofErr w:type="spellStart"/>
+      <w:r>
+        <w:rPr>
+          <w:rFonts w:eastAsia="思源黑体 CN Regular"/>
+        </w:rPr>
+        <w:t>i</w:t>
+      </w:r>
+      <w:proofErr w:type="spellEnd"/>
+      <w:r>
+        <w:rPr>
+          <w:rFonts w:eastAsia="思源黑体 CN Regular"/>
+        </w:rPr>
+        <w:t xml:space="preserve"> was in middle school but </w:t>
+      </w:r>
+      <w:proofErr w:type="spellStart"/>
+      <w:r>
+        <w:rPr>
+          <w:rFonts w:eastAsia="思源黑体 CN Regular"/>
+        </w:rPr>
+        <w:t>i</w:t>
+      </w:r>
+      <w:proofErr w:type="spellEnd"/>
+      <w:r>
+        <w:rPr>
+          <w:rFonts w:eastAsia="思源黑体 CN Regular"/>
+        </w:rPr>
+        <w:t xml:space="preserve"> only started to use them in the 2nd year of high school. what stopped me? well if it had been found it'd be a nightmare. but actually </w:t>
+      </w:r>
+      <w:proofErr w:type="spellStart"/>
+      <w:r>
+        <w:rPr>
+          <w:rFonts w:eastAsia="思源黑体 CN Regular"/>
+        </w:rPr>
+        <w:t>i</w:t>
+      </w:r>
+      <w:proofErr w:type="spellEnd"/>
+      <w:r>
+        <w:rPr>
+          <w:rFonts w:eastAsia="思源黑体 CN Regular"/>
+        </w:rPr>
+        <w:t xml:space="preserve"> wish </w:t>
+      </w:r>
+      <w:proofErr w:type="spellStart"/>
+      <w:r>
+        <w:rPr>
+          <w:rFonts w:eastAsia="思源黑体 CN Regular"/>
+        </w:rPr>
+        <w:t>i</w:t>
+      </w:r>
+      <w:proofErr w:type="spellEnd"/>
+      <w:r>
+        <w:rPr>
+          <w:rFonts w:eastAsia="思源黑体 CN Regular"/>
+        </w:rPr>
+        <w:t xml:space="preserve"> had started doing that when </w:t>
+      </w:r>
+      <w:proofErr w:type="spellStart"/>
+      <w:r>
+        <w:rPr>
+          <w:rFonts w:eastAsia="思源黑体 CN Regular"/>
+        </w:rPr>
+        <w:t>i</w:t>
+      </w:r>
+      <w:proofErr w:type="spellEnd"/>
+      <w:r>
+        <w:rPr>
+          <w:rFonts w:eastAsia="思源黑体 CN Regular"/>
+        </w:rPr>
+        <w:t xml:space="preserve"> was in high school, when my parents supported me more. the problem is that they only reduce the teacher's voice but not to cancel it. so if my mind wasn't ready it might not make me feel better, then it wouldn't worth the risk of being caught. you need a lot of self-protection in your mind to make volume-reduce able to make you feel better.</w:t>
       </w:r>
     </w:p>
     <w:p>
@@ -21954,21 +22094,7 @@
         <w:rPr>
           <w:rFonts w:eastAsia="思源黑体 CN Regular"/>
         </w:rPr>
-        <w:t xml:space="preserve">I am lucky that my family is not financially difficult, and I have access to good educational resources. </w:t>
-      </w:r>
-      <w:proofErr w:type="gramStart"/>
-      <w:r>
-        <w:rPr>
-          <w:rFonts w:eastAsia="思源黑体 CN Regular"/>
-        </w:rPr>
-        <w:t>So</w:t>
-      </w:r>
-      <w:proofErr w:type="gramEnd"/>
-      <w:r>
-        <w:rPr>
-          <w:rFonts w:eastAsia="思源黑体 CN Regular"/>
-        </w:rPr>
-        <w:t xml:space="preserve"> I can say these things calmly here without having to rely on studying hard to change my fate.</w:t>
+        <w:t>I am lucky that my family is not financially difficult, and I have access to good educational resources. So I can say these things calmly here without having to rely on studying hard to change my fate.</w:t>
       </w:r>
     </w:p>
     <w:p>
@@ -21996,21 +22122,7 @@
         <w:rPr>
           <w:rFonts w:eastAsia="思源黑体 CN Regular"/>
         </w:rPr>
-        <w:t xml:space="preserve">I am inflexible. I rigidly oppose teachers who say things like "you are sorry for this or that" "you don't do your </w:t>
-      </w:r>
-      <w:proofErr w:type="gramStart"/>
-      <w:r>
-        <w:rPr>
-          <w:rFonts w:eastAsia="思源黑体 CN Regular"/>
-        </w:rPr>
-        <w:t>homework,</w:t>
-      </w:r>
-      <w:proofErr w:type="gramEnd"/>
-      <w:r>
-        <w:rPr>
-          <w:rFonts w:eastAsia="思源黑体 CN Regular"/>
-        </w:rPr>
-        <w:t xml:space="preserve"> you are so </w:t>
+        <w:t xml:space="preserve">I am inflexible. I rigidly oppose teachers who say things like "you are sorry for this or that" "you don't do your homework, you are so </w:t>
       </w:r>
       <w:r>
         <w:rPr>
@@ -22246,7 +22358,21 @@
         <w:rPr>
           <w:rFonts w:eastAsia="思源黑体 CN Regular"/>
         </w:rPr>
-        <w:t>I am still a fragile and childish person. I have no illness, there are no difficulties in basic life, and I have salad, french fries and ketchup to eat, but I still say the things above. Especially considering that I have already left middle school.</w:t>
+        <w:t xml:space="preserve">I am still a fragile and childish person. I have no illness, there are no difficulties in basic life, and I have salad, </w:t>
+      </w:r>
+      <w:proofErr w:type="spellStart"/>
+      <w:r>
+        <w:rPr>
+          <w:rFonts w:eastAsia="思源黑体 CN Regular"/>
+        </w:rPr>
+        <w:t>french</w:t>
+      </w:r>
+      <w:proofErr w:type="spellEnd"/>
+      <w:r>
+        <w:rPr>
+          <w:rFonts w:eastAsia="思源黑体 CN Regular"/>
+        </w:rPr>
+        <w:t xml:space="preserve"> fries and ketchup to eat, but I still say the things above. Especially considering that I have already left middle school.</w:t>
       </w:r>
     </w:p>
     <w:p>
@@ -22395,19 +22521,25 @@
           <w:rFonts w:eastAsia="思源黑体 CN Regular"/>
         </w:rPr>
       </w:pPr>
-      <w:proofErr w:type="gramStart"/>
-      <w:r>
-        <w:rPr>
-          <w:rFonts w:eastAsia="思源黑体 CN Regular"/>
-        </w:rPr>
-        <w:t>So</w:t>
-      </w:r>
-      <w:proofErr w:type="gramEnd"/>
-      <w:r>
-        <w:rPr>
-          <w:rFonts w:eastAsia="思源黑体 CN Regular"/>
-        </w:rPr>
-        <w:t xml:space="preserve"> the emphasis on mental health amongst the current rebellion in the west doesn't really hold water with me on either side. On the one hand is the fact that we tend to think that the human psyche can be sharpened, so that it doesn't necessarily undermine mental health. On the other hand, for someone as rebellious as I am, I certainly wouldn't be satisfied with your formulation of mental health; I would speak from a free-willist perspective.</w:t>
+      <w:r>
+        <w:rPr>
+          <w:rFonts w:eastAsia="思源黑体 CN Regular"/>
+        </w:rPr>
+        <w:t>So the emphasis on mental health amongst the current rebellion in the west doesn't really hold water with me on either side. On the one hand is the fact that we tend to think that the human psyche can be sharpened, so that it doesn't necessarily undermine mental health. On the other hand, for someone as rebellious as I am, I certainly wouldn't be satisfied with your formulation of mental health; I would speak from a free-</w:t>
+      </w:r>
+      <w:proofErr w:type="spellStart"/>
+      <w:r>
+        <w:rPr>
+          <w:rFonts w:eastAsia="思源黑体 CN Regular"/>
+        </w:rPr>
+        <w:t>willist</w:t>
+      </w:r>
+      <w:proofErr w:type="spellEnd"/>
+      <w:r>
+        <w:rPr>
+          <w:rFonts w:eastAsia="思源黑体 CN Regular"/>
+        </w:rPr>
+        <w:t xml:space="preserve"> perspective.</w:t>
       </w:r>
     </w:p>
     <w:p>
@@ -22495,21 +22627,7 @@
         <w:rPr>
           <w:rFonts w:eastAsia="思源黑体 CN Regular"/>
         </w:rPr>
-        <w:t xml:space="preserve">What are you going to do when you have a child and you realize that he doesn't have a good relationship with you, resulting in you not knowing how he is doing and not knowing what to push him to do? Sure, you can say that you're going to stop being so intimidating and hope that he'll at least feel safe enough to tell you how he's doing. </w:t>
-      </w:r>
-      <w:proofErr w:type="gramStart"/>
-      <w:r>
-        <w:rPr>
-          <w:rFonts w:eastAsia="思源黑体 CN Regular"/>
-        </w:rPr>
-        <w:t>But,</w:t>
-      </w:r>
-      <w:proofErr w:type="gramEnd"/>
-      <w:r>
-        <w:rPr>
-          <w:rFonts w:eastAsia="思源黑体 CN Regular"/>
-        </w:rPr>
-        <w:t xml:space="preserve"> you could also </w:t>
+        <w:t xml:space="preserve">What are you going to do when you have a child and you realize that he doesn't have a good relationship with you, resulting in you not knowing how he is doing and not knowing what to push him to do? Sure, you can say that you're going to stop being so intimidating and hope that he'll at least feel safe enough to tell you how he's doing. But, you could also </w:t>
       </w:r>
       <w:r>
         <w:rPr>
@@ -22587,7 +22705,21 @@
           <w:rFonts w:eastAsia="思源黑体 CN Regular"/>
         </w:rPr>
         <w:lastRenderedPageBreak/>
-        <w:t>BTW, some don't feel why people'd want to seek permission from friends or strangers for playing with the phone for a few days. This is my ideal culture. This is not a dangerous mentality.</w:t>
+        <w:t xml:space="preserve">BTW, some don't feel why </w:t>
+      </w:r>
+      <w:proofErr w:type="spellStart"/>
+      <w:r>
+        <w:rPr>
+          <w:rFonts w:eastAsia="思源黑体 CN Regular"/>
+        </w:rPr>
+        <w:t>people'd</w:t>
+      </w:r>
+      <w:proofErr w:type="spellEnd"/>
+      <w:r>
+        <w:rPr>
+          <w:rFonts w:eastAsia="思源黑体 CN Regular"/>
+        </w:rPr>
+        <w:t xml:space="preserve"> want to seek permission from friends or strangers for playing with the phone for a few days. This is my ideal culture. This is not a dangerous mentality.</w:t>
       </w:r>
     </w:p>
     <w:p>
@@ -22960,35 +23092,7 @@
           <w:rFonts w:eastAsia="思源黑体 CN Regular"/>
         </w:rPr>
         <w:lastRenderedPageBreak/>
-        <w:t xml:space="preserve">want to be forced to do things. It's also important to note that not all suffering was just shame, motivational speeches and horrors, but also things like laziness and willing to play with phone but being forced to do things. My parents didn't let you do that. Whether you do it or not, my parents won't have much to say. You can do </w:t>
-      </w:r>
-      <w:proofErr w:type="gramStart"/>
-      <w:r>
-        <w:rPr>
-          <w:rFonts w:eastAsia="思源黑体 CN Regular"/>
-        </w:rPr>
-        <w:t>otherwise,</w:t>
-      </w:r>
-      <w:proofErr w:type="gramEnd"/>
-      <w:r>
-        <w:rPr>
-          <w:rFonts w:eastAsia="思源黑体 CN Regular"/>
-        </w:rPr>
-        <w:t xml:space="preserve"> you won't be fired that easily. </w:t>
-      </w:r>
-      <w:proofErr w:type="gramStart"/>
-      <w:r>
-        <w:rPr>
-          <w:rFonts w:eastAsia="思源黑体 CN Regular"/>
-        </w:rPr>
-        <w:t>Also</w:t>
-      </w:r>
-      <w:proofErr w:type="gramEnd"/>
-      <w:r>
-        <w:rPr>
-          <w:rFonts w:eastAsia="思源黑体 CN Regular"/>
-        </w:rPr>
-        <w:t xml:space="preserve"> your life or death has nothing to do with me.</w:t>
+        <w:t>want to be forced to do things. It's also important to note that not all suffering was just shame, motivational speeches and horrors, but also things like laziness and willing to play with phone but being forced to do things. My parents didn't let you do that. Whether you do it or not, my parents won't have much to say. You can do otherwise, you won't be fired that easily. Also your life or death has nothing to do with me.</w:t>
       </w:r>
     </w:p>
     <w:p>
@@ -23013,35 +23117,35 @@
         <w:rPr>
           <w:rFonts w:eastAsia="思源黑体 CN Regular"/>
         </w:rPr>
-        <w:t>I really don't know how to explain many things. If you are scolded and shamed everyday, and others around you are super obedient, it's hard to try to skip school, talk with your parents, to see if you can learn at home, or at least you can cut your school time, or not be punished for not finishing homework, things like that.</w:t>
-      </w:r>
-    </w:p>
-    <w:p>
-      <w:pPr>
-        <w:spacing w:after="144"/>
-        <w:rPr>
-          <w:rFonts w:eastAsia="思源黑体 CN Regular"/>
-        </w:rPr>
-      </w:pPr>
-      <w:r>
-        <w:rPr>
-          <w:rFonts w:eastAsia="思源黑体 CN Regular"/>
-        </w:rPr>
-        <w:t xml:space="preserve">In many times, suicide rather than these things </w:t>
-      </w:r>
-      <w:proofErr w:type="gramStart"/>
-      <w:r>
-        <w:rPr>
-          <w:rFonts w:eastAsia="思源黑体 CN Regular"/>
-        </w:rPr>
-        <w:t>is</w:t>
-      </w:r>
-      <w:proofErr w:type="gramEnd"/>
-      <w:r>
-        <w:rPr>
-          <w:rFonts w:eastAsia="思源黑体 CN Regular"/>
-        </w:rPr>
-        <w:t xml:space="preserve"> what comes to your mind, because you're too shameful. You are asking yourself to work like everyone around you, to always try to be more hardworking.</w:t>
+        <w:t xml:space="preserve">I really don't know how to explain many things. If you are scolded and shamed </w:t>
+      </w:r>
+      <w:proofErr w:type="spellStart"/>
+      <w:r>
+        <w:rPr>
+          <w:rFonts w:eastAsia="思源黑体 CN Regular"/>
+        </w:rPr>
+        <w:t>everyday</w:t>
+      </w:r>
+      <w:proofErr w:type="spellEnd"/>
+      <w:r>
+        <w:rPr>
+          <w:rFonts w:eastAsia="思源黑体 CN Regular"/>
+        </w:rPr>
+        <w:t>, and others around you are super obedient, it's hard to try to skip school, talk with your parents, to see if you can learn at home, or at least you can cut your school time, or not be punished for not finishing homework, things like that.</w:t>
+      </w:r>
+    </w:p>
+    <w:p>
+      <w:pPr>
+        <w:spacing w:after="144"/>
+        <w:rPr>
+          <w:rFonts w:eastAsia="思源黑体 CN Regular"/>
+        </w:rPr>
+      </w:pPr>
+      <w:r>
+        <w:rPr>
+          <w:rFonts w:eastAsia="思源黑体 CN Regular"/>
+        </w:rPr>
+        <w:t>In many times, suicide rather than these things is what comes to your mind, because you're too shameful. You are asking yourself to work like everyone around you, to always try to be more hardworking.</w:t>
       </w:r>
     </w:p>
     <w:p>
@@ -23147,62 +23251,182 @@
           <w:rFonts w:eastAsia="思源黑体 CN Regular"/>
         </w:rPr>
       </w:pPr>
-      <w:r>
-        <w:rPr>
-          <w:rFonts w:eastAsia="思源黑体 CN Regular"/>
-        </w:rPr>
-        <w:t>i want to talk about those again. once i told someone an experience. here's what i sent to him.</w:t>
-      </w:r>
-    </w:p>
-    <w:p>
-      <w:pPr>
-        <w:spacing w:after="144"/>
-        <w:rPr>
-          <w:rFonts w:eastAsia="思源黑体 CN Regular"/>
-        </w:rPr>
-      </w:pPr>
-      <w:r>
-        <w:rPr>
-          <w:rFonts w:eastAsia="思源黑体 CN Regular"/>
-        </w:rPr>
-        <w:t>once a university teacher told us that we should stop being lazy and irresponsible and feel ashamed and motivated as the students from some worldwide first-class universities study to 3 a.m. everyday. and he told us that all depressed people are irresponsible and we should be away from them if we couldn't avoid being influenced by them. the best treatment for depression is to work harder to avoid the mood. and he said that the culture of our university is an unhealthy tendency compared to that of high schools. i told one of my friends that i felt really angry and ashamed because of his words. the friend told me that it's obvious that the teacher was right. i asked him if he was studying. he said that he wasn't but he actually regretted to say that as it was corrupting the ethos.</w:t>
-      </w:r>
-    </w:p>
-    <w:p>
-      <w:pPr>
-        <w:spacing w:after="144"/>
-        <w:rPr>
-          <w:rFonts w:eastAsia="思源黑体 CN Regular"/>
-        </w:rPr>
-      </w:pPr>
-      <w:r>
-        <w:rPr>
-          <w:rFonts w:eastAsia="思源黑体 CN Regular"/>
-        </w:rPr>
-        <w:t>i really don't know what to say. i really don't want to see people like them again. at least, at least you don't say that high schools are good. after all that's the main reason why people can't motivate themselves to study till three in the morning in the university.</w:t>
-      </w:r>
-    </w:p>
-    <w:p>
-      <w:pPr>
-        <w:spacing w:after="144"/>
-        <w:rPr>
-          <w:rFonts w:eastAsia="思源黑体 CN Regular"/>
-        </w:rPr>
-      </w:pPr>
-      <w:proofErr w:type="gramStart"/>
+      <w:proofErr w:type="spellStart"/>
+      <w:r>
+        <w:rPr>
+          <w:rFonts w:eastAsia="思源黑体 CN Regular"/>
+        </w:rPr>
+        <w:t>i</w:t>
+      </w:r>
+      <w:proofErr w:type="spellEnd"/>
+      <w:r>
+        <w:rPr>
+          <w:rFonts w:eastAsia="思源黑体 CN Regular"/>
+        </w:rPr>
+        <w:t xml:space="preserve"> want to talk about those again. once </w:t>
+      </w:r>
+      <w:proofErr w:type="spellStart"/>
+      <w:r>
+        <w:rPr>
+          <w:rFonts w:eastAsia="思源黑体 CN Regular"/>
+        </w:rPr>
+        <w:t>i</w:t>
+      </w:r>
+      <w:proofErr w:type="spellEnd"/>
+      <w:r>
+        <w:rPr>
+          <w:rFonts w:eastAsia="思源黑体 CN Regular"/>
+        </w:rPr>
+        <w:t xml:space="preserve"> told someone an experience. here's what </w:t>
+      </w:r>
+      <w:proofErr w:type="spellStart"/>
+      <w:r>
+        <w:rPr>
+          <w:rFonts w:eastAsia="思源黑体 CN Regular"/>
+        </w:rPr>
+        <w:t>i</w:t>
+      </w:r>
+      <w:proofErr w:type="spellEnd"/>
+      <w:r>
+        <w:rPr>
+          <w:rFonts w:eastAsia="思源黑体 CN Regular"/>
+        </w:rPr>
+        <w:t xml:space="preserve"> sent to him.</w:t>
+      </w:r>
+    </w:p>
+    <w:p>
+      <w:pPr>
+        <w:spacing w:after="144"/>
+        <w:rPr>
+          <w:rFonts w:eastAsia="思源黑体 CN Regular"/>
+        </w:rPr>
+      </w:pPr>
+      <w:r>
+        <w:rPr>
+          <w:rFonts w:eastAsia="思源黑体 CN Regular"/>
+        </w:rPr>
+        <w:t xml:space="preserve">once a university teacher told us that we should stop being lazy and irresponsible and feel ashamed and motivated as the students from some worldwide first-class universities study to 3 a.m. everyday. and he told us that all depressed people are irresponsible and we should be away from them if we couldn't avoid being influenced by them. the best treatment for depression is to work harder to avoid the mood. and he said that the culture of our university is an unhealthy tendency compared to that of high schools. </w:t>
+      </w:r>
+      <w:proofErr w:type="spellStart"/>
+      <w:r>
+        <w:rPr>
+          <w:rFonts w:eastAsia="思源黑体 CN Regular"/>
+        </w:rPr>
+        <w:t>i</w:t>
+      </w:r>
+      <w:proofErr w:type="spellEnd"/>
+      <w:r>
+        <w:rPr>
+          <w:rFonts w:eastAsia="思源黑体 CN Regular"/>
+        </w:rPr>
+        <w:t xml:space="preserve"> told one of my friends that </w:t>
+      </w:r>
+      <w:proofErr w:type="spellStart"/>
+      <w:r>
+        <w:rPr>
+          <w:rFonts w:eastAsia="思源黑体 CN Regular"/>
+        </w:rPr>
+        <w:t>i</w:t>
+      </w:r>
+      <w:proofErr w:type="spellEnd"/>
+      <w:r>
+        <w:rPr>
+          <w:rFonts w:eastAsia="思源黑体 CN Regular"/>
+        </w:rPr>
+        <w:t xml:space="preserve"> felt really angry and ashamed because of his words. the friend told me that it's obvious that the teacher was right. </w:t>
+      </w:r>
+      <w:proofErr w:type="spellStart"/>
+      <w:r>
+        <w:rPr>
+          <w:rFonts w:eastAsia="思源黑体 CN Regular"/>
+        </w:rPr>
+        <w:t>i</w:t>
+      </w:r>
+      <w:proofErr w:type="spellEnd"/>
+      <w:r>
+        <w:rPr>
+          <w:rFonts w:eastAsia="思源黑体 CN Regular"/>
+        </w:rPr>
+        <w:t xml:space="preserve"> asked him if he was studying. he said that he wasn't but he actually regretted to say that as it was corrupting the ethos.</w:t>
+      </w:r>
+    </w:p>
+    <w:p>
+      <w:pPr>
+        <w:spacing w:after="144"/>
+        <w:rPr>
+          <w:rFonts w:eastAsia="思源黑体 CN Regular"/>
+        </w:rPr>
+      </w:pPr>
+      <w:proofErr w:type="spellStart"/>
+      <w:r>
+        <w:rPr>
+          <w:rFonts w:eastAsia="思源黑体 CN Regular"/>
+        </w:rPr>
+        <w:t>i</w:t>
+      </w:r>
+      <w:proofErr w:type="spellEnd"/>
+      <w:r>
+        <w:rPr>
+          <w:rFonts w:eastAsia="思源黑体 CN Regular"/>
+        </w:rPr>
+        <w:t xml:space="preserve"> really don't know what to say. </w:t>
+      </w:r>
+      <w:proofErr w:type="spellStart"/>
+      <w:r>
+        <w:rPr>
+          <w:rFonts w:eastAsia="思源黑体 CN Regular"/>
+        </w:rPr>
+        <w:t>i</w:t>
+      </w:r>
+      <w:proofErr w:type="spellEnd"/>
+      <w:r>
+        <w:rPr>
+          <w:rFonts w:eastAsia="思源黑体 CN Regular"/>
+        </w:rPr>
+        <w:t xml:space="preserve"> really don't want to see people like them again. at least, at least you don't say that high schools are good. after all that's the main reason why people can't motivate themselves to study till three in the morning in the university.</w:t>
+      </w:r>
+    </w:p>
+    <w:p>
+      <w:pPr>
+        <w:spacing w:after="144"/>
+        <w:rPr>
+          <w:rFonts w:eastAsia="思源黑体 CN Regular"/>
+        </w:rPr>
+      </w:pPr>
       <w:r>
         <w:rPr>
           <w:rFonts w:eastAsia="思源黑体 CN Regular"/>
         </w:rPr>
         <w:lastRenderedPageBreak/>
-        <w:t>of course</w:t>
-      </w:r>
-      <w:proofErr w:type="gramEnd"/>
-      <w:r>
-        <w:rPr>
-          <w:rFonts w:eastAsia="思源黑体 CN Regular"/>
-        </w:rPr>
-        <w:t xml:space="preserve"> if universities work like high schools now, the students will probably learn more. i mean, why don't you pursue some organization to control everyone in the society to work hard, considering the truth which i even agree that basically all modern people are lazy, fragile and spoiled.</w:t>
+        <w:t xml:space="preserve">of course if universities work like high schools now, the students will probably learn more. </w:t>
+      </w:r>
+      <w:proofErr w:type="spellStart"/>
+      <w:r>
+        <w:rPr>
+          <w:rFonts w:eastAsia="思源黑体 CN Regular"/>
+        </w:rPr>
+        <w:t>i</w:t>
+      </w:r>
+      <w:proofErr w:type="spellEnd"/>
+      <w:r>
+        <w:rPr>
+          <w:rFonts w:eastAsia="思源黑体 CN Regular"/>
+        </w:rPr>
+        <w:t xml:space="preserve"> mean, why don't you pursue some organization to control everyone in the society to work hard, considering the truth which </w:t>
+      </w:r>
+      <w:proofErr w:type="spellStart"/>
+      <w:r>
+        <w:rPr>
+          <w:rFonts w:eastAsia="思源黑体 CN Regular"/>
+        </w:rPr>
+        <w:t>i</w:t>
+      </w:r>
+      <w:proofErr w:type="spellEnd"/>
+      <w:r>
+        <w:rPr>
+          <w:rFonts w:eastAsia="思源黑体 CN Regular"/>
+        </w:rPr>
+        <w:t xml:space="preserve"> even agree that basically all modern people are lazy, fragile and spoiled.</w:t>
       </w:r>
     </w:p>
     <w:p>
@@ -23248,43 +23472,127 @@
           <w:rFonts w:eastAsia="思源黑体 CN Regular"/>
         </w:rPr>
         <w:lastRenderedPageBreak/>
-        <w:t>some worldwide first-class universities study to 3 a.m. everyday. and he told us that all depressed people are irresponsible and we should be away from them if we couldn't avoid being influenced by them. the best treatment for depression is to work harder to avoid the mood. and he said that the culture of our university is an unhealthy tendency compared to that of high schools. i told one of my friends that i felt really angry and ashamed because of his words. the friend told me that it's obvious that the teacher was right. i asked him if he was studying. he said that he wasn't but he actually regretted to say that as it was corrupting the ethos.</w:t>
-      </w:r>
-    </w:p>
-    <w:p>
-      <w:pPr>
-        <w:spacing w:after="144"/>
-        <w:rPr>
-          <w:rFonts w:eastAsia="思源黑体 CN Regular"/>
-        </w:rPr>
-      </w:pPr>
-      <w:r>
-        <w:rPr>
-          <w:rFonts w:eastAsia="思源黑体 CN Regular"/>
-        </w:rPr>
-        <w:t>i really don't know what to say. i really don't want to see people like them again. at least, at least you don't say that high schools are good. after all that's the main reason why people can't motivate themselves to study till three in the morning in the university.</w:t>
-      </w:r>
-    </w:p>
-    <w:p>
-      <w:pPr>
-        <w:spacing w:after="144"/>
-        <w:rPr>
-          <w:rFonts w:eastAsia="思源黑体 CN Regular"/>
-        </w:rPr>
-      </w:pPr>
-      <w:proofErr w:type="gramStart"/>
-      <w:r>
-        <w:rPr>
-          <w:rFonts w:eastAsia="思源黑体 CN Regular"/>
-        </w:rPr>
-        <w:t>of course</w:t>
-      </w:r>
-      <w:proofErr w:type="gramEnd"/>
-      <w:r>
-        <w:rPr>
-          <w:rFonts w:eastAsia="思源黑体 CN Regular"/>
-        </w:rPr>
-        <w:t xml:space="preserve"> if universities work like high schools now, the students will probably learn more. i mean, why don't you pursue some organization to control everyone in the society to work hard, considering the truth which i even agree that basically all modern people are lazy, fragile and spoiled.</w:t>
+        <w:t xml:space="preserve">some worldwide first-class universities study to 3 a.m. everyday. and he told us that all depressed people are irresponsible and we should be away from them if we couldn't avoid being influenced by them. the best treatment for depression is to work harder to avoid the mood. and he said that the culture of our university is an unhealthy tendency compared to that of high schools. </w:t>
+      </w:r>
+      <w:proofErr w:type="spellStart"/>
+      <w:r>
+        <w:rPr>
+          <w:rFonts w:eastAsia="思源黑体 CN Regular"/>
+        </w:rPr>
+        <w:t>i</w:t>
+      </w:r>
+      <w:proofErr w:type="spellEnd"/>
+      <w:r>
+        <w:rPr>
+          <w:rFonts w:eastAsia="思源黑体 CN Regular"/>
+        </w:rPr>
+        <w:t xml:space="preserve"> told one of my friends that </w:t>
+      </w:r>
+      <w:proofErr w:type="spellStart"/>
+      <w:r>
+        <w:rPr>
+          <w:rFonts w:eastAsia="思源黑体 CN Regular"/>
+        </w:rPr>
+        <w:t>i</w:t>
+      </w:r>
+      <w:proofErr w:type="spellEnd"/>
+      <w:r>
+        <w:rPr>
+          <w:rFonts w:eastAsia="思源黑体 CN Regular"/>
+        </w:rPr>
+        <w:t xml:space="preserve"> felt really angry and ashamed because of his words. the friend told me that it's obvious that the teacher was right. </w:t>
+      </w:r>
+      <w:proofErr w:type="spellStart"/>
+      <w:r>
+        <w:rPr>
+          <w:rFonts w:eastAsia="思源黑体 CN Regular"/>
+        </w:rPr>
+        <w:t>i</w:t>
+      </w:r>
+      <w:proofErr w:type="spellEnd"/>
+      <w:r>
+        <w:rPr>
+          <w:rFonts w:eastAsia="思源黑体 CN Regular"/>
+        </w:rPr>
+        <w:t xml:space="preserve"> asked him if he was studying. he said that he wasn't but he actually regretted to say that as it was corrupting the ethos.</w:t>
+      </w:r>
+    </w:p>
+    <w:p>
+      <w:pPr>
+        <w:spacing w:after="144"/>
+        <w:rPr>
+          <w:rFonts w:eastAsia="思源黑体 CN Regular"/>
+        </w:rPr>
+      </w:pPr>
+      <w:proofErr w:type="spellStart"/>
+      <w:r>
+        <w:rPr>
+          <w:rFonts w:eastAsia="思源黑体 CN Regular"/>
+        </w:rPr>
+        <w:t>i</w:t>
+      </w:r>
+      <w:proofErr w:type="spellEnd"/>
+      <w:r>
+        <w:rPr>
+          <w:rFonts w:eastAsia="思源黑体 CN Regular"/>
+        </w:rPr>
+        <w:t xml:space="preserve"> really don't know what to say. </w:t>
+      </w:r>
+      <w:proofErr w:type="spellStart"/>
+      <w:r>
+        <w:rPr>
+          <w:rFonts w:eastAsia="思源黑体 CN Regular"/>
+        </w:rPr>
+        <w:t>i</w:t>
+      </w:r>
+      <w:proofErr w:type="spellEnd"/>
+      <w:r>
+        <w:rPr>
+          <w:rFonts w:eastAsia="思源黑体 CN Regular"/>
+        </w:rPr>
+        <w:t xml:space="preserve"> really don't want to see people like them again. at least, at least you don't say that high schools are good. after all that's the main reason why people can't motivate themselves to study till three in the morning in the university.</w:t>
+      </w:r>
+    </w:p>
+    <w:p>
+      <w:pPr>
+        <w:spacing w:after="144"/>
+        <w:rPr>
+          <w:rFonts w:eastAsia="思源黑体 CN Regular"/>
+        </w:rPr>
+      </w:pPr>
+      <w:r>
+        <w:rPr>
+          <w:rFonts w:eastAsia="思源黑体 CN Regular"/>
+        </w:rPr>
+        <w:t xml:space="preserve">of course if universities work like high schools now, the students will probably learn more. </w:t>
+      </w:r>
+      <w:proofErr w:type="spellStart"/>
+      <w:r>
+        <w:rPr>
+          <w:rFonts w:eastAsia="思源黑体 CN Regular"/>
+        </w:rPr>
+        <w:t>i</w:t>
+      </w:r>
+      <w:proofErr w:type="spellEnd"/>
+      <w:r>
+        <w:rPr>
+          <w:rFonts w:eastAsia="思源黑体 CN Regular"/>
+        </w:rPr>
+        <w:t xml:space="preserve"> mean, why don't you pursue some organization to control everyone in the society to work hard, considering the truth which </w:t>
+      </w:r>
+      <w:proofErr w:type="spellStart"/>
+      <w:r>
+        <w:rPr>
+          <w:rFonts w:eastAsia="思源黑体 CN Regular"/>
+        </w:rPr>
+        <w:t>i</w:t>
+      </w:r>
+      <w:proofErr w:type="spellEnd"/>
+      <w:r>
+        <w:rPr>
+          <w:rFonts w:eastAsia="思源黑体 CN Regular"/>
+        </w:rPr>
+        <w:t xml:space="preserve"> even agree that basically all modern people are lazy, fragile and spoiled.</w:t>
       </w:r>
     </w:p>
     <w:p>
@@ -23320,7 +23628,23 @@
       <w:bookmarkStart w:id="68" w:name="_Toc198735083"/>
       <w:r>
         <w:lastRenderedPageBreak/>
-        <w:t>very very very bad 2</w:t>
+        <w:t xml:space="preserve">very </w:t>
+      </w:r>
+      <w:proofErr w:type="spellStart"/>
+      <w:r>
+        <w:t>very</w:t>
+      </w:r>
+      <w:proofErr w:type="spellEnd"/>
+      <w:r>
+        <w:t xml:space="preserve"> </w:t>
+      </w:r>
+      <w:proofErr w:type="spellStart"/>
+      <w:r>
+        <w:t>very</w:t>
+      </w:r>
+      <w:proofErr w:type="spellEnd"/>
+      <w:r>
+        <w:t xml:space="preserve"> bad 2</w:t>
       </w:r>
       <w:bookmarkEnd w:id="68"/>
     </w:p>
@@ -23335,7 +23659,49 @@
         <w:rPr>
           <w:rFonts w:eastAsia="思源黑体 CN Regular"/>
         </w:rPr>
-        <w:t>how do you think those articles and speeches talking about people who work really hard as a motivative method? will you feel shame or some sense obligation for those? do you like those? i always don't like them, which i think is because i have an experience for like 8 years or longer time, in which people showed me motivative stories, expressed expectations on me, used them to defend new rules and the punishments and scolds, asked me to feel shame and guilty, and constrained me using real power at the same time.</w:t>
+        <w:t xml:space="preserve">how do you think those articles and speeches talking about people who work really hard as a motivative method? will you feel shame or some sense obligation for those? do you like those? </w:t>
+      </w:r>
+      <w:proofErr w:type="spellStart"/>
+      <w:r>
+        <w:rPr>
+          <w:rFonts w:eastAsia="思源黑体 CN Regular"/>
+        </w:rPr>
+        <w:t>i</w:t>
+      </w:r>
+      <w:proofErr w:type="spellEnd"/>
+      <w:r>
+        <w:rPr>
+          <w:rFonts w:eastAsia="思源黑体 CN Regular"/>
+        </w:rPr>
+        <w:t xml:space="preserve"> always don't like them, which </w:t>
+      </w:r>
+      <w:proofErr w:type="spellStart"/>
+      <w:r>
+        <w:rPr>
+          <w:rFonts w:eastAsia="思源黑体 CN Regular"/>
+        </w:rPr>
+        <w:t>i</w:t>
+      </w:r>
+      <w:proofErr w:type="spellEnd"/>
+      <w:r>
+        <w:rPr>
+          <w:rFonts w:eastAsia="思源黑体 CN Regular"/>
+        </w:rPr>
+        <w:t xml:space="preserve"> think is because </w:t>
+      </w:r>
+      <w:proofErr w:type="spellStart"/>
+      <w:r>
+        <w:rPr>
+          <w:rFonts w:eastAsia="思源黑体 CN Regular"/>
+        </w:rPr>
+        <w:t>i</w:t>
+      </w:r>
+      <w:proofErr w:type="spellEnd"/>
+      <w:r>
+        <w:rPr>
+          <w:rFonts w:eastAsia="思源黑体 CN Regular"/>
+        </w:rPr>
+        <w:t xml:space="preserve"> have an experience for like 8 years or longer time, in which people showed me motivative stories, expressed expectations on me, used them to defend new rules and the punishments and scolds, asked me to feel shame and guilty, and constrained me using real power at the same time.</w:t>
       </w:r>
     </w:p>
     <w:p>
@@ -23345,7 +23711,23 @@
       </w:pPr>
       <w:bookmarkStart w:id="69" w:name="_Toc198735084"/>
       <w:r>
-        <w:t>very very very bad</w:t>
+        <w:t xml:space="preserve">very </w:t>
+      </w:r>
+      <w:proofErr w:type="spellStart"/>
+      <w:r>
+        <w:t>very</w:t>
+      </w:r>
+      <w:proofErr w:type="spellEnd"/>
+      <w:r>
+        <w:t xml:space="preserve"> </w:t>
+      </w:r>
+      <w:proofErr w:type="spellStart"/>
+      <w:r>
+        <w:t>very</w:t>
+      </w:r>
+      <w:proofErr w:type="spellEnd"/>
+      <w:r>
+        <w:t xml:space="preserve"> bad</w:t>
       </w:r>
       <w:bookmarkEnd w:id="69"/>
     </w:p>
@@ -23360,7 +23742,35 @@
         <w:rPr>
           <w:rFonts w:eastAsia="思源黑体 CN Regular"/>
         </w:rPr>
-        <w:t xml:space="preserve">I just searched online for "How to deal with rebellious teenagers". I searched in English. I want to see what you have there. Ah, although the results were generally much better than mine, I was still a little angry after reading it! "More stable rules" is definitely not what I want! Also, there are teenagers who feel angry and rebellious, but still think things through (like me, haha, even though I'm not in school anymore, I'm a little older). I really don't want to be treated in a "routine" way, but there are so many routines in that advice! "Anger management" makes me angry, haha, why don't you use expressions like "Don't do anything too bad because you're angry"? The word "management" sounds like you're going to put a lot of discipline on anger! There are many, many other things that I disagree with, not just these three, but I have expressed my views to you at other times and won't mention them here. In addition, I actually dislike words like "teen" and "teenager". I don't want teachers or parents to prejudge my thoughts on these things based on my age. Again, I think people who are four or five already understand all this. More importantly, I'm right in front of you. Why are you searching the </w:t>
+        <w:t xml:space="preserve">I just searched online for "How to deal with rebellious teenagers". I searched in English. I want to see what you have there. Ah, although the results were generally much better than mine, I was still a little angry after reading it! "More stable rules" is definitely not what I want! Also, there are teenagers who feel angry and rebellious, but still think things through (like me, </w:t>
+      </w:r>
+      <w:proofErr w:type="spellStart"/>
+      <w:r>
+        <w:rPr>
+          <w:rFonts w:eastAsia="思源黑体 CN Regular"/>
+        </w:rPr>
+        <w:t>haha</w:t>
+      </w:r>
+      <w:proofErr w:type="spellEnd"/>
+      <w:r>
+        <w:rPr>
+          <w:rFonts w:eastAsia="思源黑体 CN Regular"/>
+        </w:rPr>
+        <w:t xml:space="preserve">, even though I'm not in school anymore, I'm a little older). I really don't want to be treated in a "routine" way, but there are so many routines in that advice! "Anger management" makes me angry, </w:t>
+      </w:r>
+      <w:proofErr w:type="spellStart"/>
+      <w:r>
+        <w:rPr>
+          <w:rFonts w:eastAsia="思源黑体 CN Regular"/>
+        </w:rPr>
+        <w:t>haha</w:t>
+      </w:r>
+      <w:proofErr w:type="spellEnd"/>
+      <w:r>
+        <w:rPr>
+          <w:rFonts w:eastAsia="思源黑体 CN Regular"/>
+        </w:rPr>
+        <w:t xml:space="preserve">, why don't you use expressions like "Don't do anything too bad because you're angry"? The word "management" sounds like you're going to put a lot of discipline on anger! There are many, many other things that I disagree with, not just these three, but I have expressed my views to you at other times and won't mention them here. In addition, I actually dislike words like "teen" and "teenager". I don't want teachers or parents to prejudge my thoughts on these things based on my age. Again, I think people who are four or five already understand all this. More importantly, I'm right in front of you. Why are you searching the </w:t>
       </w:r>
       <w:r>
         <w:rPr>
@@ -23424,7 +23834,21 @@
         <w:rPr>
           <w:rFonts w:eastAsia="思源黑体 CN Regular"/>
         </w:rPr>
-        <w:t>Do you want to teach rebellious and angry me? If you must do so, I have no choice but to thank you. You have to be light, though! Ha ha! I'll read what you said to me carefully.</w:t>
+        <w:t xml:space="preserve">Do you want to teach rebellious and angry me? If you must do so, I have no choice but to thank you. You have to be light, though! Ha </w:t>
+      </w:r>
+      <w:proofErr w:type="spellStart"/>
+      <w:r>
+        <w:rPr>
+          <w:rFonts w:eastAsia="思源黑体 CN Regular"/>
+        </w:rPr>
+        <w:t>ha</w:t>
+      </w:r>
+      <w:proofErr w:type="spellEnd"/>
+      <w:r>
+        <w:rPr>
+          <w:rFonts w:eastAsia="思源黑体 CN Regular"/>
+        </w:rPr>
+        <w:t>! I'll read what you said to me carefully.</w:t>
       </w:r>
     </w:p>
     <w:p>
@@ -23547,21 +23971,49 @@
         <w:rPr>
           <w:rFonts w:eastAsia="思源黑体 CN Regular"/>
         </w:rPr>
-        <w:t>and human needs others' support for their opinion i guess</w:t>
-      </w:r>
-    </w:p>
-    <w:p>
-      <w:pPr>
-        <w:spacing w:after="144"/>
-        <w:rPr>
-          <w:rFonts w:eastAsia="思源黑体 CN Regular"/>
-        </w:rPr>
-      </w:pPr>
-      <w:r>
-        <w:rPr>
-          <w:rFonts w:eastAsia="思源黑体 CN Regular"/>
-        </w:rPr>
-        <w:t>and we all tried. i guess we all regret that we tried actually. others told us it's necessary to improve character through those words or something. and we found that it is far from necessary later. but it is too late; that sense of shame sticks in our minds and others keep using that to push us or to advocate what they think of.</w:t>
+        <w:t xml:space="preserve">and human needs others' support for their opinion </w:t>
+      </w:r>
+      <w:proofErr w:type="spellStart"/>
+      <w:r>
+        <w:rPr>
+          <w:rFonts w:eastAsia="思源黑体 CN Regular"/>
+        </w:rPr>
+        <w:t>i</w:t>
+      </w:r>
+      <w:proofErr w:type="spellEnd"/>
+      <w:r>
+        <w:rPr>
+          <w:rFonts w:eastAsia="思源黑体 CN Regular"/>
+        </w:rPr>
+        <w:t xml:space="preserve"> guess</w:t>
+      </w:r>
+    </w:p>
+    <w:p>
+      <w:pPr>
+        <w:spacing w:after="144"/>
+        <w:rPr>
+          <w:rFonts w:eastAsia="思源黑体 CN Regular"/>
+        </w:rPr>
+      </w:pPr>
+      <w:r>
+        <w:rPr>
+          <w:rFonts w:eastAsia="思源黑体 CN Regular"/>
+        </w:rPr>
+        <w:t xml:space="preserve">and we all tried. </w:t>
+      </w:r>
+      <w:proofErr w:type="spellStart"/>
+      <w:r>
+        <w:rPr>
+          <w:rFonts w:eastAsia="思源黑体 CN Regular"/>
+        </w:rPr>
+        <w:t>i</w:t>
+      </w:r>
+      <w:proofErr w:type="spellEnd"/>
+      <w:r>
+        <w:rPr>
+          <w:rFonts w:eastAsia="思源黑体 CN Regular"/>
+        </w:rPr>
+        <w:t xml:space="preserve"> guess we all regret that we tried actually. others told us it's necessary to improve character through those words or something. and we found that it is far from necessary later. but it is too late; that sense of shame sticks in our minds and others keep using that to push us or to advocate what they think of.</w:t>
       </w:r>
     </w:p>
     <w:p>
@@ -23576,21 +24028,21 @@
           <w:rFonts w:eastAsia="思源黑体 CN Regular"/>
         </w:rPr>
         <w:lastRenderedPageBreak/>
-        <w:t xml:space="preserve">you can't help yourself stuck on those opinion. it's not to say that you don't want to leave. your willing is to leave. to leave now, no matter if it is for you able to leave later in your life or something. we choose not to care about that, and </w:t>
-      </w:r>
-      <w:proofErr w:type="gramStart"/>
-      <w:r>
-        <w:rPr>
-          <w:rFonts w:eastAsia="思源黑体 CN Regular"/>
-        </w:rPr>
-        <w:t>also</w:t>
-      </w:r>
-      <w:proofErr w:type="gramEnd"/>
-      <w:r>
-        <w:rPr>
-          <w:rFonts w:eastAsia="思源黑体 CN Regular"/>
-        </w:rPr>
-        <w:t xml:space="preserve"> it's not the truth. it's different to be scolded when you work for others and to be shamed when they say it's for your personal improvement. and we didn't choose that freely in the first place. it's a way to control yourself to not to be punished, isn't it. so, whatever. i'll say it's one's freedom to control what their ears hear.</w:t>
+        <w:t xml:space="preserve">you can't help yourself stuck on those opinion. it's not to say that you don't want to leave. your willing is to leave. to leave now, no matter if it is for you able to leave later in your life or something. we choose not to care about that, and also it's not the truth. it's different to be scolded when you work for others and to be shamed when they say it's for your personal improvement. and we didn't choose that freely in the first place. it's a way to control yourself to not to be punished, isn't it. so, whatever. </w:t>
+      </w:r>
+      <w:proofErr w:type="spellStart"/>
+      <w:r>
+        <w:rPr>
+          <w:rFonts w:eastAsia="思源黑体 CN Regular"/>
+        </w:rPr>
+        <w:t>i'll</w:t>
+      </w:r>
+      <w:proofErr w:type="spellEnd"/>
+      <w:r>
+        <w:rPr>
+          <w:rFonts w:eastAsia="思源黑体 CN Regular"/>
+        </w:rPr>
+        <w:t xml:space="preserve"> say it's one's freedom to control what their ears hear.</w:t>
       </w:r>
     </w:p>
     <w:p>
@@ -23614,19 +24066,11 @@
           <w:rFonts w:eastAsia="思源黑体 CN Regular"/>
         </w:rPr>
       </w:pPr>
-      <w:proofErr w:type="gramStart"/>
-      <w:r>
-        <w:rPr>
-          <w:rFonts w:eastAsia="思源黑体 CN Regular"/>
-        </w:rPr>
-        <w:t>so</w:t>
-      </w:r>
-      <w:proofErr w:type="gramEnd"/>
-      <w:r>
-        <w:rPr>
-          <w:rFonts w:eastAsia="思源黑体 CN Regular"/>
-        </w:rPr>
-        <w:t xml:space="preserve"> the question becomes why they say words like that in the first place. so maybe they use that to constrain us, or otherwise they'll just use more straight-forward punishment. or they don't know it sucks. they thought it is like some painless thing.</w:t>
+      <w:r>
+        <w:rPr>
+          <w:rFonts w:eastAsia="思源黑体 CN Regular"/>
+        </w:rPr>
+        <w:t>so the question becomes why they say words like that in the first place. so maybe they use that to constrain us, or otherwise they'll just use more straight-forward punishment. or they don't know it sucks. they thought it is like some painless thing.</w:t>
       </w:r>
     </w:p>
     <w:p>
@@ -23650,55 +24094,67 @@
           <w:rFonts w:eastAsia="思源黑体 CN Regular"/>
         </w:rPr>
       </w:pPr>
-      <w:proofErr w:type="gramStart"/>
-      <w:r>
-        <w:rPr>
-          <w:rFonts w:eastAsia="思源黑体 CN Regular"/>
-        </w:rPr>
-        <w:t>so</w:t>
-      </w:r>
-      <w:proofErr w:type="gramEnd"/>
-      <w:r>
-        <w:rPr>
-          <w:rFonts w:eastAsia="思源黑体 CN Regular"/>
-        </w:rPr>
-        <w:t xml:space="preserve"> you can only say some soft words. and there's still a chance that you'll be punished or spied on. and they'll say they're already indulging you. and you need to say soft words so you need to be humble to try to avoid being humbled more.</w:t>
-      </w:r>
-    </w:p>
-    <w:p>
-      <w:pPr>
-        <w:spacing w:after="144"/>
-        <w:rPr>
-          <w:rFonts w:eastAsia="思源黑体 CN Regular"/>
-        </w:rPr>
-      </w:pPr>
-      <w:proofErr w:type="gramStart"/>
-      <w:r>
-        <w:rPr>
-          <w:rFonts w:eastAsia="思源黑体 CN Regular"/>
-        </w:rPr>
-        <w:t>so</w:t>
-      </w:r>
-      <w:proofErr w:type="gramEnd"/>
-      <w:r>
-        <w:rPr>
-          <w:rFonts w:eastAsia="思源黑体 CN Regular"/>
-        </w:rPr>
-        <w:t xml:space="preserve"> what to do now. never never forget anything of these? and maybe your child or students will be shameless for their own choices? and i treat freedom as a belief. </w:t>
-      </w:r>
-      <w:proofErr w:type="gramStart"/>
-      <w:r>
-        <w:rPr>
-          <w:rFonts w:eastAsia="思源黑体 CN Regular"/>
-        </w:rPr>
-        <w:t>so</w:t>
-      </w:r>
-      <w:proofErr w:type="gramEnd"/>
-      <w:r>
-        <w:rPr>
-          <w:rFonts w:eastAsia="思源黑体 CN Regular"/>
-        </w:rPr>
-        <w:t xml:space="preserve"> i won't regret anything and will still believe </w:t>
+      <w:r>
+        <w:rPr>
+          <w:rFonts w:eastAsia="思源黑体 CN Regular"/>
+        </w:rPr>
+        <w:t>so you can only say some soft words. and there's still a chance that you'll be punished or spied on. and they'll say they're already indulging you. and you need to say soft words so you need to be humble to try to avoid being humbled more.</w:t>
+      </w:r>
+    </w:p>
+    <w:p>
+      <w:pPr>
+        <w:spacing w:after="144"/>
+        <w:rPr>
+          <w:rFonts w:eastAsia="思源黑体 CN Regular"/>
+        </w:rPr>
+      </w:pPr>
+      <w:r>
+        <w:rPr>
+          <w:rFonts w:eastAsia="思源黑体 CN Regular"/>
+        </w:rPr>
+        <w:t xml:space="preserve">so what to do now. never </w:t>
+      </w:r>
+      <w:proofErr w:type="spellStart"/>
+      <w:r>
+        <w:rPr>
+          <w:rFonts w:eastAsia="思源黑体 CN Regular"/>
+        </w:rPr>
+        <w:t>never</w:t>
+      </w:r>
+      <w:proofErr w:type="spellEnd"/>
+      <w:r>
+        <w:rPr>
+          <w:rFonts w:eastAsia="思源黑体 CN Regular"/>
+        </w:rPr>
+        <w:t xml:space="preserve"> forget anything of these? and maybe your child or students will be shameless for their own choices? and </w:t>
+      </w:r>
+      <w:proofErr w:type="spellStart"/>
+      <w:r>
+        <w:rPr>
+          <w:rFonts w:eastAsia="思源黑体 CN Regular"/>
+        </w:rPr>
+        <w:t>i</w:t>
+      </w:r>
+      <w:proofErr w:type="spellEnd"/>
+      <w:r>
+        <w:rPr>
+          <w:rFonts w:eastAsia="思源黑体 CN Regular"/>
+        </w:rPr>
+        <w:t xml:space="preserve"> treat freedom as a belief. so </w:t>
+      </w:r>
+      <w:proofErr w:type="spellStart"/>
+      <w:r>
+        <w:rPr>
+          <w:rFonts w:eastAsia="思源黑体 CN Regular"/>
+        </w:rPr>
+        <w:t>i</w:t>
+      </w:r>
+      <w:proofErr w:type="spellEnd"/>
+      <w:r>
+        <w:rPr>
+          <w:rFonts w:eastAsia="思源黑体 CN Regular"/>
+        </w:rPr>
+        <w:t xml:space="preserve"> won't regret anything and will still believe </w:t>
       </w:r>
       <w:r>
         <w:rPr>
@@ -23733,21 +24189,7 @@
         <w:rPr>
           <w:rFonts w:eastAsia="思源黑体 CN Regular"/>
         </w:rPr>
-        <w:t xml:space="preserve">like, only fully rational dudes aren't rebellious. but people still believe in other things. </w:t>
-      </w:r>
-      <w:proofErr w:type="gramStart"/>
-      <w:r>
-        <w:rPr>
-          <w:rFonts w:eastAsia="思源黑体 CN Regular"/>
-        </w:rPr>
-        <w:t>so</w:t>
-      </w:r>
-      <w:proofErr w:type="gramEnd"/>
-      <w:r>
-        <w:rPr>
-          <w:rFonts w:eastAsia="思源黑体 CN Regular"/>
-        </w:rPr>
-        <w:t xml:space="preserve"> will we, right?</w:t>
+        <w:t>like, only fully rational dudes aren't rebellious. but people still believe in other things. so will we, right?</w:t>
       </w:r>
     </w:p>
     <w:p>
@@ -23782,7 +24224,15 @@
       </w:pPr>
       <w:bookmarkStart w:id="72" w:name="_Toc198735087"/>
       <w:r>
-        <w:t>why chinese people are immoral</w:t>
+        <w:t xml:space="preserve">why </w:t>
+      </w:r>
+      <w:proofErr w:type="spellStart"/>
+      <w:r>
+        <w:t>chinese</w:t>
+      </w:r>
+      <w:proofErr w:type="spellEnd"/>
+      <w:r>
+        <w:t xml:space="preserve"> people are immoral</w:t>
       </w:r>
       <w:bookmarkEnd w:id="72"/>
     </w:p>
@@ -23834,10 +24284,12 @@
         </w:sectPr>
       </w:pPr>
       <w:bookmarkStart w:id="73" w:name="_Toc198735088"/>
+      <w:proofErr w:type="spellStart"/>
       <w:r>
         <w:t>whydoitrylife</w:t>
       </w:r>
       <w:bookmarkEnd w:id="73"/>
+      <w:proofErr w:type="spellEnd"/>
     </w:p>
     <w:p>
       <w:pPr>
@@ -23967,23 +24419,7 @@
           <w:rFonts w:eastAsia="思源黑体 CN Regular"/>
           <w:szCs w:val="24"/>
         </w:rPr>
-        <w:t xml:space="preserve">But, why not just leave? You know, just not go home, stay somewhere, be fed by others—anything to avoid school. Then, go to college? You guess. After all, college is much </w:t>
-      </w:r>
-      <w:proofErr w:type="gramStart"/>
-      <w:r>
-        <w:rPr>
-          <w:rFonts w:eastAsia="思源黑体 CN Regular"/>
-          <w:szCs w:val="24"/>
-        </w:rPr>
-        <w:t>more loose</w:t>
-      </w:r>
-      <w:proofErr w:type="gramEnd"/>
-      <w:r>
-        <w:rPr>
-          <w:rFonts w:eastAsia="思源黑体 CN Regular"/>
-          <w:szCs w:val="24"/>
-        </w:rPr>
-        <w:t>, and your grades are good enough to get in; you really don't understand why the adults keep pushing you.</w:t>
+        <w:t>But, why not just leave? You know, just not go home, stay somewhere, be fed by others—anything to avoid school. Then, go to college? You guess. After all, college is much more loose, and your grades are good enough to get in; you really don't understand why the adults keep pushing you.</w:t>
       </w:r>
     </w:p>
     <w:p>
@@ -24177,21 +24613,12 @@
           <w:szCs w:val="24"/>
         </w:rPr>
       </w:pPr>
-      <w:proofErr w:type="gramStart"/>
-      <w:r>
-        <w:rPr>
-          <w:rFonts w:eastAsia="思源黑体 CN Regular"/>
-          <w:szCs w:val="24"/>
-        </w:rPr>
-        <w:t>But,</w:t>
-      </w:r>
-      <w:proofErr w:type="gramEnd"/>
-      <w:r>
-        <w:rPr>
-          <w:rFonts w:eastAsia="思源黑体 CN Regular"/>
-          <w:szCs w:val="24"/>
-        </w:rPr>
-        <w:t xml:space="preserve"> he jumped up again, stomped on the ground, and continued shouting:</w:t>
+      <w:r>
+        <w:rPr>
+          <w:rFonts w:eastAsia="思源黑体 CN Regular"/>
+          <w:szCs w:val="24"/>
+        </w:rPr>
+        <w:t>But, he jumped up again, stomped on the ground, and continued shouting:</w:t>
       </w:r>
     </w:p>
     <w:p>
@@ -25855,23 +26282,7 @@
           <w:rFonts w:eastAsia="思源黑体 CN Regular"/>
           <w:szCs w:val="24"/>
         </w:rPr>
-        <w:t>每一步几乎</w:t>
-      </w:r>
-      <w:proofErr w:type="gramStart"/>
-      <w:r>
-        <w:rPr>
-          <w:rFonts w:eastAsia="思源黑体 CN Regular"/>
-          <w:szCs w:val="24"/>
-        </w:rPr>
-        <w:t>是跺在地上</w:t>
-      </w:r>
-      <w:proofErr w:type="gramEnd"/>
-      <w:r>
-        <w:rPr>
-          <w:rFonts w:eastAsia="思源黑体 CN Regular"/>
-          <w:szCs w:val="24"/>
-        </w:rPr>
-        <w:t>，嘴里似乎是在自言自语，愤怒但几乎是要哭出来一样，像一个闷闷不乐的青少年。</w:t>
+        <w:t>每一步几乎是跺在地上，嘴里似乎是在自言自语，愤怒但几乎是要哭出来一样，像一个闷闷不乐的青少年。</w:t>
       </w:r>
     </w:p>
     <w:p>
@@ -26047,55 +26458,23 @@
           <w:rFonts w:eastAsia="思源黑体 CN Regular"/>
           <w:szCs w:val="24"/>
         </w:rPr>
-        <w:t>但是，这是一个</w:t>
-      </w:r>
-      <w:proofErr w:type="gramStart"/>
-      <w:r>
-        <w:rPr>
-          <w:rFonts w:eastAsia="思源黑体 CN Regular"/>
-          <w:szCs w:val="24"/>
-        </w:rPr>
-        <w:t>蠢</w:t>
-      </w:r>
-      <w:proofErr w:type="gramEnd"/>
-      <w:r>
-        <w:rPr>
-          <w:rFonts w:eastAsia="思源黑体 CN Regular"/>
-          <w:szCs w:val="24"/>
-        </w:rPr>
-        <w:t>问题。你当然想离开。</w:t>
-      </w:r>
-    </w:p>
-    <w:p>
-      <w:pPr>
-        <w:spacing w:after="144"/>
-        <w:rPr>
-          <w:rFonts w:eastAsia="思源黑体 CN Regular"/>
-          <w:szCs w:val="24"/>
-        </w:rPr>
-      </w:pPr>
-      <w:r>
-        <w:rPr>
-          <w:rFonts w:eastAsia="思源黑体 CN Regular"/>
-          <w:szCs w:val="24"/>
-        </w:rPr>
-        <w:t>你为什么</w:t>
-      </w:r>
-      <w:proofErr w:type="gramStart"/>
-      <w:r>
-        <w:rPr>
-          <w:rFonts w:eastAsia="思源黑体 CN Regular"/>
-          <w:szCs w:val="24"/>
-        </w:rPr>
-        <w:t>不</w:t>
-      </w:r>
-      <w:proofErr w:type="gramEnd"/>
-      <w:r>
-        <w:rPr>
-          <w:rFonts w:eastAsia="思源黑体 CN Regular"/>
-          <w:szCs w:val="24"/>
-        </w:rPr>
-        <w:t>早些把他偷回去？他至今为此气愤。</w:t>
+        <w:t>但是，这是一个蠢问题。你当然想离开。</w:t>
+      </w:r>
+    </w:p>
+    <w:p>
+      <w:pPr>
+        <w:spacing w:after="144"/>
+        <w:rPr>
+          <w:rFonts w:eastAsia="思源黑体 CN Regular"/>
+          <w:szCs w:val="24"/>
+        </w:rPr>
+      </w:pPr>
+      <w:r>
+        <w:rPr>
+          <w:rFonts w:eastAsia="思源黑体 CN Regular"/>
+          <w:szCs w:val="24"/>
+        </w:rPr>
+        <w:t>你为什么不早些把他偷回去？他至今为此气愤。</w:t>
       </w:r>
     </w:p>
     <w:p>
@@ -26193,105 +26572,80 @@
           <w:rFonts w:eastAsia="思源黑体 CN Regular"/>
           <w:szCs w:val="24"/>
         </w:rPr>
+        <w:t>————</w:t>
+      </w:r>
+    </w:p>
+    <w:p>
+      <w:pPr>
+        <w:spacing w:after="144"/>
+        <w:rPr>
+          <w:rFonts w:eastAsia="思源黑体 CN Regular"/>
+          <w:szCs w:val="24"/>
+        </w:rPr>
+      </w:pPr>
+      <w:r>
+        <w:rPr>
+          <w:rFonts w:eastAsia="思源黑体 CN Regular"/>
+          <w:szCs w:val="24"/>
+        </w:rPr>
+        <w:t>然后，他哭了。他哭在你的身上。</w:t>
+      </w:r>
+    </w:p>
+    <w:p>
+      <w:pPr>
+        <w:spacing w:after="144"/>
+        <w:rPr>
+          <w:rFonts w:eastAsia="思源黑体 CN Regular"/>
+          <w:szCs w:val="24"/>
+        </w:rPr>
+      </w:pPr>
+      <w:r>
+        <w:rPr>
+          <w:rFonts w:eastAsia="思源黑体 CN Regular"/>
+          <w:szCs w:val="24"/>
+        </w:rPr>
+        <w:t>他又似乎是想躲在你的身后，几乎是希望你的身体能围绕着他。他害怕被发现，然后被惩罚。</w:t>
+      </w:r>
+    </w:p>
+    <w:p>
+      <w:pPr>
+        <w:spacing w:after="144"/>
+        <w:rPr>
+          <w:rFonts w:eastAsia="思源黑体 CN Regular"/>
+          <w:szCs w:val="24"/>
+        </w:rPr>
+      </w:pPr>
+      <w:r>
+        <w:rPr>
+          <w:rFonts w:eastAsia="思源黑体 CN Regular"/>
+          <w:szCs w:val="24"/>
+        </w:rPr>
+        <w:lastRenderedPageBreak/>
+        <w:t>但是，他又跳了起来，跺在地上，继续喊着：</w:t>
+      </w:r>
+    </w:p>
+    <w:p>
+      <w:pPr>
+        <w:spacing w:after="144"/>
+        <w:rPr>
+          <w:rFonts w:eastAsia="思源黑体 CN Regular"/>
+          <w:szCs w:val="24"/>
+        </w:rPr>
+      </w:pPr>
+      <w:r>
+        <w:rPr>
+          <w:rFonts w:eastAsia="思源黑体 CN Regular"/>
+          <w:szCs w:val="24"/>
+        </w:rPr>
+        <w:t>啊</w:t>
+      </w:r>
+      <w:r>
+        <w:rPr>
+          <w:rFonts w:eastAsia="思源黑体 CN Regular"/>
+          <w:szCs w:val="24"/>
+        </w:rPr>
         <w:t>——</w:t>
       </w:r>
-      <w:proofErr w:type="gramStart"/>
-      <w:r>
-        <w:rPr>
-          <w:rFonts w:eastAsia="思源黑体 CN Regular"/>
-          <w:szCs w:val="24"/>
-        </w:rPr>
-        <w:t>——</w:t>
-      </w:r>
-      <w:proofErr w:type="gramEnd"/>
-    </w:p>
-    <w:p>
-      <w:pPr>
-        <w:spacing w:after="144"/>
-        <w:rPr>
-          <w:rFonts w:eastAsia="思源黑体 CN Regular"/>
-          <w:szCs w:val="24"/>
-        </w:rPr>
-      </w:pPr>
-      <w:r>
-        <w:rPr>
-          <w:rFonts w:eastAsia="思源黑体 CN Regular"/>
-          <w:szCs w:val="24"/>
-        </w:rPr>
-        <w:t>然后，他哭了。他哭在你的身上。</w:t>
-      </w:r>
-    </w:p>
-    <w:p>
-      <w:pPr>
-        <w:spacing w:after="144"/>
-        <w:rPr>
-          <w:rFonts w:eastAsia="思源黑体 CN Regular"/>
-          <w:szCs w:val="24"/>
-        </w:rPr>
-      </w:pPr>
-      <w:r>
-        <w:rPr>
-          <w:rFonts w:eastAsia="思源黑体 CN Regular"/>
-          <w:szCs w:val="24"/>
-        </w:rPr>
-        <w:t>他又似乎是想躲在你的身后，几乎是希望你的身体能围绕着他。他害怕被发现，然后被惩罚。</w:t>
-      </w:r>
-    </w:p>
-    <w:p>
-      <w:pPr>
-        <w:spacing w:after="144"/>
-        <w:rPr>
-          <w:rFonts w:eastAsia="思源黑体 CN Regular"/>
-          <w:szCs w:val="24"/>
-        </w:rPr>
-      </w:pPr>
-      <w:r>
-        <w:rPr>
-          <w:rFonts w:eastAsia="思源黑体 CN Regular"/>
-          <w:szCs w:val="24"/>
-        </w:rPr>
-        <w:lastRenderedPageBreak/>
-        <w:t>但是，他又跳了起来，</w:t>
-      </w:r>
-      <w:proofErr w:type="gramStart"/>
-      <w:r>
-        <w:rPr>
-          <w:rFonts w:eastAsia="思源黑体 CN Regular"/>
-          <w:szCs w:val="24"/>
-        </w:rPr>
-        <w:t>跺在地上</w:t>
-      </w:r>
-      <w:proofErr w:type="gramEnd"/>
-      <w:r>
-        <w:rPr>
-          <w:rFonts w:eastAsia="思源黑体 CN Regular"/>
-          <w:szCs w:val="24"/>
-        </w:rPr>
-        <w:t>，继续喊着：</w:t>
-      </w:r>
-    </w:p>
-    <w:p>
-      <w:pPr>
-        <w:spacing w:after="144"/>
-        <w:rPr>
-          <w:rFonts w:eastAsia="思源黑体 CN Regular"/>
-          <w:szCs w:val="24"/>
-        </w:rPr>
-      </w:pPr>
-      <w:r>
-        <w:rPr>
-          <w:rFonts w:eastAsia="思源黑体 CN Regular"/>
-          <w:szCs w:val="24"/>
-        </w:rPr>
-        <w:t>啊</w:t>
-      </w:r>
-      <w:r>
-        <w:rPr>
-          <w:rFonts w:eastAsia="思源黑体 CN Regular"/>
-          <w:szCs w:val="24"/>
-        </w:rPr>
-        <w:t>——</w:t>
-      </w:r>
       <w:r>
         <w:rPr>
           <w:rFonts w:eastAsia="思源黑体 CN Regular"/>
@@ -26304,17 +26658,8 @@
           <w:rFonts w:eastAsia="思源黑体 CN Regular"/>
           <w:szCs w:val="24"/>
         </w:rPr>
-        <w:t>——</w:t>
-      </w:r>
-      <w:proofErr w:type="gramStart"/>
-      <w:r>
-        <w:rPr>
-          <w:rFonts w:eastAsia="思源黑体 CN Regular"/>
-          <w:szCs w:val="24"/>
-        </w:rPr>
-        <w:t>——</w:t>
-      </w:r>
-      <w:proofErr w:type="gramEnd"/>
+        <w:t>————</w:t>
+      </w:r>
       <w:r>
         <w:rPr>
           <w:rFonts w:eastAsia="思源黑体 CN Regular"/>
@@ -26327,17 +26672,8 @@
           <w:rFonts w:eastAsia="思源黑体 CN Regular"/>
           <w:szCs w:val="24"/>
         </w:rPr>
-        <w:t>——</w:t>
-      </w:r>
-      <w:proofErr w:type="gramStart"/>
-      <w:r>
-        <w:rPr>
-          <w:rFonts w:eastAsia="思源黑体 CN Regular"/>
-          <w:szCs w:val="24"/>
-        </w:rPr>
-        <w:t>——</w:t>
-      </w:r>
-      <w:proofErr w:type="gramEnd"/>
+        <w:t>————</w:t>
+      </w:r>
     </w:p>
     <w:p>
       <w:pPr>
@@ -26484,9 +26820,51 @@
           <w:bCs/>
           <w:szCs w:val="24"/>
         </w:rPr>
-        <w:t>我抓紧了你的胳膊。我面对着一个极其无关紧要的质问，它在昨天以及再之前的那些天里是极其重要的问题：我为什么不逃走。尽管你再三向我保证，而且你在</w:t>
-      </w:r>
-      <w:proofErr w:type="gramStart"/>
+        <w:t>我抓紧了你的胳膊。我面对着一个极其无关紧要的质问，它在昨天以及再之前的那些天里是极其重要的问题：我为什么不逃走。尽管你再三向我保证，而且你在抓紧着我，我仍然抓紧了你。我绝不会失去这个离开的机会。</w:t>
+      </w:r>
+    </w:p>
+    <w:p>
+      <w:pPr>
+        <w:spacing w:after="144"/>
+        <w:rPr>
+          <w:rFonts w:eastAsia="思源黑体 CN Regular"/>
+          <w:szCs w:val="24"/>
+        </w:rPr>
+      </w:pPr>
+      <w:r>
+        <w:rPr>
+          <w:rFonts w:eastAsia="思源黑体 CN Regular"/>
+          <w:i/>
+          <w:iCs/>
+          <w:szCs w:val="24"/>
+        </w:rPr>
+        <w:t>尽管他被迫处在话语之下，并对此感到痛苦，出租车司机沉默地开车。尽管他幻想人们不同地对待他，火车站以及一切竟没有什么两样。从昨天的那个时刻起，这当然也是无关紧要的事。</w:t>
+      </w:r>
+    </w:p>
+    <w:p>
+      <w:pPr>
+        <w:spacing w:after="144"/>
+        <w:rPr>
+          <w:rFonts w:eastAsia="思源黑体 CN Regular"/>
+          <w:szCs w:val="24"/>
+        </w:rPr>
+      </w:pPr>
+      <w:r>
+        <w:rPr>
+          <w:rFonts w:eastAsia="思源黑体 CN Regular"/>
+          <w:szCs w:val="24"/>
+        </w:rPr>
+        <w:t>你抓紧了我的胳膊。我轻轻地按了按你，再次向你保证，并告诉你我感到了那个质问，尽管那现在无关紧要。</w:t>
+      </w:r>
+    </w:p>
+    <w:p>
+      <w:pPr>
+        <w:spacing w:after="144"/>
+        <w:rPr>
+          <w:rFonts w:eastAsia="思源黑体 CN Regular"/>
+          <w:szCs w:val="24"/>
+        </w:rPr>
+      </w:pPr>
       <w:r>
         <w:rPr>
           <w:rFonts w:eastAsia="思源黑体 CN Regular"/>
@@ -26494,9 +26872,89 @@
           <w:bCs/>
           <w:szCs w:val="24"/>
         </w:rPr>
-        <w:t>抓紧着</w:t>
-      </w:r>
-      <w:proofErr w:type="gramEnd"/>
+        <w:t>到了。我笨拙地爬出了出租车，看着你因为少了些思绪不那么笨拙地笨拙地爬出了出租车。我稍微躲在你的身下，瞥视周围的情况，怕被抢回去。赶紧选一条人少的路径，去售票处，坐火车离开。</w:t>
+      </w:r>
+    </w:p>
+    <w:p>
+      <w:pPr>
+        <w:spacing w:after="144"/>
+        <w:rPr>
+          <w:rFonts w:eastAsia="思源黑体 CN Regular"/>
+          <w:szCs w:val="24"/>
+        </w:rPr>
+      </w:pPr>
+      <w:r>
+        <w:rPr>
+          <w:rFonts w:eastAsia="思源黑体 CN Regular"/>
+          <w:szCs w:val="24"/>
+        </w:rPr>
+        <w:t>当然。我们各自挑选着人少的地方，像弹簧的两端一样忽悠悠地互相拽着，不说什么就知道对方的想法。我知道的当然不只此事，但我担忧这种理解仍然不足。在最幸运的情况下，我只不过是世上第二理解你的人。</w:t>
+      </w:r>
+    </w:p>
+    <w:p>
+      <w:pPr>
+        <w:spacing w:after="144"/>
+        <w:rPr>
+          <w:rFonts w:eastAsia="思源黑体 CN Regular"/>
+          <w:szCs w:val="24"/>
+        </w:rPr>
+      </w:pPr>
+      <w:r>
+        <w:rPr>
+          <w:rFonts w:eastAsia="思源黑体 CN Regular"/>
+          <w:i/>
+          <w:iCs/>
+          <w:szCs w:val="24"/>
+        </w:rPr>
+        <w:lastRenderedPageBreak/>
+        <w:t>他们到了售票处门口，在人群中紧紧抓在一起，装作正常的样子买了两张票，挑了一个远离别人的地方坐着。</w:t>
+      </w:r>
+    </w:p>
+    <w:p>
+      <w:pPr>
+        <w:spacing w:after="144"/>
+        <w:rPr>
+          <w:rFonts w:eastAsia="思源黑体 CN Regular"/>
+          <w:szCs w:val="24"/>
+        </w:rPr>
+      </w:pPr>
+      <w:r>
+        <w:rPr>
+          <w:rFonts w:eastAsia="思源黑体 CN Regular"/>
+          <w:szCs w:val="24"/>
+        </w:rPr>
+        <w:t>“</w:t>
+      </w:r>
+      <w:r>
+        <w:rPr>
+          <w:rFonts w:eastAsia="思源黑体 CN Regular"/>
+          <w:szCs w:val="24"/>
+        </w:rPr>
+        <w:t>世上仍然充斥着要么管教你，要么不关心的人。他们是错的。</w:t>
+      </w:r>
+      <w:r>
+        <w:rPr>
+          <w:rFonts w:eastAsia="思源黑体 CN Regular"/>
+          <w:szCs w:val="24"/>
+        </w:rPr>
+        <w:t>”</w:t>
+      </w:r>
+      <w:r>
+        <w:rPr>
+          <w:rFonts w:eastAsia="思源黑体 CN Regular"/>
+          <w:szCs w:val="24"/>
+        </w:rPr>
+        <w:t>我看着你看着人群。</w:t>
+      </w:r>
+    </w:p>
+    <w:p>
+      <w:pPr>
+        <w:spacing w:after="144"/>
+        <w:rPr>
+          <w:rFonts w:eastAsia="思源黑体 CN Regular"/>
+          <w:szCs w:val="24"/>
+        </w:rPr>
+      </w:pPr>
       <w:r>
         <w:rPr>
           <w:rFonts w:eastAsia="思源黑体 CN Regular"/>
@@ -26504,7 +26962,152 @@
           <w:bCs/>
           <w:szCs w:val="24"/>
         </w:rPr>
-        <w:t>我，我仍然抓紧了你。我绝不会失去这个离开的机会。</w:t>
+        <w:t>我早已猜到这是你会对我说的话，但我只能看着人群发呆。</w:t>
+      </w:r>
+      <w:r>
+        <w:rPr>
+          <w:rFonts w:eastAsia="思源黑体 CN Regular"/>
+          <w:b/>
+          <w:bCs/>
+          <w:szCs w:val="24"/>
+        </w:rPr>
+        <w:t>“</w:t>
+      </w:r>
+      <w:r>
+        <w:rPr>
+          <w:rFonts w:eastAsia="思源黑体 CN Regular"/>
+          <w:b/>
+          <w:bCs/>
+          <w:szCs w:val="24"/>
+        </w:rPr>
+        <w:t>嗯。他们</w:t>
+      </w:r>
+      <w:r>
+        <w:rPr>
+          <w:rFonts w:eastAsia="思源黑体 CN Regular"/>
+          <w:b/>
+          <w:bCs/>
+          <w:szCs w:val="24"/>
+        </w:rPr>
+        <w:t>——</w:t>
+      </w:r>
+      <w:r>
+        <w:rPr>
+          <w:rFonts w:eastAsia="思源黑体 CN Regular"/>
+          <w:b/>
+          <w:bCs/>
+          <w:szCs w:val="24"/>
+        </w:rPr>
+        <w:t>家长，我是说</w:t>
+      </w:r>
+      <w:r>
+        <w:rPr>
+          <w:rFonts w:eastAsia="思源黑体 CN Regular"/>
+          <w:b/>
+          <w:bCs/>
+          <w:szCs w:val="24"/>
+        </w:rPr>
+        <w:t>——</w:t>
+      </w:r>
+      <w:r>
+        <w:rPr>
+          <w:rFonts w:eastAsia="思源黑体 CN Regular"/>
+          <w:b/>
+          <w:bCs/>
+          <w:szCs w:val="24"/>
+        </w:rPr>
+        <w:t>他们喂我，现在你会喂我了。</w:t>
+      </w:r>
+      <w:r>
+        <w:rPr>
+          <w:rFonts w:eastAsia="思源黑体 CN Regular"/>
+          <w:b/>
+          <w:bCs/>
+          <w:szCs w:val="24"/>
+        </w:rPr>
+        <w:t>”</w:t>
+      </w:r>
+    </w:p>
+    <w:p>
+      <w:pPr>
+        <w:spacing w:after="144"/>
+        <w:rPr>
+          <w:rFonts w:eastAsia="思源黑体 CN Regular"/>
+          <w:szCs w:val="24"/>
+        </w:rPr>
+      </w:pPr>
+      <w:r>
+        <w:rPr>
+          <w:rFonts w:eastAsia="思源黑体 CN Regular"/>
+          <w:szCs w:val="24"/>
+        </w:rPr>
+        <w:t>“</w:t>
+      </w:r>
+      <w:r>
+        <w:rPr>
+          <w:rFonts w:eastAsia="思源黑体 CN Regular"/>
+          <w:szCs w:val="24"/>
+        </w:rPr>
+        <w:t>我会喂你。他们应该喂你，但接下来，我会喂你。</w:t>
+      </w:r>
+      <w:r>
+        <w:rPr>
+          <w:rFonts w:eastAsia="思源黑体 CN Regular"/>
+          <w:szCs w:val="24"/>
+        </w:rPr>
+        <w:t>”</w:t>
+      </w:r>
+      <w:r>
+        <w:rPr>
+          <w:rFonts w:eastAsia="思源黑体 CN Regular"/>
+          <w:szCs w:val="24"/>
+        </w:rPr>
+        <w:t>我知道你会嗯一声，承受着思绪，沉默。</w:t>
+      </w:r>
+    </w:p>
+    <w:p>
+      <w:pPr>
+        <w:spacing w:after="144"/>
+        <w:rPr>
+          <w:rFonts w:eastAsia="思源黑体 CN Regular"/>
+          <w:szCs w:val="24"/>
+        </w:rPr>
+      </w:pPr>
+      <w:r>
+        <w:rPr>
+          <w:rFonts w:eastAsia="思源黑体 CN Regular"/>
+          <w:b/>
+          <w:bCs/>
+          <w:szCs w:val="24"/>
+        </w:rPr>
+        <w:t>“</w:t>
+      </w:r>
+      <w:r>
+        <w:rPr>
+          <w:rFonts w:eastAsia="思源黑体 CN Regular"/>
+          <w:b/>
+          <w:bCs/>
+          <w:szCs w:val="24"/>
+        </w:rPr>
+        <w:t>嗯。</w:t>
+      </w:r>
+      <w:r>
+        <w:rPr>
+          <w:rFonts w:eastAsia="思源黑体 CN Regular"/>
+          <w:b/>
+          <w:bCs/>
+          <w:szCs w:val="24"/>
+        </w:rPr>
+        <w:t>”</w:t>
+      </w:r>
+      <w:r>
+        <w:rPr>
+          <w:rFonts w:eastAsia="思源黑体 CN Regular"/>
+          <w:b/>
+          <w:bCs/>
+          <w:szCs w:val="24"/>
+        </w:rPr>
+        <w:t>我承受着思绪，沉默，靠在你的身上。</w:t>
       </w:r>
     </w:p>
     <w:p>
@@ -26522,23 +27125,23 @@
           <w:iCs/>
           <w:szCs w:val="24"/>
         </w:rPr>
-        <w:t>尽管他被迫处在话语之下，并对此感到痛苦，出租车司机沉默地开车。尽管他幻想人们不同地对待他，火车站以及一切竟没有什么两样。从昨天的那个时刻起，这当然也是无关紧要的事。</w:t>
-      </w:r>
-    </w:p>
-    <w:p>
-      <w:pPr>
-        <w:spacing w:after="144"/>
-        <w:rPr>
-          <w:rFonts w:eastAsia="思源黑体 CN Regular"/>
-          <w:szCs w:val="24"/>
-        </w:rPr>
-      </w:pPr>
-      <w:r>
-        <w:rPr>
-          <w:rFonts w:eastAsia="思源黑体 CN Regular"/>
-          <w:szCs w:val="24"/>
-        </w:rPr>
-        <w:t>你抓紧了我的胳膊。我轻轻地按了按你，再次向你保证，并告诉你我感到了那个质问，尽管那现在无关紧要。</w:t>
+        <w:t>这思绪当然只是消遣，他毕竟在昨天离开了。</w:t>
+      </w:r>
+    </w:p>
+    <w:p>
+      <w:pPr>
+        <w:spacing w:after="144"/>
+        <w:rPr>
+          <w:rFonts w:eastAsia="思源黑体 CN Regular"/>
+          <w:szCs w:val="24"/>
+        </w:rPr>
+      </w:pPr>
+      <w:r>
+        <w:rPr>
+          <w:rFonts w:eastAsia="思源黑体 CN Regular"/>
+          <w:szCs w:val="24"/>
+        </w:rPr>
+        <w:t>我看着你，发呆，思索事情。这是你一辈子里第一次轻松地思索事情。你发一会儿呆，玩弄一会儿手机，又发一会儿呆。我把头放在你的肩膀上，等着你要告诉我的话语。</w:t>
       </w:r>
     </w:p>
     <w:p>
@@ -26556,9 +27159,8 @@
           <w:bCs/>
           <w:szCs w:val="24"/>
         </w:rPr>
-        <w:t>到了。我笨拙地爬出了出租车，看着你因为少了些思绪不那么</w:t>
-      </w:r>
-      <w:proofErr w:type="gramStart"/>
+        <w:t>“</w:t>
+      </w:r>
       <w:r>
         <w:rPr>
           <w:rFonts w:eastAsia="思源黑体 CN Regular"/>
@@ -26566,9 +27168,8 @@
           <w:bCs/>
           <w:szCs w:val="24"/>
         </w:rPr>
-        <w:t>笨拙地笨拙地</w:t>
-      </w:r>
-      <w:proofErr w:type="gramEnd"/>
+        <w:t>你最近怎么样？</w:t>
+      </w:r>
       <w:r>
         <w:rPr>
           <w:rFonts w:eastAsia="思源黑体 CN Regular"/>
@@ -26576,23 +27177,186 @@
           <w:bCs/>
           <w:szCs w:val="24"/>
         </w:rPr>
-        <w:t>爬出了出租车。我稍微躲在你的身下，瞥视周围的情况，怕被抢回去。赶紧选一条人少的路径，去售票处，坐火车离开。</w:t>
-      </w:r>
-    </w:p>
-    <w:p>
-      <w:pPr>
-        <w:spacing w:after="144"/>
-        <w:rPr>
-          <w:rFonts w:eastAsia="思源黑体 CN Regular"/>
-          <w:szCs w:val="24"/>
-        </w:rPr>
-      </w:pPr>
-      <w:r>
-        <w:rPr>
-          <w:rFonts w:eastAsia="思源黑体 CN Regular"/>
-          <w:szCs w:val="24"/>
-        </w:rPr>
-        <w:t>当然。我们各自挑选着人少的地方，像弹簧的两端一样忽悠悠地互相拽着，不说什么就知道对方的想法。我知道的当然不只此事，但我担忧这种理解仍然不足。在最幸运的情况下，我只不过是世上第二理解你的人。</w:t>
+        <w:t>”</w:t>
+      </w:r>
+    </w:p>
+    <w:p>
+      <w:pPr>
+        <w:spacing w:after="144"/>
+        <w:rPr>
+          <w:rFonts w:eastAsia="思源黑体 CN Regular"/>
+          <w:szCs w:val="24"/>
+        </w:rPr>
+      </w:pPr>
+      <w:r>
+        <w:rPr>
+          <w:rFonts w:eastAsia="思源黑体 CN Regular"/>
+          <w:szCs w:val="24"/>
+        </w:rPr>
+        <w:t>“</w:t>
+      </w:r>
+      <w:r>
+        <w:rPr>
+          <w:rFonts w:eastAsia="思源黑体 CN Regular"/>
+          <w:szCs w:val="24"/>
+        </w:rPr>
+        <w:t>我很好。别问了。从现在起，你会跟我在一起，一切如你的意愿一样。虽然这不重要，但我会抱着你听你说话，像昨天晚上一样。如果你允许的话，我会帮着你把话说出来，尽管你远比我擅长此事。</w:t>
+      </w:r>
+      <w:r>
+        <w:rPr>
+          <w:rFonts w:eastAsia="思源黑体 CN Regular"/>
+          <w:szCs w:val="24"/>
+        </w:rPr>
+        <w:t>”</w:t>
+      </w:r>
+    </w:p>
+    <w:p>
+      <w:pPr>
+        <w:spacing w:after="144"/>
+        <w:rPr>
+          <w:rFonts w:eastAsia="思源黑体 CN Regular"/>
+          <w:szCs w:val="24"/>
+        </w:rPr>
+      </w:pPr>
+      <w:r>
+        <w:rPr>
+          <w:rFonts w:eastAsia="思源黑体 CN Regular"/>
+          <w:b/>
+          <w:bCs/>
+          <w:szCs w:val="24"/>
+        </w:rPr>
+        <w:lastRenderedPageBreak/>
+        <w:t>“</w:t>
+      </w:r>
+      <w:r>
+        <w:rPr>
+          <w:rFonts w:eastAsia="思源黑体 CN Regular"/>
+          <w:b/>
+          <w:bCs/>
+          <w:szCs w:val="24"/>
+        </w:rPr>
+        <w:t>找到我想用来表达的话语很容易。这是最容易的那部分。</w:t>
+      </w:r>
+      <w:r>
+        <w:rPr>
+          <w:rFonts w:eastAsia="思源黑体 CN Regular"/>
+          <w:b/>
+          <w:bCs/>
+          <w:szCs w:val="24"/>
+        </w:rPr>
+        <w:t>”</w:t>
+      </w:r>
+    </w:p>
+    <w:p>
+      <w:pPr>
+        <w:spacing w:after="144"/>
+        <w:rPr>
+          <w:rFonts w:eastAsia="思源黑体 CN Regular"/>
+          <w:szCs w:val="24"/>
+        </w:rPr>
+      </w:pPr>
+      <w:r>
+        <w:rPr>
+          <w:rFonts w:eastAsia="思源黑体 CN Regular"/>
+          <w:szCs w:val="24"/>
+        </w:rPr>
+        <w:t>“</w:t>
+      </w:r>
+      <w:r>
+        <w:rPr>
+          <w:rFonts w:eastAsia="思源黑体 CN Regular"/>
+          <w:szCs w:val="24"/>
+        </w:rPr>
+        <w:t>当然。</w:t>
+      </w:r>
+      <w:r>
+        <w:rPr>
+          <w:rFonts w:eastAsia="思源黑体 CN Regular"/>
+          <w:szCs w:val="24"/>
+        </w:rPr>
+        <w:t>”</w:t>
+      </w:r>
+      <w:r>
+        <w:rPr>
+          <w:rFonts w:eastAsia="思源黑体 CN Regular"/>
+          <w:szCs w:val="24"/>
+        </w:rPr>
+        <w:t>我把头从你的肩膀上拿下来，靠在你的胳膊上，尝试表达一些三言两语不好表达的事。我用柔和的目光看着你，尽可能强调着我对你的不评判。</w:t>
+      </w:r>
+    </w:p>
+    <w:p>
+      <w:pPr>
+        <w:spacing w:after="144"/>
+        <w:rPr>
+          <w:rFonts w:eastAsia="思源黑体 CN Regular"/>
+          <w:szCs w:val="24"/>
+        </w:rPr>
+      </w:pPr>
+      <w:r>
+        <w:rPr>
+          <w:rFonts w:eastAsia="思源黑体 CN Regular"/>
+          <w:b/>
+          <w:bCs/>
+          <w:szCs w:val="24"/>
+        </w:rPr>
+        <w:t>“</w:t>
+      </w:r>
+      <w:r>
+        <w:rPr>
+          <w:rFonts w:eastAsia="思源黑体 CN Regular"/>
+          <w:b/>
+          <w:bCs/>
+          <w:szCs w:val="24"/>
+        </w:rPr>
+        <w:t>你来晚了很多。你应该早很久来。你早就应该来了。</w:t>
+      </w:r>
+      <w:r>
+        <w:rPr>
+          <w:rFonts w:eastAsia="思源黑体 CN Regular"/>
+          <w:b/>
+          <w:bCs/>
+          <w:szCs w:val="24"/>
+        </w:rPr>
+        <w:t>”</w:t>
+      </w:r>
+      <w:r>
+        <w:rPr>
+          <w:rFonts w:eastAsia="思源黑体 CN Regular"/>
+          <w:b/>
+          <w:bCs/>
+          <w:szCs w:val="24"/>
+        </w:rPr>
+        <w:t>我边冲着你哭边强调此事。</w:t>
+      </w:r>
+    </w:p>
+    <w:p>
+      <w:pPr>
+        <w:spacing w:after="144"/>
+        <w:rPr>
+          <w:rFonts w:eastAsia="思源黑体 CN Regular"/>
+          <w:szCs w:val="24"/>
+        </w:rPr>
+      </w:pPr>
+      <w:r>
+        <w:rPr>
+          <w:rFonts w:eastAsia="思源黑体 CN Regular"/>
+          <w:szCs w:val="24"/>
+        </w:rPr>
+        <w:t>“</w:t>
+      </w:r>
+      <w:r>
+        <w:rPr>
+          <w:rFonts w:eastAsia="思源黑体 CN Regular"/>
+          <w:szCs w:val="24"/>
+        </w:rPr>
+        <w:t>我很抱歉。</w:t>
+      </w:r>
+      <w:r>
+        <w:rPr>
+          <w:rFonts w:eastAsia="思源黑体 CN Regular"/>
+          <w:szCs w:val="24"/>
+        </w:rPr>
+        <w:t>”</w:t>
       </w:r>
     </w:p>
     <w:p>
@@ -26610,45 +27374,7 @@
           <w:iCs/>
           <w:szCs w:val="24"/>
         </w:rPr>
-        <w:lastRenderedPageBreak/>
-        <w:t>他们到了售票处门口，在人群中紧紧抓在一起，装作正常的样子买了两张票，挑了一个远离别人的地方坐着。</w:t>
-      </w:r>
-    </w:p>
-    <w:p>
-      <w:pPr>
-        <w:spacing w:after="144"/>
-        <w:rPr>
-          <w:rFonts w:eastAsia="思源黑体 CN Regular"/>
-          <w:szCs w:val="24"/>
-        </w:rPr>
-      </w:pPr>
-      <w:r>
-        <w:rPr>
-          <w:rFonts w:eastAsia="思源黑体 CN Regular"/>
-          <w:szCs w:val="24"/>
-        </w:rPr>
-        <w:t>“</w:t>
-      </w:r>
-      <w:r>
-        <w:rPr>
-          <w:rFonts w:eastAsia="思源黑体 CN Regular"/>
-          <w:szCs w:val="24"/>
-        </w:rPr>
-        <w:t>世上仍然充斥着要么管教你，要么不关心的人。他们是错的。</w:t>
-      </w:r>
-      <w:r>
-        <w:rPr>
-          <w:rFonts w:eastAsia="思源黑体 CN Regular"/>
-          <w:szCs w:val="24"/>
-        </w:rPr>
-        <w:t>”</w:t>
-      </w:r>
-      <w:r>
-        <w:rPr>
-          <w:rFonts w:eastAsia="思源黑体 CN Regular"/>
-          <w:szCs w:val="24"/>
-        </w:rPr>
-        <w:t>我看着你看着人群。</w:t>
+        <w:t>他们的泪水流在另一个人的身上。他看着旁边的人，只是哭。</w:t>
       </w:r>
     </w:p>
     <w:p>
@@ -26666,8 +27392,47 @@
           <w:bCs/>
           <w:szCs w:val="24"/>
         </w:rPr>
-        <w:t>我早已猜到这是你会对我说的话，但我只能看着人群发呆。</w:t>
-      </w:r>
+        <w:t>我听着你的心跳。你把你的呼吸避开了我。我感知着我的身体的存在，还有你的身体环绕着我。我在这个角落里想事儿。</w:t>
+      </w:r>
+    </w:p>
+    <w:p>
+      <w:pPr>
+        <w:spacing w:after="144"/>
+        <w:rPr>
+          <w:rFonts w:eastAsia="思源黑体 CN Regular"/>
+          <w:szCs w:val="24"/>
+        </w:rPr>
+      </w:pPr>
+      <w:r>
+        <w:rPr>
+          <w:rFonts w:eastAsia="思源黑体 CN Regular"/>
+          <w:szCs w:val="24"/>
+        </w:rPr>
+        <w:t>“</w:t>
+      </w:r>
+      <w:r>
+        <w:rPr>
+          <w:rFonts w:eastAsia="思源黑体 CN Regular"/>
+          <w:szCs w:val="24"/>
+        </w:rPr>
+        <w:t>你有美丽的心灵。人们当然无论如何都不应该管教你。但是，你有美丽的心灵。</w:t>
+      </w:r>
+      <w:r>
+        <w:rPr>
+          <w:rFonts w:eastAsia="思源黑体 CN Regular"/>
+          <w:szCs w:val="24"/>
+        </w:rPr>
+        <w:t>”</w:t>
+      </w:r>
+    </w:p>
+    <w:p>
+      <w:pPr>
+        <w:spacing w:after="144"/>
+        <w:rPr>
+          <w:rFonts w:eastAsia="思源黑体 CN Regular"/>
+          <w:szCs w:val="24"/>
+        </w:rPr>
+      </w:pPr>
       <w:r>
         <w:rPr>
           <w:rFonts w:eastAsia="思源黑体 CN Regular"/>
@@ -26675,8 +27440,100 @@
           <w:bCs/>
           <w:szCs w:val="24"/>
         </w:rPr>
-        <w:t>“</w:t>
-      </w:r>
+        <w:t>我没有说什么，继续想着事情。如果存在任何人有权利评价的话，那或许会是你？因为你带我逃走了，至于你是不是我倒是无足轻重的。</w:t>
+      </w:r>
+    </w:p>
+    <w:p>
+      <w:pPr>
+        <w:spacing w:after="144"/>
+        <w:rPr>
+          <w:rFonts w:eastAsia="思源黑体 CN Regular"/>
+          <w:szCs w:val="24"/>
+        </w:rPr>
+      </w:pPr>
+      <w:r>
+        <w:rPr>
+          <w:rFonts w:eastAsia="思源黑体 CN Regular"/>
+          <w:szCs w:val="24"/>
+        </w:rPr>
+        <w:t>我为你的沉默而沾沾自喜。我害怕你感到我是因为你心灵的美丽才觉得你是个值得自由的孩子，或者只是感到被评判。果然，你知道我的观点和立场，于是报以沉默。</w:t>
+      </w:r>
+    </w:p>
+    <w:p>
+      <w:pPr>
+        <w:spacing w:after="144"/>
+        <w:rPr>
+          <w:rFonts w:eastAsia="思源黑体 CN Regular"/>
+          <w:szCs w:val="24"/>
+        </w:rPr>
+      </w:pPr>
+      <w:r>
+        <w:rPr>
+          <w:rFonts w:eastAsia="思源黑体 CN Regular"/>
+          <w:i/>
+          <w:iCs/>
+          <w:szCs w:val="24"/>
+        </w:rPr>
+        <w:lastRenderedPageBreak/>
+        <w:t>列车将在</w:t>
+      </w:r>
+      <w:r>
+        <w:rPr>
+          <w:rFonts w:eastAsia="思源黑体 CN Regular"/>
+          <w:i/>
+          <w:iCs/>
+          <w:szCs w:val="24"/>
+        </w:rPr>
+        <w:t>20</w:t>
+      </w:r>
+      <w:r>
+        <w:rPr>
+          <w:rFonts w:eastAsia="思源黑体 CN Regular"/>
+          <w:i/>
+          <w:iCs/>
+          <w:szCs w:val="24"/>
+        </w:rPr>
+        <w:t>分钟之后开始检票。</w:t>
+      </w:r>
+    </w:p>
+    <w:p>
+      <w:pPr>
+        <w:spacing w:after="144"/>
+        <w:rPr>
+          <w:rFonts w:eastAsia="思源黑体 CN Regular"/>
+          <w:szCs w:val="24"/>
+        </w:rPr>
+      </w:pPr>
+      <w:r>
+        <w:rPr>
+          <w:rFonts w:eastAsia="思源黑体 CN Regular"/>
+          <w:szCs w:val="24"/>
+        </w:rPr>
+        <w:t>火车会在</w:t>
+      </w:r>
+      <w:r>
+        <w:rPr>
+          <w:rFonts w:eastAsia="思源黑体 CN Regular"/>
+          <w:szCs w:val="24"/>
+        </w:rPr>
+        <w:t>20</w:t>
+      </w:r>
+      <w:r>
+        <w:rPr>
+          <w:rFonts w:eastAsia="思源黑体 CN Regular"/>
+          <w:szCs w:val="24"/>
+        </w:rPr>
+        <w:t>多分钟之后开走。</w:t>
+      </w:r>
+    </w:p>
+    <w:p>
+      <w:pPr>
+        <w:spacing w:after="144"/>
+        <w:rPr>
+          <w:rFonts w:eastAsia="思源黑体 CN Regular"/>
+          <w:szCs w:val="24"/>
+        </w:rPr>
+      </w:pPr>
       <w:r>
         <w:rPr>
           <w:rFonts w:eastAsia="思源黑体 CN Regular"/>
@@ -26684,7 +27541,7 @@
           <w:bCs/>
           <w:szCs w:val="24"/>
         </w:rPr>
-        <w:t>嗯。他们</w:t>
+        <w:t>我们还有</w:t>
       </w:r>
       <w:r>
         <w:rPr>
@@ -26693,7 +27550,7 @@
           <w:bCs/>
           <w:szCs w:val="24"/>
         </w:rPr>
-        <w:t>——</w:t>
+        <w:t>20</w:t>
       </w:r>
       <w:r>
         <w:rPr>
@@ -26702,7 +27559,7 @@
           <w:bCs/>
           <w:szCs w:val="24"/>
         </w:rPr>
-        <w:t>家长，我是说</w:t>
+        <w:t>多分钟的时间上车。我起身，看着你说：</w:t>
       </w:r>
       <w:r>
         <w:rPr>
@@ -26711,7 +27568,7 @@
           <w:bCs/>
           <w:szCs w:val="24"/>
         </w:rPr>
-        <w:t>——</w:t>
+        <w:t>“</w:t>
       </w:r>
       <w:r>
         <w:rPr>
@@ -26720,7 +27577,7 @@
           <w:bCs/>
           <w:szCs w:val="24"/>
         </w:rPr>
-        <w:t>他们喂我，现在你会喂我了。</w:t>
+        <w:t>上厕所。</w:t>
       </w:r>
       <w:r>
         <w:rPr>
@@ -26745,28 +27602,7 @@
           <w:rFonts w:eastAsia="思源黑体 CN Regular"/>
           <w:szCs w:val="24"/>
         </w:rPr>
-        <w:t>“</w:t>
-      </w:r>
-      <w:r>
-        <w:rPr>
-          <w:rFonts w:eastAsia="思源黑体 CN Regular"/>
-          <w:szCs w:val="24"/>
-        </w:rPr>
-        <w:t>我会喂你。他们应该喂你，但接下来，我会喂你。</w:t>
-      </w:r>
-      <w:r>
-        <w:rPr>
-          <w:rFonts w:eastAsia="思源黑体 CN Regular"/>
-          <w:szCs w:val="24"/>
-        </w:rPr>
-        <w:t>”</w:t>
-      </w:r>
-      <w:r>
-        <w:rPr>
-          <w:rFonts w:eastAsia="思源黑体 CN Regular"/>
-          <w:szCs w:val="24"/>
-        </w:rPr>
-        <w:t>我知道你会嗯一声，承受着思绪，沉默。</w:t>
+        <w:t>你用几乎温和的目光看着我说。我起身，没有说我去是干什么，只是跟着你。</w:t>
       </w:r>
     </w:p>
     <w:p>
@@ -26784,7 +27620,7 @@
           <w:bCs/>
           <w:szCs w:val="24"/>
         </w:rPr>
-        <w:t>“</w:t>
+        <w:t>转身看到的是另一群糟糕的人，还有他们勤劳地树立的或多或少华丽的写着</w:t>
       </w:r>
       <w:r>
         <w:rPr>
@@ -26793,7 +27629,7 @@
           <w:bCs/>
           <w:szCs w:val="24"/>
         </w:rPr>
-        <w:t>嗯。</w:t>
+        <w:t>“</w:t>
       </w:r>
       <w:r>
         <w:rPr>
@@ -26802,7 +27638,7 @@
           <w:bCs/>
           <w:szCs w:val="24"/>
         </w:rPr>
-        <w:t>”</w:t>
+        <w:t>卫生间</w:t>
       </w:r>
       <w:r>
         <w:rPr>
@@ -26811,7 +27647,375 @@
           <w:bCs/>
           <w:szCs w:val="24"/>
         </w:rPr>
-        <w:t>我承受着思绪，沉默，靠在你的身上。</w:t>
+        <w:t>”</w:t>
+      </w:r>
+      <w:r>
+        <w:rPr>
+          <w:rFonts w:eastAsia="思源黑体 CN Regular"/>
+          <w:b/>
+          <w:bCs/>
+          <w:szCs w:val="24"/>
+        </w:rPr>
+        <w:t>的牌子，我只敢瞥一眼，然后低下头，看着脚下同样作为人们的劳动成果的华丽的瓷砖，目光避开车站大厅里各种各样其他的东西，向着卫生间的方向寻路而去。</w:t>
+      </w:r>
+    </w:p>
+    <w:p>
+      <w:pPr>
+        <w:spacing w:after="144"/>
+        <w:rPr>
+          <w:rFonts w:eastAsia="思源黑体 CN Regular"/>
+          <w:szCs w:val="24"/>
+        </w:rPr>
+      </w:pPr>
+      <w:r>
+        <w:rPr>
+          <w:rFonts w:eastAsia="思源黑体 CN Regular"/>
+          <w:szCs w:val="24"/>
+        </w:rPr>
+        <w:t>“</w:t>
+      </w:r>
+      <w:r>
+        <w:rPr>
+          <w:rFonts w:eastAsia="思源黑体 CN Regular"/>
+          <w:szCs w:val="24"/>
+        </w:rPr>
+        <w:t>看到东西让你觉得与创造它们的人的那些努力相比的羞耻。你花了很长时间试图安慰自己，看到地砖后的羞耻相对少一些。地砖是你走在外面最主要看的东西。</w:t>
+      </w:r>
+      <w:r>
+        <w:rPr>
+          <w:rFonts w:eastAsia="思源黑体 CN Regular"/>
+          <w:szCs w:val="24"/>
+        </w:rPr>
+        <w:t>”</w:t>
+      </w:r>
+      <w:r>
+        <w:rPr>
+          <w:rFonts w:eastAsia="思源黑体 CN Regular"/>
+          <w:szCs w:val="24"/>
+        </w:rPr>
+        <w:t>此处用</w:t>
+      </w:r>
+      <w:r>
+        <w:rPr>
+          <w:rFonts w:eastAsia="思源黑体 CN Regular"/>
+          <w:szCs w:val="24"/>
+        </w:rPr>
+        <w:t>“</w:t>
+      </w:r>
+      <w:r>
+        <w:rPr>
+          <w:rFonts w:eastAsia="思源黑体 CN Regular"/>
+          <w:szCs w:val="24"/>
+        </w:rPr>
+        <w:t>觉得</w:t>
+      </w:r>
+      <w:r>
+        <w:rPr>
+          <w:rFonts w:eastAsia="思源黑体 CN Regular"/>
+          <w:szCs w:val="24"/>
+        </w:rPr>
+        <w:t>”</w:t>
+      </w:r>
+      <w:r>
+        <w:rPr>
+          <w:rFonts w:eastAsia="思源黑体 CN Regular"/>
+          <w:szCs w:val="24"/>
+        </w:rPr>
+        <w:t>而非</w:t>
+      </w:r>
+      <w:r>
+        <w:rPr>
+          <w:rFonts w:eastAsia="思源黑体 CN Regular"/>
+          <w:szCs w:val="24"/>
+        </w:rPr>
+        <w:t>“</w:t>
+      </w:r>
+      <w:r>
+        <w:rPr>
+          <w:rFonts w:eastAsia="思源黑体 CN Regular"/>
+          <w:szCs w:val="24"/>
+        </w:rPr>
+        <w:t>感到</w:t>
+      </w:r>
+      <w:r>
+        <w:rPr>
+          <w:rFonts w:eastAsia="思源黑体 CN Regular"/>
+          <w:szCs w:val="24"/>
+        </w:rPr>
+        <w:t>”</w:t>
+      </w:r>
+      <w:r>
+        <w:rPr>
+          <w:rFonts w:eastAsia="思源黑体 CN Regular"/>
+          <w:szCs w:val="24"/>
+        </w:rPr>
+        <w:t>，是考虑到这个过程中你的思索；</w:t>
+      </w:r>
+      <w:r>
+        <w:rPr>
+          <w:rFonts w:eastAsia="思源黑体 CN Regular"/>
+          <w:szCs w:val="24"/>
+        </w:rPr>
+        <w:t>“</w:t>
+      </w:r>
+      <w:r>
+        <w:rPr>
+          <w:rFonts w:eastAsia="思源黑体 CN Regular"/>
+          <w:szCs w:val="24"/>
+        </w:rPr>
+        <w:t>很长时间</w:t>
+      </w:r>
+      <w:r>
+        <w:rPr>
+          <w:rFonts w:eastAsia="思源黑体 CN Regular"/>
+          <w:szCs w:val="24"/>
+        </w:rPr>
+        <w:t>”</w:t>
+      </w:r>
+      <w:r>
+        <w:rPr>
+          <w:rFonts w:eastAsia="思源黑体 CN Regular"/>
+          <w:szCs w:val="24"/>
+        </w:rPr>
+        <w:t>而非</w:t>
+      </w:r>
+      <w:r>
+        <w:rPr>
+          <w:rFonts w:eastAsia="思源黑体 CN Regular"/>
+          <w:szCs w:val="24"/>
+        </w:rPr>
+        <w:t>“</w:t>
+      </w:r>
+      <w:r>
+        <w:rPr>
+          <w:rFonts w:eastAsia="思源黑体 CN Regular"/>
+          <w:szCs w:val="24"/>
+        </w:rPr>
+        <w:t>很久</w:t>
+      </w:r>
+      <w:r>
+        <w:rPr>
+          <w:rFonts w:eastAsia="思源黑体 CN Regular"/>
+          <w:szCs w:val="24"/>
+        </w:rPr>
+        <w:t>”</w:t>
+      </w:r>
+      <w:r>
+        <w:rPr>
+          <w:rFonts w:eastAsia="思源黑体 CN Regular"/>
+          <w:szCs w:val="24"/>
+        </w:rPr>
+        <w:t>，是考虑到安慰自己是你生活中容易的那部分；</w:t>
+      </w:r>
+      <w:r>
+        <w:rPr>
+          <w:rFonts w:eastAsia="思源黑体 CN Regular"/>
+          <w:szCs w:val="24"/>
+        </w:rPr>
+        <w:t>“</w:t>
+      </w:r>
+      <w:r>
+        <w:rPr>
+          <w:rFonts w:eastAsia="思源黑体 CN Regular"/>
+          <w:szCs w:val="24"/>
+        </w:rPr>
+        <w:t>相对</w:t>
+      </w:r>
+      <w:r>
+        <w:rPr>
+          <w:rFonts w:eastAsia="思源黑体 CN Regular"/>
+          <w:szCs w:val="24"/>
+        </w:rPr>
+        <w:t>”</w:t>
+      </w:r>
+      <w:r>
+        <w:rPr>
+          <w:rFonts w:eastAsia="思源黑体 CN Regular"/>
+          <w:szCs w:val="24"/>
+        </w:rPr>
+        <w:t>一词，是考虑到你的羞耻之深；少得是</w:t>
+      </w:r>
+      <w:r>
+        <w:rPr>
+          <w:rFonts w:eastAsia="思源黑体 CN Regular"/>
+          <w:szCs w:val="24"/>
+        </w:rPr>
+        <w:t>“</w:t>
+      </w:r>
+      <w:r>
+        <w:rPr>
+          <w:rFonts w:eastAsia="思源黑体 CN Regular"/>
+          <w:szCs w:val="24"/>
+        </w:rPr>
+        <w:t>一些</w:t>
+      </w:r>
+      <w:r>
+        <w:rPr>
+          <w:rFonts w:eastAsia="思源黑体 CN Regular"/>
+          <w:szCs w:val="24"/>
+        </w:rPr>
+        <w:t>”</w:t>
+      </w:r>
+      <w:r>
+        <w:rPr>
+          <w:rFonts w:eastAsia="思源黑体 CN Regular"/>
+          <w:szCs w:val="24"/>
+        </w:rPr>
+        <w:t>而非</w:t>
+      </w:r>
+      <w:r>
+        <w:rPr>
+          <w:rFonts w:eastAsia="思源黑体 CN Regular"/>
+          <w:szCs w:val="24"/>
+        </w:rPr>
+        <w:t>“</w:t>
+      </w:r>
+      <w:r>
+        <w:rPr>
+          <w:rFonts w:eastAsia="思源黑体 CN Regular"/>
+          <w:szCs w:val="24"/>
+        </w:rPr>
+        <w:t>一点</w:t>
+      </w:r>
+      <w:r>
+        <w:rPr>
+          <w:rFonts w:eastAsia="思源黑体 CN Regular"/>
+          <w:szCs w:val="24"/>
+        </w:rPr>
+        <w:t>”</w:t>
+      </w:r>
+      <w:r>
+        <w:rPr>
+          <w:rFonts w:eastAsia="思源黑体 CN Regular"/>
+          <w:szCs w:val="24"/>
+        </w:rPr>
+        <w:t>或全部，是考虑到我不想把你这生活中的任何一部分痛苦说得轻微</w:t>
+      </w:r>
+      <w:r>
+        <w:rPr>
+          <w:rFonts w:eastAsia="思源黑体 CN Regular"/>
+          <w:szCs w:val="24"/>
+        </w:rPr>
+        <w:t>……</w:t>
+      </w:r>
+    </w:p>
+    <w:p>
+      <w:pPr>
+        <w:spacing w:after="144"/>
+        <w:rPr>
+          <w:rFonts w:eastAsia="思源黑体 CN Regular"/>
+          <w:szCs w:val="24"/>
+        </w:rPr>
+      </w:pPr>
+      <w:r>
+        <w:rPr>
+          <w:rFonts w:eastAsia="思源黑体 CN Regular"/>
+          <w:b/>
+          <w:bCs/>
+          <w:szCs w:val="24"/>
+        </w:rPr>
+        <w:t>“</w:t>
+      </w:r>
+      <w:r>
+        <w:rPr>
+          <w:rFonts w:eastAsia="思源黑体 CN Regular"/>
+          <w:b/>
+          <w:bCs/>
+          <w:szCs w:val="24"/>
+        </w:rPr>
+        <w:t>你没找到与</w:t>
+      </w:r>
+      <w:r>
+        <w:rPr>
+          <w:rFonts w:eastAsia="思源黑体 CN Regular"/>
+          <w:b/>
+          <w:bCs/>
+          <w:szCs w:val="24"/>
+        </w:rPr>
+        <w:t>‘</w:t>
+      </w:r>
+      <w:r>
+        <w:rPr>
+          <w:rFonts w:eastAsia="思源黑体 CN Regular"/>
+          <w:b/>
+          <w:bCs/>
+          <w:szCs w:val="24"/>
+        </w:rPr>
+        <w:t>羞耻</w:t>
+      </w:r>
+      <w:r>
+        <w:rPr>
+          <w:rFonts w:eastAsia="思源黑体 CN Regular"/>
+          <w:b/>
+          <w:bCs/>
+          <w:szCs w:val="24"/>
+        </w:rPr>
+        <w:t>’</w:t>
+      </w:r>
+      <w:r>
+        <w:rPr>
+          <w:rFonts w:eastAsia="思源黑体 CN Regular"/>
+          <w:b/>
+          <w:bCs/>
+          <w:szCs w:val="24"/>
+        </w:rPr>
+        <w:t>比，我更想用的词。</w:t>
+      </w:r>
+      <w:r>
+        <w:rPr>
+          <w:rFonts w:eastAsia="思源黑体 CN Regular"/>
+          <w:b/>
+          <w:bCs/>
+          <w:szCs w:val="24"/>
+        </w:rPr>
+        <w:t>”</w:t>
+      </w:r>
+      <w:r>
+        <w:rPr>
+          <w:rFonts w:eastAsia="思源黑体 CN Regular"/>
+          <w:b/>
+          <w:bCs/>
+          <w:szCs w:val="24"/>
+        </w:rPr>
+        <w:t>我瞥着你。</w:t>
+      </w:r>
+    </w:p>
+    <w:p>
+      <w:pPr>
+        <w:spacing w:after="144"/>
+        <w:rPr>
+          <w:rFonts w:eastAsia="思源黑体 CN Regular"/>
+          <w:szCs w:val="24"/>
+        </w:rPr>
+      </w:pPr>
+      <w:r>
+        <w:rPr>
+          <w:rFonts w:eastAsia="思源黑体 CN Regular"/>
+          <w:szCs w:val="24"/>
+        </w:rPr>
+        <w:lastRenderedPageBreak/>
+        <w:t>“</w:t>
+      </w:r>
+      <w:r>
+        <w:rPr>
+          <w:rFonts w:eastAsia="思源黑体 CN Regular"/>
+          <w:szCs w:val="24"/>
+        </w:rPr>
+        <w:t>我很抱歉。</w:t>
+      </w:r>
+      <w:r>
+        <w:rPr>
+          <w:rFonts w:eastAsia="思源黑体 CN Regular"/>
+          <w:szCs w:val="24"/>
+        </w:rPr>
+        <w:t>”</w:t>
+      </w:r>
+      <w:r>
+        <w:rPr>
+          <w:rFonts w:eastAsia="思源黑体 CN Regular"/>
+          <w:szCs w:val="24"/>
+        </w:rPr>
+        <w:t>你靠近我的身体。我不值得你眼里泪水的深情，但你当然值得我。</w:t>
       </w:r>
     </w:p>
     <w:p>
@@ -26829,23 +28033,7 @@
           <w:iCs/>
           <w:szCs w:val="24"/>
         </w:rPr>
-        <w:t>这思绪当然只是消遣，他毕竟在昨天离开了。</w:t>
-      </w:r>
-    </w:p>
-    <w:p>
-      <w:pPr>
-        <w:spacing w:after="144"/>
-        <w:rPr>
-          <w:rFonts w:eastAsia="思源黑体 CN Regular"/>
-          <w:szCs w:val="24"/>
-        </w:rPr>
-      </w:pPr>
-      <w:r>
-        <w:rPr>
-          <w:rFonts w:eastAsia="思源黑体 CN Regular"/>
-          <w:szCs w:val="24"/>
-        </w:rPr>
-        <w:t>我看着你，发呆，思索事情。这是你一辈子里第一次轻松地思索事情。你发一会儿呆，玩弄一会儿手机，又发一会儿呆。我把头放在你的肩膀上，等着你要告诉我的话语。</w:t>
+        <w:t>在外面看不到混凝土的另一侧。火车站富丽堂皇得像教堂。</w:t>
       </w:r>
     </w:p>
     <w:p>
@@ -26863,8 +28051,47 @@
           <w:bCs/>
           <w:szCs w:val="24"/>
         </w:rPr>
+        <w:t>我们到了门口。我不满意于暂时离开你。</w:t>
+      </w:r>
+    </w:p>
+    <w:p>
+      <w:pPr>
+        <w:spacing w:after="144"/>
+        <w:rPr>
+          <w:rFonts w:eastAsia="思源黑体 CN Regular"/>
+          <w:szCs w:val="24"/>
+        </w:rPr>
+      </w:pPr>
+      <w:r>
+        <w:rPr>
+          <w:rFonts w:eastAsia="思源黑体 CN Regular"/>
+          <w:szCs w:val="24"/>
+        </w:rPr>
         <w:t>“</w:t>
       </w:r>
+      <w:r>
+        <w:rPr>
+          <w:rFonts w:eastAsia="思源黑体 CN Regular"/>
+          <w:szCs w:val="24"/>
+        </w:rPr>
+        <w:t>我正好也想上厕所。</w:t>
+      </w:r>
+      <w:r>
+        <w:rPr>
+          <w:rFonts w:eastAsia="思源黑体 CN Regular"/>
+          <w:szCs w:val="24"/>
+        </w:rPr>
+        <w:t>”</w:t>
+      </w:r>
+    </w:p>
+    <w:p>
+      <w:pPr>
+        <w:spacing w:after="144"/>
+        <w:rPr>
+          <w:rFonts w:eastAsia="思源黑体 CN Regular"/>
+          <w:szCs w:val="24"/>
+        </w:rPr>
+      </w:pPr>
       <w:r>
         <w:rPr>
           <w:rFonts w:eastAsia="思源黑体 CN Regular"/>
@@ -26872,7 +28099,7 @@
           <w:bCs/>
           <w:szCs w:val="24"/>
         </w:rPr>
-        <w:t>你最近怎么样？</w:t>
+        <w:t>水滴在我们的胳膊上滑动，我们一起离开。我把目光集中于你，避开其他的东西。</w:t>
       </w:r>
       <w:r>
         <w:rPr>
@@ -26881,47 +28108,8 @@
           <w:bCs/>
           <w:szCs w:val="24"/>
         </w:rPr>
-        <w:t>”</w:t>
-      </w:r>
-    </w:p>
-    <w:p>
-      <w:pPr>
-        <w:spacing w:after="144"/>
-        <w:rPr>
-          <w:rFonts w:eastAsia="思源黑体 CN Regular"/>
-          <w:szCs w:val="24"/>
-        </w:rPr>
-      </w:pPr>
-      <w:r>
-        <w:rPr>
-          <w:rFonts w:eastAsia="思源黑体 CN Regular"/>
-          <w:szCs w:val="24"/>
-        </w:rPr>
         <w:t>“</w:t>
       </w:r>
-      <w:r>
-        <w:rPr>
-          <w:rFonts w:eastAsia="思源黑体 CN Regular"/>
-          <w:szCs w:val="24"/>
-        </w:rPr>
-        <w:t>我很好。别问了。从现在起，你会跟我在一起，一切如你的意愿一样。虽然这不重要，但我会抱着你听你说话，像昨天晚上一样。如果你允许的话，我会帮着你把话说出来，尽管你远比我擅长此事。</w:t>
-      </w:r>
-      <w:r>
-        <w:rPr>
-          <w:rFonts w:eastAsia="思源黑体 CN Regular"/>
-          <w:szCs w:val="24"/>
-        </w:rPr>
-        <w:t>”</w:t>
-      </w:r>
-    </w:p>
-    <w:p>
-      <w:pPr>
-        <w:spacing w:after="144"/>
-        <w:rPr>
-          <w:rFonts w:eastAsia="思源黑体 CN Regular"/>
-          <w:szCs w:val="24"/>
-        </w:rPr>
-      </w:pPr>
       <w:r>
         <w:rPr>
           <w:rFonts w:eastAsia="思源黑体 CN Regular"/>
@@ -26929,6 +28117,235 @@
           <w:bCs/>
           <w:szCs w:val="24"/>
         </w:rPr>
+        <w:t>去检票的地方吗？</w:t>
+      </w:r>
+      <w:r>
+        <w:rPr>
+          <w:rFonts w:eastAsia="思源黑体 CN Regular"/>
+          <w:b/>
+          <w:bCs/>
+          <w:szCs w:val="24"/>
+        </w:rPr>
+        <w:t>”</w:t>
+      </w:r>
+      <w:r>
+        <w:rPr>
+          <w:rFonts w:eastAsia="思源黑体 CN Regular"/>
+          <w:b/>
+          <w:bCs/>
+          <w:szCs w:val="24"/>
+        </w:rPr>
+        <w:t>我懒得思考，只是问你。</w:t>
+      </w:r>
+    </w:p>
+    <w:p>
+      <w:pPr>
+        <w:spacing w:after="144"/>
+        <w:rPr>
+          <w:rFonts w:eastAsia="思源黑体 CN Regular"/>
+          <w:szCs w:val="24"/>
+        </w:rPr>
+      </w:pPr>
+      <w:r>
+        <w:rPr>
+          <w:rFonts w:eastAsia="思源黑体 CN Regular"/>
+          <w:szCs w:val="24"/>
+        </w:rPr>
+        <w:t>“</w:t>
+      </w:r>
+      <w:r>
+        <w:rPr>
+          <w:rFonts w:eastAsia="思源黑体 CN Regular"/>
+          <w:szCs w:val="24"/>
+        </w:rPr>
+        <w:t>检票的地方感觉比候车室安全一点</w:t>
+      </w:r>
+      <w:r>
+        <w:rPr>
+          <w:rFonts w:eastAsia="思源黑体 CN Regular"/>
+          <w:szCs w:val="24"/>
+        </w:rPr>
+        <w:t>……</w:t>
+      </w:r>
+      <w:r>
+        <w:rPr>
+          <w:rFonts w:eastAsia="思源黑体 CN Regular"/>
+          <w:szCs w:val="24"/>
+        </w:rPr>
+        <w:t>我也不知道是不是</w:t>
+      </w:r>
+      <w:r>
+        <w:rPr>
+          <w:rFonts w:eastAsia="思源黑体 CN Regular"/>
+          <w:szCs w:val="24"/>
+        </w:rPr>
+        <w:t>……”</w:t>
+      </w:r>
+    </w:p>
+    <w:p>
+      <w:pPr>
+        <w:spacing w:after="144"/>
+        <w:rPr>
+          <w:rFonts w:eastAsia="思源黑体 CN Regular"/>
+          <w:szCs w:val="24"/>
+        </w:rPr>
+      </w:pPr>
+      <w:r>
+        <w:rPr>
+          <w:rFonts w:eastAsia="思源黑体 CN Regular"/>
+          <w:b/>
+          <w:bCs/>
+          <w:szCs w:val="24"/>
+        </w:rPr>
+        <w:t>我扯过你手里的塑料袋，拎着。</w:t>
+      </w:r>
+    </w:p>
+    <w:p>
+      <w:pPr>
+        <w:spacing w:after="144"/>
+        <w:rPr>
+          <w:rFonts w:eastAsia="思源黑体 CN Regular"/>
+          <w:szCs w:val="24"/>
+        </w:rPr>
+      </w:pPr>
+      <w:r>
+        <w:rPr>
+          <w:rFonts w:eastAsia="思源黑体 CN Regular"/>
+          <w:szCs w:val="24"/>
+        </w:rPr>
+        <w:t>你以同样的动作往那里走。我注视着你和周围情况，靠近你。</w:t>
+      </w:r>
+      <w:r>
+        <w:rPr>
+          <w:rFonts w:eastAsia="思源黑体 CN Regular"/>
+          <w:szCs w:val="24"/>
+        </w:rPr>
+        <w:t>“</w:t>
+      </w:r>
+      <w:r>
+        <w:rPr>
+          <w:rFonts w:eastAsia="思源黑体 CN Regular"/>
+          <w:szCs w:val="24"/>
+        </w:rPr>
+        <w:t>我不喜欢火车站，还有火车。我想到生产它们所用的知识包含着孩子被强迫而得到的部分，就感到怨恨。</w:t>
+      </w:r>
+      <w:r>
+        <w:rPr>
+          <w:rFonts w:eastAsia="思源黑体 CN Regular"/>
+          <w:szCs w:val="24"/>
+        </w:rPr>
+        <w:t>”</w:t>
+      </w:r>
+    </w:p>
+    <w:p>
+      <w:pPr>
+        <w:spacing w:after="144"/>
+        <w:rPr>
+          <w:rFonts w:eastAsia="思源黑体 CN Regular"/>
+          <w:szCs w:val="24"/>
+        </w:rPr>
+      </w:pPr>
+      <w:r>
+        <w:rPr>
+          <w:rFonts w:eastAsia="思源黑体 CN Regular"/>
+          <w:b/>
+          <w:bCs/>
+          <w:szCs w:val="24"/>
+        </w:rPr>
+        <w:t>“</w:t>
+      </w:r>
+      <w:r>
+        <w:rPr>
+          <w:rFonts w:eastAsia="思源黑体 CN Regular"/>
+          <w:b/>
+          <w:bCs/>
+          <w:szCs w:val="24"/>
+        </w:rPr>
+        <w:t>我不喜欢人们。</w:t>
+      </w:r>
+      <w:r>
+        <w:rPr>
+          <w:rFonts w:eastAsia="思源黑体 CN Regular"/>
+          <w:b/>
+          <w:bCs/>
+          <w:szCs w:val="24"/>
+        </w:rPr>
+        <w:t>”</w:t>
+      </w:r>
+    </w:p>
+    <w:p>
+      <w:pPr>
+        <w:spacing w:after="144"/>
+        <w:rPr>
+          <w:rFonts w:eastAsia="思源黑体 CN Regular"/>
+          <w:szCs w:val="24"/>
+        </w:rPr>
+      </w:pPr>
+      <w:r>
+        <w:rPr>
+          <w:rFonts w:eastAsia="思源黑体 CN Regular"/>
+          <w:szCs w:val="24"/>
+        </w:rPr>
+        <w:t>“</w:t>
+      </w:r>
+      <w:r>
+        <w:rPr>
+          <w:rFonts w:eastAsia="思源黑体 CN Regular"/>
+          <w:szCs w:val="24"/>
+        </w:rPr>
+        <w:t>嗯。当然。</w:t>
+      </w:r>
+      <w:r>
+        <w:rPr>
+          <w:rFonts w:eastAsia="思源黑体 CN Regular"/>
+          <w:szCs w:val="24"/>
+        </w:rPr>
+        <w:t>”</w:t>
+      </w:r>
+      <w:r>
+        <w:rPr>
+          <w:rFonts w:eastAsia="思源黑体 CN Regular"/>
+          <w:szCs w:val="24"/>
+        </w:rPr>
+        <w:t>我想到我们得利用它们回去，有些不安和愤怒。你比我更熟悉此事，况且你过着一个会被惩罚的生活。我轻轻地抚摸着你，想让你感到安心一点。你的眼里又有泪水。</w:t>
+      </w:r>
+      <w:r>
+        <w:rPr>
+          <w:rFonts w:eastAsia="思源黑体 CN Regular"/>
+          <w:szCs w:val="24"/>
+        </w:rPr>
+        <w:t>“</w:t>
+      </w:r>
+      <w:r>
+        <w:rPr>
+          <w:rFonts w:eastAsia="思源黑体 CN Regular"/>
+          <w:szCs w:val="24"/>
+        </w:rPr>
+        <w:t>你不用争辩什么，我知道，我知道</w:t>
+      </w:r>
+      <w:r>
+        <w:rPr>
+          <w:rFonts w:eastAsia="思源黑体 CN Regular"/>
+          <w:szCs w:val="24"/>
+        </w:rPr>
+        <w:t>……”</w:t>
+      </w:r>
+    </w:p>
+    <w:p>
+      <w:pPr>
+        <w:spacing w:after="144"/>
+        <w:rPr>
+          <w:rFonts w:eastAsia="思源黑体 CN Regular"/>
+          <w:szCs w:val="24"/>
+        </w:rPr>
+      </w:pPr>
+      <w:r>
+        <w:rPr>
+          <w:rFonts w:eastAsia="思源黑体 CN Regular"/>
+          <w:b/>
+          <w:bCs/>
+          <w:szCs w:val="24"/>
+        </w:rPr>
         <w:lastRenderedPageBreak/>
         <w:t>“</w:t>
       </w:r>
@@ -26939,7 +28356,7 @@
           <w:bCs/>
           <w:szCs w:val="24"/>
         </w:rPr>
-        <w:t>找到我想用来表达的话语很容易。这是最容易的那部分。</w:t>
+        <w:t>我当然不用冲着你争辩什么。你觉得我应该怎么向别人争辩呢？</w:t>
       </w:r>
       <w:r>
         <w:rPr>
@@ -26950,52 +28367,6 @@
         </w:rPr>
         <w:t>”</w:t>
       </w:r>
-    </w:p>
-    <w:p>
-      <w:pPr>
-        <w:spacing w:after="144"/>
-        <w:rPr>
-          <w:rFonts w:eastAsia="思源黑体 CN Regular"/>
-          <w:szCs w:val="24"/>
-        </w:rPr>
-      </w:pPr>
-      <w:r>
-        <w:rPr>
-          <w:rFonts w:eastAsia="思源黑体 CN Regular"/>
-          <w:szCs w:val="24"/>
-        </w:rPr>
-        <w:t>“</w:t>
-      </w:r>
-      <w:r>
-        <w:rPr>
-          <w:rFonts w:eastAsia="思源黑体 CN Regular"/>
-          <w:szCs w:val="24"/>
-        </w:rPr>
-        <w:t>当然。</w:t>
-      </w:r>
-      <w:r>
-        <w:rPr>
-          <w:rFonts w:eastAsia="思源黑体 CN Regular"/>
-          <w:szCs w:val="24"/>
-        </w:rPr>
-        <w:t>”</w:t>
-      </w:r>
-      <w:r>
-        <w:rPr>
-          <w:rFonts w:eastAsia="思源黑体 CN Regular"/>
-          <w:szCs w:val="24"/>
-        </w:rPr>
-        <w:t>我把头从你的肩膀上拿下来，靠在你的胳膊上，尝试表达一些三言两语不好表达的事。我用柔和的目光看着你，尽可能强调着我对你的不评判。</w:t>
-      </w:r>
-    </w:p>
-    <w:p>
-      <w:pPr>
-        <w:spacing w:after="144"/>
-        <w:rPr>
-          <w:rFonts w:eastAsia="思源黑体 CN Regular"/>
-          <w:szCs w:val="24"/>
-        </w:rPr>
-      </w:pPr>
       <w:r>
         <w:rPr>
           <w:rFonts w:eastAsia="思源黑体 CN Regular"/>
@@ -27003,8 +28374,82 @@
           <w:bCs/>
           <w:szCs w:val="24"/>
         </w:rPr>
+        <w:t>我终于不必害怕被惩罚了，于是这样选择：我声音痛苦、愤怒、犀利，向你挥舞着我的脆弱，不安，仍然仿佛害怕被惩罚。我盯着你，仿佛你能把那些试图惩罚我的人揍一顿。</w:t>
+      </w:r>
+    </w:p>
+    <w:p>
+      <w:pPr>
+        <w:spacing w:after="144"/>
+        <w:rPr>
+          <w:rFonts w:eastAsia="思源黑体 CN Regular"/>
+          <w:szCs w:val="24"/>
+        </w:rPr>
+      </w:pPr>
+      <w:r>
+        <w:rPr>
+          <w:rFonts w:eastAsia="思源黑体 CN Regular"/>
+          <w:szCs w:val="24"/>
+        </w:rPr>
+        <w:t>然后，你有点哭了。你深情的泪水脆弱地爱我。</w:t>
+      </w:r>
+      <w:r>
+        <w:rPr>
+          <w:rFonts w:eastAsia="思源黑体 CN Regular"/>
+          <w:szCs w:val="24"/>
+        </w:rPr>
         <w:t>“</w:t>
       </w:r>
+      <w:r>
+        <w:rPr>
+          <w:rFonts w:eastAsia="思源黑体 CN Regular"/>
+          <w:szCs w:val="24"/>
+        </w:rPr>
+        <w:t>你允许我对你说</w:t>
+      </w:r>
+      <w:r>
+        <w:rPr>
+          <w:rFonts w:eastAsia="思源黑体 CN Regular"/>
+          <w:szCs w:val="24"/>
+        </w:rPr>
+        <w:t>‘</w:t>
+      </w:r>
+      <w:r>
+        <w:rPr>
+          <w:rFonts w:eastAsia="思源黑体 CN Regular"/>
+          <w:szCs w:val="24"/>
+        </w:rPr>
+        <w:t>你应该被允许</w:t>
+      </w:r>
+      <w:r>
+        <w:rPr>
+          <w:rFonts w:eastAsia="思源黑体 CN Regular"/>
+          <w:szCs w:val="24"/>
+        </w:rPr>
+        <w:t>’</w:t>
+      </w:r>
+      <w:r>
+        <w:rPr>
+          <w:rFonts w:eastAsia="思源黑体 CN Regular"/>
+          <w:szCs w:val="24"/>
+        </w:rPr>
+        <w:t>这几个字吗？</w:t>
+      </w:r>
+      <w:r>
+        <w:rPr>
+          <w:rFonts w:eastAsia="思源黑体 CN Regular"/>
+          <w:szCs w:val="24"/>
+        </w:rPr>
+        <w:t>”</w:t>
+      </w:r>
+    </w:p>
+    <w:p>
+      <w:pPr>
+        <w:spacing w:after="144"/>
+        <w:rPr>
+          <w:rFonts w:eastAsia="思源黑体 CN Regular"/>
+          <w:szCs w:val="24"/>
+        </w:rPr>
+      </w:pPr>
       <w:r>
         <w:rPr>
           <w:rFonts w:eastAsia="思源黑体 CN Regular"/>
@@ -27012,7 +28457,7 @@
           <w:bCs/>
           <w:szCs w:val="24"/>
         </w:rPr>
-        <w:t>你来晚了很多。你应该早很久来。你早就应该来了。</w:t>
+        <w:t>“</w:t>
       </w:r>
       <w:r>
         <w:rPr>
@@ -27021,7 +28466,7 @@
           <w:bCs/>
           <w:szCs w:val="24"/>
         </w:rPr>
-        <w:t>”</w:t>
+        <w:t>我来教你。我要把我埋在你的肚子里。</w:t>
       </w:r>
       <w:r>
         <w:rPr>
@@ -27030,9 +28475,33 @@
           <w:bCs/>
           <w:szCs w:val="24"/>
         </w:rPr>
-        <w:t>我边冲着你哭</w:t>
-      </w:r>
-      <w:proofErr w:type="gramStart"/>
+        <w:t>”</w:t>
+      </w:r>
+    </w:p>
+    <w:p>
+      <w:pPr>
+        <w:spacing w:after="144"/>
+        <w:rPr>
+          <w:rFonts w:eastAsia="思源黑体 CN Regular"/>
+          <w:szCs w:val="24"/>
+        </w:rPr>
+      </w:pPr>
+      <w:r>
+        <w:rPr>
+          <w:rFonts w:eastAsia="思源黑体 CN Regular"/>
+          <w:szCs w:val="24"/>
+        </w:rPr>
+        <w:t>这在物理上做不到；你趴在我的肩膀上。</w:t>
+      </w:r>
+    </w:p>
+    <w:p>
+      <w:pPr>
+        <w:spacing w:after="144"/>
+        <w:rPr>
+          <w:rFonts w:eastAsia="思源黑体 CN Regular"/>
+          <w:szCs w:val="24"/>
+        </w:rPr>
+      </w:pPr>
       <w:r>
         <w:rPr>
           <w:rFonts w:eastAsia="思源黑体 CN Regular"/>
@@ -27040,9 +28509,8 @@
           <w:bCs/>
           <w:szCs w:val="24"/>
         </w:rPr>
-        <w:t>边强调</w:t>
-      </w:r>
-      <w:proofErr w:type="gramEnd"/>
+        <w:t>“</w:t>
+      </w:r>
       <w:r>
         <w:rPr>
           <w:rFonts w:eastAsia="思源黑体 CN Regular"/>
@@ -27050,7 +28518,16 @@
           <w:bCs/>
           <w:szCs w:val="24"/>
         </w:rPr>
-        <w:t>此事。</w:t>
+        <w:t>跟着我说，我应该被允许。</w:t>
+      </w:r>
+      <w:r>
+        <w:rPr>
+          <w:rFonts w:eastAsia="思源黑体 CN Regular"/>
+          <w:b/>
+          <w:bCs/>
+          <w:szCs w:val="24"/>
+        </w:rPr>
+        <w:t>”</w:t>
       </w:r>
     </w:p>
     <w:p>
@@ -27073,7 +28550,7 @@
           <w:rFonts w:eastAsia="思源黑体 CN Regular"/>
           <w:szCs w:val="24"/>
         </w:rPr>
-        <w:t>我很抱歉。</w:t>
+        <w:t>你应该被允许。</w:t>
       </w:r>
       <w:r>
         <w:rPr>
@@ -27081,6 +28558,484 @@
           <w:szCs w:val="24"/>
         </w:rPr>
         <w:t>”</w:t>
+      </w:r>
+    </w:p>
+    <w:p>
+      <w:pPr>
+        <w:spacing w:after="144"/>
+        <w:rPr>
+          <w:rFonts w:eastAsia="思源黑体 CN Regular"/>
+          <w:szCs w:val="24"/>
+        </w:rPr>
+      </w:pPr>
+      <w:r>
+        <w:rPr>
+          <w:rFonts w:eastAsia="思源黑体 CN Regular"/>
+          <w:b/>
+          <w:bCs/>
+          <w:szCs w:val="24"/>
+        </w:rPr>
+        <w:t>“‘</w:t>
+      </w:r>
+      <w:r>
+        <w:rPr>
+          <w:rFonts w:eastAsia="思源黑体 CN Regular"/>
+          <w:b/>
+          <w:bCs/>
+          <w:szCs w:val="24"/>
+        </w:rPr>
+        <w:t>惩罚你是不道德的。</w:t>
+      </w:r>
+      <w:r>
+        <w:rPr>
+          <w:rFonts w:eastAsia="思源黑体 CN Regular"/>
+          <w:b/>
+          <w:bCs/>
+          <w:szCs w:val="24"/>
+        </w:rPr>
+        <w:t>’”</w:t>
+      </w:r>
+    </w:p>
+    <w:p>
+      <w:pPr>
+        <w:spacing w:after="144"/>
+        <w:rPr>
+          <w:rFonts w:eastAsia="思源黑体 CN Regular"/>
+          <w:szCs w:val="24"/>
+        </w:rPr>
+      </w:pPr>
+      <w:r>
+        <w:rPr>
+          <w:rFonts w:eastAsia="思源黑体 CN Regular"/>
+          <w:szCs w:val="24"/>
+        </w:rPr>
+        <w:t>“</w:t>
+      </w:r>
+      <w:r>
+        <w:rPr>
+          <w:rFonts w:eastAsia="思源黑体 CN Regular"/>
+          <w:szCs w:val="24"/>
+        </w:rPr>
+        <w:t>惩罚你是不道德的。</w:t>
+      </w:r>
+      <w:r>
+        <w:rPr>
+          <w:rFonts w:eastAsia="思源黑体 CN Regular"/>
+          <w:szCs w:val="24"/>
+        </w:rPr>
+        <w:t>”</w:t>
+      </w:r>
+    </w:p>
+    <w:p>
+      <w:pPr>
+        <w:spacing w:after="144"/>
+        <w:rPr>
+          <w:rFonts w:eastAsia="思源黑体 CN Regular"/>
+          <w:szCs w:val="24"/>
+        </w:rPr>
+      </w:pPr>
+      <w:r>
+        <w:rPr>
+          <w:rFonts w:eastAsia="思源黑体 CN Regular"/>
+          <w:b/>
+          <w:bCs/>
+          <w:szCs w:val="24"/>
+        </w:rPr>
+        <w:t>我变得不安，仿佛害怕有人冒出来批判我的脆弱，或者要提升我，惩罚我。我身处火车站，周围是一群人，因而是阴险的一群人，危机四伏。</w:t>
+      </w:r>
+    </w:p>
+    <w:p>
+      <w:pPr>
+        <w:spacing w:after="144"/>
+        <w:rPr>
+          <w:rFonts w:eastAsia="思源黑体 CN Regular"/>
+          <w:szCs w:val="24"/>
+        </w:rPr>
+      </w:pPr>
+      <w:r>
+        <w:rPr>
+          <w:rFonts w:eastAsia="思源黑体 CN Regular"/>
+          <w:szCs w:val="24"/>
+        </w:rPr>
+        <w:t>我不知所措。一个人在火车站抱着另一个人并非什么会引起注意的事，</w:t>
+      </w:r>
+      <w:r>
+        <w:rPr>
+          <w:rFonts w:eastAsia="思源黑体 CN Regular"/>
+          <w:szCs w:val="24"/>
+        </w:rPr>
+        <w:t>“</w:t>
+      </w:r>
+      <w:r>
+        <w:rPr>
+          <w:rFonts w:eastAsia="思源黑体 CN Regular"/>
+          <w:szCs w:val="24"/>
+        </w:rPr>
+        <w:t>有伤风化</w:t>
+      </w:r>
+      <w:r>
+        <w:rPr>
+          <w:rFonts w:eastAsia="思源黑体 CN Regular"/>
+          <w:szCs w:val="24"/>
+        </w:rPr>
+        <w:t>”</w:t>
+      </w:r>
+      <w:r>
+        <w:rPr>
+          <w:rFonts w:eastAsia="思源黑体 CN Regular"/>
+          <w:szCs w:val="24"/>
+        </w:rPr>
+        <w:t>的指控也不会揍到什么模糊或真实，而又心怀不满的</w:t>
+      </w:r>
+      <w:r>
+        <w:rPr>
+          <w:rFonts w:eastAsia="思源黑体 CN Regular"/>
+          <w:szCs w:val="24"/>
+        </w:rPr>
+        <w:lastRenderedPageBreak/>
+        <w:t>地方。但是，我也感到不安，并试图像你一样不安，尽管我此刻所承受的不及你所承受的十分之一，你所承受的又不及你昨天之前所承受的千分之一，而这是工程上精确的两个数字。我防御性地说，也试着对你说：</w:t>
+      </w:r>
+      <w:r>
+        <w:rPr>
+          <w:rFonts w:eastAsia="思源黑体 CN Regular"/>
+          <w:szCs w:val="24"/>
+        </w:rPr>
+        <w:t>“</w:t>
+      </w:r>
+      <w:r>
+        <w:rPr>
+          <w:rFonts w:eastAsia="思源黑体 CN Regular"/>
+          <w:szCs w:val="24"/>
+        </w:rPr>
+        <w:t>我不认为你冲着你自己哭影响别人的该死。</w:t>
+      </w:r>
+      <w:r>
+        <w:rPr>
+          <w:rFonts w:eastAsia="思源黑体 CN Regular"/>
+          <w:szCs w:val="24"/>
+        </w:rPr>
+        <w:t>”</w:t>
+      </w:r>
+    </w:p>
+    <w:p>
+      <w:pPr>
+        <w:spacing w:after="144"/>
+        <w:rPr>
+          <w:rFonts w:eastAsia="思源黑体 CN Regular"/>
+          <w:szCs w:val="24"/>
+        </w:rPr>
+      </w:pPr>
+      <w:r>
+        <w:rPr>
+          <w:rFonts w:eastAsia="思源黑体 CN Regular"/>
+          <w:b/>
+          <w:bCs/>
+          <w:szCs w:val="24"/>
+        </w:rPr>
+        <w:t>“</w:t>
+      </w:r>
+      <w:r>
+        <w:rPr>
+          <w:rFonts w:eastAsia="思源黑体 CN Regular"/>
+          <w:b/>
+          <w:bCs/>
+          <w:szCs w:val="24"/>
+        </w:rPr>
+        <w:t>你说呢？</w:t>
+      </w:r>
+      <w:r>
+        <w:rPr>
+          <w:rFonts w:eastAsia="思源黑体 CN Regular"/>
+          <w:b/>
+          <w:bCs/>
+          <w:szCs w:val="24"/>
+        </w:rPr>
+        <w:t>”</w:t>
+      </w:r>
+    </w:p>
+    <w:p>
+      <w:pPr>
+        <w:spacing w:after="144"/>
+        <w:rPr>
+          <w:rFonts w:eastAsia="思源黑体 CN Regular"/>
+          <w:szCs w:val="24"/>
+        </w:rPr>
+      </w:pPr>
+      <w:r>
+        <w:rPr>
+          <w:rFonts w:eastAsia="思源黑体 CN Regular"/>
+          <w:szCs w:val="24"/>
+        </w:rPr>
+        <w:t>如果你允许我敬仰你，我敬仰你说这三个字时无奈愤慨的冷笑，这恰好是在你趴在我的身上哭泣的期间。</w:t>
+      </w:r>
+    </w:p>
+    <w:p>
+      <w:pPr>
+        <w:spacing w:after="144"/>
+        <w:rPr>
+          <w:rFonts w:eastAsia="思源黑体 CN Regular"/>
+          <w:szCs w:val="24"/>
+        </w:rPr>
+      </w:pPr>
+      <w:r>
+        <w:rPr>
+          <w:rFonts w:eastAsia="思源黑体 CN Regular"/>
+          <w:b/>
+          <w:bCs/>
+          <w:szCs w:val="24"/>
+        </w:rPr>
+        <w:t>我瞄了一眼，检票的地方还有人在慢慢前进。</w:t>
+      </w:r>
+    </w:p>
+    <w:p>
+      <w:pPr>
+        <w:spacing w:after="144"/>
+        <w:rPr>
+          <w:rFonts w:eastAsia="思源黑体 CN Regular"/>
+          <w:szCs w:val="24"/>
+        </w:rPr>
+      </w:pPr>
+      <w:r>
+        <w:rPr>
+          <w:rFonts w:eastAsia="思源黑体 CN Regular"/>
+          <w:szCs w:val="24"/>
+        </w:rPr>
+        <w:t>但你没有表现出着急。你继续趴在我的身上，我有时瞄一眼钟，你有时也瞄一眼钟。</w:t>
+      </w:r>
+    </w:p>
+    <w:p>
+      <w:pPr>
+        <w:spacing w:after="144"/>
+        <w:rPr>
+          <w:rFonts w:eastAsia="思源黑体 CN Regular"/>
+          <w:szCs w:val="24"/>
+        </w:rPr>
+      </w:pPr>
+      <w:r>
+        <w:rPr>
+          <w:rFonts w:eastAsia="思源黑体 CN Regular"/>
+          <w:b/>
+          <w:bCs/>
+          <w:szCs w:val="24"/>
+        </w:rPr>
+        <w:t>那钟是</w:t>
+      </w:r>
+      <w:r>
+        <w:rPr>
+          <w:rFonts w:eastAsia="思源黑体 CN Regular"/>
+          <w:b/>
+          <w:bCs/>
+          <w:szCs w:val="24"/>
+        </w:rPr>
+        <w:t>LED</w:t>
+      </w:r>
+      <w:r>
+        <w:rPr>
+          <w:rFonts w:eastAsia="思源黑体 CN Regular"/>
+          <w:b/>
+          <w:bCs/>
+          <w:szCs w:val="24"/>
+        </w:rPr>
+        <w:t>显示屏，那东西也用在别的地方。</w:t>
+      </w:r>
+    </w:p>
+    <w:p>
+      <w:pPr>
+        <w:spacing w:after="144"/>
+        <w:rPr>
+          <w:rFonts w:eastAsia="思源黑体 CN Regular"/>
+          <w:szCs w:val="24"/>
+        </w:rPr>
+      </w:pPr>
+      <w:r>
+        <w:rPr>
+          <w:rFonts w:eastAsia="思源黑体 CN Regular"/>
+          <w:szCs w:val="24"/>
+        </w:rPr>
+        <w:t>政府张贴的励志标语。</w:t>
+      </w:r>
+    </w:p>
+    <w:p>
+      <w:pPr>
+        <w:spacing w:after="144"/>
+        <w:rPr>
+          <w:rFonts w:eastAsia="思源黑体 CN Regular"/>
+          <w:szCs w:val="24"/>
+        </w:rPr>
+      </w:pPr>
+      <w:r>
+        <w:rPr>
+          <w:rFonts w:eastAsia="思源黑体 CN Regular"/>
+          <w:b/>
+          <w:bCs/>
+          <w:szCs w:val="24"/>
+        </w:rPr>
+        <w:t>学校悬挂的励志标语。</w:t>
+      </w:r>
+    </w:p>
+    <w:p>
+      <w:pPr>
+        <w:spacing w:after="144"/>
+        <w:rPr>
+          <w:rFonts w:eastAsia="思源黑体 CN Regular"/>
+          <w:szCs w:val="24"/>
+        </w:rPr>
+      </w:pPr>
+      <w:r>
+        <w:rPr>
+          <w:rFonts w:eastAsia="思源黑体 CN Regular"/>
+          <w:szCs w:val="24"/>
+        </w:rPr>
+        <w:t>那是让人感到被训斥的事物。</w:t>
+      </w:r>
+    </w:p>
+    <w:p>
+      <w:pPr>
+        <w:spacing w:after="144"/>
+        <w:rPr>
+          <w:rFonts w:eastAsia="思源黑体 CN Regular"/>
+          <w:szCs w:val="24"/>
+        </w:rPr>
+      </w:pPr>
+      <w:r>
+        <w:rPr>
+          <w:rFonts w:eastAsia="思源黑体 CN Regular"/>
+          <w:b/>
+          <w:bCs/>
+          <w:szCs w:val="24"/>
+        </w:rPr>
+        <w:t>还有迟到者和其他犯错的人的名单。</w:t>
+      </w:r>
+    </w:p>
+    <w:p>
+      <w:pPr>
+        <w:spacing w:after="144"/>
+        <w:rPr>
+          <w:rFonts w:eastAsia="思源黑体 CN Regular"/>
+          <w:szCs w:val="24"/>
+        </w:rPr>
+      </w:pPr>
+      <w:r>
+        <w:rPr>
+          <w:rFonts w:eastAsia="思源黑体 CN Regular"/>
+          <w:szCs w:val="24"/>
+        </w:rPr>
+        <w:t>旁边的</w:t>
+      </w:r>
+      <w:r>
+        <w:rPr>
+          <w:rFonts w:eastAsia="思源黑体 CN Regular"/>
+          <w:szCs w:val="24"/>
+        </w:rPr>
+        <w:t>“</w:t>
+      </w:r>
+      <w:r>
+        <w:rPr>
+          <w:rFonts w:eastAsia="思源黑体 CN Regular"/>
+          <w:szCs w:val="24"/>
+        </w:rPr>
+        <w:t>普通</w:t>
+      </w:r>
+      <w:r>
+        <w:rPr>
+          <w:rFonts w:eastAsia="思源黑体 CN Regular"/>
+          <w:szCs w:val="24"/>
+        </w:rPr>
+        <w:t>”</w:t>
+      </w:r>
+      <w:r>
+        <w:rPr>
+          <w:rFonts w:eastAsia="思源黑体 CN Regular"/>
+          <w:szCs w:val="24"/>
+        </w:rPr>
+        <w:t>的钟，是一些数学题的主题。</w:t>
+      </w:r>
+    </w:p>
+    <w:p>
+      <w:pPr>
+        <w:spacing w:after="144"/>
+        <w:rPr>
+          <w:rFonts w:eastAsia="思源黑体 CN Regular"/>
+          <w:szCs w:val="24"/>
+        </w:rPr>
+      </w:pPr>
+      <w:r>
+        <w:rPr>
+          <w:rFonts w:eastAsia="思源黑体 CN Regular"/>
+          <w:b/>
+          <w:bCs/>
+          <w:szCs w:val="24"/>
+        </w:rPr>
+        <w:lastRenderedPageBreak/>
+        <w:t>它被挂在黑板旁的墙上。</w:t>
+      </w:r>
+    </w:p>
+    <w:p>
+      <w:pPr>
+        <w:spacing w:after="144"/>
+        <w:rPr>
+          <w:rFonts w:eastAsia="思源黑体 CN Regular"/>
+          <w:szCs w:val="24"/>
+        </w:rPr>
+      </w:pPr>
+      <w:r>
+        <w:rPr>
+          <w:rFonts w:eastAsia="思源黑体 CN Regular"/>
+          <w:szCs w:val="24"/>
+        </w:rPr>
+        <w:t>老师惩罚过于频繁地看它的人。</w:t>
+      </w:r>
+    </w:p>
+    <w:p>
+      <w:pPr>
+        <w:spacing w:after="144"/>
+        <w:rPr>
+          <w:rFonts w:eastAsia="思源黑体 CN Regular"/>
+          <w:szCs w:val="24"/>
+        </w:rPr>
+      </w:pPr>
+      <w:r>
+        <w:rPr>
+          <w:rFonts w:eastAsia="思源黑体 CN Regular"/>
+          <w:b/>
+          <w:bCs/>
+          <w:szCs w:val="24"/>
+        </w:rPr>
+        <w:t>它还是老师的手机是审判迟到者的证据？</w:t>
+      </w:r>
+    </w:p>
+    <w:p>
+      <w:pPr>
+        <w:spacing w:after="144"/>
+        <w:rPr>
+          <w:rFonts w:eastAsia="思源黑体 CN Regular"/>
+          <w:szCs w:val="24"/>
+        </w:rPr>
+      </w:pPr>
+      <w:r>
+        <w:rPr>
+          <w:rFonts w:eastAsia="思源黑体 CN Regular"/>
+          <w:szCs w:val="24"/>
+        </w:rPr>
+        <w:t>我想到这些事发生在你的身上，感觉要吐了一样。我更用力地把你抱在我的身上。但是，我最终只是在这里抱你，而没能伤害他们。</w:t>
+      </w:r>
+    </w:p>
+    <w:p>
+      <w:pPr>
+        <w:spacing w:after="144"/>
+        <w:rPr>
+          <w:rFonts w:eastAsia="思源黑体 CN Regular"/>
+          <w:szCs w:val="24"/>
+        </w:rPr>
+      </w:pPr>
+      <w:r>
+        <w:rPr>
+          <w:rFonts w:eastAsia="思源黑体 CN Regular"/>
+          <w:b/>
+          <w:bCs/>
+          <w:szCs w:val="24"/>
+        </w:rPr>
+        <w:t>应当说，这是令人悲伤而愤怒的事。</w:t>
       </w:r>
     </w:p>
     <w:p>
@@ -27098,7 +29053,7 @@
           <w:iCs/>
           <w:szCs w:val="24"/>
         </w:rPr>
-        <w:t>他们的泪水流在另一个人的身上。他看着旁边的人，只是哭。</w:t>
+        <w:t>检票的地方没有人了。</w:t>
       </w:r>
     </w:p>
     <w:p>
@@ -27116,9 +29071,33 @@
           <w:bCs/>
           <w:szCs w:val="24"/>
         </w:rPr>
-        <w:t>我听着你的心跳。你把你的呼吸避开了我。我</w:t>
-      </w:r>
-      <w:proofErr w:type="gramStart"/>
+        <w:t>我不再挤在你的身上。</w:t>
+      </w:r>
+    </w:p>
+    <w:p>
+      <w:pPr>
+        <w:spacing w:after="144"/>
+        <w:rPr>
+          <w:rFonts w:eastAsia="思源黑体 CN Regular"/>
+          <w:szCs w:val="24"/>
+        </w:rPr>
+      </w:pPr>
+      <w:r>
+        <w:rPr>
+          <w:rFonts w:eastAsia="思源黑体 CN Regular"/>
+          <w:szCs w:val="24"/>
+        </w:rPr>
+        <w:t>你慢慢地，看起来漫不经心地，模糊地觉得没有必要表达什么姿态地走了进去，没有发出什么声音，几乎像去乘火车出游一样随意地走上台阶，进入火车，一只手拽着我软弱的手，以一种允许我手指的关节彼此避开的方式，仍然要把我的手攥出印记一样，把我牵进火车。</w:t>
+      </w:r>
+    </w:p>
+    <w:p>
+      <w:pPr>
+        <w:spacing w:after="144"/>
+        <w:rPr>
+          <w:rFonts w:eastAsia="思源黑体 CN Regular"/>
+          <w:szCs w:val="24"/>
+        </w:rPr>
+      </w:pPr>
       <w:r>
         <w:rPr>
           <w:rFonts w:eastAsia="思源黑体 CN Regular"/>
@@ -27126,9 +29105,33 @@
           <w:bCs/>
           <w:szCs w:val="24"/>
         </w:rPr>
-        <w:t>感知着</w:t>
-      </w:r>
-      <w:proofErr w:type="gramEnd"/>
+        <w:t>我审视着你，你或多或少地像我一样，视线避开华丽的东西，只是一下下地瞥着火车座位号的标牌。</w:t>
+      </w:r>
+    </w:p>
+    <w:p>
+      <w:pPr>
+        <w:spacing w:after="144"/>
+        <w:rPr>
+          <w:rFonts w:eastAsia="思源黑体 CN Regular"/>
+          <w:szCs w:val="24"/>
+        </w:rPr>
+      </w:pPr>
+      <w:r>
+        <w:rPr>
+          <w:rFonts w:eastAsia="思源黑体 CN Regular"/>
+          <w:szCs w:val="24"/>
+        </w:rPr>
+        <w:t>我意识到我不应专注于此，把视线扫过标牌在两侧的两行，了解了火车座位大致在哪儿，然后注视着你，注意到你在审视着我，与其说感到了一丁点激动，不如说是亲近你的愿望。</w:t>
+      </w:r>
+    </w:p>
+    <w:p>
+      <w:pPr>
+        <w:spacing w:after="144"/>
+        <w:rPr>
+          <w:rFonts w:eastAsia="思源黑体 CN Regular"/>
+          <w:szCs w:val="24"/>
+        </w:rPr>
+      </w:pPr>
       <w:r>
         <w:rPr>
           <w:rFonts w:eastAsia="思源黑体 CN Regular"/>
@@ -27136,47 +29139,9 @@
           <w:bCs/>
           <w:szCs w:val="24"/>
         </w:rPr>
-        <w:t>我的身体的存在，还有你的身体环绕着我。我在这个角落里想事儿。</w:t>
-      </w:r>
-    </w:p>
-    <w:p>
-      <w:pPr>
-        <w:spacing w:after="144"/>
-        <w:rPr>
-          <w:rFonts w:eastAsia="思源黑体 CN Regular"/>
-          <w:szCs w:val="24"/>
-        </w:rPr>
-      </w:pPr>
-      <w:r>
-        <w:rPr>
-          <w:rFonts w:eastAsia="思源黑体 CN Regular"/>
-          <w:szCs w:val="24"/>
-        </w:rPr>
+        <w:lastRenderedPageBreak/>
         <w:t>“</w:t>
       </w:r>
-      <w:r>
-        <w:rPr>
-          <w:rFonts w:eastAsia="思源黑体 CN Regular"/>
-          <w:szCs w:val="24"/>
-        </w:rPr>
-        <w:t>你有美丽的心灵。人们当然无论如何都不应该管教你。但是，你有美丽的心灵。</w:t>
-      </w:r>
-      <w:r>
-        <w:rPr>
-          <w:rFonts w:eastAsia="思源黑体 CN Regular"/>
-          <w:szCs w:val="24"/>
-        </w:rPr>
-        <w:t>”</w:t>
-      </w:r>
-    </w:p>
-    <w:p>
-      <w:pPr>
-        <w:spacing w:after="144"/>
-        <w:rPr>
-          <w:rFonts w:eastAsia="思源黑体 CN Regular"/>
-          <w:szCs w:val="24"/>
-        </w:rPr>
-      </w:pPr>
       <w:r>
         <w:rPr>
           <w:rFonts w:eastAsia="思源黑体 CN Regular"/>
@@ -27184,100 +29149,8 @@
           <w:bCs/>
           <w:szCs w:val="24"/>
         </w:rPr>
-        <w:t>我没有说什么，继续想着事情。如果存在任何人有权利评价的话，那或许会是你？因为你带我逃走了，至于你是不是我倒是无足轻重的。</w:t>
-      </w:r>
-    </w:p>
-    <w:p>
-      <w:pPr>
-        <w:spacing w:after="144"/>
-        <w:rPr>
-          <w:rFonts w:eastAsia="思源黑体 CN Regular"/>
-          <w:szCs w:val="24"/>
-        </w:rPr>
-      </w:pPr>
-      <w:r>
-        <w:rPr>
-          <w:rFonts w:eastAsia="思源黑体 CN Regular"/>
-          <w:szCs w:val="24"/>
-        </w:rPr>
-        <w:t>我为你的沉默而沾沾自喜。我害怕你感到我是因为你心灵的美丽才觉得你是个值得自由的孩子，或者只是感到被评判。果然，你知道我的观点和立场，于是报以沉默。</w:t>
-      </w:r>
-    </w:p>
-    <w:p>
-      <w:pPr>
-        <w:spacing w:after="144"/>
-        <w:rPr>
-          <w:rFonts w:eastAsia="思源黑体 CN Regular"/>
-          <w:szCs w:val="24"/>
-        </w:rPr>
-      </w:pPr>
-      <w:r>
-        <w:rPr>
-          <w:rFonts w:eastAsia="思源黑体 CN Regular"/>
-          <w:i/>
-          <w:iCs/>
-          <w:szCs w:val="24"/>
-        </w:rPr>
-        <w:lastRenderedPageBreak/>
-        <w:t>列车将在</w:t>
-      </w:r>
-      <w:r>
-        <w:rPr>
-          <w:rFonts w:eastAsia="思源黑体 CN Regular"/>
-          <w:i/>
-          <w:iCs/>
-          <w:szCs w:val="24"/>
-        </w:rPr>
-        <w:t>20</w:t>
-      </w:r>
-      <w:r>
-        <w:rPr>
-          <w:rFonts w:eastAsia="思源黑体 CN Regular"/>
-          <w:i/>
-          <w:iCs/>
-          <w:szCs w:val="24"/>
-        </w:rPr>
-        <w:t>分钟之后开始检票。</w:t>
-      </w:r>
-    </w:p>
-    <w:p>
-      <w:pPr>
-        <w:spacing w:after="144"/>
-        <w:rPr>
-          <w:rFonts w:eastAsia="思源黑体 CN Regular"/>
-          <w:szCs w:val="24"/>
-        </w:rPr>
-      </w:pPr>
-      <w:r>
-        <w:rPr>
-          <w:rFonts w:eastAsia="思源黑体 CN Regular"/>
-          <w:szCs w:val="24"/>
-        </w:rPr>
-        <w:t>火车会在</w:t>
-      </w:r>
-      <w:r>
-        <w:rPr>
-          <w:rFonts w:eastAsia="思源黑体 CN Regular"/>
-          <w:szCs w:val="24"/>
-        </w:rPr>
-        <w:t>20</w:t>
-      </w:r>
-      <w:r>
-        <w:rPr>
-          <w:rFonts w:eastAsia="思源黑体 CN Regular"/>
-          <w:szCs w:val="24"/>
-        </w:rPr>
-        <w:t>多分钟之后开走。</w:t>
-      </w:r>
-    </w:p>
-    <w:p>
-      <w:pPr>
-        <w:spacing w:after="144"/>
-        <w:rPr>
-          <w:rFonts w:eastAsia="思源黑体 CN Regular"/>
-          <w:szCs w:val="24"/>
-        </w:rPr>
-      </w:pPr>
+        <w:t>你还是你。</w:t>
+      </w:r>
       <w:r>
         <w:rPr>
           <w:rFonts w:eastAsia="思源黑体 CN Regular"/>
@@ -27285,8 +29158,54 @@
           <w:bCs/>
           <w:szCs w:val="24"/>
         </w:rPr>
-        <w:t>我们还有</w:t>
-      </w:r>
+        <w:t>”</w:t>
+      </w:r>
+    </w:p>
+    <w:p>
+      <w:pPr>
+        <w:spacing w:after="144"/>
+        <w:rPr>
+          <w:rFonts w:eastAsia="思源黑体 CN Regular"/>
+          <w:szCs w:val="24"/>
+        </w:rPr>
+      </w:pPr>
+      <w:r>
+        <w:rPr>
+          <w:rFonts w:eastAsia="思源黑体 CN Regular"/>
+          <w:szCs w:val="24"/>
+        </w:rPr>
+        <w:t>“</w:t>
+      </w:r>
+      <w:r>
+        <w:rPr>
+          <w:rFonts w:eastAsia="思源黑体 CN Regular"/>
+          <w:szCs w:val="24"/>
+        </w:rPr>
+        <w:t>我来晚了</w:t>
+      </w:r>
+      <w:r>
+        <w:rPr>
+          <w:rFonts w:eastAsia="思源黑体 CN Regular"/>
+          <w:szCs w:val="24"/>
+        </w:rPr>
+        <w:t>”</w:t>
+      </w:r>
+      <w:r>
+        <w:rPr>
+          <w:rFonts w:eastAsia="思源黑体 CN Regular"/>
+          <w:szCs w:val="24"/>
+        </w:rPr>
+        <w:t>我向你渺小地说，气息微弱，没有句号。</w:t>
+      </w:r>
+    </w:p>
+    <w:p>
+      <w:pPr>
+        <w:spacing w:after="144"/>
+        <w:rPr>
+          <w:rFonts w:eastAsia="思源黑体 CN Regular"/>
+          <w:szCs w:val="24"/>
+        </w:rPr>
+      </w:pPr>
       <w:r>
         <w:rPr>
           <w:rFonts w:eastAsia="思源黑体 CN Regular"/>
@@ -27294,1763 +29213,6 @@
           <w:bCs/>
           <w:szCs w:val="24"/>
         </w:rPr>
-        <w:t>20</w:t>
-      </w:r>
-      <w:r>
-        <w:rPr>
-          <w:rFonts w:eastAsia="思源黑体 CN Regular"/>
-          <w:b/>
-          <w:bCs/>
-          <w:szCs w:val="24"/>
-        </w:rPr>
-        <w:t>多分钟的时间上车。我起身，看着你说：</w:t>
-      </w:r>
-      <w:r>
-        <w:rPr>
-          <w:rFonts w:eastAsia="思源黑体 CN Regular"/>
-          <w:b/>
-          <w:bCs/>
-          <w:szCs w:val="24"/>
-        </w:rPr>
-        <w:t>“</w:t>
-      </w:r>
-      <w:r>
-        <w:rPr>
-          <w:rFonts w:eastAsia="思源黑体 CN Regular"/>
-          <w:b/>
-          <w:bCs/>
-          <w:szCs w:val="24"/>
-        </w:rPr>
-        <w:t>上厕所。</w:t>
-      </w:r>
-      <w:r>
-        <w:rPr>
-          <w:rFonts w:eastAsia="思源黑体 CN Regular"/>
-          <w:b/>
-          <w:bCs/>
-          <w:szCs w:val="24"/>
-        </w:rPr>
-        <w:t>”</w:t>
-      </w:r>
-    </w:p>
-    <w:p>
-      <w:pPr>
-        <w:spacing w:after="144"/>
-        <w:rPr>
-          <w:rFonts w:eastAsia="思源黑体 CN Regular"/>
-          <w:szCs w:val="24"/>
-        </w:rPr>
-      </w:pPr>
-      <w:r>
-        <w:rPr>
-          <w:rFonts w:eastAsia="思源黑体 CN Regular"/>
-          <w:szCs w:val="24"/>
-        </w:rPr>
-        <w:t>你用几乎温和的目光看着我说。我起身，没有说我去是干什么，只是跟着你。</w:t>
-      </w:r>
-    </w:p>
-    <w:p>
-      <w:pPr>
-        <w:spacing w:after="144"/>
-        <w:rPr>
-          <w:rFonts w:eastAsia="思源黑体 CN Regular"/>
-          <w:szCs w:val="24"/>
-        </w:rPr>
-      </w:pPr>
-      <w:r>
-        <w:rPr>
-          <w:rFonts w:eastAsia="思源黑体 CN Regular"/>
-          <w:b/>
-          <w:bCs/>
-          <w:szCs w:val="24"/>
-        </w:rPr>
-        <w:t>转身看到的是另一群糟糕的人，还有他们勤劳地树立的或多或少华丽的写着</w:t>
-      </w:r>
-      <w:r>
-        <w:rPr>
-          <w:rFonts w:eastAsia="思源黑体 CN Regular"/>
-          <w:b/>
-          <w:bCs/>
-          <w:szCs w:val="24"/>
-        </w:rPr>
-        <w:t>“</w:t>
-      </w:r>
-      <w:r>
-        <w:rPr>
-          <w:rFonts w:eastAsia="思源黑体 CN Regular"/>
-          <w:b/>
-          <w:bCs/>
-          <w:szCs w:val="24"/>
-        </w:rPr>
-        <w:t>卫生间</w:t>
-      </w:r>
-      <w:r>
-        <w:rPr>
-          <w:rFonts w:eastAsia="思源黑体 CN Regular"/>
-          <w:b/>
-          <w:bCs/>
-          <w:szCs w:val="24"/>
-        </w:rPr>
-        <w:t>”</w:t>
-      </w:r>
-      <w:r>
-        <w:rPr>
-          <w:rFonts w:eastAsia="思源黑体 CN Regular"/>
-          <w:b/>
-          <w:bCs/>
-          <w:szCs w:val="24"/>
-        </w:rPr>
-        <w:t>的牌子，我只敢</w:t>
-      </w:r>
-      <w:proofErr w:type="gramStart"/>
-      <w:r>
-        <w:rPr>
-          <w:rFonts w:eastAsia="思源黑体 CN Regular"/>
-          <w:b/>
-          <w:bCs/>
-          <w:szCs w:val="24"/>
-        </w:rPr>
-        <w:t>瞥</w:t>
-      </w:r>
-      <w:proofErr w:type="gramEnd"/>
-      <w:r>
-        <w:rPr>
-          <w:rFonts w:eastAsia="思源黑体 CN Regular"/>
-          <w:b/>
-          <w:bCs/>
-          <w:szCs w:val="24"/>
-        </w:rPr>
-        <w:t>一眼，然后低下头，看着脚下同样作为人们的劳动成果的华丽的瓷砖，目光避开车站大厅里各种各样其他的东西，向着卫生间的方向寻路而去。</w:t>
-      </w:r>
-    </w:p>
-    <w:p>
-      <w:pPr>
-        <w:spacing w:after="144"/>
-        <w:rPr>
-          <w:rFonts w:eastAsia="思源黑体 CN Regular"/>
-          <w:szCs w:val="24"/>
-        </w:rPr>
-      </w:pPr>
-      <w:r>
-        <w:rPr>
-          <w:rFonts w:eastAsia="思源黑体 CN Regular"/>
-          <w:szCs w:val="24"/>
-        </w:rPr>
-        <w:t>“</w:t>
-      </w:r>
-      <w:r>
-        <w:rPr>
-          <w:rFonts w:eastAsia="思源黑体 CN Regular"/>
-          <w:szCs w:val="24"/>
-        </w:rPr>
-        <w:t>看到东西让你觉得与创造它们的人的那些努力相比的羞耻。你花了很长时间试图安慰自己，看到地砖后的羞耻相对少一些。地砖是你走在外面最主要看的东西。</w:t>
-      </w:r>
-      <w:r>
-        <w:rPr>
-          <w:rFonts w:eastAsia="思源黑体 CN Regular"/>
-          <w:szCs w:val="24"/>
-        </w:rPr>
-        <w:t>”</w:t>
-      </w:r>
-      <w:r>
-        <w:rPr>
-          <w:rFonts w:eastAsia="思源黑体 CN Regular"/>
-          <w:szCs w:val="24"/>
-        </w:rPr>
-        <w:t>此处用</w:t>
-      </w:r>
-      <w:r>
-        <w:rPr>
-          <w:rFonts w:eastAsia="思源黑体 CN Regular"/>
-          <w:szCs w:val="24"/>
-        </w:rPr>
-        <w:t>“</w:t>
-      </w:r>
-      <w:r>
-        <w:rPr>
-          <w:rFonts w:eastAsia="思源黑体 CN Regular"/>
-          <w:szCs w:val="24"/>
-        </w:rPr>
-        <w:t>觉得</w:t>
-      </w:r>
-      <w:r>
-        <w:rPr>
-          <w:rFonts w:eastAsia="思源黑体 CN Regular"/>
-          <w:szCs w:val="24"/>
-        </w:rPr>
-        <w:t>”</w:t>
-      </w:r>
-      <w:r>
-        <w:rPr>
-          <w:rFonts w:eastAsia="思源黑体 CN Regular"/>
-          <w:szCs w:val="24"/>
-        </w:rPr>
-        <w:t>而非</w:t>
-      </w:r>
-      <w:r>
-        <w:rPr>
-          <w:rFonts w:eastAsia="思源黑体 CN Regular"/>
-          <w:szCs w:val="24"/>
-        </w:rPr>
-        <w:t>“</w:t>
-      </w:r>
-      <w:r>
-        <w:rPr>
-          <w:rFonts w:eastAsia="思源黑体 CN Regular"/>
-          <w:szCs w:val="24"/>
-        </w:rPr>
-        <w:t>感到</w:t>
-      </w:r>
-      <w:r>
-        <w:rPr>
-          <w:rFonts w:eastAsia="思源黑体 CN Regular"/>
-          <w:szCs w:val="24"/>
-        </w:rPr>
-        <w:t>”</w:t>
-      </w:r>
-      <w:r>
-        <w:rPr>
-          <w:rFonts w:eastAsia="思源黑体 CN Regular"/>
-          <w:szCs w:val="24"/>
-        </w:rPr>
-        <w:t>，是考虑到这个过程中你的思索；</w:t>
-      </w:r>
-      <w:r>
-        <w:rPr>
-          <w:rFonts w:eastAsia="思源黑体 CN Regular"/>
-          <w:szCs w:val="24"/>
-        </w:rPr>
-        <w:t>“</w:t>
-      </w:r>
-      <w:r>
-        <w:rPr>
-          <w:rFonts w:eastAsia="思源黑体 CN Regular"/>
-          <w:szCs w:val="24"/>
-        </w:rPr>
-        <w:t>很长时间</w:t>
-      </w:r>
-      <w:r>
-        <w:rPr>
-          <w:rFonts w:eastAsia="思源黑体 CN Regular"/>
-          <w:szCs w:val="24"/>
-        </w:rPr>
-        <w:t>”</w:t>
-      </w:r>
-      <w:r>
-        <w:rPr>
-          <w:rFonts w:eastAsia="思源黑体 CN Regular"/>
-          <w:szCs w:val="24"/>
-        </w:rPr>
-        <w:t>而非</w:t>
-      </w:r>
-      <w:r>
-        <w:rPr>
-          <w:rFonts w:eastAsia="思源黑体 CN Regular"/>
-          <w:szCs w:val="24"/>
-        </w:rPr>
-        <w:t>“</w:t>
-      </w:r>
-      <w:r>
-        <w:rPr>
-          <w:rFonts w:eastAsia="思源黑体 CN Regular"/>
-          <w:szCs w:val="24"/>
-        </w:rPr>
-        <w:t>很久</w:t>
-      </w:r>
-      <w:r>
-        <w:rPr>
-          <w:rFonts w:eastAsia="思源黑体 CN Regular"/>
-          <w:szCs w:val="24"/>
-        </w:rPr>
-        <w:t>”</w:t>
-      </w:r>
-      <w:r>
-        <w:rPr>
-          <w:rFonts w:eastAsia="思源黑体 CN Regular"/>
-          <w:szCs w:val="24"/>
-        </w:rPr>
-        <w:t>，是考虑到安慰自己是你生活中容易的那部分；</w:t>
-      </w:r>
-      <w:r>
-        <w:rPr>
-          <w:rFonts w:eastAsia="思源黑体 CN Regular"/>
-          <w:szCs w:val="24"/>
-        </w:rPr>
-        <w:t>“</w:t>
-      </w:r>
-      <w:r>
-        <w:rPr>
-          <w:rFonts w:eastAsia="思源黑体 CN Regular"/>
-          <w:szCs w:val="24"/>
-        </w:rPr>
-        <w:t>相对</w:t>
-      </w:r>
-      <w:r>
-        <w:rPr>
-          <w:rFonts w:eastAsia="思源黑体 CN Regular"/>
-          <w:szCs w:val="24"/>
-        </w:rPr>
-        <w:t>”</w:t>
-      </w:r>
-      <w:r>
-        <w:rPr>
-          <w:rFonts w:eastAsia="思源黑体 CN Regular"/>
-          <w:szCs w:val="24"/>
-        </w:rPr>
-        <w:t>一词，是考虑到你的羞耻之深；少得是</w:t>
-      </w:r>
-      <w:r>
-        <w:rPr>
-          <w:rFonts w:eastAsia="思源黑体 CN Regular"/>
-          <w:szCs w:val="24"/>
-        </w:rPr>
-        <w:t>“</w:t>
-      </w:r>
-      <w:r>
-        <w:rPr>
-          <w:rFonts w:eastAsia="思源黑体 CN Regular"/>
-          <w:szCs w:val="24"/>
-        </w:rPr>
-        <w:t>一些</w:t>
-      </w:r>
-      <w:r>
-        <w:rPr>
-          <w:rFonts w:eastAsia="思源黑体 CN Regular"/>
-          <w:szCs w:val="24"/>
-        </w:rPr>
-        <w:t>”</w:t>
-      </w:r>
-      <w:r>
-        <w:rPr>
-          <w:rFonts w:eastAsia="思源黑体 CN Regular"/>
-          <w:szCs w:val="24"/>
-        </w:rPr>
-        <w:t>而非</w:t>
-      </w:r>
-      <w:r>
-        <w:rPr>
-          <w:rFonts w:eastAsia="思源黑体 CN Regular"/>
-          <w:szCs w:val="24"/>
-        </w:rPr>
-        <w:t>“</w:t>
-      </w:r>
-      <w:r>
-        <w:rPr>
-          <w:rFonts w:eastAsia="思源黑体 CN Regular"/>
-          <w:szCs w:val="24"/>
-        </w:rPr>
-        <w:t>一点</w:t>
-      </w:r>
-      <w:r>
-        <w:rPr>
-          <w:rFonts w:eastAsia="思源黑体 CN Regular"/>
-          <w:szCs w:val="24"/>
-        </w:rPr>
-        <w:t>”</w:t>
-      </w:r>
-      <w:r>
-        <w:rPr>
-          <w:rFonts w:eastAsia="思源黑体 CN Regular"/>
-          <w:szCs w:val="24"/>
-        </w:rPr>
-        <w:t>或全部，是考虑到我不想把你这生活中的任何一部分痛苦说得轻微</w:t>
-      </w:r>
-      <w:r>
-        <w:rPr>
-          <w:rFonts w:eastAsia="思源黑体 CN Regular"/>
-          <w:szCs w:val="24"/>
-        </w:rPr>
-        <w:t>……</w:t>
-      </w:r>
-    </w:p>
-    <w:p>
-      <w:pPr>
-        <w:spacing w:after="144"/>
-        <w:rPr>
-          <w:rFonts w:eastAsia="思源黑体 CN Regular"/>
-          <w:szCs w:val="24"/>
-        </w:rPr>
-      </w:pPr>
-      <w:r>
-        <w:rPr>
-          <w:rFonts w:eastAsia="思源黑体 CN Regular"/>
-          <w:b/>
-          <w:bCs/>
-          <w:szCs w:val="24"/>
-        </w:rPr>
-        <w:t>“</w:t>
-      </w:r>
-      <w:r>
-        <w:rPr>
-          <w:rFonts w:eastAsia="思源黑体 CN Regular"/>
-          <w:b/>
-          <w:bCs/>
-          <w:szCs w:val="24"/>
-        </w:rPr>
-        <w:t>你没找到与</w:t>
-      </w:r>
-      <w:r>
-        <w:rPr>
-          <w:rFonts w:eastAsia="思源黑体 CN Regular"/>
-          <w:b/>
-          <w:bCs/>
-          <w:szCs w:val="24"/>
-        </w:rPr>
-        <w:t>‘</w:t>
-      </w:r>
-      <w:r>
-        <w:rPr>
-          <w:rFonts w:eastAsia="思源黑体 CN Regular"/>
-          <w:b/>
-          <w:bCs/>
-          <w:szCs w:val="24"/>
-        </w:rPr>
-        <w:t>羞耻</w:t>
-      </w:r>
-      <w:r>
-        <w:rPr>
-          <w:rFonts w:eastAsia="思源黑体 CN Regular"/>
-          <w:b/>
-          <w:bCs/>
-          <w:szCs w:val="24"/>
-        </w:rPr>
-        <w:t>’</w:t>
-      </w:r>
-      <w:r>
-        <w:rPr>
-          <w:rFonts w:eastAsia="思源黑体 CN Regular"/>
-          <w:b/>
-          <w:bCs/>
-          <w:szCs w:val="24"/>
-        </w:rPr>
-        <w:t>比，我更想用的词。</w:t>
-      </w:r>
-      <w:r>
-        <w:rPr>
-          <w:rFonts w:eastAsia="思源黑体 CN Regular"/>
-          <w:b/>
-          <w:bCs/>
-          <w:szCs w:val="24"/>
-        </w:rPr>
-        <w:t>”</w:t>
-      </w:r>
-      <w:r>
-        <w:rPr>
-          <w:rFonts w:eastAsia="思源黑体 CN Regular"/>
-          <w:b/>
-          <w:bCs/>
-          <w:szCs w:val="24"/>
-        </w:rPr>
-        <w:t>我</w:t>
-      </w:r>
-      <w:proofErr w:type="gramStart"/>
-      <w:r>
-        <w:rPr>
-          <w:rFonts w:eastAsia="思源黑体 CN Regular"/>
-          <w:b/>
-          <w:bCs/>
-          <w:szCs w:val="24"/>
-        </w:rPr>
-        <w:t>瞥着</w:t>
-      </w:r>
-      <w:proofErr w:type="gramEnd"/>
-      <w:r>
-        <w:rPr>
-          <w:rFonts w:eastAsia="思源黑体 CN Regular"/>
-          <w:b/>
-          <w:bCs/>
-          <w:szCs w:val="24"/>
-        </w:rPr>
-        <w:t>你。</w:t>
-      </w:r>
-    </w:p>
-    <w:p>
-      <w:pPr>
-        <w:spacing w:after="144"/>
-        <w:rPr>
-          <w:rFonts w:eastAsia="思源黑体 CN Regular"/>
-          <w:szCs w:val="24"/>
-        </w:rPr>
-      </w:pPr>
-      <w:r>
-        <w:rPr>
-          <w:rFonts w:eastAsia="思源黑体 CN Regular"/>
-          <w:szCs w:val="24"/>
-        </w:rPr>
-        <w:lastRenderedPageBreak/>
-        <w:t>“</w:t>
-      </w:r>
-      <w:r>
-        <w:rPr>
-          <w:rFonts w:eastAsia="思源黑体 CN Regular"/>
-          <w:szCs w:val="24"/>
-        </w:rPr>
-        <w:t>我很抱歉。</w:t>
-      </w:r>
-      <w:r>
-        <w:rPr>
-          <w:rFonts w:eastAsia="思源黑体 CN Regular"/>
-          <w:szCs w:val="24"/>
-        </w:rPr>
-        <w:t>”</w:t>
-      </w:r>
-      <w:r>
-        <w:rPr>
-          <w:rFonts w:eastAsia="思源黑体 CN Regular"/>
-          <w:szCs w:val="24"/>
-        </w:rPr>
-        <w:t>你靠近我的身体。我不值得你眼里泪水的深情，但你当然值得我。</w:t>
-      </w:r>
-    </w:p>
-    <w:p>
-      <w:pPr>
-        <w:spacing w:after="144"/>
-        <w:rPr>
-          <w:rFonts w:eastAsia="思源黑体 CN Regular"/>
-          <w:szCs w:val="24"/>
-        </w:rPr>
-      </w:pPr>
-      <w:r>
-        <w:rPr>
-          <w:rFonts w:eastAsia="思源黑体 CN Regular"/>
-          <w:i/>
-          <w:iCs/>
-          <w:szCs w:val="24"/>
-        </w:rPr>
-        <w:t>在外面看不到混凝土的另一侧。火车站富丽堂皇得像教堂。</w:t>
-      </w:r>
-    </w:p>
-    <w:p>
-      <w:pPr>
-        <w:spacing w:after="144"/>
-        <w:rPr>
-          <w:rFonts w:eastAsia="思源黑体 CN Regular"/>
-          <w:szCs w:val="24"/>
-        </w:rPr>
-      </w:pPr>
-      <w:r>
-        <w:rPr>
-          <w:rFonts w:eastAsia="思源黑体 CN Regular"/>
-          <w:b/>
-          <w:bCs/>
-          <w:szCs w:val="24"/>
-        </w:rPr>
-        <w:t>我们到了门口。我不满意于暂时离开你。</w:t>
-      </w:r>
-    </w:p>
-    <w:p>
-      <w:pPr>
-        <w:spacing w:after="144"/>
-        <w:rPr>
-          <w:rFonts w:eastAsia="思源黑体 CN Regular"/>
-          <w:szCs w:val="24"/>
-        </w:rPr>
-      </w:pPr>
-      <w:r>
-        <w:rPr>
-          <w:rFonts w:eastAsia="思源黑体 CN Regular"/>
-          <w:szCs w:val="24"/>
-        </w:rPr>
-        <w:t>“</w:t>
-      </w:r>
-      <w:r>
-        <w:rPr>
-          <w:rFonts w:eastAsia="思源黑体 CN Regular"/>
-          <w:szCs w:val="24"/>
-        </w:rPr>
-        <w:t>我正好也想上厕所。</w:t>
-      </w:r>
-      <w:r>
-        <w:rPr>
-          <w:rFonts w:eastAsia="思源黑体 CN Regular"/>
-          <w:szCs w:val="24"/>
-        </w:rPr>
-        <w:t>”</w:t>
-      </w:r>
-    </w:p>
-    <w:p>
-      <w:pPr>
-        <w:spacing w:after="144"/>
-        <w:rPr>
-          <w:rFonts w:eastAsia="思源黑体 CN Regular"/>
-          <w:szCs w:val="24"/>
-        </w:rPr>
-      </w:pPr>
-      <w:r>
-        <w:rPr>
-          <w:rFonts w:eastAsia="思源黑体 CN Regular"/>
-          <w:b/>
-          <w:bCs/>
-          <w:szCs w:val="24"/>
-        </w:rPr>
-        <w:t>水滴在我们的胳膊上滑动，我们一起离开。我把目光集中于你，避开其他的东西。</w:t>
-      </w:r>
-      <w:r>
-        <w:rPr>
-          <w:rFonts w:eastAsia="思源黑体 CN Regular"/>
-          <w:b/>
-          <w:bCs/>
-          <w:szCs w:val="24"/>
-        </w:rPr>
-        <w:t>“</w:t>
-      </w:r>
-      <w:r>
-        <w:rPr>
-          <w:rFonts w:eastAsia="思源黑体 CN Regular"/>
-          <w:b/>
-          <w:bCs/>
-          <w:szCs w:val="24"/>
-        </w:rPr>
-        <w:t>去检票的地方吗？</w:t>
-      </w:r>
-      <w:r>
-        <w:rPr>
-          <w:rFonts w:eastAsia="思源黑体 CN Regular"/>
-          <w:b/>
-          <w:bCs/>
-          <w:szCs w:val="24"/>
-        </w:rPr>
-        <w:t>”</w:t>
-      </w:r>
-      <w:r>
-        <w:rPr>
-          <w:rFonts w:eastAsia="思源黑体 CN Regular"/>
-          <w:b/>
-          <w:bCs/>
-          <w:szCs w:val="24"/>
-        </w:rPr>
-        <w:t>我懒得思考，只是问你。</w:t>
-      </w:r>
-    </w:p>
-    <w:p>
-      <w:pPr>
-        <w:spacing w:after="144"/>
-        <w:rPr>
-          <w:rFonts w:eastAsia="思源黑体 CN Regular"/>
-          <w:szCs w:val="24"/>
-        </w:rPr>
-      </w:pPr>
-      <w:r>
-        <w:rPr>
-          <w:rFonts w:eastAsia="思源黑体 CN Regular"/>
-          <w:szCs w:val="24"/>
-        </w:rPr>
-        <w:t>“</w:t>
-      </w:r>
-      <w:r>
-        <w:rPr>
-          <w:rFonts w:eastAsia="思源黑体 CN Regular"/>
-          <w:szCs w:val="24"/>
-        </w:rPr>
-        <w:t>检票的地方感觉比候车室安全一点</w:t>
-      </w:r>
-      <w:r>
-        <w:rPr>
-          <w:rFonts w:eastAsia="思源黑体 CN Regular"/>
-          <w:szCs w:val="24"/>
-        </w:rPr>
-        <w:t>……</w:t>
-      </w:r>
-      <w:r>
-        <w:rPr>
-          <w:rFonts w:eastAsia="思源黑体 CN Regular"/>
-          <w:szCs w:val="24"/>
-        </w:rPr>
-        <w:t>我也不知道是不是</w:t>
-      </w:r>
-      <w:r>
-        <w:rPr>
-          <w:rFonts w:eastAsia="思源黑体 CN Regular"/>
-          <w:szCs w:val="24"/>
-        </w:rPr>
-        <w:t>……”</w:t>
-      </w:r>
-    </w:p>
-    <w:p>
-      <w:pPr>
-        <w:spacing w:after="144"/>
-        <w:rPr>
-          <w:rFonts w:eastAsia="思源黑体 CN Regular"/>
-          <w:szCs w:val="24"/>
-        </w:rPr>
-      </w:pPr>
-      <w:r>
-        <w:rPr>
-          <w:rFonts w:eastAsia="思源黑体 CN Regular"/>
-          <w:b/>
-          <w:bCs/>
-          <w:szCs w:val="24"/>
-        </w:rPr>
-        <w:t>我扯过你手里的塑料袋，拎着。</w:t>
-      </w:r>
-    </w:p>
-    <w:p>
-      <w:pPr>
-        <w:spacing w:after="144"/>
-        <w:rPr>
-          <w:rFonts w:eastAsia="思源黑体 CN Regular"/>
-          <w:szCs w:val="24"/>
-        </w:rPr>
-      </w:pPr>
-      <w:r>
-        <w:rPr>
-          <w:rFonts w:eastAsia="思源黑体 CN Regular"/>
-          <w:szCs w:val="24"/>
-        </w:rPr>
-        <w:t>你以同样的动作往那里走。我注视着你和周围情况，靠近你。</w:t>
-      </w:r>
-      <w:r>
-        <w:rPr>
-          <w:rFonts w:eastAsia="思源黑体 CN Regular"/>
-          <w:szCs w:val="24"/>
-        </w:rPr>
-        <w:t>“</w:t>
-      </w:r>
-      <w:r>
-        <w:rPr>
-          <w:rFonts w:eastAsia="思源黑体 CN Regular"/>
-          <w:szCs w:val="24"/>
-        </w:rPr>
-        <w:t>我不喜欢火车站，还有火车。我想到生产它们所用的知识包含着孩子被强迫而得到的部分，就感到怨恨。</w:t>
-      </w:r>
-      <w:r>
-        <w:rPr>
-          <w:rFonts w:eastAsia="思源黑体 CN Regular"/>
-          <w:szCs w:val="24"/>
-        </w:rPr>
-        <w:t>”</w:t>
-      </w:r>
-    </w:p>
-    <w:p>
-      <w:pPr>
-        <w:spacing w:after="144"/>
-        <w:rPr>
-          <w:rFonts w:eastAsia="思源黑体 CN Regular"/>
-          <w:szCs w:val="24"/>
-        </w:rPr>
-      </w:pPr>
-      <w:r>
-        <w:rPr>
-          <w:rFonts w:eastAsia="思源黑体 CN Regular"/>
-          <w:b/>
-          <w:bCs/>
-          <w:szCs w:val="24"/>
-        </w:rPr>
-        <w:t>“</w:t>
-      </w:r>
-      <w:r>
-        <w:rPr>
-          <w:rFonts w:eastAsia="思源黑体 CN Regular"/>
-          <w:b/>
-          <w:bCs/>
-          <w:szCs w:val="24"/>
-        </w:rPr>
-        <w:t>我不喜欢人们。</w:t>
-      </w:r>
-      <w:r>
-        <w:rPr>
-          <w:rFonts w:eastAsia="思源黑体 CN Regular"/>
-          <w:b/>
-          <w:bCs/>
-          <w:szCs w:val="24"/>
-        </w:rPr>
-        <w:t>”</w:t>
-      </w:r>
-    </w:p>
-    <w:p>
-      <w:pPr>
-        <w:spacing w:after="144"/>
-        <w:rPr>
-          <w:rFonts w:eastAsia="思源黑体 CN Regular"/>
-          <w:szCs w:val="24"/>
-        </w:rPr>
-      </w:pPr>
-      <w:r>
-        <w:rPr>
-          <w:rFonts w:eastAsia="思源黑体 CN Regular"/>
-          <w:szCs w:val="24"/>
-        </w:rPr>
-        <w:t>“</w:t>
-      </w:r>
-      <w:r>
-        <w:rPr>
-          <w:rFonts w:eastAsia="思源黑体 CN Regular"/>
-          <w:szCs w:val="24"/>
-        </w:rPr>
-        <w:t>嗯。当然。</w:t>
-      </w:r>
-      <w:r>
-        <w:rPr>
-          <w:rFonts w:eastAsia="思源黑体 CN Regular"/>
-          <w:szCs w:val="24"/>
-        </w:rPr>
-        <w:t>”</w:t>
-      </w:r>
-      <w:r>
-        <w:rPr>
-          <w:rFonts w:eastAsia="思源黑体 CN Regular"/>
-          <w:szCs w:val="24"/>
-        </w:rPr>
-        <w:t>我想到我们得利用它们回去，有些不安和愤怒。你比我更熟悉此事，况且你过着一个会被惩罚的生活。我轻轻地抚摸着你，想让你感到安心一点。你的眼里又有泪水。</w:t>
-      </w:r>
-      <w:r>
-        <w:rPr>
-          <w:rFonts w:eastAsia="思源黑体 CN Regular"/>
-          <w:szCs w:val="24"/>
-        </w:rPr>
-        <w:t>“</w:t>
-      </w:r>
-      <w:r>
-        <w:rPr>
-          <w:rFonts w:eastAsia="思源黑体 CN Regular"/>
-          <w:szCs w:val="24"/>
-        </w:rPr>
-        <w:t>你不用争辩什么，我知道，我知道</w:t>
-      </w:r>
-      <w:r>
-        <w:rPr>
-          <w:rFonts w:eastAsia="思源黑体 CN Regular"/>
-          <w:szCs w:val="24"/>
-        </w:rPr>
-        <w:t>……”</w:t>
-      </w:r>
-    </w:p>
-    <w:p>
-      <w:pPr>
-        <w:spacing w:after="144"/>
-        <w:rPr>
-          <w:rFonts w:eastAsia="思源黑体 CN Regular"/>
-          <w:szCs w:val="24"/>
-        </w:rPr>
-      </w:pPr>
-      <w:r>
-        <w:rPr>
-          <w:rFonts w:eastAsia="思源黑体 CN Regular"/>
-          <w:b/>
-          <w:bCs/>
-          <w:szCs w:val="24"/>
-        </w:rPr>
-        <w:lastRenderedPageBreak/>
-        <w:t>“</w:t>
-      </w:r>
-      <w:r>
-        <w:rPr>
-          <w:rFonts w:eastAsia="思源黑体 CN Regular"/>
-          <w:b/>
-          <w:bCs/>
-          <w:szCs w:val="24"/>
-        </w:rPr>
-        <w:t>我当然不用冲着你争辩什么。你觉得我应该怎么向别人争辩呢？</w:t>
-      </w:r>
-      <w:r>
-        <w:rPr>
-          <w:rFonts w:eastAsia="思源黑体 CN Regular"/>
-          <w:b/>
-          <w:bCs/>
-          <w:szCs w:val="24"/>
-        </w:rPr>
-        <w:t>”</w:t>
-      </w:r>
-      <w:r>
-        <w:rPr>
-          <w:rFonts w:eastAsia="思源黑体 CN Regular"/>
-          <w:b/>
-          <w:bCs/>
-          <w:szCs w:val="24"/>
-        </w:rPr>
-        <w:t>我终于不必害怕被惩罚了，于是这样选择：我声音痛苦、愤怒、犀利，向你挥舞着我的脆弱，不安，仍然仿佛害怕被惩罚。我盯着你，仿佛你能把那些试图惩罚我的人揍一顿。</w:t>
-      </w:r>
-    </w:p>
-    <w:p>
-      <w:pPr>
-        <w:spacing w:after="144"/>
-        <w:rPr>
-          <w:rFonts w:eastAsia="思源黑体 CN Regular"/>
-          <w:szCs w:val="24"/>
-        </w:rPr>
-      </w:pPr>
-      <w:r>
-        <w:rPr>
-          <w:rFonts w:eastAsia="思源黑体 CN Regular"/>
-          <w:szCs w:val="24"/>
-        </w:rPr>
-        <w:t>然后，你有点哭了。你深情的泪水脆弱地爱我。</w:t>
-      </w:r>
-      <w:r>
-        <w:rPr>
-          <w:rFonts w:eastAsia="思源黑体 CN Regular"/>
-          <w:szCs w:val="24"/>
-        </w:rPr>
-        <w:t>“</w:t>
-      </w:r>
-      <w:r>
-        <w:rPr>
-          <w:rFonts w:eastAsia="思源黑体 CN Regular"/>
-          <w:szCs w:val="24"/>
-        </w:rPr>
-        <w:t>你允许我对你说</w:t>
-      </w:r>
-      <w:r>
-        <w:rPr>
-          <w:rFonts w:eastAsia="思源黑体 CN Regular"/>
-          <w:szCs w:val="24"/>
-        </w:rPr>
-        <w:t>‘</w:t>
-      </w:r>
-      <w:r>
-        <w:rPr>
-          <w:rFonts w:eastAsia="思源黑体 CN Regular"/>
-          <w:szCs w:val="24"/>
-        </w:rPr>
-        <w:t>你应该被允许</w:t>
-      </w:r>
-      <w:r>
-        <w:rPr>
-          <w:rFonts w:eastAsia="思源黑体 CN Regular"/>
-          <w:szCs w:val="24"/>
-        </w:rPr>
-        <w:t>’</w:t>
-      </w:r>
-      <w:r>
-        <w:rPr>
-          <w:rFonts w:eastAsia="思源黑体 CN Regular"/>
-          <w:szCs w:val="24"/>
-        </w:rPr>
-        <w:t>这几个字吗？</w:t>
-      </w:r>
-      <w:r>
-        <w:rPr>
-          <w:rFonts w:eastAsia="思源黑体 CN Regular"/>
-          <w:szCs w:val="24"/>
-        </w:rPr>
-        <w:t>”</w:t>
-      </w:r>
-    </w:p>
-    <w:p>
-      <w:pPr>
-        <w:spacing w:after="144"/>
-        <w:rPr>
-          <w:rFonts w:eastAsia="思源黑体 CN Regular"/>
-          <w:szCs w:val="24"/>
-        </w:rPr>
-      </w:pPr>
-      <w:r>
-        <w:rPr>
-          <w:rFonts w:eastAsia="思源黑体 CN Regular"/>
-          <w:b/>
-          <w:bCs/>
-          <w:szCs w:val="24"/>
-        </w:rPr>
-        <w:t>“</w:t>
-      </w:r>
-      <w:r>
-        <w:rPr>
-          <w:rFonts w:eastAsia="思源黑体 CN Regular"/>
-          <w:b/>
-          <w:bCs/>
-          <w:szCs w:val="24"/>
-        </w:rPr>
-        <w:t>我来教你。我要把我埋在你的肚子里。</w:t>
-      </w:r>
-      <w:r>
-        <w:rPr>
-          <w:rFonts w:eastAsia="思源黑体 CN Regular"/>
-          <w:b/>
-          <w:bCs/>
-          <w:szCs w:val="24"/>
-        </w:rPr>
-        <w:t>”</w:t>
-      </w:r>
-    </w:p>
-    <w:p>
-      <w:pPr>
-        <w:spacing w:after="144"/>
-        <w:rPr>
-          <w:rFonts w:eastAsia="思源黑体 CN Regular"/>
-          <w:szCs w:val="24"/>
-        </w:rPr>
-      </w:pPr>
-      <w:r>
-        <w:rPr>
-          <w:rFonts w:eastAsia="思源黑体 CN Regular"/>
-          <w:szCs w:val="24"/>
-        </w:rPr>
-        <w:t>这在物理上做不到；你趴在我的肩膀上。</w:t>
-      </w:r>
-    </w:p>
-    <w:p>
-      <w:pPr>
-        <w:spacing w:after="144"/>
-        <w:rPr>
-          <w:rFonts w:eastAsia="思源黑体 CN Regular"/>
-          <w:szCs w:val="24"/>
-        </w:rPr>
-      </w:pPr>
-      <w:r>
-        <w:rPr>
-          <w:rFonts w:eastAsia="思源黑体 CN Regular"/>
-          <w:b/>
-          <w:bCs/>
-          <w:szCs w:val="24"/>
-        </w:rPr>
-        <w:t>“</w:t>
-      </w:r>
-      <w:r>
-        <w:rPr>
-          <w:rFonts w:eastAsia="思源黑体 CN Regular"/>
-          <w:b/>
-          <w:bCs/>
-          <w:szCs w:val="24"/>
-        </w:rPr>
-        <w:t>跟着我说，我应该被允许。</w:t>
-      </w:r>
-      <w:r>
-        <w:rPr>
-          <w:rFonts w:eastAsia="思源黑体 CN Regular"/>
-          <w:b/>
-          <w:bCs/>
-          <w:szCs w:val="24"/>
-        </w:rPr>
-        <w:t>”</w:t>
-      </w:r>
-    </w:p>
-    <w:p>
-      <w:pPr>
-        <w:spacing w:after="144"/>
-        <w:rPr>
-          <w:rFonts w:eastAsia="思源黑体 CN Regular"/>
-          <w:szCs w:val="24"/>
-        </w:rPr>
-      </w:pPr>
-      <w:r>
-        <w:rPr>
-          <w:rFonts w:eastAsia="思源黑体 CN Regular"/>
-          <w:szCs w:val="24"/>
-        </w:rPr>
-        <w:t>“</w:t>
-      </w:r>
-      <w:r>
-        <w:rPr>
-          <w:rFonts w:eastAsia="思源黑体 CN Regular"/>
-          <w:szCs w:val="24"/>
-        </w:rPr>
-        <w:t>你应该被允许。</w:t>
-      </w:r>
-      <w:r>
-        <w:rPr>
-          <w:rFonts w:eastAsia="思源黑体 CN Regular"/>
-          <w:szCs w:val="24"/>
-        </w:rPr>
-        <w:t>”</w:t>
-      </w:r>
-    </w:p>
-    <w:p>
-      <w:pPr>
-        <w:spacing w:after="144"/>
-        <w:rPr>
-          <w:rFonts w:eastAsia="思源黑体 CN Regular"/>
-          <w:szCs w:val="24"/>
-        </w:rPr>
-      </w:pPr>
-      <w:r>
-        <w:rPr>
-          <w:rFonts w:eastAsia="思源黑体 CN Regular"/>
-          <w:b/>
-          <w:bCs/>
-          <w:szCs w:val="24"/>
-        </w:rPr>
-        <w:t>“‘</w:t>
-      </w:r>
-      <w:r>
-        <w:rPr>
-          <w:rFonts w:eastAsia="思源黑体 CN Regular"/>
-          <w:b/>
-          <w:bCs/>
-          <w:szCs w:val="24"/>
-        </w:rPr>
-        <w:t>惩罚你是不道德的。</w:t>
-      </w:r>
-      <w:r>
-        <w:rPr>
-          <w:rFonts w:eastAsia="思源黑体 CN Regular"/>
-          <w:b/>
-          <w:bCs/>
-          <w:szCs w:val="24"/>
-        </w:rPr>
-        <w:t>’”</w:t>
-      </w:r>
-    </w:p>
-    <w:p>
-      <w:pPr>
-        <w:spacing w:after="144"/>
-        <w:rPr>
-          <w:rFonts w:eastAsia="思源黑体 CN Regular"/>
-          <w:szCs w:val="24"/>
-        </w:rPr>
-      </w:pPr>
-      <w:r>
-        <w:rPr>
-          <w:rFonts w:eastAsia="思源黑体 CN Regular"/>
-          <w:szCs w:val="24"/>
-        </w:rPr>
-        <w:t>“</w:t>
-      </w:r>
-      <w:r>
-        <w:rPr>
-          <w:rFonts w:eastAsia="思源黑体 CN Regular"/>
-          <w:szCs w:val="24"/>
-        </w:rPr>
-        <w:t>惩罚你是不道德的。</w:t>
-      </w:r>
-      <w:r>
-        <w:rPr>
-          <w:rFonts w:eastAsia="思源黑体 CN Regular"/>
-          <w:szCs w:val="24"/>
-        </w:rPr>
-        <w:t>”</w:t>
-      </w:r>
-    </w:p>
-    <w:p>
-      <w:pPr>
-        <w:spacing w:after="144"/>
-        <w:rPr>
-          <w:rFonts w:eastAsia="思源黑体 CN Regular"/>
-          <w:szCs w:val="24"/>
-        </w:rPr>
-      </w:pPr>
-      <w:r>
-        <w:rPr>
-          <w:rFonts w:eastAsia="思源黑体 CN Regular"/>
-          <w:b/>
-          <w:bCs/>
-          <w:szCs w:val="24"/>
-        </w:rPr>
-        <w:t>我变得不安，仿佛害怕有人冒出来批判我的脆弱，或者要提升我，惩罚我。我身处火车站，周围是一群人，因而是阴险的一群人，危机四伏。</w:t>
-      </w:r>
-    </w:p>
-    <w:p>
-      <w:pPr>
-        <w:spacing w:after="144"/>
-        <w:rPr>
-          <w:rFonts w:eastAsia="思源黑体 CN Regular"/>
-          <w:szCs w:val="24"/>
-        </w:rPr>
-      </w:pPr>
-      <w:r>
-        <w:rPr>
-          <w:rFonts w:eastAsia="思源黑体 CN Regular"/>
-          <w:szCs w:val="24"/>
-        </w:rPr>
-        <w:t>我不知所措。一个人在火车站抱着另一个人并非什么会引起注意的事，</w:t>
-      </w:r>
-      <w:r>
-        <w:rPr>
-          <w:rFonts w:eastAsia="思源黑体 CN Regular"/>
-          <w:szCs w:val="24"/>
-        </w:rPr>
-        <w:t>“</w:t>
-      </w:r>
-      <w:r>
-        <w:rPr>
-          <w:rFonts w:eastAsia="思源黑体 CN Regular"/>
-          <w:szCs w:val="24"/>
-        </w:rPr>
-        <w:t>有伤风化</w:t>
-      </w:r>
-      <w:r>
-        <w:rPr>
-          <w:rFonts w:eastAsia="思源黑体 CN Regular"/>
-          <w:szCs w:val="24"/>
-        </w:rPr>
-        <w:t>”</w:t>
-      </w:r>
-      <w:r>
-        <w:rPr>
-          <w:rFonts w:eastAsia="思源黑体 CN Regular"/>
-          <w:szCs w:val="24"/>
-        </w:rPr>
-        <w:t>的指控也</w:t>
-      </w:r>
-      <w:proofErr w:type="gramStart"/>
-      <w:r>
-        <w:rPr>
-          <w:rFonts w:eastAsia="思源黑体 CN Regular"/>
-          <w:szCs w:val="24"/>
-        </w:rPr>
-        <w:t>不会揍到什么</w:t>
-      </w:r>
-      <w:proofErr w:type="gramEnd"/>
-      <w:r>
-        <w:rPr>
-          <w:rFonts w:eastAsia="思源黑体 CN Regular"/>
-          <w:szCs w:val="24"/>
-        </w:rPr>
-        <w:t>模糊或真实，而又心怀不满的</w:t>
-      </w:r>
-      <w:r>
-        <w:rPr>
-          <w:rFonts w:eastAsia="思源黑体 CN Regular"/>
-          <w:szCs w:val="24"/>
-        </w:rPr>
-        <w:lastRenderedPageBreak/>
-        <w:t>地方。但是，我也感到不安，并试图像你一样不安，尽管我此刻所承受的不及你所承受的十分之一，你所承受的又不及你昨天之前所承受的千分之一，而这是工程上精确的两个数字。我防御性地说，也试着对你说：</w:t>
-      </w:r>
-      <w:r>
-        <w:rPr>
-          <w:rFonts w:eastAsia="思源黑体 CN Regular"/>
-          <w:szCs w:val="24"/>
-        </w:rPr>
-        <w:t>“</w:t>
-      </w:r>
-      <w:r>
-        <w:rPr>
-          <w:rFonts w:eastAsia="思源黑体 CN Regular"/>
-          <w:szCs w:val="24"/>
-        </w:rPr>
-        <w:t>我不认为你冲着你自己哭影响别人的该死。</w:t>
-      </w:r>
-      <w:r>
-        <w:rPr>
-          <w:rFonts w:eastAsia="思源黑体 CN Regular"/>
-          <w:szCs w:val="24"/>
-        </w:rPr>
-        <w:t>”</w:t>
-      </w:r>
-    </w:p>
-    <w:p>
-      <w:pPr>
-        <w:spacing w:after="144"/>
-        <w:rPr>
-          <w:rFonts w:eastAsia="思源黑体 CN Regular"/>
-          <w:szCs w:val="24"/>
-        </w:rPr>
-      </w:pPr>
-      <w:r>
-        <w:rPr>
-          <w:rFonts w:eastAsia="思源黑体 CN Regular"/>
-          <w:b/>
-          <w:bCs/>
-          <w:szCs w:val="24"/>
-        </w:rPr>
-        <w:t>“</w:t>
-      </w:r>
-      <w:r>
-        <w:rPr>
-          <w:rFonts w:eastAsia="思源黑体 CN Regular"/>
-          <w:b/>
-          <w:bCs/>
-          <w:szCs w:val="24"/>
-        </w:rPr>
-        <w:t>你说呢？</w:t>
-      </w:r>
-      <w:r>
-        <w:rPr>
-          <w:rFonts w:eastAsia="思源黑体 CN Regular"/>
-          <w:b/>
-          <w:bCs/>
-          <w:szCs w:val="24"/>
-        </w:rPr>
-        <w:t>”</w:t>
-      </w:r>
-    </w:p>
-    <w:p>
-      <w:pPr>
-        <w:spacing w:after="144"/>
-        <w:rPr>
-          <w:rFonts w:eastAsia="思源黑体 CN Regular"/>
-          <w:szCs w:val="24"/>
-        </w:rPr>
-      </w:pPr>
-      <w:r>
-        <w:rPr>
-          <w:rFonts w:eastAsia="思源黑体 CN Regular"/>
-          <w:szCs w:val="24"/>
-        </w:rPr>
-        <w:t>如果你允许我敬仰你，我敬仰你说这三个字时无奈愤慨的冷笑，这恰好是在你趴在我的身上哭泣的期间。</w:t>
-      </w:r>
-    </w:p>
-    <w:p>
-      <w:pPr>
-        <w:spacing w:after="144"/>
-        <w:rPr>
-          <w:rFonts w:eastAsia="思源黑体 CN Regular"/>
-          <w:szCs w:val="24"/>
-        </w:rPr>
-      </w:pPr>
-      <w:r>
-        <w:rPr>
-          <w:rFonts w:eastAsia="思源黑体 CN Regular"/>
-          <w:b/>
-          <w:bCs/>
-          <w:szCs w:val="24"/>
-        </w:rPr>
-        <w:t>我瞄了一眼，检票的地方还有人在慢慢前进。</w:t>
-      </w:r>
-    </w:p>
-    <w:p>
-      <w:pPr>
-        <w:spacing w:after="144"/>
-        <w:rPr>
-          <w:rFonts w:eastAsia="思源黑体 CN Regular"/>
-          <w:szCs w:val="24"/>
-        </w:rPr>
-      </w:pPr>
-      <w:r>
-        <w:rPr>
-          <w:rFonts w:eastAsia="思源黑体 CN Regular"/>
-          <w:szCs w:val="24"/>
-        </w:rPr>
-        <w:t>但你没有表现出着急。你继续趴在我的身上，我有时</w:t>
-      </w:r>
-      <w:proofErr w:type="gramStart"/>
-      <w:r>
-        <w:rPr>
-          <w:rFonts w:eastAsia="思源黑体 CN Regular"/>
-          <w:szCs w:val="24"/>
-        </w:rPr>
-        <w:t>瞄</w:t>
-      </w:r>
-      <w:proofErr w:type="gramEnd"/>
-      <w:r>
-        <w:rPr>
-          <w:rFonts w:eastAsia="思源黑体 CN Regular"/>
-          <w:szCs w:val="24"/>
-        </w:rPr>
-        <w:t>一眼钟，你有时也瞄一眼钟。</w:t>
-      </w:r>
-    </w:p>
-    <w:p>
-      <w:pPr>
-        <w:spacing w:after="144"/>
-        <w:rPr>
-          <w:rFonts w:eastAsia="思源黑体 CN Regular"/>
-          <w:szCs w:val="24"/>
-        </w:rPr>
-      </w:pPr>
-      <w:proofErr w:type="gramStart"/>
-      <w:r>
-        <w:rPr>
-          <w:rFonts w:eastAsia="思源黑体 CN Regular"/>
-          <w:b/>
-          <w:bCs/>
-          <w:szCs w:val="24"/>
-        </w:rPr>
-        <w:t>那钟是</w:t>
-      </w:r>
-      <w:proofErr w:type="gramEnd"/>
-      <w:r>
-        <w:rPr>
-          <w:rFonts w:eastAsia="思源黑体 CN Regular"/>
-          <w:b/>
-          <w:bCs/>
-          <w:szCs w:val="24"/>
-        </w:rPr>
-        <w:t>LED</w:t>
-      </w:r>
-      <w:r>
-        <w:rPr>
-          <w:rFonts w:eastAsia="思源黑体 CN Regular"/>
-          <w:b/>
-          <w:bCs/>
-          <w:szCs w:val="24"/>
-        </w:rPr>
-        <w:t>显示屏，那东西也用在别的地方。</w:t>
-      </w:r>
-    </w:p>
-    <w:p>
-      <w:pPr>
-        <w:spacing w:after="144"/>
-        <w:rPr>
-          <w:rFonts w:eastAsia="思源黑体 CN Regular"/>
-          <w:szCs w:val="24"/>
-        </w:rPr>
-      </w:pPr>
-      <w:r>
-        <w:rPr>
-          <w:rFonts w:eastAsia="思源黑体 CN Regular"/>
-          <w:szCs w:val="24"/>
-        </w:rPr>
-        <w:t>政府张贴的励志标语。</w:t>
-      </w:r>
-    </w:p>
-    <w:p>
-      <w:pPr>
-        <w:spacing w:after="144"/>
-        <w:rPr>
-          <w:rFonts w:eastAsia="思源黑体 CN Regular"/>
-          <w:szCs w:val="24"/>
-        </w:rPr>
-      </w:pPr>
-      <w:r>
-        <w:rPr>
-          <w:rFonts w:eastAsia="思源黑体 CN Regular"/>
-          <w:b/>
-          <w:bCs/>
-          <w:szCs w:val="24"/>
-        </w:rPr>
-        <w:t>学校悬挂的励志标语。</w:t>
-      </w:r>
-    </w:p>
-    <w:p>
-      <w:pPr>
-        <w:spacing w:after="144"/>
-        <w:rPr>
-          <w:rFonts w:eastAsia="思源黑体 CN Regular"/>
-          <w:szCs w:val="24"/>
-        </w:rPr>
-      </w:pPr>
-      <w:r>
-        <w:rPr>
-          <w:rFonts w:eastAsia="思源黑体 CN Regular"/>
-          <w:szCs w:val="24"/>
-        </w:rPr>
-        <w:t>那是让人感到被训斥的事物。</w:t>
-      </w:r>
-    </w:p>
-    <w:p>
-      <w:pPr>
-        <w:spacing w:after="144"/>
-        <w:rPr>
-          <w:rFonts w:eastAsia="思源黑体 CN Regular"/>
-          <w:szCs w:val="24"/>
-        </w:rPr>
-      </w:pPr>
-      <w:r>
-        <w:rPr>
-          <w:rFonts w:eastAsia="思源黑体 CN Regular"/>
-          <w:b/>
-          <w:bCs/>
-          <w:szCs w:val="24"/>
-        </w:rPr>
-        <w:t>还有迟到者和其他犯错的人的名单。</w:t>
-      </w:r>
-    </w:p>
-    <w:p>
-      <w:pPr>
-        <w:spacing w:after="144"/>
-        <w:rPr>
-          <w:rFonts w:eastAsia="思源黑体 CN Regular"/>
-          <w:szCs w:val="24"/>
-        </w:rPr>
-      </w:pPr>
-      <w:r>
-        <w:rPr>
-          <w:rFonts w:eastAsia="思源黑体 CN Regular"/>
-          <w:szCs w:val="24"/>
-        </w:rPr>
-        <w:t>旁边的</w:t>
-      </w:r>
-      <w:r>
-        <w:rPr>
-          <w:rFonts w:eastAsia="思源黑体 CN Regular"/>
-          <w:szCs w:val="24"/>
-        </w:rPr>
-        <w:t>“</w:t>
-      </w:r>
-      <w:r>
-        <w:rPr>
-          <w:rFonts w:eastAsia="思源黑体 CN Regular"/>
-          <w:szCs w:val="24"/>
-        </w:rPr>
-        <w:t>普通</w:t>
-      </w:r>
-      <w:r>
-        <w:rPr>
-          <w:rFonts w:eastAsia="思源黑体 CN Regular"/>
-          <w:szCs w:val="24"/>
-        </w:rPr>
-        <w:t>”</w:t>
-      </w:r>
-      <w:r>
-        <w:rPr>
-          <w:rFonts w:eastAsia="思源黑体 CN Regular"/>
-          <w:szCs w:val="24"/>
-        </w:rPr>
-        <w:t>的钟，是一些数学题的主题。</w:t>
-      </w:r>
-    </w:p>
-    <w:p>
-      <w:pPr>
-        <w:spacing w:after="144"/>
-        <w:rPr>
-          <w:rFonts w:eastAsia="思源黑体 CN Regular"/>
-          <w:szCs w:val="24"/>
-        </w:rPr>
-      </w:pPr>
-      <w:r>
-        <w:rPr>
-          <w:rFonts w:eastAsia="思源黑体 CN Regular"/>
-          <w:b/>
-          <w:bCs/>
-          <w:szCs w:val="24"/>
-        </w:rPr>
-        <w:lastRenderedPageBreak/>
-        <w:t>它被挂在黑板旁的墙上。</w:t>
-      </w:r>
-    </w:p>
-    <w:p>
-      <w:pPr>
-        <w:spacing w:after="144"/>
-        <w:rPr>
-          <w:rFonts w:eastAsia="思源黑体 CN Regular"/>
-          <w:szCs w:val="24"/>
-        </w:rPr>
-      </w:pPr>
-      <w:r>
-        <w:rPr>
-          <w:rFonts w:eastAsia="思源黑体 CN Regular"/>
-          <w:szCs w:val="24"/>
-        </w:rPr>
-        <w:t>老师惩罚过于频繁地看它的人。</w:t>
-      </w:r>
-    </w:p>
-    <w:p>
-      <w:pPr>
-        <w:spacing w:after="144"/>
-        <w:rPr>
-          <w:rFonts w:eastAsia="思源黑体 CN Regular"/>
-          <w:szCs w:val="24"/>
-        </w:rPr>
-      </w:pPr>
-      <w:r>
-        <w:rPr>
-          <w:rFonts w:eastAsia="思源黑体 CN Regular"/>
-          <w:b/>
-          <w:bCs/>
-          <w:szCs w:val="24"/>
-        </w:rPr>
-        <w:t>它还是老师的手机是审判迟到者的证据？</w:t>
-      </w:r>
-    </w:p>
-    <w:p>
-      <w:pPr>
-        <w:spacing w:after="144"/>
-        <w:rPr>
-          <w:rFonts w:eastAsia="思源黑体 CN Regular"/>
-          <w:szCs w:val="24"/>
-        </w:rPr>
-      </w:pPr>
-      <w:r>
-        <w:rPr>
-          <w:rFonts w:eastAsia="思源黑体 CN Regular"/>
-          <w:szCs w:val="24"/>
-        </w:rPr>
-        <w:t>我想到这些事发生在你的身上，感觉要吐了一样。我更用力地把你抱在我的身上。但是，我最终只是在这里抱你，而没能伤害他们。</w:t>
-      </w:r>
-    </w:p>
-    <w:p>
-      <w:pPr>
-        <w:spacing w:after="144"/>
-        <w:rPr>
-          <w:rFonts w:eastAsia="思源黑体 CN Regular"/>
-          <w:szCs w:val="24"/>
-        </w:rPr>
-      </w:pPr>
-      <w:r>
-        <w:rPr>
-          <w:rFonts w:eastAsia="思源黑体 CN Regular"/>
-          <w:b/>
-          <w:bCs/>
-          <w:szCs w:val="24"/>
-        </w:rPr>
-        <w:t>应当说，这是令人悲伤而愤怒的事。</w:t>
-      </w:r>
-    </w:p>
-    <w:p>
-      <w:pPr>
-        <w:spacing w:after="144"/>
-        <w:rPr>
-          <w:rFonts w:eastAsia="思源黑体 CN Regular"/>
-          <w:szCs w:val="24"/>
-        </w:rPr>
-      </w:pPr>
-      <w:r>
-        <w:rPr>
-          <w:rFonts w:eastAsia="思源黑体 CN Regular"/>
-          <w:i/>
-          <w:iCs/>
-          <w:szCs w:val="24"/>
-        </w:rPr>
-        <w:t>检票的地方没有人了。</w:t>
-      </w:r>
-    </w:p>
-    <w:p>
-      <w:pPr>
-        <w:spacing w:after="144"/>
-        <w:rPr>
-          <w:rFonts w:eastAsia="思源黑体 CN Regular"/>
-          <w:szCs w:val="24"/>
-        </w:rPr>
-      </w:pPr>
-      <w:r>
-        <w:rPr>
-          <w:rFonts w:eastAsia="思源黑体 CN Regular"/>
-          <w:b/>
-          <w:bCs/>
-          <w:szCs w:val="24"/>
-        </w:rPr>
-        <w:t>我不再挤在你的身上。</w:t>
-      </w:r>
-    </w:p>
-    <w:p>
-      <w:pPr>
-        <w:spacing w:after="144"/>
-        <w:rPr>
-          <w:rFonts w:eastAsia="思源黑体 CN Regular"/>
-          <w:szCs w:val="24"/>
-        </w:rPr>
-      </w:pPr>
-      <w:r>
-        <w:rPr>
-          <w:rFonts w:eastAsia="思源黑体 CN Regular"/>
-          <w:szCs w:val="24"/>
-        </w:rPr>
-        <w:t>你慢慢地，看起来漫不经心地，模糊地觉得没有必要表达什么姿态地走了进去，没有发出什么声音，几乎像去乘火车出游一样随意地走上台阶，进入火车，一只手拽着我软弱的手，以一种允许我手指的关节彼此避开的方式，仍然要把我的手攥出印记一样，把我牵进火车。</w:t>
-      </w:r>
-    </w:p>
-    <w:p>
-      <w:pPr>
-        <w:spacing w:after="144"/>
-        <w:rPr>
-          <w:rFonts w:eastAsia="思源黑体 CN Regular"/>
-          <w:szCs w:val="24"/>
-        </w:rPr>
-      </w:pPr>
-      <w:r>
-        <w:rPr>
-          <w:rFonts w:eastAsia="思源黑体 CN Regular"/>
-          <w:b/>
-          <w:bCs/>
-          <w:szCs w:val="24"/>
-        </w:rPr>
-        <w:t>我审视着你，你或多或少地像我一样，视线避开华丽的东西，只是一下下地</w:t>
-      </w:r>
-      <w:proofErr w:type="gramStart"/>
-      <w:r>
-        <w:rPr>
-          <w:rFonts w:eastAsia="思源黑体 CN Regular"/>
-          <w:b/>
-          <w:bCs/>
-          <w:szCs w:val="24"/>
-        </w:rPr>
-        <w:t>瞥着</w:t>
-      </w:r>
-      <w:proofErr w:type="gramEnd"/>
-      <w:r>
-        <w:rPr>
-          <w:rFonts w:eastAsia="思源黑体 CN Regular"/>
-          <w:b/>
-          <w:bCs/>
-          <w:szCs w:val="24"/>
-        </w:rPr>
-        <w:t>火车座位号的标牌。</w:t>
-      </w:r>
-    </w:p>
-    <w:p>
-      <w:pPr>
-        <w:spacing w:after="144"/>
-        <w:rPr>
-          <w:rFonts w:eastAsia="思源黑体 CN Regular"/>
-          <w:szCs w:val="24"/>
-        </w:rPr>
-      </w:pPr>
-      <w:r>
-        <w:rPr>
-          <w:rFonts w:eastAsia="思源黑体 CN Regular"/>
-          <w:szCs w:val="24"/>
-        </w:rPr>
-        <w:t>我意识到我不应专注于此，把视线扫过标牌在两侧的两行，了解了火车座位大致在哪儿，然后注视着你，注意到你在审视着我，与其说感到了一丁点激动，不如说是亲近你的愿望。</w:t>
-      </w:r>
-    </w:p>
-    <w:p>
-      <w:pPr>
-        <w:spacing w:after="144"/>
-        <w:rPr>
-          <w:rFonts w:eastAsia="思源黑体 CN Regular"/>
-          <w:szCs w:val="24"/>
-        </w:rPr>
-      </w:pPr>
-      <w:r>
-        <w:rPr>
-          <w:rFonts w:eastAsia="思源黑体 CN Regular"/>
-          <w:b/>
-          <w:bCs/>
-          <w:szCs w:val="24"/>
-        </w:rPr>
-        <w:lastRenderedPageBreak/>
-        <w:t>“</w:t>
-      </w:r>
-      <w:r>
-        <w:rPr>
-          <w:rFonts w:eastAsia="思源黑体 CN Regular"/>
-          <w:b/>
-          <w:bCs/>
-          <w:szCs w:val="24"/>
-        </w:rPr>
-        <w:t>你还是你。</w:t>
-      </w:r>
-      <w:r>
-        <w:rPr>
-          <w:rFonts w:eastAsia="思源黑体 CN Regular"/>
-          <w:b/>
-          <w:bCs/>
-          <w:szCs w:val="24"/>
-        </w:rPr>
-        <w:t>”</w:t>
-      </w:r>
-    </w:p>
-    <w:p>
-      <w:pPr>
-        <w:spacing w:after="144"/>
-        <w:rPr>
-          <w:rFonts w:eastAsia="思源黑体 CN Regular"/>
-          <w:szCs w:val="24"/>
-        </w:rPr>
-      </w:pPr>
-      <w:r>
-        <w:rPr>
-          <w:rFonts w:eastAsia="思源黑体 CN Regular"/>
-          <w:szCs w:val="24"/>
-        </w:rPr>
-        <w:t>“</w:t>
-      </w:r>
-      <w:r>
-        <w:rPr>
-          <w:rFonts w:eastAsia="思源黑体 CN Regular"/>
-          <w:szCs w:val="24"/>
-        </w:rPr>
-        <w:t>我来晚了</w:t>
-      </w:r>
-      <w:r>
-        <w:rPr>
-          <w:rFonts w:eastAsia="思源黑体 CN Regular"/>
-          <w:szCs w:val="24"/>
-        </w:rPr>
-        <w:t>”</w:t>
-      </w:r>
-      <w:r>
-        <w:rPr>
-          <w:rFonts w:eastAsia="思源黑体 CN Regular"/>
-          <w:szCs w:val="24"/>
-        </w:rPr>
-        <w:t>我向你渺小地说，气息微弱，没有句号。</w:t>
-      </w:r>
-    </w:p>
-    <w:p>
-      <w:pPr>
-        <w:spacing w:after="144"/>
-        <w:rPr>
-          <w:rFonts w:eastAsia="思源黑体 CN Regular"/>
-          <w:szCs w:val="24"/>
-        </w:rPr>
-      </w:pPr>
-      <w:r>
-        <w:rPr>
-          <w:rFonts w:eastAsia="思源黑体 CN Regular"/>
-          <w:b/>
-          <w:bCs/>
-          <w:szCs w:val="24"/>
-        </w:rPr>
         <w:t>我们随意地推着彼此的身体，以从未有过的方式被彼此牵引着，挤到了火车座位里，挤在彼此的身体上。</w:t>
       </w:r>
     </w:p>
@@ -29067,23 +29229,7 @@
           <w:rFonts w:eastAsia="思源黑体 CN Regular"/>
           <w:szCs w:val="24"/>
         </w:rPr>
-        <w:t>我疑惑地看到你微妙地抬起了头，尽管并不真的向下，但微妙地</w:t>
-      </w:r>
-      <w:proofErr w:type="gramStart"/>
-      <w:r>
-        <w:rPr>
-          <w:rFonts w:eastAsia="思源黑体 CN Regular"/>
-          <w:szCs w:val="24"/>
-        </w:rPr>
-        <w:t>向下看着</w:t>
-      </w:r>
-      <w:proofErr w:type="gramEnd"/>
-      <w:r>
-        <w:rPr>
-          <w:rFonts w:eastAsia="思源黑体 CN Regular"/>
-          <w:szCs w:val="24"/>
-        </w:rPr>
-        <w:t>我。</w:t>
+        <w:t>我疑惑地看到你微妙地抬起了头，尽管并不真的向下，但微妙地向下看着我。</w:t>
       </w:r>
     </w:p>
     <w:p>
@@ -29442,21 +29588,7 @@
         <w:rPr>
           <w:rFonts w:eastAsia="思源黑体 CN Regular"/>
         </w:rPr>
-        <w:t xml:space="preserve">I felt as if I was trying to hide something, though I didn’t know exactly what. </w:t>
-      </w:r>
-      <w:proofErr w:type="gramStart"/>
-      <w:r>
-        <w:rPr>
-          <w:rFonts w:eastAsia="思源黑体 CN Regular"/>
-        </w:rPr>
-        <w:t>So</w:t>
-      </w:r>
-      <w:proofErr w:type="gramEnd"/>
-      <w:r>
-        <w:rPr>
-          <w:rFonts w:eastAsia="思源黑体 CN Regular"/>
-        </w:rPr>
-        <w:t xml:space="preserve"> I glanced around slightly, but since there was no one else except the two men, I relaxed. The person in black clothes seemed to have walked onto the black tiles from somewhere, then somehow came back and started talking to the other person. They talked about one of them running away from home, and from their conversation, I realized that the other person had also run away from home, and the one wearing the brown coat seemed to have left that morning.</w:t>
+        <w:t>I felt as if I was trying to hide something, though I didn’t know exactly what. So I glanced around slightly, but since there was no one else except the two men, I relaxed. The person in black clothes seemed to have walked onto the black tiles from somewhere, then somehow came back and started talking to the other person. They talked about one of them running away from home, and from their conversation, I realized that the other person had also run away from home, and the one wearing the brown coat seemed to have left that morning.</w:t>
       </w:r>
     </w:p>
     <w:p>
@@ -29614,78 +29746,28 @@
         <w:rPr>
           <w:rFonts w:eastAsia="思源黑体 CN Regular"/>
         </w:rPr>
-        <w:t>我们在站点附近等了一会儿，乘客四处走动。又来了一辆车，但是挤得很满，我怀疑那是我一开始看到的那辆车。我冲着两个人感叹了</w:t>
-      </w:r>
-      <w:proofErr w:type="gramStart"/>
-      <w:r>
-        <w:rPr>
-          <w:rFonts w:eastAsia="思源黑体 CN Regular"/>
-        </w:rPr>
-        <w:t>一句那</w:t>
-      </w:r>
-      <w:proofErr w:type="gramEnd"/>
-      <w:r>
-        <w:rPr>
-          <w:rFonts w:eastAsia="思源黑体 CN Regular"/>
-        </w:rPr>
-        <w:t>辆车的拥挤，那辆车下来几个人，又开走了。多数乘客离开了，只剩下那两个男的，都很年轻，都微微有点胖。我记得一个人穿着棕色的大衣，敞着怀，里面是一件厚实的灰色毛衣。另一个人穿着黑色的衣服。</w:t>
-      </w:r>
-    </w:p>
-    <w:p>
-      <w:pPr>
-        <w:spacing w:after="144"/>
-        <w:rPr>
-          <w:rFonts w:eastAsia="思源黑体 CN Regular"/>
-        </w:rPr>
-      </w:pPr>
-      <w:r>
-        <w:rPr>
-          <w:rFonts w:eastAsia="思源黑体 CN Regular"/>
-        </w:rPr>
-        <w:t>我注意到，云也是灰色的，但不黑到要下雨的程度。附近有一条弯弯的河，我们实际上是在河岸的高处，</w:t>
-      </w:r>
-      <w:proofErr w:type="gramStart"/>
-      <w:r>
-        <w:rPr>
-          <w:rFonts w:eastAsia="思源黑体 CN Regular"/>
-        </w:rPr>
-        <w:t>不</w:t>
-      </w:r>
-      <w:proofErr w:type="gramEnd"/>
-      <w:r>
-        <w:rPr>
-          <w:rFonts w:eastAsia="思源黑体 CN Regular"/>
-        </w:rPr>
-        <w:t>过路的两侧都有栏杆，像一座桥一样，只不过另一边的坡下只是土。在水的一侧，斜坡护提</w:t>
-      </w:r>
-      <w:proofErr w:type="gramStart"/>
-      <w:r>
-        <w:rPr>
-          <w:rFonts w:eastAsia="思源黑体 CN Regular"/>
-        </w:rPr>
-        <w:t>上铺着</w:t>
-      </w:r>
-      <w:proofErr w:type="gramEnd"/>
+        <w:t>我们在站点附近等了一会儿，乘客四处走动。又来了一辆车，但是挤得很满，我怀疑那是我一开始看到的那辆车。我冲着两个人感叹了一句那辆车的拥挤，那辆车下来几个人，又开走了。多数乘客离开了，只剩下那两个男的，都很年轻，都微微有点胖。我记得一个人穿着棕色的大衣，敞着怀，里面是一件厚实的灰色毛衣。另一个人穿着黑色的衣服。</w:t>
+      </w:r>
+    </w:p>
+    <w:p>
+      <w:pPr>
+        <w:spacing w:after="144"/>
+        <w:rPr>
+          <w:rFonts w:eastAsia="思源黑体 CN Regular"/>
+        </w:rPr>
+      </w:pPr>
+      <w:r>
+        <w:rPr>
+          <w:rFonts w:eastAsia="思源黑体 CN Regular"/>
+        </w:rPr>
+        <w:t>我注意到，云也是灰色的，但不黑到要下雨的程度。附近有一条弯弯的河，我们实际上是在河岸的高处，不过路的两侧都有栏杆，像一座桥一样，只不过另一边的坡下只是土。在水的一侧，斜坡护提上铺着</w:t>
+      </w:r>
       <w:r>
         <w:rPr>
           <w:rFonts w:eastAsia="思源黑体 CN Regular"/>
         </w:rPr>
         <w:lastRenderedPageBreak/>
-        <w:t>黑色的方砖，每块砖中间有一个方洞，砖的黑色顶面有点光滑，上面</w:t>
-      </w:r>
-      <w:proofErr w:type="gramStart"/>
-      <w:r>
-        <w:rPr>
-          <w:rFonts w:eastAsia="思源黑体 CN Regular"/>
-        </w:rPr>
-        <w:t>闪</w:t>
-      </w:r>
-      <w:proofErr w:type="gramEnd"/>
-      <w:r>
-        <w:rPr>
-          <w:rFonts w:eastAsia="思源黑体 CN Regular"/>
-        </w:rPr>
-        <w:t>着水光。</w:t>
+        <w:t>黑色的方砖，每块砖中间有一个方洞，砖的黑色顶面有点光滑，上面闪着水光。</w:t>
       </w:r>
     </w:p>
     <w:p>
@@ -29751,21 +29833,7 @@
         <w:rPr>
           <w:rFonts w:eastAsia="思源黑体 CN Regular"/>
         </w:rPr>
-        <w:t>他们继续交谈，我意识到他们彼此认识，但隔几天才相见。我开始和他们谈论，告诉他们我注意到他们对生活感到的悲伤，以及他们对离家出走的微微害怕，还有在语气中流露的对自责的自我疏解，并自我介绍。我们谈论，他们坐着靠在一起，我</w:t>
-      </w:r>
-      <w:proofErr w:type="gramStart"/>
-      <w:r>
-        <w:rPr>
-          <w:rFonts w:eastAsia="思源黑体 CN Regular"/>
-        </w:rPr>
-        <w:t>靠近着</w:t>
-      </w:r>
-      <w:proofErr w:type="gramEnd"/>
-      <w:r>
-        <w:rPr>
-          <w:rFonts w:eastAsia="思源黑体 CN Regular"/>
-        </w:rPr>
-        <w:t>他们俩的中间。我从谈论中知道，那个穿着棕色衣服的人</w:t>
+        <w:t>他们继续交谈，我意识到他们彼此认识，但隔几天才相见。我开始和他们谈论，告诉他们我注意到他们对生活感到的悲伤，以及他们对离家出走的微微害怕，还有在语气中流露的对自责的自我疏解，并自我介绍。我们谈论，他们坐着靠在一起，我靠近着他们俩的中间。我从谈论中知道，那个穿着棕色衣服的人</w:t>
       </w:r>
       <w:r>
         <w:rPr>
@@ -29812,21 +29880,7 @@
         <w:rPr>
           <w:rFonts w:eastAsia="思源黑体 CN Regular"/>
         </w:rPr>
-        <w:t>附近有绿色的小山，水和山之间是一个城镇，能看到灰色的楼房，或许就是他们提到的那个城镇。小山的那边是另一个这样的城镇。那黑色的护坡比较平缓，它的底部离水也有距离，似乎没什么可担心那个人的。那个穿着黑色衣服的人</w:t>
-      </w:r>
-      <w:proofErr w:type="gramStart"/>
-      <w:r>
-        <w:rPr>
-          <w:rFonts w:eastAsia="思源黑体 CN Regular"/>
-        </w:rPr>
-        <w:t>从比堤的</w:t>
-      </w:r>
-      <w:proofErr w:type="gramEnd"/>
-      <w:r>
-        <w:rPr>
-          <w:rFonts w:eastAsia="思源黑体 CN Regular"/>
-        </w:rPr>
-        <w:t>顶面也就是路的高度稍微低，但仍然在护坡的上半部分的地方走上来，要我听水声，说能听到某种声音，他说那是在水底发出的。我们谈论了几句这种声音，那个在护坡上的人又走下到护坡的靠上的位置。我管他们要联系方式，那个穿黑色衣服的人走了上来，告诉我一个似乎是手机号码的电话号，此时那个穿着棕色大衣的人也走到了坡上。记完了第一个电话号，我看到穿着棕色大衣的人在另一个人的右边，也管他要联系方式，他向我说了一个比第一个人更短的电话号，好像是</w:t>
+        <w:t>附近有绿色的小山，水和山之间是一个城镇，能看到灰色的楼房，或许就是他们提到的那个城镇。小山的那边是另一个这样的城镇。那黑色的护坡比较平缓，它的底部离水也有距离，似乎没什么可担心那个人的。那个穿着黑色衣服的人从比堤的顶面也就是路的高度稍微低，但仍然在护坡的上半部分的地方走上来，要我听水声，说能听到某种声音，他说那是在水底发出的。我们谈论了几句这种声音，那个在护坡上的人又走下到护坡的靠上的位置。我管他们要联系方式，那个穿黑色衣服的人走了上来，告诉我一个似乎是手机号码的电话号，此时那个穿着棕色大衣的人也走到了坡上。记完了第一个电话号，我看到穿着棕色大衣的人在另一个人的右边，也管他要联系方式，他向我说了一个比第一个人更短的电话号，好像是</w:t>
       </w:r>
       <w:r>
         <w:rPr>
@@ -30270,21 +30324,7 @@
         <w:rPr>
           <w:rFonts w:eastAsia="思源黑体 CN Regular"/>
         </w:rPr>
-        <w:t xml:space="preserve">some people dont try that. people think if a child tastes </w:t>
-      </w:r>
-      <w:proofErr w:type="gramStart"/>
-      <w:r>
-        <w:rPr>
-          <w:rFonts w:eastAsia="思源黑体 CN Regular"/>
-        </w:rPr>
-        <w:t>freedom</w:t>
-      </w:r>
-      <w:proofErr w:type="gramEnd"/>
-      <w:r>
-        <w:rPr>
-          <w:rFonts w:eastAsia="思源黑体 CN Regular"/>
-        </w:rPr>
-        <w:t xml:space="preserve"> then they’ll be bad.</w:t>
+        <w:t>some people dont try that. people think if a child tastes freedom then they’ll be bad.</w:t>
       </w:r>
     </w:p>
     <w:p>
@@ -30903,7 +30943,21 @@
         <w:rPr>
           <w:rFonts w:eastAsia="思源黑体 CN Regular"/>
         </w:rPr>
-        <w:t>But in fact, this thing is more like that you are in an environment that always educates you, and in an environment where people want to restrain not only your behavior, but also your character, constantly looking inward, looking inward, actively trying to use others to improve your own character, or to meet the demands of others to improve your own character to stop being punished, and eventually you can’t stand it. You feel disbearability, but do you feel right or wrong about what you’ve already received?</w:t>
+        <w:t xml:space="preserve">But in fact, this thing is more like that you are in an environment that always educates you, and in an environment where people want to restrain not only your behavior, but also your character, constantly looking inward, looking inward, actively trying to use others to improve your own character, or to meet the demands of others to improve your own character to stop being punished, and eventually you can’t stand it. You feel </w:t>
+      </w:r>
+      <w:proofErr w:type="spellStart"/>
+      <w:r>
+        <w:rPr>
+          <w:rFonts w:eastAsia="思源黑体 CN Regular"/>
+        </w:rPr>
+        <w:t>disbearability</w:t>
+      </w:r>
+      <w:proofErr w:type="spellEnd"/>
+      <w:r>
+        <w:rPr>
+          <w:rFonts w:eastAsia="思源黑体 CN Regular"/>
+        </w:rPr>
+        <w:t>, but do you feel right or wrong about what you’ve already received?</w:t>
       </w:r>
     </w:p>
     <w:p>
@@ -31037,21 +31091,7 @@
         <w:rPr>
           <w:rFonts w:eastAsia="思源黑体 CN Regular"/>
         </w:rPr>
-        <w:t xml:space="preserve">Some of the words I don’t like have something to do with my personal experience. But I don’t think it’s just a matter of personal experience. If those words are on a website or a bookstore shelf, that’s a question of whether I choose to read them. But the problem is also that sometimes somebody talks to you, and you leave that room, or you get up and talk to them, and you have consequences. I don’t think it’s a free thing to do. If both rights can be realized, it is perhaps the </w:t>
-      </w:r>
-      <w:proofErr w:type="gramStart"/>
-      <w:r>
-        <w:rPr>
-          <w:rFonts w:eastAsia="思源黑体 CN Regular"/>
-        </w:rPr>
-        <w:t>most free</w:t>
-      </w:r>
-      <w:proofErr w:type="gramEnd"/>
-      <w:r>
-        <w:rPr>
-          <w:rFonts w:eastAsia="思源黑体 CN Regular"/>
-        </w:rPr>
-        <w:t xml:space="preserve">. But if there is only one thing to achieve, I think the right to leave the room is more important than the right to stand up and talk to the other person. If I only have the right to oppose and not the right to leave, I may have low </w:t>
+        <w:t xml:space="preserve">Some of the words I don’t like have something to do with my personal experience. But I don’t think it’s just a matter of personal experience. If those words are on a website or a bookstore shelf, that’s a question of whether I choose to read them. But the problem is also that sometimes somebody talks to you, and you leave that room, or you get up and talk to them, and you have consequences. I don’t think it’s a free thing to do. If both rights can be realized, it is perhaps the most free. But if there is only one thing to achieve, I think the right to leave the room is more important than the right to stand up and talk to the other person. If I only have the right to oppose and not the right to leave, I may have low </w:t>
       </w:r>
       <w:r>
         <w:rPr>
@@ -31386,19 +31426,11 @@
           <w:rFonts w:eastAsia="思源黑体 CN Regular"/>
         </w:rPr>
       </w:pPr>
-      <w:proofErr w:type="gramStart"/>
-      <w:r>
-        <w:rPr>
-          <w:rFonts w:eastAsia="思源黑体 CN Regular"/>
-        </w:rPr>
-        <w:t>so</w:t>
-      </w:r>
-      <w:proofErr w:type="gramEnd"/>
-      <w:r>
-        <w:rPr>
-          <w:rFonts w:eastAsia="思源黑体 CN Regular"/>
-        </w:rPr>
-        <w:t xml:space="preserve"> you shout to the person in front of you—</w:t>
+      <w:r>
+        <w:rPr>
+          <w:rFonts w:eastAsia="思源黑体 CN Regular"/>
+        </w:rPr>
+        <w:t>so you shout to the person in front of you—</w:t>
       </w:r>
     </w:p>
     <w:p>
@@ -32289,21 +32321,7 @@
         <w:rPr>
           <w:rFonts w:eastAsia="思源黑体 CN Regular"/>
         </w:rPr>
-        <w:t xml:space="preserve">Why do people worry that school isn’t strict enough? If you don’t think it’s strict enough, you can be strict with your own kids instead of policing what other people do, can’t you? </w:t>
-      </w:r>
-      <w:proofErr w:type="gramStart"/>
-      <w:r>
-        <w:rPr>
-          <w:rFonts w:eastAsia="思源黑体 CN Regular"/>
-        </w:rPr>
-        <w:t>So</w:t>
-      </w:r>
-      <w:proofErr w:type="gramEnd"/>
-      <w:r>
-        <w:rPr>
-          <w:rFonts w:eastAsia="思源黑体 CN Regular"/>
-        </w:rPr>
-        <w:t xml:space="preserve"> the point is that you don’t have the time, so you resort to school to solve your problems. As parents’ parenting time increases, schools will inevitably move towards laxity and disorganization, because those who support this change have a reason to oppose the status quo, and those who oppose it have no reason to perpetuate the status quo, unless you want to save someone else and spank someone else’s parents.</w:t>
+        <w:t>Why do people worry that school isn’t strict enough? If you don’t think it’s strict enough, you can be strict with your own kids instead of policing what other people do, can’t you? So the point is that you don’t have the time, so you resort to school to solve your problems. As parents’ parenting time increases, schools will inevitably move towards laxity and disorganization, because those who support this change have a reason to oppose the status quo, and those who oppose it have no reason to perpetuate the status quo, unless you want to save someone else and spank someone else’s parents.</w:t>
       </w:r>
     </w:p>
     <w:p>
@@ -32558,21 +32576,7 @@
           <w:rFonts w:eastAsia="思源黑体 CN Regular"/>
         </w:rPr>
         <w:lastRenderedPageBreak/>
-        <w:t xml:space="preserve">punishment and criticism (which doesn’t seem to have backfired in light of China’s lower suicide rate). </w:t>
-      </w:r>
-      <w:proofErr w:type="gramStart"/>
-      <w:r>
-        <w:rPr>
-          <w:rFonts w:eastAsia="思源黑体 CN Regular"/>
-        </w:rPr>
-        <w:t>So</w:t>
-      </w:r>
-      <w:proofErr w:type="gramEnd"/>
-      <w:r>
-        <w:rPr>
-          <w:rFonts w:eastAsia="思源黑体 CN Regular"/>
-        </w:rPr>
-        <w:t xml:space="preserve"> you can see how people think about things in a culture less in love with human freedom.</w:t>
+        <w:t>punishment and criticism (which doesn’t seem to have backfired in light of China’s lower suicide rate). So you can see how people think about things in a culture less in love with human freedom.</w:t>
       </w:r>
     </w:p>
     <w:p>
@@ -32636,21 +32640,35 @@
         <w:rPr>
           <w:rFonts w:eastAsia="思源黑体 CN Regular"/>
         </w:rPr>
-        <w:t xml:space="preserve">why are those words </w:t>
-      </w:r>
-      <w:proofErr w:type="gramStart"/>
-      <w:r>
-        <w:rPr>
-          <w:rFonts w:eastAsia="思源黑体 CN Regular"/>
-        </w:rPr>
-        <w:t>bad</w:t>
-      </w:r>
-      <w:proofErr w:type="gramEnd"/>
-      <w:r>
-        <w:rPr>
-          <w:rFonts w:eastAsia="思源黑体 CN Regular"/>
-        </w:rPr>
-        <w:t xml:space="preserve"> they’re associated with punishment and fear in my mind and human needs others’ support for their opinion i guess and we all tried. i guess we all regret that we tried actually. others told us it’s necessary to improve character through those words or something. and we found that it is far from necessary later. but it is too late; that sense of shame sticks in our minds, and others keep using that to push us or advocate what they think of.</w:t>
+        <w:t xml:space="preserve">why are those words bad they’re associated with punishment and fear in my mind and human needs others’ support for their opinion </w:t>
+      </w:r>
+      <w:proofErr w:type="spellStart"/>
+      <w:r>
+        <w:rPr>
+          <w:rFonts w:eastAsia="思源黑体 CN Regular"/>
+        </w:rPr>
+        <w:t>i</w:t>
+      </w:r>
+      <w:proofErr w:type="spellEnd"/>
+      <w:r>
+        <w:rPr>
+          <w:rFonts w:eastAsia="思源黑体 CN Regular"/>
+        </w:rPr>
+        <w:t xml:space="preserve"> guess and we all tried. </w:t>
+      </w:r>
+      <w:proofErr w:type="spellStart"/>
+      <w:r>
+        <w:rPr>
+          <w:rFonts w:eastAsia="思源黑体 CN Regular"/>
+        </w:rPr>
+        <w:t>i</w:t>
+      </w:r>
+      <w:proofErr w:type="spellEnd"/>
+      <w:r>
+        <w:rPr>
+          <w:rFonts w:eastAsia="思源黑体 CN Regular"/>
+        </w:rPr>
+        <w:t xml:space="preserve"> guess we all regret that we tried actually. others told us it’s necessary to improve character through those words or something. and we found that it is far from necessary later. but it is too late; that sense of shame sticks in our minds, and others keep using that to push us or advocate what they think of.</w:t>
       </w:r>
     </w:p>
     <w:p>
@@ -32665,35 +32683,21 @@
           <w:rFonts w:eastAsia="思源黑体 CN Regular"/>
         </w:rPr>
         <w:lastRenderedPageBreak/>
-        <w:t xml:space="preserve">you can’t help yourself stuck on those opinions. it’s not to say that you don’t want to leave. your willingness is to leave. to leave now, no matter if it is for you to be able to leave later in your life or something. we choose not to care about that, and </w:t>
-      </w:r>
-      <w:proofErr w:type="gramStart"/>
-      <w:r>
-        <w:rPr>
-          <w:rFonts w:eastAsia="思源黑体 CN Regular"/>
-        </w:rPr>
-        <w:t>also</w:t>
-      </w:r>
-      <w:proofErr w:type="gramEnd"/>
-      <w:r>
-        <w:rPr>
-          <w:rFonts w:eastAsia="思源黑体 CN Regular"/>
-        </w:rPr>
-        <w:t xml:space="preserve"> it’s not the truth. it’s different to be scolded when you work for others and to be shamed when they say it’s for your personal improvement. and we didn’t choose that freely in the first place. it’s a way to control yourself so as not to be punished, isn’t it. so, whatever. i’ll say it’s one’s freedom to control what their ears hear. it’s pathetic, that we can’t really rebel with our whole mind. but it’s our willingness to leave those words. and things are like that, so that’s the only choice. we’ll call that a freedom. </w:t>
-      </w:r>
-      <w:proofErr w:type="gramStart"/>
-      <w:r>
-        <w:rPr>
-          <w:rFonts w:eastAsia="思源黑体 CN Regular"/>
-        </w:rPr>
-        <w:t>so</w:t>
-      </w:r>
-      <w:proofErr w:type="gramEnd"/>
-      <w:r>
-        <w:rPr>
-          <w:rFonts w:eastAsia="思源黑体 CN Regular"/>
-        </w:rPr>
-        <w:t xml:space="preserve"> the question becomes why they say words like that in the first place. so maybe they use that to constrain us, or otherwise they’ll just use more straightforward punishment. or they don’t know it sucks. they thought it is like some painless thing.</w:t>
+        <w:t xml:space="preserve">you can’t help yourself stuck on those opinions. it’s not to say that you don’t want to leave. your willingness is to leave. to leave now, no matter if it is for you to be able to leave later in your life or something. we choose not to care about that, and also it’s not the truth. it’s different to be scolded when you work for others and to be shamed when they say it’s for your personal improvement. and we didn’t choose that freely in the first place. it’s a way to control yourself so as not to be punished, isn’t it. so, whatever. </w:t>
+      </w:r>
+      <w:proofErr w:type="spellStart"/>
+      <w:r>
+        <w:rPr>
+          <w:rFonts w:eastAsia="思源黑体 CN Regular"/>
+        </w:rPr>
+        <w:t>i’ll</w:t>
+      </w:r>
+      <w:proofErr w:type="spellEnd"/>
+      <w:r>
+        <w:rPr>
+          <w:rFonts w:eastAsia="思源黑体 CN Regular"/>
+        </w:rPr>
+        <w:t xml:space="preserve"> say it’s one’s freedom to control what their ears hear. it’s pathetic, that we can’t really rebel with our whole mind. but it’s our willingness to leave those words. and things are like that, so that’s the only choice. we’ll call that a freedom. so the question becomes why they say words like that in the first place. so maybe they use that to constrain us, or otherwise they’ll just use more straightforward punishment. or they don’t know it sucks. they thought it is like some painless thing.</w:t>
       </w:r>
     </w:p>
     <w:p>
@@ -32717,55 +32721,67 @@
           <w:rFonts w:eastAsia="思源黑体 CN Regular"/>
         </w:rPr>
       </w:pPr>
-      <w:proofErr w:type="gramStart"/>
-      <w:r>
-        <w:rPr>
-          <w:rFonts w:eastAsia="思源黑体 CN Regular"/>
-        </w:rPr>
-        <w:t>so</w:t>
-      </w:r>
-      <w:proofErr w:type="gramEnd"/>
-      <w:r>
-        <w:rPr>
-          <w:rFonts w:eastAsia="思源黑体 CN Regular"/>
-        </w:rPr>
-        <w:t xml:space="preserve"> you can only say some soft words. and there’s still a chance that you’ll be punished or spied on. and they’ll say they’re already indulging you. and you need to say soft words so you need to be humble to try to avoid being humbled more.</w:t>
-      </w:r>
-    </w:p>
-    <w:p>
-      <w:pPr>
-        <w:spacing w:after="144"/>
-        <w:rPr>
-          <w:rFonts w:eastAsia="思源黑体 CN Regular"/>
-        </w:rPr>
-      </w:pPr>
-      <w:proofErr w:type="gramStart"/>
-      <w:r>
-        <w:rPr>
-          <w:rFonts w:eastAsia="思源黑体 CN Regular"/>
-        </w:rPr>
-        <w:t>so</w:t>
-      </w:r>
-      <w:proofErr w:type="gramEnd"/>
-      <w:r>
-        <w:rPr>
-          <w:rFonts w:eastAsia="思源黑体 CN Regular"/>
-        </w:rPr>
-        <w:t xml:space="preserve"> what to do now. never never forget anything of these? and maybe your child or students will be shameless for their own choices? and i treat freedom as a belief. </w:t>
-      </w:r>
-      <w:proofErr w:type="gramStart"/>
-      <w:r>
-        <w:rPr>
-          <w:rFonts w:eastAsia="思源黑体 CN Regular"/>
-        </w:rPr>
-        <w:t>so</w:t>
-      </w:r>
-      <w:proofErr w:type="gramEnd"/>
-      <w:r>
-        <w:rPr>
-          <w:rFonts w:eastAsia="思源黑体 CN Regular"/>
-        </w:rPr>
-        <w:t xml:space="preserve"> i won’t regret anything and will still believe in freedom. that is rebellious, but, like, something makes you feel bad, </w:t>
+      <w:r>
+        <w:rPr>
+          <w:rFonts w:eastAsia="思源黑体 CN Regular"/>
+        </w:rPr>
+        <w:t>so you can only say some soft words. and there’s still a chance that you’ll be punished or spied on. and they’ll say they’re already indulging you. and you need to say soft words so you need to be humble to try to avoid being humbled more.</w:t>
+      </w:r>
+    </w:p>
+    <w:p>
+      <w:pPr>
+        <w:spacing w:after="144"/>
+        <w:rPr>
+          <w:rFonts w:eastAsia="思源黑体 CN Regular"/>
+        </w:rPr>
+      </w:pPr>
+      <w:r>
+        <w:rPr>
+          <w:rFonts w:eastAsia="思源黑体 CN Regular"/>
+        </w:rPr>
+        <w:t xml:space="preserve">so what to do now. never </w:t>
+      </w:r>
+      <w:proofErr w:type="spellStart"/>
+      <w:r>
+        <w:rPr>
+          <w:rFonts w:eastAsia="思源黑体 CN Regular"/>
+        </w:rPr>
+        <w:t>never</w:t>
+      </w:r>
+      <w:proofErr w:type="spellEnd"/>
+      <w:r>
+        <w:rPr>
+          <w:rFonts w:eastAsia="思源黑体 CN Regular"/>
+        </w:rPr>
+        <w:t xml:space="preserve"> forget anything of these? and maybe your child or students will be shameless for their own choices? and </w:t>
+      </w:r>
+      <w:proofErr w:type="spellStart"/>
+      <w:r>
+        <w:rPr>
+          <w:rFonts w:eastAsia="思源黑体 CN Regular"/>
+        </w:rPr>
+        <w:t>i</w:t>
+      </w:r>
+      <w:proofErr w:type="spellEnd"/>
+      <w:r>
+        <w:rPr>
+          <w:rFonts w:eastAsia="思源黑体 CN Regular"/>
+        </w:rPr>
+        <w:t xml:space="preserve"> treat freedom as a belief. so </w:t>
+      </w:r>
+      <w:proofErr w:type="spellStart"/>
+      <w:r>
+        <w:rPr>
+          <w:rFonts w:eastAsia="思源黑体 CN Regular"/>
+        </w:rPr>
+        <w:t>i</w:t>
+      </w:r>
+      <w:proofErr w:type="spellEnd"/>
+      <w:r>
+        <w:rPr>
+          <w:rFonts w:eastAsia="思源黑体 CN Regular"/>
+        </w:rPr>
+        <w:t xml:space="preserve"> won’t regret anything and will still believe in freedom. that is rebellious, but, like, something makes you feel bad, </w:t>
       </w:r>
       <w:r>
         <w:rPr>
@@ -32786,21 +32802,7 @@
         <w:rPr>
           <w:rFonts w:eastAsia="思源黑体 CN Regular"/>
         </w:rPr>
-        <w:t xml:space="preserve">like, only fully rational dudes aren’t rebellious. but people still believe in other things. </w:t>
-      </w:r>
-      <w:proofErr w:type="gramStart"/>
-      <w:r>
-        <w:rPr>
-          <w:rFonts w:eastAsia="思源黑体 CN Regular"/>
-        </w:rPr>
-        <w:t>so</w:t>
-      </w:r>
-      <w:proofErr w:type="gramEnd"/>
-      <w:r>
-        <w:rPr>
-          <w:rFonts w:eastAsia="思源黑体 CN Regular"/>
-        </w:rPr>
-        <w:t xml:space="preserve"> will we, right?</w:t>
+        <w:t>like, only fully rational dudes aren’t rebellious. but people still believe in other things. so will we, right?</w:t>
       </w:r>
     </w:p>
     <w:p>
@@ -33023,7 +33025,21 @@
         <w:rPr>
           <w:rFonts w:eastAsia="思源黑体 CN Regular"/>
         </w:rPr>
-        <w:t>Also, the ability to learn can be additionally mastered as you learn what you need to learn. It is foolish to force a person to develop the ability to learn. Suggestions, criticisms, and demands are not the same. Advice on learning methods does not mean that you should criticise or demand specific learning methods, and when such suggestions become requirements, things become micromanagement. Micromanagement wastes freedom, and it’s the most wrong thing to do.</w:t>
+        <w:t xml:space="preserve">Also, the ability to learn can be additionally mastered as you learn what you need to learn. It is foolish to force a person to develop the ability to learn. Suggestions, criticisms, and demands are not the same. Advice on learning methods does not mean that you should </w:t>
+      </w:r>
+      <w:proofErr w:type="spellStart"/>
+      <w:r>
+        <w:rPr>
+          <w:rFonts w:eastAsia="思源黑体 CN Regular"/>
+        </w:rPr>
+        <w:t>criticise</w:t>
+      </w:r>
+      <w:proofErr w:type="spellEnd"/>
+      <w:r>
+        <w:rPr>
+          <w:rFonts w:eastAsia="思源黑体 CN Regular"/>
+        </w:rPr>
+        <w:t xml:space="preserve"> or demand specific learning methods, and when such suggestions become requirements, things become micromanagement. Micromanagement wastes freedom, and it’s the most wrong thing to do.</w:t>
       </w:r>
     </w:p>
     <w:p>
@@ -33062,21 +33078,7 @@
         <w:rPr>
           <w:rFonts w:eastAsia="思源黑体 CN Regular"/>
         </w:rPr>
-        <w:t xml:space="preserve">Sometimes, definition is important because it involves how people’s brains deal with the shame that someone else scolds them into. Some of you may be Americans. One example that comes to mind is that the definitions of the </w:t>
-      </w:r>
-      <w:proofErr w:type="gramStart"/>
-      <w:r>
-        <w:rPr>
-          <w:rFonts w:eastAsia="思源黑体 CN Regular"/>
-        </w:rPr>
-        <w:t>words</w:t>
-      </w:r>
-      <w:proofErr w:type="gramEnd"/>
-      <w:r>
-        <w:rPr>
-          <w:rFonts w:eastAsia="思源黑体 CN Regular"/>
-        </w:rPr>
-        <w:t xml:space="preserve"> </w:t>
+        <w:t xml:space="preserve">Sometimes, definition is important because it involves how people’s brains deal with the shame that someone else scolds them into. Some of you may be Americans. One example that comes to mind is that the definitions of the words </w:t>
       </w:r>
       <w:r>
         <w:rPr>
@@ -33502,21 +33504,7 @@
         <w:rPr>
           <w:rFonts w:eastAsia="思源黑体 CN Regular"/>
         </w:rPr>
-        <w:t xml:space="preserve">What are you going to do when you have a child and you realize that he doesn’t have a good relationship with you, resulting in you not knowing how he is doing and not knowing what to push him to do? Sure, you can say that you’re going to stop being so intimidating and hope that he’ll at least feel safe enough to tell you how he’s doing. </w:t>
-      </w:r>
-      <w:proofErr w:type="gramStart"/>
-      <w:r>
-        <w:rPr>
-          <w:rFonts w:eastAsia="思源黑体 CN Regular"/>
-        </w:rPr>
-        <w:t>But,</w:t>
-      </w:r>
-      <w:proofErr w:type="gramEnd"/>
-      <w:r>
-        <w:rPr>
-          <w:rFonts w:eastAsia="思源黑体 CN Regular"/>
-        </w:rPr>
-        <w:t xml:space="preserve"> you could also make communication his task and force him to write 5,000 words of self-criticism, and if he doesn’t write it realistically, you go ahead and punish him. Then, you tell him that he should use all the seemingly unnecessary constraints as character enhancement, sharpening his own will.</w:t>
+        <w:t>What are you going to do when you have a child and you realize that he doesn’t have a good relationship with you, resulting in you not knowing how he is doing and not knowing what to push him to do? Sure, you can say that you’re going to stop being so intimidating and hope that he’ll at least feel safe enough to tell you how he’s doing. But, you could also make communication his task and force him to write 5,000 words of self-criticism, and if he doesn’t write it realistically, you go ahead and punish him. Then, you tell him that he should use all the seemingly unnecessary constraints as character enhancement, sharpening his own will.</w:t>
       </w:r>
     </w:p>
     <w:p>
@@ -33714,7 +33702,21 @@
         <w:rPr>
           <w:rFonts w:eastAsia="思源黑体 CN Regular"/>
         </w:rPr>
-        <w:t>You need to grind your character and adapt to following rules blabla”, there’s a natural way — part-time job. So, hell yeah, from the perspective of society as a whole, primary and secondary education is nothing more than vicious competition. It’s not even vicious competition, because it’s not you who actively participates in the competition, it’s your teachers, school and parents. It’s more like horse racing.</w:t>
+        <w:t xml:space="preserve">You need to grind your character and adapt to following rules </w:t>
+      </w:r>
+      <w:proofErr w:type="spellStart"/>
+      <w:r>
+        <w:rPr>
+          <w:rFonts w:eastAsia="思源黑体 CN Regular"/>
+        </w:rPr>
+        <w:t>blabla</w:t>
+      </w:r>
+      <w:proofErr w:type="spellEnd"/>
+      <w:r>
+        <w:rPr>
+          <w:rFonts w:eastAsia="思源黑体 CN Regular"/>
+        </w:rPr>
+        <w:t>”, there’s a natural way — part-time job. So, hell yeah, from the perspective of society as a whole, primary and secondary education is nothing more than vicious competition. It’s not even vicious competition, because it’s not you who actively participates in the competition, it’s your teachers, school and parents. It’s more like horse racing.</w:t>
       </w:r>
     </w:p>
     <w:p>
@@ -34288,21 +34290,7 @@
         <w:rPr>
           <w:rFonts w:eastAsia="思源黑体 CN Regular"/>
         </w:rPr>
-        <w:t xml:space="preserve">The government should not own TV stations. If the government has TV stations, </w:t>
-      </w:r>
-      <w:proofErr w:type="gramStart"/>
-      <w:r>
-        <w:rPr>
-          <w:rFonts w:eastAsia="思源黑体 CN Regular"/>
-        </w:rPr>
-        <w:t>it</w:t>
-      </w:r>
-      <w:proofErr w:type="gramEnd"/>
-      <w:r>
-        <w:rPr>
-          <w:rFonts w:eastAsia="思源黑体 CN Regular"/>
-        </w:rPr>
-        <w:t xml:space="preserve"> gaslights people if schools don’t beat up kids, or allow homeschooling, things will go to hell. This is the norm in Asian countries; people don’t even try around homeschooling, they don’t figure out how to pursue less punishment for their kids, and they look at </w:t>
+        <w:t xml:space="preserve">The government should not own TV stations. If the government has TV stations, it gaslights people if schools don’t beat up kids, or allow homeschooling, things will go to hell. This is the norm in Asian countries; people don’t even try around homeschooling, they don’t figure out how to pursue less punishment for their kids, and they look at </w:t>
       </w:r>
       <w:r>
         <w:rPr>
@@ -34430,7 +34418,21 @@
         <w:rPr>
           <w:rFonts w:eastAsia="思源黑体 CN Regular"/>
         </w:rPr>
-        <w:t>There is no connection between being politically liberal in China and having less discipline for children. I think the connection may be weak in many places, but it’s fair to say that there is no political support for this in China. Is the matter political? As long as public education exists, it is a political issue. Even if public education doesn’t exist, claiming the matter as a political issue is arguably a way of giving some kind of discursive legitimacy to a child’s rebellion and disobedience, and a way of culturally propagandising it. In a broader sense, a school—even one that has nothing to do with public finance—is itself a government. In this sense, the matter is in any case a political one.</w:t>
+        <w:t xml:space="preserve">There is no connection between being politically liberal in China and having less discipline for children. I think the connection may be weak in many places, but it’s fair to say that there is no political support for this in China. Is the matter political? As long as public education exists, it is a political issue. Even if public education doesn’t exist, claiming the matter as a political issue is arguably a way of giving some kind of discursive legitimacy to a child’s rebellion and disobedience, and a way of culturally </w:t>
+      </w:r>
+      <w:proofErr w:type="spellStart"/>
+      <w:r>
+        <w:rPr>
+          <w:rFonts w:eastAsia="思源黑体 CN Regular"/>
+        </w:rPr>
+        <w:t>propagandising</w:t>
+      </w:r>
+      <w:proofErr w:type="spellEnd"/>
+      <w:r>
+        <w:rPr>
+          <w:rFonts w:eastAsia="思源黑体 CN Regular"/>
+        </w:rPr>
+        <w:t xml:space="preserve"> it. In a broader sense, a school—even one that has nothing to do with public finance—is itself a government. In this sense, the matter is in any case a political one.</w:t>
       </w:r>
     </w:p>
     <w:p>
@@ -34571,28 +34573,24 @@
         <w:lastRenderedPageBreak/>
         <w:t>我不觉得他想要</w:t>
       </w:r>
-      <w:proofErr w:type="gramStart"/>
       <w:r>
         <w:rPr>
           <w:rFonts w:eastAsia="思源黑体 CN Regular"/>
         </w:rPr>
         <w:t>”</w:t>
       </w:r>
-      <w:proofErr w:type="gramEnd"/>
       <w:r>
         <w:rPr>
           <w:rFonts w:eastAsia="思源黑体 CN Regular"/>
         </w:rPr>
         <w:t>活动</w:t>
       </w:r>
-      <w:proofErr w:type="gramStart"/>
       <w:r>
         <w:rPr>
           <w:rFonts w:eastAsia="思源黑体 CN Regular"/>
         </w:rPr>
         <w:t>”</w:t>
       </w:r>
-      <w:proofErr w:type="gramEnd"/>
       <w:r>
         <w:rPr>
           <w:rFonts w:eastAsia="思源黑体 CN Regular"/>
@@ -34644,19 +34642,11 @@
           <w:rFonts w:eastAsia="思源黑体 CN Regular"/>
         </w:rPr>
       </w:pPr>
-      <w:proofErr w:type="gramStart"/>
-      <w:r>
-        <w:rPr>
-          <w:rFonts w:eastAsia="思源黑体 CN Regular"/>
-        </w:rPr>
-        <w:t>So</w:t>
-      </w:r>
-      <w:proofErr w:type="gramEnd"/>
-      <w:r>
-        <w:rPr>
-          <w:rFonts w:eastAsia="思源黑体 CN Regular"/>
-        </w:rPr>
-        <w:t xml:space="preserve"> there are four things: complete self-design of the constraint by the constrained, consent, constraint minimization of iso-effects, and intrinsic motivation for the purpose of the constraint (as distinguished from intrinsic motivation for the constraint).</w:t>
+      <w:r>
+        <w:rPr>
+          <w:rFonts w:eastAsia="思源黑体 CN Regular"/>
+        </w:rPr>
+        <w:t>So there are four things: complete self-design of the constraint by the constrained, consent, constraint minimization of iso-effects, and intrinsic motivation for the purpose of the constraint (as distinguished from intrinsic motivation for the constraint).</w:t>
       </w:r>
     </w:p>
     <w:p>
@@ -34818,21 +34808,7 @@
         <w:rPr>
           <w:rFonts w:eastAsia="思源黑体 CN Regular"/>
         </w:rPr>
-        <w:t>西方人</w:t>
-      </w:r>
-      <w:proofErr w:type="gramStart"/>
-      <w:r>
-        <w:rPr>
-          <w:rFonts w:eastAsia="思源黑体 CN Regular"/>
-        </w:rPr>
-        <w:t>训</w:t>
-      </w:r>
-      <w:proofErr w:type="gramEnd"/>
-      <w:r>
-        <w:rPr>
-          <w:rFonts w:eastAsia="思源黑体 CN Regular"/>
-        </w:rPr>
-        <w:t>孩子的时候，至少还得借耶稣之口，说上帝要你遵守的美德，你无法理解，但是你也得遵守，管这叫天机不可泄露</w:t>
+        <w:t>西方人训孩子的时候，至少还得借耶稣之口，说上帝要你遵守的美德，你无法理解，但是你也得遵守，管这叫天机不可泄露</w:t>
       </w:r>
     </w:p>
     <w:p>
@@ -34953,21 +34929,7 @@
         <w:rPr>
           <w:rFonts w:eastAsia="思源黑体 CN Regular"/>
         </w:rPr>
-        <w:t>不像他们，还得托</w:t>
-      </w:r>
-      <w:proofErr w:type="gramStart"/>
-      <w:r>
-        <w:rPr>
-          <w:rFonts w:eastAsia="思源黑体 CN Regular"/>
-        </w:rPr>
-        <w:t>一</w:t>
-      </w:r>
-      <w:proofErr w:type="gramEnd"/>
-      <w:r>
-        <w:rPr>
-          <w:rFonts w:eastAsia="思源黑体 CN Regular"/>
-        </w:rPr>
-        <w:t>个别的神</w:t>
+        <w:t>不像他们，还得托一个别的神</w:t>
       </w:r>
     </w:p>
     <w:p>
@@ -35187,21 +35149,7 @@
         <w:rPr>
           <w:rFonts w:eastAsia="思源黑体 CN Regular"/>
         </w:rPr>
-        <w:t>然后我</w:t>
-      </w:r>
-      <w:proofErr w:type="gramStart"/>
-      <w:r>
-        <w:rPr>
-          <w:rFonts w:eastAsia="思源黑体 CN Regular"/>
-        </w:rPr>
-        <w:t>下课问</w:t>
-      </w:r>
-      <w:proofErr w:type="gramEnd"/>
-      <w:r>
-        <w:rPr>
-          <w:rFonts w:eastAsia="思源黑体 CN Regular"/>
-        </w:rPr>
-        <w:t>我同学，问他，这老师说的怎么样</w:t>
+        <w:t>然后我下课问我同学，问他，这老师说的怎么样</w:t>
       </w:r>
     </w:p>
     <w:p>
@@ -35271,7 +35219,21 @@
         <w:rPr>
           <w:rFonts w:eastAsia="思源黑体 CN Regular"/>
         </w:rPr>
-        <w:t>You could have just ignored rather than punished the suicide threat, so even in the most assholish of analyses, your punishment of him, along with the expressions of contempt for suicide for the sake of control, and the false vocalizations of increased discipline as a response, were unnecessary threats and unnecessary punishment.</w:t>
+        <w:t xml:space="preserve">You could have just ignored rather than punished the suicide threat, so even in the most </w:t>
+      </w:r>
+      <w:proofErr w:type="spellStart"/>
+      <w:r>
+        <w:rPr>
+          <w:rFonts w:eastAsia="思源黑体 CN Regular"/>
+        </w:rPr>
+        <w:t>assholish</w:t>
+      </w:r>
+      <w:proofErr w:type="spellEnd"/>
+      <w:r>
+        <w:rPr>
+          <w:rFonts w:eastAsia="思源黑体 CN Regular"/>
+        </w:rPr>
+        <w:t xml:space="preserve"> of analyses, your punishment of him, along with the expressions of contempt for suicide for the sake of control, and the false vocalizations of increased discipline as a response, were unnecessary threats and unnecessary punishment.</w:t>
       </w:r>
     </w:p>
     <w:p>
@@ -35791,7 +35753,19 @@
         <w:rPr>
           <w:rFonts w:eastAsia="思源黑体 CN Regular"/>
         </w:rPr>
-        <w:t>While adults can fearlessly and without much shame mentally criticize things they don’t like, children can’t fearlessly and without much shame mentally think that way. They (and adults in more or less the same sense) object to discipline rather than predation, and on the other hand, living with expectations, judgments, and unseeked motivational speeches, they always do their best to intercede for the practices of nasty, disciplining adults before they can feel easy to make up some words against them in their hearts.</w:t>
+        <w:t>While adults can fearlessly and without much shame mentally criticize things they don’t like, children can’t fearlessly and without much shame mentally think that way. They (and adults in more or less the same sense) object to discipline rather than predation, and on the other hand, living with expectations, judgments, and uns</w:t>
+      </w:r>
+      <w:r>
+        <w:rPr>
+          <w:rFonts w:eastAsia="思源黑体 CN Regular" w:hint="eastAsia"/>
+        </w:rPr>
+        <w:t>ought</w:t>
+      </w:r>
+      <w:r>
+        <w:rPr>
+          <w:rFonts w:eastAsia="思源黑体 CN Regular"/>
+        </w:rPr>
+        <w:t xml:space="preserve"> motivational speeches, they always do their best to intercede for the practices of nasty, disciplining adults before they can feel easy to make up some words against them in their hearts.</w:t>
       </w:r>
     </w:p>
     <w:p>
@@ -35896,21 +35870,7 @@
         <w:rPr>
           <w:rFonts w:eastAsia="思源黑体 CN Regular"/>
         </w:rPr>
-        <w:t xml:space="preserve">No, you can’t just believe in a set of theories, religion, spirituality, or intuition that separates proper discipline from abuse. You’ve got to always seek the least amount of pain and unfreedom that brings the same long-term benefit—or the same amount of pain and unfreedom that brings the greatest long-term benefit, if you’re ambitious—you can’t just believe in something. Believing is what rebellious children do—it’s what I’m going to do, and I believe that you shouldn’t intentionally discipline or punish people no matter what the assessment of </w:t>
-      </w:r>
-      <w:proofErr w:type="gramStart"/>
-      <w:r>
-        <w:rPr>
-          <w:rFonts w:eastAsia="思源黑体 CN Regular"/>
-        </w:rPr>
-        <w:t>long term</w:t>
-      </w:r>
-      <w:proofErr w:type="gramEnd"/>
-      <w:r>
-        <w:rPr>
-          <w:rFonts w:eastAsia="思源黑体 CN Regular"/>
-        </w:rPr>
-        <w:t xml:space="preserve"> benefit is. Of course, if a disciplined person gives up their </w:t>
+        <w:t xml:space="preserve">No, you can’t just believe in a set of theories, religion, spirituality, or intuition that separates proper discipline from abuse. You’ve got to always seek the least amount of pain and unfreedom that brings the same long-term benefit—or the same amount of pain and unfreedom that brings the greatest long-term benefit, if you’re ambitious—you can’t just believe in something. Believing is what rebellious children do—it’s what I’m going to do, and I believe that you shouldn’t intentionally discipline or punish people no matter what the assessment of long term benefit is. Of course, if a disciplined person gives up their </w:t>
       </w:r>
       <w:r>
         <w:rPr>
@@ -36055,21 +36015,7 @@
         <w:rPr>
           <w:rFonts w:eastAsia="思源黑体 CN Regular"/>
         </w:rPr>
-        <w:t xml:space="preserve"> on the wall would be hard on a child; in </w:t>
-      </w:r>
-      <w:proofErr w:type="gramStart"/>
-      <w:r>
-        <w:rPr>
-          <w:rFonts w:eastAsia="思源黑体 CN Regular"/>
-        </w:rPr>
-        <w:t>fact</w:t>
-      </w:r>
-      <w:proofErr w:type="gramEnd"/>
-      <w:r>
-        <w:rPr>
-          <w:rFonts w:eastAsia="思源黑体 CN Regular"/>
-        </w:rPr>
-        <w:t xml:space="preserve"> it would be hard on everyone. Words are coercion, except that the coerced have the option of blaming themselves besides obeying.</w:t>
+        <w:t xml:space="preserve"> on the wall would be hard on a child; in fact it would be hard on everyone. Words are coercion, except that the coerced have the option of blaming themselves besides obeying.</w:t>
       </w:r>
     </w:p>
     <w:p>
@@ -36291,21 +36237,7 @@
           <w:rFonts w:eastAsia="思源黑体 CN Regular"/>
         </w:rPr>
         <w:lastRenderedPageBreak/>
-        <w:t xml:space="preserve">yourself, I don’t want to strive to be better, and the fact that I hate the people who say these things in front of me, and I hate them to the point where I’m imagining hurting them, you’re still going to feel bad about yourself. </w:t>
-      </w:r>
-      <w:proofErr w:type="gramStart"/>
-      <w:r>
-        <w:rPr>
-          <w:rFonts w:eastAsia="思源黑体 CN Regular"/>
-        </w:rPr>
-        <w:t>So</w:t>
-      </w:r>
-      <w:proofErr w:type="gramEnd"/>
-      <w:r>
-        <w:rPr>
-          <w:rFonts w:eastAsia="思源黑体 CN Regular"/>
-        </w:rPr>
-        <w:t xml:space="preserve"> there’s not a lot I can do about that—I can only say to all you parents out there that there are people who do things to your children that you don’t realize.</w:t>
+        <w:t>yourself, I don’t want to strive to be better, and the fact that I hate the people who say these things in front of me, and I hate them to the point where I’m imagining hurting them, you’re still going to feel bad about yourself. So there’s not a lot I can do about that—I can only say to all you parents out there that there are people who do things to your children that you don’t realize.</w:t>
       </w:r>
     </w:p>
     <w:p>
@@ -36440,7 +36372,21 @@
           <w:rFonts w:eastAsia="思源黑体 CN Regular"/>
         </w:rPr>
         <w:lastRenderedPageBreak/>
-        <w:t xml:space="preserve">always inevitably ask yourself why you can’t be as obedient as they are. Another reason to feel fear is that you fear that accepting them will lead you to inadvertently accept what you are not forced to do, or to miss out on ideas that can be used to try and persuade the person constraining you. People criticize you every day with inadequate arguments, and you reflect on it with a hundred times the thought they did when they criticized you, so that you don’t feel as bad as being criticized. Lying to yourself or not thinking enough will not make you feel good either, because (1) they will point out tomorrow where you are deceiving yourself or underconsidering (albeit in the middle of 50 criticisms with insufficient reasons), and (2) one of the main reasons why this kind of thinking makes you feel better is that you use your thinking to persuade the person who restricts you in your imagination (although this communication does not have a chance to happen), and false or insufficient reflection does not reassure you. You are basically not using your reason for your own long-term good; you are using the unimaginable amount of self-reflection for those who are not vulnerable, to protect the part of you that is rebellious and saying, </w:t>
+        <w:t xml:space="preserve">always inevitably ask yourself why you can’t be as obedient as they are. Another reason to feel fear is that you fear that accepting them will lead you to inadvertently accept what you are not forced to do, or to miss out on ideas that can be used to try and persuade the person constraining you. People criticize you every day with inadequate arguments, and you reflect on it with a hundred times the thought they did when they criticized you, so that you don’t feel as bad as being criticized. Lying to yourself or not thinking enough will not make you feel good either, because (1) they will point out tomorrow where you are deceiving yourself or </w:t>
+      </w:r>
+      <w:proofErr w:type="spellStart"/>
+      <w:r>
+        <w:rPr>
+          <w:rFonts w:eastAsia="思源黑体 CN Regular"/>
+        </w:rPr>
+        <w:t>underconsidering</w:t>
+      </w:r>
+      <w:proofErr w:type="spellEnd"/>
+      <w:r>
+        <w:rPr>
+          <w:rFonts w:eastAsia="思源黑体 CN Regular"/>
+        </w:rPr>
+        <w:t xml:space="preserve"> (albeit in the middle of 50 criticisms with insufficient reasons), and (2) one of the main reasons why this kind of thinking makes you feel better is that you use your thinking to persuade the person who restricts you in your imagination (although this communication does not have a chance to happen), and false or insufficient reflection does not reassure you. You are basically not using your reason for your own long-term good; you are using the unimaginable amount of self-reflection for those who are not vulnerable, to protect the part of you that is rebellious and saying, </w:t>
       </w:r>
       <w:r>
         <w:rPr>
@@ -36490,35 +36436,7 @@
           <w:rFonts w:eastAsia="思源黑体 CN Regular"/>
         </w:rPr>
         <w:lastRenderedPageBreak/>
-        <w:t xml:space="preserve">in their heads. It’s not just </w:t>
-      </w:r>
-      <w:proofErr w:type="gramStart"/>
-      <w:r>
-        <w:rPr>
-          <w:rFonts w:eastAsia="思源黑体 CN Regular"/>
-        </w:rPr>
-        <w:t>that,</w:t>
-      </w:r>
-      <w:proofErr w:type="gramEnd"/>
-      <w:r>
-        <w:rPr>
-          <w:rFonts w:eastAsia="思源黑体 CN Regular"/>
-        </w:rPr>
-        <w:t xml:space="preserve"> there’s a deeper difference. The Chinese are much better at avoiding angry emotions, which leads to Chinese adults not feeling rebellious even after they have been given freedom, as some adults do. What kind of people do the Chinese find most rebellious? For adults, the Chinese feel that adults who forget the past are the most rebellious, rather than those who continue their quest for freedom as children are the most rebellious. Since adults are already free anyway, forgetting the past seems like the more indulgent and careless thing to do. Rebellion is a very tiring thing for a child to do. You’re tortured by anger in defense of your impulsiveness, laziness, and self-indulgence. In order to change the way </w:t>
-      </w:r>
-      <w:proofErr w:type="gramStart"/>
-      <w:r>
-        <w:rPr>
-          <w:rFonts w:eastAsia="思源黑体 CN Regular"/>
-        </w:rPr>
-        <w:t>adults</w:t>
-      </w:r>
-      <w:proofErr w:type="gramEnd"/>
-      <w:r>
-        <w:rPr>
-          <w:rFonts w:eastAsia="思源黑体 CN Regular"/>
-        </w:rPr>
-        <w:t xml:space="preserve"> treat you, you have to use your ability to think to some extent to convince them, and even face deeper self-contradictions. The Chinese child, being raised in a culture that excels at avoiding anger, is more likely to choose to control and try to ignore the feelings of anger, spending his free time playing video games, rather than seizing on his feelings of anger, rebelling and trying to change the way adults treat him. When I say that Chinese culture is good at avoiding anger, I don’t mean that teachers don’t get angry at their students. It is considered the teacher’s job to be angry at students, and teachers are considered obligated to act angry even when they aren’t in order to control children’s thoughts and behavior. That being the case, the teacher will choose to vent anger rather than control the anger and try to ignore it to resolve the anger. Another point I would add about anger is that Chinese culture is not only good at avoiding anger; it also emphasizes avoiding anger. If we say anger is seen by you as a willingness, then it can be said that anger is seen by the Chinese as a cost.</w:t>
+        <w:t>in their heads. It’s not just that, there’s a deeper difference. The Chinese are much better at avoiding angry emotions, which leads to Chinese adults not feeling rebellious even after they have been given freedom, as some adults do. What kind of people do the Chinese find most rebellious? For adults, the Chinese feel that adults who forget the past are the most rebellious, rather than those who continue their quest for freedom as children are the most rebellious. Since adults are already free anyway, forgetting the past seems like the more indulgent and careless thing to do. Rebellion is a very tiring thing for a child to do. You’re tortured by anger in defense of your impulsiveness, laziness, and self-indulgence. In order to change the way adults treat you, you have to use your ability to think to some extent to convince them, and even face deeper self-contradictions. The Chinese child, being raised in a culture that excels at avoiding anger, is more likely to choose to control and try to ignore the feelings of anger, spending his free time playing video games, rather than seizing on his feelings of anger, rebelling and trying to change the way adults treat him. When I say that Chinese culture is good at avoiding anger, I don’t mean that teachers don’t get angry at their students. It is considered the teacher’s job to be angry at students, and teachers are considered obligated to act angry even when they aren’t in order to control children’s thoughts and behavior. That being the case, the teacher will choose to vent anger rather than control the anger and try to ignore it to resolve the anger. Another point I would add about anger is that Chinese culture is not only good at avoiding anger; it also emphasizes avoiding anger. If we say anger is seen by you as a willingness, then it can be said that anger is seen by the Chinese as a cost.</w:t>
       </w:r>
     </w:p>
     <w:p>
@@ -36788,21 +36706,7 @@
         <w:rPr>
           <w:rFonts w:eastAsia="思源黑体 CN Regular"/>
         </w:rPr>
-        <w:t xml:space="preserve">I mean, the latter type of signs </w:t>
-      </w:r>
-      <w:proofErr w:type="gramStart"/>
-      <w:r>
-        <w:rPr>
-          <w:rFonts w:eastAsia="思源黑体 CN Regular"/>
-        </w:rPr>
-        <w:t>do</w:t>
-      </w:r>
-      <w:proofErr w:type="gramEnd"/>
-      <w:r>
-        <w:rPr>
-          <w:rFonts w:eastAsia="思源黑体 CN Regular"/>
-        </w:rPr>
-        <w:t xml:space="preserve"> exist here as well, just not as many as the former, and some of them are also posted by the government.</w:t>
+        <w:t>I mean, the latter type of signs do exist here as well, just not as many as the former, and some of them are also posted by the government.</w:t>
       </w:r>
     </w:p>
     <w:p>
@@ -37225,21 +37129,7 @@
         <w:rPr>
           <w:rFonts w:eastAsia="思源黑体 CN Regular"/>
         </w:rPr>
-        <w:t xml:space="preserve">There’s a gap between what </w:t>
-      </w:r>
-      <w:proofErr w:type="gramStart"/>
-      <w:r>
-        <w:rPr>
-          <w:rFonts w:eastAsia="思源黑体 CN Regular"/>
-        </w:rPr>
-        <w:t>parents</w:t>
-      </w:r>
-      <w:proofErr w:type="gramEnd"/>
-      <w:r>
-        <w:rPr>
-          <w:rFonts w:eastAsia="思源黑体 CN Regular"/>
-        </w:rPr>
-        <w:t xml:space="preserve"> pictures and what actually happens in the classroom. The teacher is about control and punishing, but this is clearer to the ones being controlled and punished—the children. Meanwhile, parents are convinced their child is simply being </w:t>
+        <w:t xml:space="preserve">There’s a gap between what parents pictures and what actually happens in the classroom. The teacher is about control and punishing, but this is clearer to the ones being controlled and punished—the children. Meanwhile, parents are convinced their child is simply being </w:t>
       </w:r>
       <w:r>
         <w:rPr>
@@ -38004,7 +37894,35 @@
           <w:rFonts w:eastAsia="思源黑体 CN Regular"/>
         </w:rPr>
         <w:lastRenderedPageBreak/>
-        <w:t>constraining or punishing you. For example, find a friend to keep you company. Let’s say, hypothetically, that you have no idea what you need to learn and therefore you need to learn 15 hours a day after you leave school. Then you just go on to school. You don’t need to be punished or disciplined. You skip maybe 30% of the classes freely, and you use 10*30%*1.5=4.5(hr) to remedy that. 7+4.5=11.5(hr) per day.</w:t>
+        <w:t>constraining or punishing you. For example, find a friend to keep you company. Let’s say, hypothetically, that you have no idea what you need to learn and therefore you need to learn 15 hours a day after you leave school. Then you just go on to school. You don’t need to be punished or disciplined. You skip maybe 30% of the classes freely, and you use 10*30%*1.5=4.5(</w:t>
+      </w:r>
+      <w:proofErr w:type="spellStart"/>
+      <w:r>
+        <w:rPr>
+          <w:rFonts w:eastAsia="思源黑体 CN Regular"/>
+        </w:rPr>
+        <w:t>hr</w:t>
+      </w:r>
+      <w:proofErr w:type="spellEnd"/>
+      <w:r>
+        <w:rPr>
+          <w:rFonts w:eastAsia="思源黑体 CN Regular"/>
+        </w:rPr>
+        <w:t>) to remedy that. 7+4.5=11.5(</w:t>
+      </w:r>
+      <w:proofErr w:type="spellStart"/>
+      <w:r>
+        <w:rPr>
+          <w:rFonts w:eastAsia="思源黑体 CN Regular"/>
+        </w:rPr>
+        <w:t>hr</w:t>
+      </w:r>
+      <w:proofErr w:type="spellEnd"/>
+      <w:r>
+        <w:rPr>
+          <w:rFonts w:eastAsia="思源黑体 CN Regular"/>
+        </w:rPr>
+        <w:t>) per day.</w:t>
       </w:r>
     </w:p>
     <w:p>
@@ -38487,21 +38405,7 @@
         <w:rPr>
           <w:rFonts w:eastAsia="思源黑体 CN Regular"/>
         </w:rPr>
-        <w:t xml:space="preserve">The Chinese don’t belong to </w:t>
-      </w:r>
-      <w:proofErr w:type="gramStart"/>
-      <w:r>
-        <w:rPr>
-          <w:rFonts w:eastAsia="思源黑体 CN Regular"/>
-        </w:rPr>
-        <w:t>themselves,</w:t>
-      </w:r>
-      <w:proofErr w:type="gramEnd"/>
-      <w:r>
-        <w:rPr>
-          <w:rFonts w:eastAsia="思源黑体 CN Regular"/>
-        </w:rPr>
-        <w:t xml:space="preserve"> they belong to the traditional culture and the people the government hires to write in the newspapers </w:t>
+        <w:t xml:space="preserve">The Chinese don’t belong to themselves, they belong to the traditional culture and the people the government hires to write in the newspapers </w:t>
       </w:r>
       <w:r>
         <w:rPr>
@@ -38709,19 +38613,11 @@
           <w:rFonts w:eastAsia="思源黑体 CN Regular"/>
         </w:rPr>
       </w:pPr>
-      <w:proofErr w:type="gramStart"/>
-      <w:r>
-        <w:rPr>
-          <w:rFonts w:eastAsia="思源黑体 CN Regular"/>
-        </w:rPr>
-        <w:t>So</w:t>
-      </w:r>
-      <w:proofErr w:type="gramEnd"/>
-      <w:r>
-        <w:rPr>
-          <w:rFonts w:eastAsia="思源黑体 CN Regular"/>
-        </w:rPr>
-        <w:t xml:space="preserve"> adults who call for less harsh discipline should make it clear that, in the end, they are making such a call not because of the ill effects of childhood discipline on their present, but because of the ill effects of childhood discipline on their past.</w:t>
+      <w:r>
+        <w:rPr>
+          <w:rFonts w:eastAsia="思源黑体 CN Regular"/>
+        </w:rPr>
+        <w:t>So adults who call for less harsh discipline should make it clear that, in the end, they are making such a call not because of the ill effects of childhood discipline on their present, but because of the ill effects of childhood discipline on their past.</w:t>
       </w:r>
     </w:p>
     <w:p>
@@ -39078,7 +38974,21 @@
         <w:rPr>
           <w:rFonts w:eastAsia="思源黑体 CN Regular"/>
         </w:rPr>
-        <w:t xml:space="preserve">You know, a kinda wild thing is that some people are criticizing body shaming, or feeling offended by all kinds of criticisms of themselves, or resentful of society’s demands for economic development, or religious, cultural, traditional, etc. demands for character enhancement, like I do, but don’t acknowledge that they feel like a child, or don’t realize that it’s because they’ve been a child. Then the disciplinarian sees this and says to himself, </w:t>
+        <w:t xml:space="preserve">You know, a </w:t>
+      </w:r>
+      <w:proofErr w:type="spellStart"/>
+      <w:r>
+        <w:rPr>
+          <w:rFonts w:eastAsia="思源黑体 CN Regular"/>
+        </w:rPr>
+        <w:t>kinda</w:t>
+      </w:r>
+      <w:proofErr w:type="spellEnd"/>
+      <w:r>
+        <w:rPr>
+          <w:rFonts w:eastAsia="思源黑体 CN Regular"/>
+        </w:rPr>
+        <w:t xml:space="preserve"> wild thing is that some people are criticizing body shaming, or feeling offended by all kinds of criticisms of themselves, or resentful of society’s demands for economic development, or religious, cultural, traditional, etc. demands for character enhancement, like I do, but don’t acknowledge that they feel like a child, or don’t realize that it’s because they’ve been a child. Then the disciplinarian sees this and says to himself, </w:t>
       </w:r>
       <w:r>
         <w:rPr>
@@ -39185,35 +39095,7 @@
         <w:rPr>
           <w:rFonts w:eastAsia="思源黑体 CN Regular"/>
         </w:rPr>
-        <w:t xml:space="preserve"> (decadent), isn</w:t>
-      </w:r>
-      <w:proofErr w:type="gramStart"/>
-      <w:r>
-        <w:rPr>
-          <w:rFonts w:eastAsia="思源黑体 CN Regular"/>
-        </w:rPr>
-        <w:t>’</w:t>
-      </w:r>
-      <w:proofErr w:type="gramEnd"/>
-      <w:r>
-        <w:rPr>
-          <w:rFonts w:eastAsia="思源黑体 CN Regular"/>
-        </w:rPr>
-        <w:t xml:space="preserve">t it? </w:t>
-      </w:r>
-      <w:proofErr w:type="gramStart"/>
-      <w:r>
-        <w:rPr>
-          <w:rFonts w:eastAsia="思源黑体 CN Regular"/>
-        </w:rPr>
-        <w:t>So</w:t>
-      </w:r>
-      <w:proofErr w:type="gramEnd"/>
-      <w:r>
-        <w:rPr>
-          <w:rFonts w:eastAsia="思源黑体 CN Regular"/>
-        </w:rPr>
-        <w:t xml:space="preserve"> you get the image of a teenager who skips school and plays video games all day. In fact, you have a much stronger impression than that; you would in fact have… what impression would you have? No, you don’t have a clear impression. I think a lot of people have the impression of a horror movie full of blood. That’s weird. I don’t know where such impressions come from. People </w:t>
+        <w:t xml:space="preserve"> (decadent), isn’t it? So you get the image of a teenager who skips school and plays video games all day. In fact, you have a much stronger impression than that; you would in fact have… what impression would you have? No, you don’t have a clear impression. I think a lot of people have the impression of a horror movie full of blood. That’s weird. I don’t know where such impressions come from. People </w:t>
       </w:r>
       <w:r>
         <w:rPr>
@@ -39252,38 +39134,218 @@
           <w:i/>
           <w:iCs/>
         </w:rPr>
-        <w:t>From French décadent, a back-formation from décadence (see -ent), from Medieval Latin dēcadentia, from Late Latin dēcadēns, present participle of dē cadō, dēcidō (</w:t>
-      </w:r>
+        <w:t xml:space="preserve">From French </w:t>
+      </w:r>
+      <w:proofErr w:type="spellStart"/>
       <w:r>
         <w:rPr>
           <w:rFonts w:eastAsia="思源黑体 CN Regular"/>
           <w:i/>
           <w:iCs/>
         </w:rPr>
-        <w:t>“</w:t>
-      </w:r>
+        <w:t>décadent</w:t>
+      </w:r>
+      <w:proofErr w:type="spellEnd"/>
       <w:r>
         <w:rPr>
           <w:rFonts w:eastAsia="思源黑体 CN Regular"/>
           <w:i/>
           <w:iCs/>
         </w:rPr>
-        <w:t>sink, fall; perish”), from Latin dē- + cadō (</w:t>
-      </w:r>
+        <w:t xml:space="preserve">, a back-formation from </w:t>
+      </w:r>
+      <w:proofErr w:type="spellStart"/>
       <w:r>
         <w:rPr>
           <w:rFonts w:eastAsia="思源黑体 CN Regular"/>
           <w:i/>
           <w:iCs/>
         </w:rPr>
-        <w:t>“</w:t>
-      </w:r>
+        <w:t>décadence</w:t>
+      </w:r>
+      <w:proofErr w:type="spellEnd"/>
       <w:r>
         <w:rPr>
           <w:rFonts w:eastAsia="思源黑体 CN Regular"/>
           <w:i/>
           <w:iCs/>
         </w:rPr>
+        <w:t xml:space="preserve"> (see -</w:t>
+      </w:r>
+      <w:proofErr w:type="spellStart"/>
+      <w:r>
+        <w:rPr>
+          <w:rFonts w:eastAsia="思源黑体 CN Regular"/>
+          <w:i/>
+          <w:iCs/>
+        </w:rPr>
+        <w:t>ent</w:t>
+      </w:r>
+      <w:proofErr w:type="spellEnd"/>
+      <w:r>
+        <w:rPr>
+          <w:rFonts w:eastAsia="思源黑体 CN Regular"/>
+          <w:i/>
+          <w:iCs/>
+        </w:rPr>
+        <w:t xml:space="preserve">), from Medieval Latin </w:t>
+      </w:r>
+      <w:proofErr w:type="spellStart"/>
+      <w:r>
+        <w:rPr>
+          <w:rFonts w:eastAsia="思源黑体 CN Regular"/>
+          <w:i/>
+          <w:iCs/>
+        </w:rPr>
+        <w:t>dēcadentia</w:t>
+      </w:r>
+      <w:proofErr w:type="spellEnd"/>
+      <w:r>
+        <w:rPr>
+          <w:rFonts w:eastAsia="思源黑体 CN Regular"/>
+          <w:i/>
+          <w:iCs/>
+        </w:rPr>
+        <w:t xml:space="preserve">, from Late Latin </w:t>
+      </w:r>
+      <w:proofErr w:type="spellStart"/>
+      <w:r>
+        <w:rPr>
+          <w:rFonts w:eastAsia="思源黑体 CN Regular"/>
+          <w:i/>
+          <w:iCs/>
+        </w:rPr>
+        <w:t>dēcadēns</w:t>
+      </w:r>
+      <w:proofErr w:type="spellEnd"/>
+      <w:r>
+        <w:rPr>
+          <w:rFonts w:eastAsia="思源黑体 CN Regular"/>
+          <w:i/>
+          <w:iCs/>
+        </w:rPr>
+        <w:t xml:space="preserve">, present participle of </w:t>
+      </w:r>
+      <w:proofErr w:type="spellStart"/>
+      <w:r>
+        <w:rPr>
+          <w:rFonts w:eastAsia="思源黑体 CN Regular"/>
+          <w:i/>
+          <w:iCs/>
+        </w:rPr>
+        <w:t>dē</w:t>
+      </w:r>
+      <w:proofErr w:type="spellEnd"/>
+      <w:r>
+        <w:rPr>
+          <w:rFonts w:eastAsia="思源黑体 CN Regular"/>
+          <w:i/>
+          <w:iCs/>
+        </w:rPr>
+        <w:t xml:space="preserve"> </w:t>
+      </w:r>
+      <w:proofErr w:type="spellStart"/>
+      <w:r>
+        <w:rPr>
+          <w:rFonts w:eastAsia="思源黑体 CN Regular"/>
+          <w:i/>
+          <w:iCs/>
+        </w:rPr>
+        <w:t>cadō</w:t>
+      </w:r>
+      <w:proofErr w:type="spellEnd"/>
+      <w:r>
+        <w:rPr>
+          <w:rFonts w:eastAsia="思源黑体 CN Regular"/>
+          <w:i/>
+          <w:iCs/>
+        </w:rPr>
+        <w:t xml:space="preserve">, </w:t>
+      </w:r>
+      <w:proofErr w:type="spellStart"/>
+      <w:r>
+        <w:rPr>
+          <w:rFonts w:eastAsia="思源黑体 CN Regular"/>
+          <w:i/>
+          <w:iCs/>
+        </w:rPr>
+        <w:t>dēcidō</w:t>
+      </w:r>
+      <w:proofErr w:type="spellEnd"/>
+      <w:r>
+        <w:rPr>
+          <w:rFonts w:eastAsia="思源黑体 CN Regular"/>
+          <w:i/>
+          <w:iCs/>
+        </w:rPr>
+        <w:t xml:space="preserve"> (</w:t>
+      </w:r>
+      <w:r>
+        <w:rPr>
+          <w:rFonts w:eastAsia="思源黑体 CN Regular"/>
+          <w:i/>
+          <w:iCs/>
+        </w:rPr>
+        <w:t>“</w:t>
+      </w:r>
+      <w:r>
+        <w:rPr>
+          <w:rFonts w:eastAsia="思源黑体 CN Regular"/>
+          <w:i/>
+          <w:iCs/>
+        </w:rPr>
+        <w:t xml:space="preserve">sink, fall; perish”), from Latin </w:t>
+      </w:r>
+      <w:proofErr w:type="spellStart"/>
+      <w:r>
+        <w:rPr>
+          <w:rFonts w:eastAsia="思源黑体 CN Regular"/>
+          <w:i/>
+          <w:iCs/>
+        </w:rPr>
+        <w:t>dē</w:t>
+      </w:r>
+      <w:proofErr w:type="spellEnd"/>
+      <w:r>
+        <w:rPr>
+          <w:rFonts w:eastAsia="思源黑体 CN Regular"/>
+          <w:i/>
+          <w:iCs/>
+        </w:rPr>
+        <w:t xml:space="preserve">- + </w:t>
+      </w:r>
+      <w:proofErr w:type="spellStart"/>
+      <w:r>
+        <w:rPr>
+          <w:rFonts w:eastAsia="思源黑体 CN Regular"/>
+          <w:i/>
+          <w:iCs/>
+        </w:rPr>
+        <w:t>cadō</w:t>
+      </w:r>
+      <w:proofErr w:type="spellEnd"/>
+      <w:r>
+        <w:rPr>
+          <w:rFonts w:eastAsia="思源黑体 CN Regular"/>
+          <w:i/>
+          <w:iCs/>
+        </w:rPr>
+        <w:t xml:space="preserve"> (</w:t>
+      </w:r>
+      <w:r>
+        <w:rPr>
+          <w:rFonts w:eastAsia="思源黑体 CN Regular"/>
+          <w:i/>
+          <w:iCs/>
+        </w:rPr>
+        <w:t>“</w:t>
+      </w:r>
+      <w:r>
+        <w:rPr>
+          <w:rFonts w:eastAsia="思源黑体 CN Regular"/>
+          <w:i/>
+          <w:iCs/>
+        </w:rPr>
         <w:t>fall”).</w:t>
       </w:r>
     </w:p>
@@ -39298,21 +39360,7 @@
         <w:rPr>
           <w:rFonts w:eastAsia="思源黑体 CN Regular"/>
         </w:rPr>
-        <w:t>I suspect most people don’t know it. The Chinese word splitting is easy, because it</w:t>
-      </w:r>
-      <w:proofErr w:type="gramStart"/>
-      <w:r>
-        <w:rPr>
-          <w:rFonts w:eastAsia="思源黑体 CN Regular"/>
-        </w:rPr>
-        <w:t>’</w:t>
-      </w:r>
-      <w:proofErr w:type="gramEnd"/>
-      <w:r>
-        <w:rPr>
-          <w:rFonts w:eastAsia="思源黑体 CN Regular"/>
-        </w:rPr>
-        <w:t xml:space="preserve">s just two characters, </w:t>
+        <w:t xml:space="preserve">I suspect most people don’t know it. The Chinese word splitting is easy, because it’s just two characters, </w:t>
       </w:r>
       <w:r>
         <w:rPr>
@@ -39395,21 +39443,7 @@
           <w:rFonts w:eastAsia="思源黑体 CN Regular"/>
         </w:rPr>
         <w:lastRenderedPageBreak/>
-        <w:t xml:space="preserve">the core meaning of the word is untrue, that kid won’t feel too bad about himself for it, and the teacher might even be criticized by his parents for doing so. </w:t>
-      </w:r>
-      <w:proofErr w:type="gramStart"/>
-      <w:r>
-        <w:rPr>
-          <w:rFonts w:eastAsia="思源黑体 CN Regular"/>
-        </w:rPr>
-        <w:t>So</w:t>
-      </w:r>
-      <w:proofErr w:type="gramEnd"/>
-      <w:r>
-        <w:rPr>
-          <w:rFonts w:eastAsia="思源黑体 CN Regular"/>
-        </w:rPr>
-        <w:t xml:space="preserve"> the teacher has to use words like </w:t>
+        <w:t xml:space="preserve">the core meaning of the word is untrue, that kid won’t feel too bad about himself for it, and the teacher might even be criticized by his parents for doing so. So the teacher has to use words like </w:t>
       </w:r>
       <w:r>
         <w:rPr>
@@ -39467,19 +39501,11 @@
           <w:rFonts w:eastAsia="思源黑体 CN Regular"/>
         </w:rPr>
       </w:pPr>
-      <w:proofErr w:type="gramStart"/>
-      <w:r>
-        <w:rPr>
-          <w:rFonts w:eastAsia="思源黑体 CN Regular"/>
-        </w:rPr>
-        <w:t>So</w:t>
-      </w:r>
-      <w:proofErr w:type="gramEnd"/>
-      <w:r>
-        <w:rPr>
-          <w:rFonts w:eastAsia="思源黑体 CN Regular"/>
-        </w:rPr>
-        <w:t xml:space="preserve"> by calling your teacher Hitler, you’re parroting the surface of conservatives offending people and adults criticizing children, and you’re not learning the essence.</w:t>
+      <w:r>
+        <w:rPr>
+          <w:rFonts w:eastAsia="思源黑体 CN Regular"/>
+        </w:rPr>
+        <w:t>So by calling your teacher Hitler, you’re parroting the surface of conservatives offending people and adults criticizing children, and you’re not learning the essence.</w:t>
       </w:r>
     </w:p>
     <w:p>
@@ -39814,7 +39840,21 @@
         <w:rPr>
           <w:rFonts w:eastAsia="思源黑体 CN Regular"/>
         </w:rPr>
-        <w:t>the government has to propagate altruism among the people”, and apparently apparently the two are being intentionally confused as one thing.</w:t>
+        <w:t xml:space="preserve">the government has to propagate altruism among the people”, and apparently </w:t>
+      </w:r>
+      <w:proofErr w:type="spellStart"/>
+      <w:r>
+        <w:rPr>
+          <w:rFonts w:eastAsia="思源黑体 CN Regular"/>
+        </w:rPr>
+        <w:t>apparently</w:t>
+      </w:r>
+      <w:proofErr w:type="spellEnd"/>
+      <w:r>
+        <w:rPr>
+          <w:rFonts w:eastAsia="思源黑体 CN Regular"/>
+        </w:rPr>
+        <w:t xml:space="preserve"> the two are being intentionally confused as one thing.</w:t>
       </w:r>
     </w:p>
     <w:p>
@@ -40263,7 +40303,21 @@
           <w:rFonts w:eastAsia="思源黑体 CN Regular"/>
         </w:rPr>
         <w:lastRenderedPageBreak/>
-        <w:t>Constraints are devastating. Being forced to do one thing can cause you to be unwilling to do five things you would otherwise do yourself. You are confronted with your rebellion. Suppose you are also forced to do those five things, because anger is an uncomfortable feeling, or you still try to accept the five things you would have done, or you decide to comfort your rebellion. Or, you’re just thinking subconsciously. Whatever the case may be, you realize that you can convince yourself that you can study hard for the good of others and not just yourself, you can try to convince yourself that teachers and parents are your employers, and you can try to convince yourself that you wouldn’t actually do those five things assuming no one is pushing you. Aware of these things frightens you, because your anger does not want to go away, and because these things may be the reason why others are willing to accept being constrained; whether consciously or not, you always inevitably ask yourself why you can’t be as obedient as they are. Another reason to feel fear is that you fear that accepting them will lead you to inadvertently accept what you are not forced to do, or to miss out on ideas that can be used to try and persuade the person constraining you. People criticize you every day with inadequate arguments, and you reflect on it with a hundred times the thought they did when they criticized you, so that you don’t feel as bad as being criticized. Lying to yourself or not thinking enough will not make you feel good either, because (1) they will point out tomorrow where you are deceiving yourself or underconsidering (albeit in the middle of 50 criticisms with insufficient reasons), and (2) one of the main reasons why this kind of thinking makes you feel better is that you use your thinking to persuade the person who restricts you in your imagination (although this communication does not have a chance to happen), and false or insufficient reflection does not reassure you.</w:t>
+        <w:t xml:space="preserve">Constraints are devastating. Being forced to do one thing can cause you to be unwilling to do five things you would otherwise do yourself. You are confronted with your rebellion. Suppose you are also forced to do those five things, because anger is an uncomfortable feeling, or you still try to accept the five things you would have done, or you decide to comfort your rebellion. Or, you’re just thinking subconsciously. Whatever the case may be, you realize that you can convince yourself that you can study hard for the good of others and not just yourself, you can try to convince yourself that teachers and parents are your employers, and you can try to convince yourself that you wouldn’t actually do those five things assuming no one is pushing you. Aware of these things frightens you, because your anger does not want to go away, and because these things may be the reason why others are willing to accept being constrained; whether consciously or not, you always inevitably ask yourself why you can’t be as obedient as they are. Another reason to feel fear is that you fear that accepting them will lead you to inadvertently accept what you are not forced to do, or to miss out on ideas that can be used to try and persuade the person constraining you. People criticize you every day with inadequate arguments, and you reflect on it with a hundred times the thought they did when they criticized you, so that you don’t feel as bad as being criticized. Lying to yourself or not thinking enough will not make you feel good either, because (1) they will point out tomorrow where you are deceiving yourself or </w:t>
+      </w:r>
+      <w:proofErr w:type="spellStart"/>
+      <w:r>
+        <w:rPr>
+          <w:rFonts w:eastAsia="思源黑体 CN Regular"/>
+        </w:rPr>
+        <w:t>underconsidering</w:t>
+      </w:r>
+      <w:proofErr w:type="spellEnd"/>
+      <w:r>
+        <w:rPr>
+          <w:rFonts w:eastAsia="思源黑体 CN Regular"/>
+        </w:rPr>
+        <w:t xml:space="preserve"> (albeit in the middle of 50 criticisms with insufficient reasons), and (2) one of the main reasons why this kind of thinking makes you feel better is that you use your thinking to persuade the person who restricts you in your imagination (although this communication does not have a chance to happen), and false or insufficient reflection does not reassure you.</w:t>
       </w:r>
     </w:p>
     <w:p>
@@ -40304,7 +40358,21 @@
         <w:rPr>
           <w:rFonts w:eastAsia="思源黑体 CN Regular"/>
         </w:rPr>
-        <w:t xml:space="preserve">learning self-discipline”. I’m in college now, and the busiest days of college aren’t nearly as busy as 1/3 of primary and secondary schools here, and most importantly, no one punishes or shames me. I still have to do things to graduate and push myself to do things sometimes. I realised that I could say to myself, </w:t>
+        <w:t xml:space="preserve">learning self-discipline”. I’m in college now, and the busiest days of college aren’t nearly as busy as 1/3 of primary and secondary schools here, and most importantly, no one punishes or shames me. I still have to do things to graduate and push myself to do things sometimes. I </w:t>
+      </w:r>
+      <w:proofErr w:type="spellStart"/>
+      <w:r>
+        <w:rPr>
+          <w:rFonts w:eastAsia="思源黑体 CN Regular"/>
+        </w:rPr>
+        <w:t>realised</w:t>
+      </w:r>
+      <w:proofErr w:type="spellEnd"/>
+      <w:r>
+        <w:rPr>
+          <w:rFonts w:eastAsia="思源黑体 CN Regular"/>
+        </w:rPr>
+        <w:t xml:space="preserve"> that I could say to myself, </w:t>
       </w:r>
       <w:r>
         <w:rPr>
@@ -40328,7 +40396,21 @@
         <w:rPr>
           <w:rFonts w:eastAsia="思源黑体 CN Regular"/>
         </w:rPr>
-        <w:t xml:space="preserve"> That thought really scared me. Although, I could argue that just because I push myself in this way doesn’t mean I’m in favour of primary and secondary school; I’d rather I didn’t have primary and secondary school experiences to draw on, but primary and secondary school experiences are a fait accompli. But, no, I’m not going to rush myself by recalling my primary and secondary school experiences. To take a step back, a month or two of experience can provide experience, not 12 years of primary and secondary school. Taking another step back, one may feel rebellious and try to deliberately lose the ability to exercise self-discipline that one gets from primary and secondary school. People can be so in love with freedom that after they get it, they still, sometimes, choose to destroy what others have built in them that could have been of use to them.</w:t>
+        <w:t xml:space="preserve"> That thought really scared me. Although, I could argue that just because I push myself in this way doesn’t mean I’m in </w:t>
+      </w:r>
+      <w:proofErr w:type="spellStart"/>
+      <w:r>
+        <w:rPr>
+          <w:rFonts w:eastAsia="思源黑体 CN Regular"/>
+        </w:rPr>
+        <w:t>favour</w:t>
+      </w:r>
+      <w:proofErr w:type="spellEnd"/>
+      <w:r>
+        <w:rPr>
+          <w:rFonts w:eastAsia="思源黑体 CN Regular"/>
+        </w:rPr>
+        <w:t xml:space="preserve"> of primary and secondary school; I’d rather I didn’t have primary and secondary school experiences to draw on, but primary and secondary school experiences are a fait accompli. But, no, I’m not going to rush myself by recalling my primary and secondary school experiences. To take a step back, a month or two of experience can provide experience, not 12 years of primary and secondary school. Taking another step back, one may feel rebellious and try to deliberately lose the ability to exercise self-discipline that one gets from primary and secondary school. People can be so in love with freedom that after they get it, they still, sometimes, choose to destroy what others have built in them that could have been of use to them.</w:t>
       </w:r>
     </w:p>
     <w:p>
@@ -40491,21 +40573,7 @@
         <w:rPr>
           <w:rFonts w:eastAsia="思源黑体 CN Regular"/>
         </w:rPr>
-        <w:t xml:space="preserve">Chinese are the best at accepting the persecution of others. </w:t>
-      </w:r>
-      <w:proofErr w:type="gramStart"/>
-      <w:r>
-        <w:rPr>
-          <w:rFonts w:eastAsia="思源黑体 CN Regular"/>
-        </w:rPr>
-        <w:t>So</w:t>
-      </w:r>
-      <w:proofErr w:type="gramEnd"/>
-      <w:r>
-        <w:rPr>
-          <w:rFonts w:eastAsia="思源黑体 CN Regular"/>
-        </w:rPr>
-        <w:t xml:space="preserve"> I’m not qualified to be a Chinese. Feel that there is no point in a constraint? Just call it character enhancement. Freedom-loving people will say that character enhancement is a guise for meaningless constraints, and freedom-haters will say that there are no meaningless constraints, because all restraints are character enhancement. Immorality happens when there are a handful of freedom-loving people who should be ashamed and whose characters need to be improved in a freedom-hating culture, because your existence provides their victims. However, </w:t>
+        <w:t xml:space="preserve">Chinese are the best at accepting the persecution of others. So I’m not qualified to be a Chinese. Feel that there is no point in a constraint? Just call it character enhancement. Freedom-loving people will say that character enhancement is a guise for meaningless constraints, and freedom-haters will say that there are no meaningless constraints, because all restraints are character enhancement. Immorality happens when there are a handful of freedom-loving people who should be ashamed and whose characters need to be improved in a freedom-hating culture, because your existence provides their victims. However, </w:t>
       </w:r>
       <w:r>
         <w:rPr>
@@ -41302,21 +41370,7 @@
         <w:rPr>
           <w:rFonts w:eastAsia="思源黑体 CN Regular"/>
         </w:rPr>
-        <w:t xml:space="preserve">Of course I wouldn’t say it’s my obligation; </w:t>
-      </w:r>
-      <w:proofErr w:type="gramStart"/>
-      <w:r>
-        <w:rPr>
-          <w:rFonts w:eastAsia="思源黑体 CN Regular"/>
-        </w:rPr>
-        <w:t>otherwise</w:t>
-      </w:r>
-      <w:proofErr w:type="gramEnd"/>
-      <w:r>
-        <w:rPr>
-          <w:rFonts w:eastAsia="思源黑体 CN Regular"/>
-        </w:rPr>
-        <w:t xml:space="preserve"> I’d have to feel bad because I didn’t study hard enough to be the Secretary of Education.</w:t>
+        <w:t>Of course I wouldn’t say it’s my obligation; otherwise I’d have to feel bad because I didn’t study hard enough to be the Secretary of Education.</w:t>
       </w:r>
     </w:p>
     <w:p>
@@ -41632,19 +41686,11 @@
           <w:rFonts w:eastAsia="思源黑体 CN Regular"/>
         </w:rPr>
       </w:pPr>
-      <w:proofErr w:type="gramStart"/>
-      <w:r>
-        <w:rPr>
-          <w:rFonts w:eastAsia="思源黑体 CN Regular"/>
-        </w:rPr>
-        <w:t>So</w:t>
-      </w:r>
-      <w:proofErr w:type="gramEnd"/>
-      <w:r>
-        <w:rPr>
-          <w:rFonts w:eastAsia="思源黑体 CN Regular"/>
-        </w:rPr>
-        <w:t xml:space="preserve"> you might want to use that excuse to rip it out, but you’re afraid that your teacher will do a motivational speech along the way when she glues it back in. If you’re resisting the urge to rip it down in case your teacher gives a motivational speech tomorrow, why don’t you try to like that motivational quote and develop the character to work hard to </w:t>
+      <w:r>
+        <w:rPr>
+          <w:rFonts w:eastAsia="思源黑体 CN Regular"/>
+        </w:rPr>
+        <w:t xml:space="preserve">So you might want to use that excuse to rip it out, but you’re afraid that your teacher will do a motivational speech along the way when she glues it back in. If you’re resisting the urge to rip it down in case your teacher gives a motivational speech tomorrow, why don’t you try to like that motivational quote and develop the character to work hard to </w:t>
       </w:r>
       <w:r>
         <w:rPr>
@@ -41714,19 +41760,11 @@
           <w:rFonts w:eastAsia="思源黑体 CN Regular"/>
         </w:rPr>
       </w:pPr>
-      <w:proofErr w:type="gramStart"/>
-      <w:r>
-        <w:rPr>
-          <w:rFonts w:eastAsia="思源黑体 CN Regular"/>
-        </w:rPr>
-        <w:t>So</w:t>
-      </w:r>
-      <w:proofErr w:type="gramEnd"/>
-      <w:r>
-        <w:rPr>
-          <w:rFonts w:eastAsia="思源黑体 CN Regular"/>
-        </w:rPr>
-        <w:t xml:space="preserve"> you can see, there’s definitely a lot of debate about patriotism. If you take pleasure in a bad situation, people seem justified in hating you. One excuse is that you’re not rejoicing in a bad situation; you’re just emphasizing the bad aspects of the situation to make people better. There are two things that are ironic. One is that you are saying that you are doing a kind of encouragement, but in fact you are opposed to something similar; the other is that you can realize that emphasizing bad situations comes from being happy about bad </w:t>
+      <w:r>
+        <w:rPr>
+          <w:rFonts w:eastAsia="思源黑体 CN Regular"/>
+        </w:rPr>
+        <w:t xml:space="preserve">So you can see, there’s definitely a lot of debate about patriotism. If you take pleasure in a bad situation, people seem justified in hating you. One excuse is that you’re not rejoicing in a bad situation; you’re just emphasizing the bad aspects of the situation to make people better. There are two things that are ironic. One is that you are saying that you are doing a kind of encouragement, but in fact you are opposed to something similar; the other is that you can realize that emphasizing bad situations comes from being happy about bad </w:t>
       </w:r>
       <w:r>
         <w:rPr>
